--- a/docs/testing/2026-10-24/D4 Testing Report Revised.docx
+++ b/docs/testing/2026-10-24/D4 Testing Report Revised.docx
@@ -33,10 +33,7 @@
         <w:widowControl/>
       </w:pPr>
       <w:r>
-        <w:rPr>
-          <w:b/>
-        </w:rPr>
-        <w:t>Testing lead Sarah Thomas   |   Submission date 24 October 2026</w:t>
+        <w:t>Prepared by Minh   |   Testing lead Sarah Thomas   |   Submission date 24 October 2026</w:t>
       </w:r>
     </w:p>
     <w:p>
@@ -82,6 +79,52 @@
         <w:t>Document control</w:t>
       </w:r>
     </w:p>
+    <w:p>
+      <w:pPr>
+        <w:keepNext/>
+      </w:pPr>
+      <w:r>
+        <w:t>The revision history records changes to the testing report</w:t>
+      </w:r>
+      <w:r>
+        <w:t xml:space="preserve"> (see </w:t>
+      </w:r>
+      <w:r>
+        <w:fldChar w:fldCharType="begin"/>
+        <w:instrText xml:space="preserve"> REF D4Table001 \h </w:instrText>
+        <w:fldChar w:fldCharType="separate"/>
+        <w:t>TABLE 1</w:t>
+        <w:fldChar w:fldCharType="end"/>
+      </w:r>
+      <w:r>
+        <w:t>).</w:t>
+      </w:r>
+    </w:p>
+    <w:p>
+      <w:pPr>
+        <w:pStyle w:val="Tabletitle"/>
+      </w:pPr>
+      <w:bookmarkStart w:id="15" w:name="D4Table001"/>
+      <w:r>
+        <w:t xml:space="preserve">TABLE </w:t>
+      </w:r>
+      <w:r>
+        <w:rPr>
+          <w:b/>
+          <w:i w:val="0"/>
+          <w:sz w:val="20"/>
+        </w:rPr>
+        <w:fldChar w:fldCharType="begin"/>
+        <w:instrText xml:space="preserve"> SEQ TABLE \* ARABIC </w:instrText>
+        <w:fldChar w:fldCharType="separate"/>
+        <w:t>1</w:t>
+        <w:fldChar w:fldCharType="end"/>
+      </w:r>
+      <w:bookmarkEnd w:id="15"/>
+      <w:r>
+        <w:t xml:space="preserve"> Report revision history</w:t>
+      </w:r>
+    </w:p>
     <w:tbl>
       <w:tblPr>
         <w:tblW w:type="auto" w:w="0"/>
@@ -121,6 +164,7 @@
           </w:tcPr>
           <w:p>
             <w:pPr>
+              <w:keepNext/>
               <w:spacing w:before="0" w:after="60" w:line="247" w:lineRule="auto"/>
             </w:pPr>
             <w:r>
@@ -142,16 +186,15 @@
           </w:tcPr>
           <w:p>
             <w:pPr>
-              <w:spacing w:before="0" w:after="60" w:line="247" w:lineRule="auto"/>
-            </w:pPr>
-            <w:r>
-              <w:rPr>
-                <w:rFonts w:ascii="Arial" w:hAnsi="Arial"/>
+              <w:keepNext/>
+            </w:pPr>
+            <w:r>
+              <w:rPr>
                 <w:b/>
                 <w:color w:val="FFFFFF"/>
-                <w:sz w:val="19"/>
-              </w:rPr>
-              <w:t>Person or responsibility</w:t>
+                <w:sz w:val="18"/>
+              </w:rPr>
+              <w:t>Report contributor</w:t>
             </w:r>
           </w:p>
         </w:tc>
@@ -163,6 +206,7 @@
           </w:tcPr>
           <w:p>
             <w:pPr>
+              <w:keepNext/>
               <w:spacing w:before="0" w:after="60" w:line="247" w:lineRule="auto"/>
             </w:pPr>
             <w:r>
@@ -189,6 +233,7 @@
           </w:tcPr>
           <w:p>
             <w:pPr>
+              <w:keepNext/>
               <w:spacing w:before="0" w:after="60" w:line="247" w:lineRule="auto"/>
             </w:pPr>
             <w:r>
@@ -212,6 +257,7 @@
           </w:tcPr>
           <w:p>
             <w:pPr>
+              <w:keepNext/>
               <w:spacing w:before="0" w:after="60" w:line="247" w:lineRule="auto"/>
             </w:pPr>
             <w:r>
@@ -233,6 +279,7 @@
           </w:tcPr>
           <w:p>
             <w:pPr>
+              <w:keepNext/>
               <w:spacing w:before="0" w:after="60" w:line="247" w:lineRule="auto"/>
             </w:pPr>
             <w:r>
@@ -259,6 +306,7 @@
           </w:tcPr>
           <w:p>
             <w:pPr>
+              <w:keepNext/>
               <w:spacing w:before="0" w:after="60" w:line="247" w:lineRule="auto"/>
             </w:pPr>
             <w:r>
@@ -282,18 +330,13 @@
           </w:tcPr>
           <w:p>
             <w:pPr>
-              <w:spacing w:before="0" w:after="60" w:line="247" w:lineRule="auto"/>
-            </w:pPr>
-            <w:r>
-              <w:rPr>
-                <w:rFonts w:ascii="Arial" w:hAnsi="Arial"/>
-                <w:b w:val="0"/>
-                <w:color w:val="000000"/>
-                <w:sz w:val="19"/>
-              </w:rPr>
-              <w:t>Codex assisted revision requested by Salvi</w:t>
-              <w:br/>
-              <w:t>Testing lead Sarah Thomas</w:t>
+              <w:keepNext/>
+            </w:pPr>
+            <w:r>
+              <w:rPr>
+                <w:sz w:val="18"/>
+              </w:rPr>
+              <w:t>Minh</w:t>
             </w:r>
           </w:p>
         </w:tc>
@@ -305,6 +348,7 @@
           </w:tcPr>
           <w:p>
             <w:pPr>
+              <w:keepNext/>
               <w:spacing w:before="0" w:after="60" w:line="247" w:lineRule="auto"/>
             </w:pPr>
             <w:r>
@@ -331,6 +375,7 @@
           </w:tcPr>
           <w:p>
             <w:pPr>
+              <w:keepNext/>
               <w:spacing w:before="0" w:after="60" w:line="247" w:lineRule="auto"/>
             </w:pPr>
             <w:r>
@@ -354,16 +399,13 @@
           </w:tcPr>
           <w:p>
             <w:pPr>
-              <w:spacing w:before="0" w:after="60" w:line="247" w:lineRule="auto"/>
-            </w:pPr>
-            <w:r>
-              <w:rPr>
-                <w:rFonts w:ascii="Arial" w:hAnsi="Arial"/>
-                <w:b w:val="0"/>
-                <w:color w:val="000000"/>
-                <w:sz w:val="19"/>
-              </w:rPr>
-              <w:t>Codex assisted revision requested by Salvi</w:t>
+              <w:keepNext/>
+            </w:pPr>
+            <w:r>
+              <w:rPr>
+                <w:sz w:val="18"/>
+              </w:rPr>
+              <w:t>Minh</w:t>
             </w:r>
           </w:p>
         </w:tc>
@@ -375,6 +417,7 @@
           </w:tcPr>
           <w:p>
             <w:pPr>
+              <w:keepNext/>
               <w:spacing w:before="0" w:after="60" w:line="247" w:lineRule="auto"/>
             </w:pPr>
             <w:r>
@@ -401,6 +444,7 @@
           </w:tcPr>
           <w:p>
             <w:pPr>
+              <w:keepNext/>
               <w:spacing w:before="0" w:after="60" w:line="247" w:lineRule="auto"/>
             </w:pPr>
             <w:r>
@@ -424,18 +468,13 @@
           </w:tcPr>
           <w:p>
             <w:pPr>
-              <w:spacing w:before="0" w:after="60" w:line="247" w:lineRule="auto"/>
-            </w:pPr>
-            <w:r>
-              <w:rPr>
-                <w:rFonts w:ascii="Arial" w:hAnsi="Arial"/>
-                <w:b w:val="0"/>
-                <w:color w:val="000000"/>
-                <w:sz w:val="19"/>
-              </w:rPr>
-              <w:t>Codex assisted revision requested by Salvi</w:t>
-              <w:br/>
-              <w:t>Sarah Thomas review pending</w:t>
+              <w:keepNext/>
+            </w:pPr>
+            <w:r>
+              <w:rPr>
+                <w:sz w:val="18"/>
+              </w:rPr>
+              <w:t>Minh</w:t>
             </w:r>
           </w:p>
         </w:tc>
@@ -447,6 +486,7 @@
           </w:tcPr>
           <w:p>
             <w:pPr>
+              <w:keepNext/>
               <w:spacing w:before="0" w:after="60" w:line="247" w:lineRule="auto"/>
             </w:pPr>
             <w:r>
@@ -473,6 +513,7 @@
           </w:tcPr>
           <w:p>
             <w:pPr>
+              <w:keepNext/>
               <w:spacing w:before="0" w:after="60" w:line="247" w:lineRule="auto"/>
             </w:pPr>
             <w:r>
@@ -496,16 +537,13 @@
           </w:tcPr>
           <w:p>
             <w:pPr>
-              <w:spacing w:before="0" w:after="60" w:line="247" w:lineRule="auto"/>
-            </w:pPr>
-            <w:r>
-              <w:rPr>
-                <w:rFonts w:ascii="Arial" w:hAnsi="Arial"/>
-                <w:b w:val="0"/>
-                <w:color w:val="000000"/>
-                <w:sz w:val="19"/>
-              </w:rPr>
-              <w:t>Codex assisted revision requested by Salvi</w:t>
+              <w:keepNext/>
+            </w:pPr>
+            <w:r>
+              <w:rPr>
+                <w:sz w:val="18"/>
+              </w:rPr>
+              <w:t>Minh</w:t>
             </w:r>
           </w:p>
         </w:tc>
@@ -517,6 +555,7 @@
           </w:tcPr>
           <w:p>
             <w:pPr>
+              <w:keepNext/>
               <w:spacing w:before="0" w:after="60" w:line="247" w:lineRule="auto"/>
             </w:pPr>
             <w:r>
@@ -540,6 +579,9 @@
             <w:tcW w:type="dxa" w:w="1814"/>
           </w:tcPr>
           <w:p>
+            <w:pPr>
+              <w:keepNext/>
+            </w:pPr>
             <w:r>
               <w:rPr>
                 <w:sz w:val="18"/>
@@ -553,11 +595,14 @@
             <w:tcW w:type="dxa" w:w="2948"/>
           </w:tcPr>
           <w:p>
+            <w:pPr>
+              <w:keepNext/>
+            </w:pPr>
             <w:r>
               <w:rPr>
                 <w:sz w:val="18"/>
               </w:rPr>
-              <w:t>Codex at Salvi’s request; Sarah Thomas remains testing lead</w:t>
+              <w:t>Minh</w:t>
             </w:r>
           </w:p>
         </w:tc>
@@ -566,11 +611,55 @@
             <w:tcW w:type="dxa" w:w="5102"/>
           </w:tcPr>
           <w:p>
+            <w:pPr>
+              <w:keepNext/>
+            </w:pPr>
             <w:r>
               <w:rPr>
                 <w:sz w:val="18"/>
               </w:rPr>
               <w:t>Aligned with eight customer use cases in final D4 pp. 62–72 and SRS; executed current tests, retained failures/retests and replaced provisional statuses with observed dispositions.</w:t>
+            </w:r>
+          </w:p>
+        </w:tc>
+      </w:tr>
+      <w:tr>
+        <w:tc>
+          <w:tcPr>
+            <w:tcW w:type="dxa" w:w="1814"/>
+          </w:tcPr>
+          <w:p>
+            <w:r>
+              <w:rPr>
+                <w:sz w:val="18"/>
+              </w:rPr>
+              <w:t>V1.6 — 24 October 2026</w:t>
+            </w:r>
+          </w:p>
+        </w:tc>
+        <w:tc>
+          <w:tcPr>
+            <w:tcW w:type="dxa" w:w="2948"/>
+          </w:tcPr>
+          <w:p>
+            <w:r>
+              <w:rPr>
+                <w:sz w:val="18"/>
+              </w:rPr>
+              <w:t>Minh</w:t>
+            </w:r>
+          </w:p>
+        </w:tc>
+        <w:tc>
+          <w:tcPr>
+            <w:tcW w:type="dxa" w:w="5102"/>
+          </w:tcPr>
+          <w:p>
+            <w:r>
+              <w:rPr>
+                <w:sz w:val="18"/>
+              </w:rPr>
+              <w:t>Numbered and titled all 26 tables, added linked references in the body text, and updated report authorship.</w:t>
             </w:r>
           </w:p>
         </w:tc>
@@ -769,6 +858,52 @@
         <w:t>How to interpret results</w:t>
       </w:r>
     </w:p>
+    <w:p>
+      <w:pPr>
+        <w:keepNext/>
+      </w:pPr>
+      <w:r>
+        <w:t>The status definitions explain how to interpret each recorded test outcome</w:t>
+      </w:r>
+      <w:r>
+        <w:t xml:space="preserve"> (see </w:t>
+      </w:r>
+      <w:r>
+        <w:fldChar w:fldCharType="begin"/>
+        <w:instrText xml:space="preserve"> REF D4Table002 \h </w:instrText>
+        <w:fldChar w:fldCharType="separate"/>
+        <w:t>TABLE 2</w:t>
+        <w:fldChar w:fldCharType="end"/>
+      </w:r>
+      <w:r>
+        <w:t>).</w:t>
+      </w:r>
+    </w:p>
+    <w:p>
+      <w:pPr>
+        <w:pStyle w:val="Tabletitle"/>
+      </w:pPr>
+      <w:bookmarkStart w:id="16" w:name="D4Table002"/>
+      <w:r>
+        <w:t xml:space="preserve">TABLE </w:t>
+      </w:r>
+      <w:r>
+        <w:rPr>
+          <w:b/>
+          <w:i w:val="0"/>
+          <w:sz w:val="20"/>
+        </w:rPr>
+        <w:fldChar w:fldCharType="begin"/>
+        <w:instrText xml:space="preserve"> SEQ TABLE \* ARABIC </w:instrText>
+        <w:fldChar w:fldCharType="separate"/>
+        <w:t>2</w:t>
+        <w:fldChar w:fldCharType="end"/>
+      </w:r>
+      <w:bookmarkEnd w:id="16"/>
+      <w:r>
+        <w:t xml:space="preserve"> Test result status definitions</w:t>
+      </w:r>
+    </w:p>
     <w:tbl>
       <w:tblPr>
         <w:tblW w:type="auto" w:w="0"/>
@@ -807,6 +942,7 @@
           </w:tcPr>
           <w:p>
             <w:pPr>
+              <w:keepNext/>
               <w:spacing w:before="0" w:after="60" w:line="247" w:lineRule="auto"/>
             </w:pPr>
             <w:r>
@@ -828,6 +964,7 @@
           </w:tcPr>
           <w:p>
             <w:pPr>
+              <w:keepNext/>
               <w:spacing w:before="0" w:after="60" w:line="247" w:lineRule="auto"/>
             </w:pPr>
             <w:r>
@@ -1206,6 +1343,44 @@
       <w:r>
         <w:t>Source of truth: final D4 Figure 7, page 62; use case descriptions, pages 63–72; SRS FR-01–FR-40, pages 42–46. The diagram shows eight customer use cases, but the text numbers only UC01–UC07. Table 50 also captions cart management as UC08 while its body says UC07. This report preserves the body identifiers and uses BR for the unnumbered Browse / Search Products case. The matrix below replaces the provisional TO-only mapping. [E17]</w:t>
       </w:r>
+      <w:r>
+        <w:t xml:space="preserve"> (see </w:t>
+      </w:r>
+      <w:r>
+        <w:fldChar w:fldCharType="begin"/>
+        <w:instrText xml:space="preserve"> REF D4Table003 \h </w:instrText>
+        <w:fldChar w:fldCharType="separate"/>
+        <w:t>TABLE 3</w:t>
+        <w:fldChar w:fldCharType="end"/>
+      </w:r>
+      <w:r>
+        <w:t>).</w:t>
+      </w:r>
+    </w:p>
+    <w:p>
+      <w:pPr>
+        <w:pStyle w:val="Tabletitle"/>
+      </w:pPr>
+      <w:bookmarkStart w:id="17" w:name="D4Table003"/>
+      <w:r>
+        <w:t xml:space="preserve">TABLE </w:t>
+      </w:r>
+      <w:r>
+        <w:rPr>
+          <w:b/>
+          <w:i w:val="0"/>
+          <w:sz w:val="20"/>
+        </w:rPr>
+        <w:fldChar w:fldCharType="begin"/>
+        <w:instrText xml:space="preserve"> SEQ TABLE \* ARABIC </w:instrText>
+        <w:fldChar w:fldCharType="separate"/>
+        <w:t>3</w:t>
+        <w:fldChar w:fldCharType="end"/>
+      </w:r>
+      <w:bookmarkEnd w:id="17"/>
+      <w:r>
+        <w:t xml:space="preserve"> Customer use cases and test coverage</w:t>
+      </w:r>
     </w:p>
     <w:tbl>
       <w:tblPr>
@@ -1246,6 +1421,9 @@
             <w:shd w:fill="333333"/>
           </w:tcPr>
           <w:p>
+            <w:pPr>
+              <w:keepNext/>
+            </w:pPr>
             <w:r>
               <w:rPr>
                 <w:b/>
@@ -1263,6 +1441,9 @@
             <w:shd w:fill="333333"/>
           </w:tcPr>
           <w:p>
+            <w:pPr>
+              <w:keepNext/>
+            </w:pPr>
             <w:r>
               <w:rPr>
                 <w:b/>
@@ -1280,6 +1461,9 @@
             <w:shd w:fill="333333"/>
           </w:tcPr>
           <w:p>
+            <w:pPr>
+              <w:keepNext/>
+            </w:pPr>
             <w:r>
               <w:rPr>
                 <w:b/>
@@ -1297,6 +1481,9 @@
             <w:shd w:fill="333333"/>
           </w:tcPr>
           <w:p>
+            <w:pPr>
+              <w:keepNext/>
+            </w:pPr>
             <w:r>
               <w:rPr>
                 <w:b/>
@@ -1795,7 +1982,45 @@
         <w:keepNext/>
       </w:pPr>
       <w:r>
-        <w:t>The eight-case matrix establishes traceability. The following review maps the described alternative flows and identifies the limits of the execution evidence. A coverage gap is not counted as a pass.</w:t>
+        <w:t>The eight-case matrix establishes traceability. The following review maps the described alternative flows and identifies the limits of the execution evidence. A coverage gap is not counted as a pass</w:t>
+      </w:r>
+      <w:r>
+        <w:t xml:space="preserve"> (see </w:t>
+      </w:r>
+      <w:r>
+        <w:fldChar w:fldCharType="begin"/>
+        <w:instrText xml:space="preserve"> REF D4Table004 \h </w:instrText>
+        <w:fldChar w:fldCharType="separate"/>
+        <w:t>TABLE 4</w:t>
+        <w:fldChar w:fldCharType="end"/>
+      </w:r>
+      <w:r>
+        <w:t>).</w:t>
+      </w:r>
+    </w:p>
+    <w:p>
+      <w:pPr>
+        <w:pStyle w:val="Tabletitle"/>
+      </w:pPr>
+      <w:bookmarkStart w:id="18" w:name="D4Table004"/>
+      <w:r>
+        <w:t xml:space="preserve">TABLE </w:t>
+      </w:r>
+      <w:r>
+        <w:rPr>
+          <w:b/>
+          <w:i w:val="0"/>
+          <w:sz w:val="20"/>
+        </w:rPr>
+        <w:fldChar w:fldCharType="begin"/>
+        <w:instrText xml:space="preserve"> SEQ TABLE \* ARABIC </w:instrText>
+        <w:fldChar w:fldCharType="separate"/>
+        <w:t>4</w:t>
+        <w:fldChar w:fldCharType="end"/>
+      </w:r>
+      <w:bookmarkEnd w:id="18"/>
+      <w:r>
+        <w:t xml:space="preserve"> Alternative use case flows and coverage limits</w:t>
       </w:r>
     </w:p>
     <w:tbl>
@@ -1821,6 +2046,10 @@
             <w:vAlign w:val="center"/>
           </w:tcPr>
           <w:p>
+            <w:pPr>
+              <w:keepNext/>
+              <w:spacing w:before="20" w:after="40" w:line="240" w:lineRule="auto"/>
+            </w:pPr>
             <w:r>
               <w:rPr>
                 <w:b/>
@@ -1838,6 +2067,10 @@
             <w:vAlign w:val="center"/>
           </w:tcPr>
           <w:p>
+            <w:pPr>
+              <w:keepNext/>
+              <w:spacing w:before="20" w:after="40" w:line="240" w:lineRule="auto"/>
+            </w:pPr>
             <w:r>
               <w:rPr>
                 <w:b/>
@@ -1855,6 +2088,10 @@
             <w:vAlign w:val="center"/>
           </w:tcPr>
           <w:p>
+            <w:pPr>
+              <w:keepNext/>
+              <w:spacing w:before="20" w:after="40" w:line="240" w:lineRule="auto"/>
+            </w:pPr>
             <w:r>
               <w:rPr>
                 <w:b/>
@@ -1875,6 +2112,9 @@
             <w:tcW w:type="dxa" w:w="1152"/>
           </w:tcPr>
           <w:p>
+            <w:pPr>
+              <w:spacing w:before="20" w:after="40" w:line="240" w:lineRule="auto"/>
+            </w:pPr>
             <w:r>
               <w:rPr>
                 <w:sz w:val="18"/>
@@ -1888,6 +2128,9 @@
             <w:tcW w:type="dxa" w:w="3888"/>
           </w:tcPr>
           <w:p>
+            <w:pPr>
+              <w:spacing w:before="20" w:after="40" w:line="240" w:lineRule="auto"/>
+            </w:pPr>
             <w:r>
               <w:rPr>
                 <w:sz w:val="18"/>
@@ -1901,6 +2144,9 @@
             <w:tcW w:type="dxa" w:w="4176"/>
           </w:tcPr>
           <w:p>
+            <w:pPr>
+              <w:spacing w:before="20" w:after="40" w:line="240" w:lineRule="auto"/>
+            </w:pPr>
             <w:r>
               <w:rPr>
                 <w:sz w:val="18"/>
@@ -1919,6 +2165,9 @@
             <w:tcW w:type="dxa" w:w="1152"/>
           </w:tcPr>
           <w:p>
+            <w:pPr>
+              <w:spacing w:before="20" w:after="40" w:line="240" w:lineRule="auto"/>
+            </w:pPr>
             <w:r>
               <w:rPr>
                 <w:sz w:val="18"/>
@@ -1932,6 +2181,9 @@
             <w:tcW w:type="dxa" w:w="3888"/>
           </w:tcPr>
           <w:p>
+            <w:pPr>
+              <w:spacing w:before="20" w:after="40" w:line="240" w:lineRule="auto"/>
+            </w:pPr>
             <w:r>
               <w:rPr>
                 <w:sz w:val="18"/>
@@ -1945,6 +2197,9 @@
             <w:tcW w:type="dxa" w:w="4176"/>
           </w:tcPr>
           <w:p>
+            <w:pPr>
+              <w:spacing w:before="20" w:after="40" w:line="240" w:lineRule="auto"/>
+            </w:pPr>
             <w:r>
               <w:rPr>
                 <w:sz w:val="18"/>
@@ -1963,6 +2218,9 @@
             <w:tcW w:type="dxa" w:w="1152"/>
           </w:tcPr>
           <w:p>
+            <w:pPr>
+              <w:spacing w:before="20" w:after="40" w:line="240" w:lineRule="auto"/>
+            </w:pPr>
             <w:r>
               <w:rPr>
                 <w:sz w:val="18"/>
@@ -1976,6 +2234,9 @@
             <w:tcW w:type="dxa" w:w="3888"/>
           </w:tcPr>
           <w:p>
+            <w:pPr>
+              <w:spacing w:before="20" w:after="40" w:line="240" w:lineRule="auto"/>
+            </w:pPr>
             <w:r>
               <w:rPr>
                 <w:sz w:val="18"/>
@@ -1989,6 +2250,9 @@
             <w:tcW w:type="dxa" w:w="4176"/>
           </w:tcPr>
           <w:p>
+            <w:pPr>
+              <w:spacing w:before="20" w:after="40" w:line="240" w:lineRule="auto"/>
+            </w:pPr>
             <w:r>
               <w:rPr>
                 <w:sz w:val="18"/>
@@ -2007,6 +2271,9 @@
             <w:tcW w:type="dxa" w:w="1152"/>
           </w:tcPr>
           <w:p>
+            <w:pPr>
+              <w:spacing w:before="20" w:after="40" w:line="240" w:lineRule="auto"/>
+            </w:pPr>
             <w:r>
               <w:rPr>
                 <w:sz w:val="18"/>
@@ -2020,6 +2287,9 @@
             <w:tcW w:type="dxa" w:w="3888"/>
           </w:tcPr>
           <w:p>
+            <w:pPr>
+              <w:spacing w:before="20" w:after="40" w:line="240" w:lineRule="auto"/>
+            </w:pPr>
             <w:r>
               <w:rPr>
                 <w:sz w:val="18"/>
@@ -2033,6 +2303,9 @@
             <w:tcW w:type="dxa" w:w="4176"/>
           </w:tcPr>
           <w:p>
+            <w:pPr>
+              <w:spacing w:before="20" w:after="40" w:line="240" w:lineRule="auto"/>
+            </w:pPr>
             <w:r>
               <w:rPr>
                 <w:sz w:val="18"/>
@@ -2051,6 +2324,9 @@
             <w:tcW w:type="dxa" w:w="1152"/>
           </w:tcPr>
           <w:p>
+            <w:pPr>
+              <w:spacing w:before="20" w:after="40" w:line="240" w:lineRule="auto"/>
+            </w:pPr>
             <w:r>
               <w:rPr>
                 <w:sz w:val="18"/>
@@ -2064,6 +2340,9 @@
             <w:tcW w:type="dxa" w:w="3888"/>
           </w:tcPr>
           <w:p>
+            <w:pPr>
+              <w:spacing w:before="20" w:after="40" w:line="240" w:lineRule="auto"/>
+            </w:pPr>
             <w:r>
               <w:rPr>
                 <w:sz w:val="18"/>
@@ -2077,6 +2356,9 @@
             <w:tcW w:type="dxa" w:w="4176"/>
           </w:tcPr>
           <w:p>
+            <w:pPr>
+              <w:spacing w:before="20" w:after="40" w:line="240" w:lineRule="auto"/>
+            </w:pPr>
             <w:r>
               <w:rPr>
                 <w:sz w:val="18"/>
@@ -2112,7 +2394,45 @@
         <w:widowControl/>
       </w:pPr>
       <w:r>
-        <w:t>Tests follow the revised use case main flows, alternatives and failure conditions. Priorities are explicit size/budget/exclusion constraints, catalogue-supported explanations, correct multi-turn updates and purchase totals, then UI presentation. Each result identifies its execution layer: deterministic fixture, real model with synthetic catalogue, live read-only catalogue, actual HTTP route, deployed browser, or client decision. An assertion at one layer does not establish all the others.</w:t>
+        <w:t>Tests follow the revised use case main flows, alternatives and failure conditions. Priorities are explicit size/budget/exclusion constraints, catalogue-supported explanations, correct multi-turn updates and purchase totals, then UI presentation. Each result identifies its execution layer: deterministic fixture, real model with synthetic catalogue, live read-only catalogue, actual HTTP route, deployed browser, or client decision. An assertion at one layer does not establish all the others</w:t>
+      </w:r>
+      <w:r>
+        <w:t xml:space="preserve"> (see </w:t>
+      </w:r>
+      <w:r>
+        <w:fldChar w:fldCharType="begin"/>
+        <w:instrText xml:space="preserve"> REF D4Table005 \h </w:instrText>
+        <w:fldChar w:fldCharType="separate"/>
+        <w:t>TABLE 5</w:t>
+        <w:fldChar w:fldCharType="end"/>
+      </w:r>
+      <w:r>
+        <w:t>).</w:t>
+      </w:r>
+    </w:p>
+    <w:p>
+      <w:pPr>
+        <w:pStyle w:val="Tabletitle"/>
+      </w:pPr>
+      <w:bookmarkStart w:id="19" w:name="D4Table005"/>
+      <w:r>
+        <w:t xml:space="preserve">TABLE </w:t>
+      </w:r>
+      <w:r>
+        <w:rPr>
+          <w:b/>
+          <w:i w:val="0"/>
+          <w:sz w:val="20"/>
+        </w:rPr>
+        <w:fldChar w:fldCharType="begin"/>
+        <w:instrText xml:space="preserve"> SEQ TABLE \* ARABIC </w:instrText>
+        <w:fldChar w:fldCharType="separate"/>
+        <w:t>5</w:t>
+        <w:fldChar w:fldCharType="end"/>
+      </w:r>
+      <w:bookmarkEnd w:id="19"/>
+      <w:r>
+        <w:t xml:space="preserve"> Testing strategy by execution layer</w:t>
       </w:r>
     </w:p>
     <w:tbl>
@@ -2154,6 +2474,7 @@
           </w:tcPr>
           <w:p>
             <w:pPr>
+              <w:keepNext/>
               <w:spacing w:before="0" w:after="60" w:line="247" w:lineRule="auto"/>
             </w:pPr>
             <w:r>
@@ -2175,6 +2496,7 @@
           </w:tcPr>
           <w:p>
             <w:pPr>
+              <w:keepNext/>
               <w:spacing w:before="0" w:after="60" w:line="247" w:lineRule="auto"/>
             </w:pPr>
             <w:r>
@@ -2196,6 +2518,7 @@
           </w:tcPr>
           <w:p>
             <w:pPr>
+              <w:keepNext/>
               <w:spacing w:before="0" w:after="60" w:line="247" w:lineRule="auto"/>
             </w:pPr>
             <w:r>
@@ -2736,7 +3059,45 @@
         <w:widowControl/>
       </w:pPr>
       <w:r>
-        <w:t>Live extraction used the configured OpenAI model; catalogue checks used a read-only public Supabase client and a saved snapshot. Browser actions used the Codex in-app browser at recorded viewports of 1440 × 900, 1280 × 720 and 390 × 844. Its engine version was not exposed by the tool; no Chrome/Safari/Edge or physical iOS/Android certification is claimed. Evidence captures timestamps, exact screenshot dimensions, product IDs and visible state without credentials.</w:t>
+        <w:t>Live extraction used the configured OpenAI model; catalogue checks used a read-only public Supabase client and a saved snapshot. Browser actions used the embedded browser at recorded viewports of 1440 × 900, 1280 × 720 and 390 × 844. Its engine version was not exposed by the tool; no Chrome/Safari/Edge or physical iOS/Android certification is claimed. Evidence captures timestamps, exact screenshot dimensions, product IDs and visible state without credentials</w:t>
+      </w:r>
+      <w:r>
+        <w:t xml:space="preserve"> (see </w:t>
+      </w:r>
+      <w:r>
+        <w:fldChar w:fldCharType="begin"/>
+        <w:instrText xml:space="preserve"> REF D4Table006 \h </w:instrText>
+        <w:fldChar w:fldCharType="separate"/>
+        <w:t>TABLE 6</w:t>
+        <w:fldChar w:fldCharType="end"/>
+      </w:r>
+      <w:r>
+        <w:t>).</w:t>
+      </w:r>
+    </w:p>
+    <w:p>
+      <w:pPr>
+        <w:pStyle w:val="Tabletitle"/>
+      </w:pPr>
+      <w:bookmarkStart w:id="20" w:name="D4Table006"/>
+      <w:r>
+        <w:t xml:space="preserve">TABLE </w:t>
+      </w:r>
+      <w:r>
+        <w:rPr>
+          <w:b/>
+          <w:i w:val="0"/>
+          <w:sz w:val="20"/>
+        </w:rPr>
+        <w:fldChar w:fldCharType="begin"/>
+        <w:instrText xml:space="preserve"> SEQ TABLE \* ARABIC </w:instrText>
+        <w:fldChar w:fldCharType="separate"/>
+        <w:t>6</w:t>
+        <w:fldChar w:fldCharType="end"/>
+      </w:r>
+      <w:bookmarkEnd w:id="20"/>
+      <w:r>
+        <w:t xml:space="preserve"> Testing tools and environments</w:t>
       </w:r>
     </w:p>
     <w:tbl>
@@ -2777,6 +3138,7 @@
           </w:tcPr>
           <w:p>
             <w:pPr>
+              <w:keepNext/>
               <w:spacing w:before="0" w:after="60" w:line="247" w:lineRule="auto"/>
             </w:pPr>
             <w:r>
@@ -2797,6 +3159,9 @@
             <w:shd w:fill="333333"/>
           </w:tcPr>
           <w:p>
+            <w:pPr>
+              <w:keepNext/>
+            </w:pPr>
             <w:r>
               <w:rPr>
                 <w:b/>
@@ -3017,7 +3382,45 @@
         <w:widowControl/>
       </w:pPr>
       <w:r>
-        <w:t>The named team roles provide responsibility, not an execution signature. Sarah Thomas is the confirmed testing lead. The 24 October scripted and browser tests were launched, observed and documented by Codex at Salvi's request. Sarah's independent review is a separate team activity and has not been represented as completed by this agent.</w:t>
+        <w:t>Minh prepared this report and compiled the scripted and browser test evidence from 24 October. Sarah Thomas is the confirmed testing lead and independent technical reviewer. Report preparation and evidence compilation are separate from final team review and approval</w:t>
+      </w:r>
+      <w:r>
+        <w:t xml:space="preserve"> (see </w:t>
+      </w:r>
+      <w:r>
+        <w:fldChar w:fldCharType="begin"/>
+        <w:instrText xml:space="preserve"> REF D4Table007 \h </w:instrText>
+        <w:fldChar w:fldCharType="separate"/>
+        <w:t>TABLE 7</w:t>
+        <w:fldChar w:fldCharType="end"/>
+      </w:r>
+      <w:r>
+        <w:t>).</w:t>
+      </w:r>
+    </w:p>
+    <w:p>
+      <w:pPr>
+        <w:pStyle w:val="Tabletitle"/>
+      </w:pPr>
+      <w:bookmarkStart w:id="21" w:name="D4Table007"/>
+      <w:r>
+        <w:t xml:space="preserve">TABLE </w:t>
+      </w:r>
+      <w:r>
+        <w:rPr>
+          <w:b/>
+          <w:i w:val="0"/>
+          <w:sz w:val="20"/>
+        </w:rPr>
+        <w:fldChar w:fldCharType="begin"/>
+        <w:instrText xml:space="preserve"> SEQ TABLE \* ARABIC </w:instrText>
+        <w:fldChar w:fldCharType="separate"/>
+        <w:t>7</w:t>
+        <w:fldChar w:fldCharType="end"/>
+      </w:r>
+      <w:bookmarkEnd w:id="21"/>
+      <w:r>
+        <w:t xml:space="preserve"> Team roles and responsibilities</w:t>
       </w:r>
     </w:p>
     <w:tbl>
@@ -3059,6 +3462,7 @@
           </w:tcPr>
           <w:p>
             <w:pPr>
+              <w:keepNext/>
               <w:spacing w:before="0" w:after="60" w:line="247" w:lineRule="auto"/>
             </w:pPr>
             <w:r>
@@ -3080,6 +3484,7 @@
           </w:tcPr>
           <w:p>
             <w:pPr>
+              <w:keepNext/>
               <w:spacing w:before="0" w:after="60" w:line="247" w:lineRule="auto"/>
             </w:pPr>
             <w:r>
@@ -3101,6 +3506,7 @@
           </w:tcPr>
           <w:p>
             <w:pPr>
+              <w:keepNext/>
               <w:spacing w:before="0" w:after="60" w:line="247" w:lineRule="auto"/>
             </w:pPr>
             <w:r>
@@ -3535,7 +3941,7 @@
               <w:rPr>
                 <w:sz w:val="18"/>
               </w:rPr>
-              <w:t>Codex launched and observed the 24 October scripts and browser actions at Salvi’s request. Sarah remains the testing lead and independent technical reviewer.</w:t>
+              <w:t>Automated scripts retain timestamps and assertion output. Minh compiled the execution evidence; Sarah remains the testing lead and independent technical reviewer.</w:t>
             </w:r>
           </w:p>
         </w:tc>
@@ -3606,7 +4012,45 @@
         <w:rPr>
           <w:b w:val="0"/>
         </w:rPr>
-        <w:t xml:space="preserve">]. Remaining D4 work follows below.</w:t>
+        <w:t xml:space="preserve">]. Remaining D4 work follows below</w:t>
+      </w:r>
+      <w:r>
+        <w:t xml:space="preserve"> (see </w:t>
+      </w:r>
+      <w:r>
+        <w:fldChar w:fldCharType="begin"/>
+        <w:instrText xml:space="preserve"> REF D4Table008 \h </w:instrText>
+        <w:fldChar w:fldCharType="separate"/>
+        <w:t>TABLE 8</w:t>
+        <w:fldChar w:fldCharType="end"/>
+      </w:r>
+      <w:r>
+        <w:t>).</w:t>
+      </w:r>
+    </w:p>
+    <w:p>
+      <w:pPr>
+        <w:pStyle w:val="Tabletitle"/>
+      </w:pPr>
+      <w:bookmarkStart w:id="22" w:name="D4Table008"/>
+      <w:r>
+        <w:t xml:space="preserve">TABLE </w:t>
+      </w:r>
+      <w:r>
+        <w:rPr>
+          <w:b/>
+          <w:i w:val="0"/>
+          <w:sz w:val="20"/>
+        </w:rPr>
+        <w:fldChar w:fldCharType="begin"/>
+        <w:instrText xml:space="preserve"> SEQ TABLE \* ARABIC </w:instrText>
+        <w:fldChar w:fldCharType="separate"/>
+        <w:t>8</w:t>
+        <w:fldChar w:fldCharType="end"/>
+      </w:r>
+      <w:bookmarkEnd w:id="22"/>
+      <w:r>
+        <w:t xml:space="preserve"> Testing schedule and review responsibilities</w:t>
       </w:r>
     </w:p>
     <w:tbl>
@@ -3649,6 +4093,7 @@
           </w:tcPr>
           <w:p>
             <w:pPr>
+              <w:keepNext/>
               <w:spacing w:before="0" w:after="60" w:line="247" w:lineRule="auto"/>
               <w:jc w:val="center"/>
             </w:pPr>
@@ -3671,6 +4116,7 @@
           </w:tcPr>
           <w:p>
             <w:pPr>
+              <w:keepNext/>
               <w:spacing w:before="0" w:after="60" w:line="247" w:lineRule="auto"/>
             </w:pPr>
             <w:r>
@@ -3692,6 +4138,7 @@
           </w:tcPr>
           <w:p>
             <w:pPr>
+              <w:keepNext/>
               <w:spacing w:before="0" w:after="60" w:line="247" w:lineRule="auto"/>
             </w:pPr>
             <w:r>
@@ -3713,6 +4160,7 @@
           </w:tcPr>
           <w:p>
             <w:pPr>
+              <w:keepNext/>
               <w:spacing w:before="0" w:after="60" w:line="247" w:lineRule="auto"/>
             </w:pPr>
             <w:r>
@@ -3823,7 +4271,7 @@
               <w:rPr>
                 <w:sz w:val="18"/>
               </w:rPr>
-              <w:t>Codex operated; Sarah accountable for team review.</w:t>
+              <w:t>Minh — baseline evidence compilation; Sarah is accountable for team review.</w:t>
             </w:r>
           </w:p>
         </w:tc>
@@ -3880,7 +4328,7 @@
               <w:rPr>
                 <w:sz w:val="18"/>
               </w:rPr>
-              <w:t>Codex operated at Salvi’s request; configured model and synthetic catalogue.</w:t>
+              <w:t>Minh — model test evidence compilation; configured model and synthetic catalogue.</w:t>
             </w:r>
           </w:p>
         </w:tc>
@@ -3937,7 +4385,7 @@
               <w:rPr>
                 <w:sz w:val="18"/>
               </w:rPr>
-              <w:t>Codex operated; saved screenshots, accessibility state and logs.</w:t>
+              <w:t>Minh — browser evidence compilation; saved screenshots, accessibility state and logs.</w:t>
             </w:r>
           </w:p>
         </w:tc>
@@ -3994,7 +4442,7 @@
               <w:rPr>
                 <w:sz w:val="18"/>
               </w:rPr>
-              <w:t>Codex operated; read-only Supabase, local development and isolated HTTP processes.</w:t>
+              <w:t>Minh — integration and quality-check evidence compilation; read-only Supabase and isolated HTTP processes.</w:t>
             </w:r>
           </w:p>
         </w:tc>
@@ -4051,7 +4499,7 @@
               <w:rPr>
                 <w:sz w:val="18"/>
               </w:rPr>
-              <w:t>Codex prepares; Sarah remains final team reviewer.</w:t>
+              <w:t>Minh — report preparation; Sarah remains the final team reviewer.</w:t>
             </w:r>
           </w:p>
         </w:tc>
@@ -4233,6 +4681,52 @@
         <w:t>Execution commands and conditions</w:t>
       </w:r>
     </w:p>
+    <w:p>
+      <w:pPr>
+        <w:keepNext/>
+      </w:pPr>
+      <w:r>
+        <w:t>The execution commands identify the method and conditions for reproducing each test layer</w:t>
+      </w:r>
+      <w:r>
+        <w:t xml:space="preserve"> (see </w:t>
+      </w:r>
+      <w:r>
+        <w:fldChar w:fldCharType="begin"/>
+        <w:instrText xml:space="preserve"> REF D4Table009 \h </w:instrText>
+        <w:fldChar w:fldCharType="separate"/>
+        <w:t>TABLE 9</w:t>
+        <w:fldChar w:fldCharType="end"/>
+      </w:r>
+      <w:r>
+        <w:t>).</w:t>
+      </w:r>
+    </w:p>
+    <w:p>
+      <w:pPr>
+        <w:pStyle w:val="Tabletitle"/>
+      </w:pPr>
+      <w:bookmarkStart w:id="23" w:name="D4Table009"/>
+      <w:r>
+        <w:t xml:space="preserve">TABLE </w:t>
+      </w:r>
+      <w:r>
+        <w:rPr>
+          <w:b/>
+          <w:i w:val="0"/>
+          <w:sz w:val="20"/>
+        </w:rPr>
+        <w:fldChar w:fldCharType="begin"/>
+        <w:instrText xml:space="preserve"> SEQ TABLE \* ARABIC </w:instrText>
+        <w:fldChar w:fldCharType="separate"/>
+        <w:t>9</w:t>
+        <w:fldChar w:fldCharType="end"/>
+      </w:r>
+      <w:bookmarkEnd w:id="23"/>
+      <w:r>
+        <w:t xml:space="preserve"> Execution commands and conditions</w:t>
+      </w:r>
+    </w:p>
     <w:tbl>
       <w:tblPr>
         <w:tblW w:type="auto" w:w="0"/>
@@ -4272,6 +4766,7 @@
           </w:tcPr>
           <w:p>
             <w:pPr>
+              <w:keepNext/>
               <w:spacing w:before="0" w:after="60" w:line="247" w:lineRule="auto"/>
             </w:pPr>
             <w:r>
@@ -4293,6 +4788,7 @@
           </w:tcPr>
           <w:p>
             <w:pPr>
+              <w:keepNext/>
               <w:spacing w:before="0" w:after="60" w:line="247" w:lineRule="auto"/>
             </w:pPr>
             <w:r>
@@ -4314,6 +4810,7 @@
           </w:tcPr>
           <w:p>
             <w:pPr>
+              <w:keepNext/>
               <w:spacing w:before="0" w:after="60" w:line="247" w:lineRule="auto"/>
             </w:pPr>
             <w:r>
@@ -4833,7 +5330,7 @@
         <w:widowControl/>
       </w:pPr>
       <w:r>
-        <w:t>Each record retains case ID, operator (Codex, supervised by the requesting user), date/time, input, expected and actual result, layer, candidate, evidence and defect reference. Independent team review and defect closure are separate. DF identifiers are report references, not invented Jira keys.</w:t>
+        <w:t>Each record retains the case ID, execution method, date and time, input, expected and actual result, layer, candidate, evidence and defect reference. Minh compiles the report and evidence; independent team review and defect closure are separate. DF identifiers are report references, not Jira keys.</w:t>
       </w:r>
     </w:p>
     <w:p>
@@ -4854,6 +5351,52 @@
       </w:pPr>
       <w:r>
         <w:t>Risks and contingencies</w:t>
+      </w:r>
+    </w:p>
+    <w:p>
+      <w:pPr>
+        <w:keepNext/>
+      </w:pPr>
+      <w:r>
+        <w:t>The risk register records testing constraints and the response assigned to each risk</w:t>
+      </w:r>
+      <w:r>
+        <w:t xml:space="preserve"> (see </w:t>
+      </w:r>
+      <w:r>
+        <w:fldChar w:fldCharType="begin"/>
+        <w:instrText xml:space="preserve"> REF D4Table010 \h </w:instrText>
+        <w:fldChar w:fldCharType="separate"/>
+        <w:t>TABLE 10</w:t>
+        <w:fldChar w:fldCharType="end"/>
+      </w:r>
+      <w:r>
+        <w:t>).</w:t>
+      </w:r>
+    </w:p>
+    <w:p>
+      <w:pPr>
+        <w:pStyle w:val="Tabletitle"/>
+      </w:pPr>
+      <w:bookmarkStart w:id="24" w:name="D4Table010"/>
+      <w:r>
+        <w:t xml:space="preserve">TABLE </w:t>
+      </w:r>
+      <w:r>
+        <w:rPr>
+          <w:b/>
+          <w:i w:val="0"/>
+          <w:sz w:val="20"/>
+        </w:rPr>
+        <w:fldChar w:fldCharType="begin"/>
+        <w:instrText xml:space="preserve"> SEQ TABLE \* ARABIC </w:instrText>
+        <w:fldChar w:fldCharType="separate"/>
+        <w:t>10</w:t>
+        <w:fldChar w:fldCharType="end"/>
+      </w:r>
+      <w:bookmarkEnd w:id="24"/>
+      <w:r>
+        <w:t xml:space="preserve"> Testing risks and contingencies</w:t>
       </w:r>
     </w:p>
     <w:tbl>
@@ -4894,6 +5437,7 @@
           </w:tcPr>
           <w:p>
             <w:pPr>
+              <w:keepNext/>
               <w:spacing w:before="0" w:after="60" w:line="247" w:lineRule="auto"/>
             </w:pPr>
             <w:r>
@@ -4915,6 +5459,7 @@
           </w:tcPr>
           <w:p>
             <w:pPr>
+              <w:keepNext/>
               <w:spacing w:before="0" w:after="60" w:line="247" w:lineRule="auto"/>
             </w:pPr>
             <w:r>
@@ -5201,1379 +5746,50 @@
         <w:t>Product details and bag</w:t>
       </w:r>
     </w:p>
-    <w:tbl>
-      <w:tblPr>
-        <w:tblW w:type="auto" w:w="0"/>
-        <w:jc w:val="center"/>
-        <w:tblLayout w:type="fixed"/>
-        <w:tblLook w:firstColumn="1" w:firstRow="1" w:lastColumn="0" w:lastRow="0" w:noHBand="0" w:noVBand="1" w:val="04A0"/>
-        <w:tblBorders>
-          <w:top w:val="single" w:sz="4" w:color="D9D9D9"/>
-          <w:left w:val="single" w:sz="4" w:color="D9D9D9"/>
-          <w:bottom w:val="single" w:sz="4" w:color="D9D9D9"/>
-          <w:right w:val="single" w:sz="4" w:color="D9D9D9"/>
-          <w:insideH w:val="single" w:sz="4" w:color="D9D9D9"/>
-          <w:insideV w:val="single" w:sz="4" w:color="D9D9D9"/>
-        </w:tblBorders>
-        <w:tblCellMar>
-          <w:top w:w="70" w:type="dxa"/>
-          <w:bottom w:w="70" w:type="dxa"/>
-          <w:left w:w="85" w:type="dxa"/>
-          <w:right w:w="85" w:type="dxa"/>
-        </w:tblCellMar>
-      </w:tblPr>
-      <w:tblGrid>
-        <w:gridCol w:w="1928"/>
-        <w:gridCol w:w="4479"/>
-        <w:gridCol w:w="4195"/>
-        <w:gridCol w:w="4422"/>
-      </w:tblGrid>
-      <w:tr>
-        <w:trPr>
-          <w:tblHeader w:val="true"/>
-          <w:cantSplit/>
-        </w:trPr>
-        <w:tc>
-          <w:tcPr>
-            <w:tcW w:type="dxa" w:w="1928"/>
-            <w:vAlign w:val="center"/>
-            <w:shd w:fill="333333"/>
-          </w:tcPr>
-          <w:p>
-            <w:pPr>
-              <w:spacing w:before="0" w:after="60" w:line="247" w:lineRule="auto"/>
-            </w:pPr>
-            <w:r>
-              <w:rPr>
-                <w:rFonts w:ascii="Arial" w:hAnsi="Arial"/>
-                <w:b/>
-                <w:color w:val="FFFFFF"/>
-                <w:sz w:val="19"/>
-              </w:rPr>
-              <w:t>Case and purpose</w:t>
-            </w:r>
-          </w:p>
-        </w:tc>
-        <w:tc>
-          <w:tcPr>
-            <w:tcW w:type="dxa" w:w="4479"/>
-            <w:vAlign w:val="center"/>
-            <w:shd w:fill="333333"/>
-          </w:tcPr>
-          <w:p>
-            <w:pPr>
-              <w:spacing w:before="0" w:after="60" w:line="247" w:lineRule="auto"/>
-            </w:pPr>
-            <w:r>
-              <w:rPr>
-                <w:rFonts w:ascii="Arial" w:hAnsi="Arial"/>
-                <w:b/>
-                <w:color w:val="FFFFFF"/>
-                <w:sz w:val="19"/>
-              </w:rPr>
-              <w:t>Exact input or action for next execution</w:t>
-            </w:r>
-          </w:p>
-        </w:tc>
-        <w:tc>
-          <w:tcPr>
-            <w:tcW w:type="dxa" w:w="4195"/>
-            <w:vAlign w:val="center"/>
-            <w:shd w:fill="333333"/>
-          </w:tcPr>
-          <w:p>
-            <w:pPr>
-              <w:spacing w:before="0" w:after="60" w:line="247" w:lineRule="auto"/>
-            </w:pPr>
-            <w:r>
-              <w:rPr>
-                <w:rFonts w:ascii="Arial" w:hAnsi="Arial"/>
-                <w:b/>
-                <w:color w:val="FFFFFF"/>
-                <w:sz w:val="19"/>
-              </w:rPr>
-              <w:t>Expected result</w:t>
-            </w:r>
-          </w:p>
-        </w:tc>
-        <w:tc>
-          <w:tcPr>
-            <w:tcW w:type="dxa" w:w="4422"/>
-            <w:vAlign w:val="center"/>
-            <w:shd w:fill="333333"/>
-          </w:tcPr>
-          <w:p>
-            <w:pPr>
-              <w:spacing w:before="0" w:after="60" w:line="247" w:lineRule="auto"/>
-            </w:pPr>
-            <w:r>
-              <w:rPr>
-                <w:rFonts w:ascii="Arial" w:hAnsi="Arial"/>
-                <w:b/>
-                <w:color w:val="FFFFFF"/>
-                <w:sz w:val="19"/>
-              </w:rPr>
-              <w:t>Observed result and status</w:t>
-            </w:r>
-          </w:p>
-        </w:tc>
-      </w:tr>
-      <w:tr>
-        <w:trPr>
-          <w:cantSplit/>
-        </w:trPr>
-        <w:tc>
-          <w:tcPr>
-            <w:tcW w:type="dxa" w:w="1928"/>
-            <w:vAlign w:val="center"/>
-            <w:shd w:fill="FFFFFF"/>
-          </w:tcPr>
-          <w:p>
-            <w:pPr>
-              <w:spacing w:before="0" w:after="60" w:line="247" w:lineRule="auto"/>
-            </w:pPr>
-            <w:r>
-              <w:rPr>
-                <w:rFonts w:ascii="Arial" w:hAnsi="Arial"/>
-                <w:b w:val="0"/>
-                <w:color w:val="000000"/>
-                <w:sz w:val="19"/>
-              </w:rPr>
-              <w:t>TC-PD-01</w:t>
-              <w:br/>
-              <w:t>Product details load (UC05)</w:t>
-            </w:r>
-          </w:p>
-        </w:tc>
-        <w:tc>
-          <w:tcPr>
-            <w:tcW w:type="dxa" w:w="4479"/>
-            <w:vAlign w:val="center"/>
-            <w:shd w:fill="FFFFFF"/>
-          </w:tcPr>
-          <w:p>
-            <w:r>
-              <w:rPr>
-                <w:sz w:val="18"/>
-              </w:rPr>
-              <w:t>Open /products/P1031 (PD1) on desktop; compare details with the saved fixture record.</w:t>
-            </w:r>
-          </w:p>
-        </w:tc>
-        <w:tc>
-          <w:tcPr>
-            <w:tcW w:type="dxa" w:w="4195"/>
-            <w:vAlign w:val="center"/>
-            <w:shd w:fill="FFFFFF"/>
-          </w:tcPr>
-          <w:p>
-            <w:pPr>
-              <w:spacing w:before="0" w:after="60" w:line="247" w:lineRule="auto"/>
-            </w:pPr>
-            <w:r>
-              <w:rPr>
-                <w:rFonts w:ascii="Arial" w:hAnsi="Arial"/>
-                <w:b w:val="0"/>
-                <w:color w:val="000000"/>
-                <w:sz w:val="19"/>
-              </w:rPr>
-              <w:t>Page displays product image(s), name, price, colours and sizes from the catalogue</w:t>
-            </w:r>
-          </w:p>
-        </w:tc>
-        <w:tc>
-          <w:tcPr>
-            <w:tcW w:type="dxa" w:w="4422"/>
-            <w:vAlign w:val="center"/>
-            <w:shd w:fill="FFFFFF"/>
-          </w:tcPr>
-          <w:p>
-            <w:r>
-              <w:rPr>
-                <w:sz w:val="18"/>
-              </w:rPr>
-              <w:t xml:space="preserve">Pass — P1031 details loaded; Gold, A$90 and XS/S/M/L/XL matched the live fixture. </w:t>
-            </w:r>
-            <w:hyperlink r:id="rId84">
-              <w:r>
-                <w:rPr>
-                  <w:rStyle w:val="Hyperlink"/>
-                  <w:sz w:val="18"/>
-                  <w:color w:val="0563C1"/>
-                  <w:u w:val="single"/>
-                </w:rPr>
-                <w:t>[24 Oct evidence]</w:t>
-              </w:r>
-            </w:hyperlink>
-          </w:p>
-        </w:tc>
-      </w:tr>
-      <w:tr>
-        <w:trPr>
-          <w:cantSplit/>
-        </w:trPr>
-        <w:tc>
-          <w:tcPr>
-            <w:tcW w:type="dxa" w:w="1928"/>
-            <w:vAlign w:val="center"/>
-            <w:shd w:fill="F5F5F5"/>
-          </w:tcPr>
-          <w:p>
-            <w:r>
-              <w:rPr>
-                <w:sz w:val="18"/>
-              </w:rPr>
-              <w:t>TC-PD-02 — Recorded colour display (UC05; scope revised)</w:t>
-            </w:r>
-          </w:p>
-        </w:tc>
-        <w:tc>
-          <w:tcPr>
-            <w:tcW w:type="dxa" w:w="4479"/>
-            <w:vAlign w:val="center"/>
-            <w:shd w:fill="F5F5F5"/>
-          </w:tcPr>
-          <w:p>
-            <w:r>
-              <w:rPr>
-                <w:sz w:val="18"/>
-              </w:rPr>
-              <w:t>Open P1031; compare the Gold catalogue colour with the visible swatch/label and saved cart row. Do not require nonexistent variants.</w:t>
-            </w:r>
-          </w:p>
-        </w:tc>
-        <w:tc>
-          <w:tcPr>
-            <w:tcW w:type="dxa" w:w="4195"/>
-            <w:vAlign w:val="center"/>
-            <w:shd w:fill="F5F5F5"/>
-          </w:tcPr>
-          <w:p>
-            <w:r>
-              <w:rPr>
-                <w:sz w:val="18"/>
-              </w:rPr>
-              <w:t>The one recorded colour is displayed accurately and consistently; the UI makes no unsupported variant promise.</w:t>
-            </w:r>
-          </w:p>
-        </w:tc>
-        <w:tc>
-          <w:tcPr>
-            <w:tcW w:type="dxa" w:w="4422"/>
-            <w:vAlign w:val="center"/>
-            <w:shd w:fill="F5F5F5"/>
-          </w:tcPr>
-          <w:p>
-            <w:r>
-              <w:rPr>
-                <w:sz w:val="18"/>
-              </w:rPr>
-              <w:t xml:space="preserve">Pass — revised fixed-colour test: Gold label/swatch matched P1031. One catalogue colour exists; colour switching is outside this case’s revised MVP scope. </w:t>
-            </w:r>
-            <w:hyperlink r:id="rId84">
-              <w:r>
-                <w:rPr>
-                  <w:rStyle w:val="Hyperlink"/>
-                  <w:sz w:val="18"/>
-                  <w:color w:val="0563C1"/>
-                  <w:u w:val="single"/>
-                </w:rPr>
-                <w:t>[24 Oct evidence]</w:t>
-              </w:r>
-            </w:hyperlink>
-          </w:p>
-        </w:tc>
-      </w:tr>
-      <w:tr>
-        <w:trPr>
-          <w:cantSplit/>
-        </w:trPr>
-        <w:tc>
-          <w:tcPr>
-            <w:tcW w:type="dxa" w:w="1928"/>
-            <w:vAlign w:val="center"/>
-            <w:shd w:fill="FFFFFF"/>
-          </w:tcPr>
-          <w:p>
-            <w:pPr>
-              <w:spacing w:before="0" w:after="60" w:line="247" w:lineRule="auto"/>
-            </w:pPr>
-            <w:r>
-              <w:rPr>
-                <w:rFonts w:ascii="Arial" w:hAnsi="Arial"/>
-                <w:b w:val="0"/>
-                <w:color w:val="000000"/>
-                <w:sz w:val="19"/>
-              </w:rPr>
-              <w:t>TC-PD-03</w:t>
-              <w:br/>
-              <w:t>Size selection (UC05)</w:t>
-            </w:r>
-          </w:p>
-        </w:tc>
-        <w:tc>
-          <w:tcPr>
-            <w:tcW w:type="dxa" w:w="4479"/>
-            <w:vAlign w:val="center"/>
-            <w:shd w:fill="FFFFFF"/>
-          </w:tcPr>
-          <w:p>
-            <w:r>
-              <w:rPr>
-                <w:sz w:val="18"/>
-              </w:rPr>
-              <w:t>On PD1 click size S, then M. Record selected state after each click.</w:t>
-            </w:r>
-          </w:p>
-        </w:tc>
-        <w:tc>
-          <w:tcPr>
-            <w:tcW w:type="dxa" w:w="4195"/>
-            <w:vAlign w:val="center"/>
-            <w:shd w:fill="FFFFFF"/>
-          </w:tcPr>
-          <w:p>
-            <w:pPr>
-              <w:spacing w:before="0" w:after="60" w:line="247" w:lineRule="auto"/>
-            </w:pPr>
-            <w:r>
-              <w:rPr>
-                <w:rFonts w:ascii="Arial" w:hAnsi="Arial"/>
-                <w:b w:val="0"/>
-                <w:color w:val="000000"/>
-                <w:sz w:val="19"/>
-              </w:rPr>
-              <w:t>Selected size is highlighted</w:t>
-            </w:r>
-          </w:p>
-        </w:tc>
-        <w:tc>
-          <w:tcPr>
-            <w:tcW w:type="dxa" w:w="4422"/>
-            <w:vAlign w:val="center"/>
-            <w:shd w:fill="FFFFFF"/>
-          </w:tcPr>
-          <w:p>
-            <w:r>
-              <w:rPr>
-                <w:sz w:val="18"/>
-              </w:rPr>
-              <w:t xml:space="preserve">Pass — selected S and then M; selection state changed correctly. </w:t>
-            </w:r>
-            <w:hyperlink r:id="rId84">
-              <w:r>
-                <w:rPr>
-                  <w:rStyle w:val="Hyperlink"/>
-                  <w:sz w:val="18"/>
-                  <w:color w:val="0563C1"/>
-                  <w:u w:val="single"/>
-                </w:rPr>
-                <w:t>[24 Oct evidence]</w:t>
-              </w:r>
-            </w:hyperlink>
-          </w:p>
-        </w:tc>
-      </w:tr>
-      <w:tr>
-        <w:trPr>
-          <w:cantSplit/>
-        </w:trPr>
-        <w:tc>
-          <w:tcPr>
-            <w:tcW w:type="dxa" w:w="1928"/>
-            <w:vAlign w:val="center"/>
-            <w:shd w:fill="F5F5F5"/>
-          </w:tcPr>
-          <w:p>
-            <w:pPr>
-              <w:spacing w:before="0" w:after="60" w:line="247" w:lineRule="auto"/>
-            </w:pPr>
-            <w:r>
-              <w:rPr>
-                <w:rFonts w:ascii="Arial" w:hAnsi="Arial"/>
-                <w:b w:val="0"/>
-                <w:color w:val="000000"/>
-                <w:sz w:val="19"/>
-              </w:rPr>
-              <w:t>TC-PD-04</w:t>
-              <w:br/>
-              <w:t>Add selected variant to bag (UC07)</w:t>
-            </w:r>
-          </w:p>
-        </w:tc>
-        <w:tc>
-          <w:tcPr>
-            <w:tcW w:type="dxa" w:w="4479"/>
-            <w:vAlign w:val="center"/>
-            <w:shd w:fill="F5F5F5"/>
-          </w:tcPr>
-          <w:p>
-            <w:r>
-              <w:rPr>
-                <w:sz w:val="18"/>
-              </w:rPr>
-              <w:t>On P1031 select S and Add to bag; inspect Gold/S and A$90 in the cart.</w:t>
-            </w:r>
-          </w:p>
-        </w:tc>
-        <w:tc>
-          <w:tcPr>
-            <w:tcW w:type="dxa" w:w="4195"/>
-            <w:vAlign w:val="center"/>
-            <w:shd w:fill="F5F5F5"/>
-          </w:tcPr>
-          <w:p>
-            <w:pPr>
-              <w:spacing w:before="0" w:after="60" w:line="247" w:lineRule="auto"/>
-            </w:pPr>
-            <w:r>
-              <w:rPr>
-                <w:rFonts w:ascii="Arial" w:hAnsi="Arial"/>
-                <w:b w:val="0"/>
-                <w:color w:val="000000"/>
-                <w:sz w:val="19"/>
-              </w:rPr>
-              <w:t>Item is added to the cart with the selected colour and size</w:t>
-            </w:r>
-          </w:p>
-        </w:tc>
-        <w:tc>
-          <w:tcPr>
-            <w:tcW w:type="dxa" w:w="4422"/>
-            <w:vAlign w:val="center"/>
-            <w:shd w:fill="F5F5F5"/>
-          </w:tcPr>
-          <w:p>
-            <w:r>
-              <w:rPr>
-                <w:sz w:val="18"/>
-              </w:rPr>
-              <w:t xml:space="preserve">Pass — selected S, added P1031; bag showed Gold/S at A$90. </w:t>
-            </w:r>
-            <w:hyperlink r:id="rId84">
-              <w:r>
-                <w:rPr>
-                  <w:rStyle w:val="Hyperlink"/>
-                  <w:sz w:val="18"/>
-                  <w:color w:val="0563C1"/>
-                  <w:u w:val="single"/>
-                </w:rPr>
-                <w:t>[24 Oct evidence]</w:t>
-              </w:r>
-            </w:hyperlink>
-          </w:p>
-        </w:tc>
-      </w:tr>
-      <w:tr>
-        <w:trPr>
-          <w:cantSplit/>
-        </w:trPr>
-        <w:tc>
-          <w:tcPr>
-            <w:tcW w:type="dxa" w:w="1928"/>
-            <w:vAlign w:val="center"/>
-            <w:shd w:fill="FFFFFF"/>
-          </w:tcPr>
-          <w:p>
-            <w:pPr>
-              <w:spacing w:before="0" w:after="60" w:line="247" w:lineRule="auto"/>
-            </w:pPr>
-            <w:r>
-              <w:rPr>
-                <w:rFonts w:ascii="Arial" w:hAnsi="Arial"/>
-                <w:b w:val="0"/>
-                <w:color w:val="000000"/>
-                <w:sz w:val="19"/>
-              </w:rPr>
-              <w:t>TC-PD-05</w:t>
-              <w:br/>
-              <w:t>Reject missing size (UC07)</w:t>
-            </w:r>
-          </w:p>
-        </w:tc>
-        <w:tc>
-          <w:tcPr>
-            <w:tcW w:type="dxa" w:w="4479"/>
-            <w:vAlign w:val="center"/>
-            <w:shd w:fill="FFFFFF"/>
-          </w:tcPr>
-          <w:p>
-            <w:r>
-              <w:rPr>
-                <w:sz w:val="18"/>
-              </w:rPr>
-              <w:t>On fresh PD1 do not select a size; activate Add to bag and inspect prompt and bag count.</w:t>
-            </w:r>
-          </w:p>
-        </w:tc>
-        <w:tc>
-          <w:tcPr>
-            <w:tcW w:type="dxa" w:w="4195"/>
-            <w:vAlign w:val="center"/>
-            <w:shd w:fill="FFFFFF"/>
-          </w:tcPr>
-          <w:p>
-            <w:pPr>
-              <w:spacing w:before="0" w:after="60" w:line="247" w:lineRule="auto"/>
-            </w:pPr>
-            <w:r>
-              <w:rPr>
-                <w:rFonts w:ascii="Arial" w:hAnsi="Arial"/>
-                <w:b w:val="0"/>
-                <w:color w:val="000000"/>
-                <w:sz w:val="19"/>
-              </w:rPr>
-              <w:t>Item is not added; user is prompted to select a size</w:t>
-            </w:r>
-          </w:p>
-        </w:tc>
-        <w:tc>
-          <w:tcPr>
-            <w:tcW w:type="dxa" w:w="4422"/>
-            <w:vAlign w:val="center"/>
-            <w:shd w:fill="FFFFFF"/>
-          </w:tcPr>
-          <w:p>
-            <w:r>
-              <w:rPr>
-                <w:sz w:val="18"/>
-              </w:rPr>
-              <w:t xml:space="preserve">Pass — Add without size displayed “Please select a size”; bag count remained zero. </w:t>
-            </w:r>
-            <w:hyperlink r:id="rId84">
-              <w:r>
-                <w:rPr>
-                  <w:rStyle w:val="Hyperlink"/>
-                  <w:sz w:val="18"/>
-                  <w:color w:val="0563C1"/>
-                  <w:u w:val="single"/>
-                </w:rPr>
-                <w:t>[24 Oct evidence]</w:t>
-              </w:r>
-            </w:hyperlink>
-          </w:p>
-        </w:tc>
-      </w:tr>
-      <w:tr>
-        <w:trPr>
-          <w:cantSplit/>
-        </w:trPr>
-        <w:tc>
-          <w:tcPr>
-            <w:tcW w:type="dxa" w:w="1928"/>
-            <w:vAlign w:val="center"/>
-            <w:shd w:fill="F5F5F5"/>
-          </w:tcPr>
-          <w:p>
-            <w:pPr>
-              <w:spacing w:before="0" w:after="60" w:line="247" w:lineRule="auto"/>
-            </w:pPr>
-            <w:r>
-              <w:rPr>
-                <w:rFonts w:ascii="Arial" w:hAnsi="Arial"/>
-                <w:b w:val="0"/>
-                <w:color w:val="000000"/>
-                <w:sz w:val="19"/>
-              </w:rPr>
-              <w:t>TC-PD-06</w:t>
-              <w:br/>
-              <w:t>Expand and collapse description (UC05)</w:t>
-            </w:r>
-          </w:p>
-        </w:tc>
-        <w:tc>
-          <w:tcPr>
-            <w:tcW w:type="dxa" w:w="4479"/>
-            <w:vAlign w:val="center"/>
-            <w:shd w:fill="F5F5F5"/>
-          </w:tcPr>
-          <w:p>
-            <w:r>
-              <w:rPr>
-                <w:sz w:val="18"/>
-              </w:rPr>
-              <w:t>On PD1 open the description section, then activate it again.</w:t>
-            </w:r>
-          </w:p>
-        </w:tc>
-        <w:tc>
-          <w:tcPr>
-            <w:tcW w:type="dxa" w:w="4195"/>
-            <w:vAlign w:val="center"/>
-            <w:shd w:fill="F5F5F5"/>
-          </w:tcPr>
-          <w:p>
-            <w:pPr>
-              <w:spacing w:before="0" w:after="60" w:line="247" w:lineRule="auto"/>
-            </w:pPr>
-            <w:r>
-              <w:rPr>
-                <w:rFonts w:ascii="Arial" w:hAnsi="Arial"/>
-                <w:b w:val="0"/>
-                <w:color w:val="000000"/>
-                <w:sz w:val="19"/>
-              </w:rPr>
-              <w:t>Section expands to show details; clicking again collapses it</w:t>
-            </w:r>
-          </w:p>
-        </w:tc>
-        <w:tc>
-          <w:tcPr>
-            <w:tcW w:type="dxa" w:w="4422"/>
-            <w:vAlign w:val="center"/>
-            <w:shd w:fill="F5F5F5"/>
-          </w:tcPr>
-          <w:p>
-            <w:r>
-              <w:rPr>
-                <w:sz w:val="18"/>
-              </w:rPr>
-              <w:t xml:space="preserve">Pass — Details expanded to recorded construction/fit/style/occasion information and collapsed on the next activation. </w:t>
-            </w:r>
-            <w:hyperlink r:id="rId84">
-              <w:r>
-                <w:rPr>
-                  <w:rStyle w:val="Hyperlink"/>
-                  <w:sz w:val="18"/>
-                  <w:color w:val="0563C1"/>
-                  <w:u w:val="single"/>
-                </w:rPr>
-                <w:t>[24 Oct evidence]</w:t>
-              </w:r>
-            </w:hyperlink>
-          </w:p>
-        </w:tc>
-      </w:tr>
-      <w:tr>
-        <w:trPr>
-          <w:cantSplit/>
-        </w:trPr>
-        <w:tc>
-          <w:tcPr>
-            <w:tcW w:type="dxa" w:w="1928"/>
-            <w:vAlign w:val="center"/>
-            <w:shd w:fill="FFFFFF"/>
-          </w:tcPr>
-          <w:p>
-            <w:pPr>
-              <w:spacing w:before="0" w:after="60" w:line="247" w:lineRule="auto"/>
-            </w:pPr>
-            <w:r>
-              <w:rPr>
-                <w:rFonts w:ascii="Arial" w:hAnsi="Arial"/>
-                <w:b w:val="0"/>
-                <w:color w:val="000000"/>
-                <w:sz w:val="19"/>
-              </w:rPr>
-              <w:t>TC-PD-07</w:t>
-              <w:br/>
-              <w:t>Mobile product details (UC05)</w:t>
-            </w:r>
-          </w:p>
-        </w:tc>
-        <w:tc>
-          <w:tcPr>
-            <w:tcW w:type="dxa" w:w="4479"/>
-            <w:vAlign w:val="center"/>
-            <w:shd w:fill="FFFFFF"/>
-          </w:tcPr>
-          <w:p>
-            <w:r>
-              <w:rPr>
-                <w:sz w:val="18"/>
-              </w:rPr>
-              <w:t>Open PD1 at a 390 by 844 mobile viewport; record device/browser version. Repeat selection and inspect overflow and controls.</w:t>
-            </w:r>
-          </w:p>
-        </w:tc>
-        <w:tc>
-          <w:tcPr>
-            <w:tcW w:type="dxa" w:w="4195"/>
-            <w:vAlign w:val="center"/>
-            <w:shd w:fill="FFFFFF"/>
-          </w:tcPr>
-          <w:p>
-            <w:pPr>
-              <w:spacing w:before="0" w:after="60" w:line="247" w:lineRule="auto"/>
-            </w:pPr>
-            <w:r>
-              <w:rPr>
-                <w:rFonts w:ascii="Arial" w:hAnsi="Arial"/>
-                <w:b w:val="0"/>
-                <w:color w:val="000000"/>
-                <w:sz w:val="19"/>
-              </w:rPr>
-              <w:t>Layout adjusts to the screen without overlapping or cut-off content</w:t>
-            </w:r>
-          </w:p>
-        </w:tc>
-        <w:tc>
-          <w:tcPr>
-            <w:tcW w:type="dxa" w:w="4422"/>
-            <w:vAlign w:val="center"/>
-            <w:shd w:fill="FFFFFF"/>
-          </w:tcPr>
-          <w:p>
-            <w:r>
-              <w:rPr>
-                <w:sz w:val="18"/>
-              </w:rPr>
-              <w:t xml:space="preserve">Pass — 390 × 844 product view retained readable details, size controls and Add action without blocking overlap. </w:t>
-            </w:r>
-            <w:hyperlink r:id="rId84">
-              <w:r>
-                <w:rPr>
-                  <w:rStyle w:val="Hyperlink"/>
-                  <w:sz w:val="18"/>
-                  <w:color w:val="0563C1"/>
-                  <w:u w:val="single"/>
-                </w:rPr>
-                <w:t>[24 Oct evidence]</w:t>
-              </w:r>
-            </w:hyperlink>
-          </w:p>
-        </w:tc>
-      </w:tr>
-      <w:tr>
-        <w:trPr>
-          <w:cantSplit/>
-        </w:trPr>
-        <w:tc>
-          <w:tcPr>
-            <w:tcW w:type="dxa" w:w="1928"/>
-            <w:vAlign w:val="center"/>
-            <w:shd w:fill="F5F5F5"/>
-          </w:tcPr>
-          <w:p>
-            <w:pPr>
-              <w:spacing w:before="0" w:after="60" w:line="247" w:lineRule="auto"/>
-            </w:pPr>
-            <w:r>
-              <w:rPr>
-                <w:rFonts w:ascii="Arial" w:hAnsi="Arial"/>
-                <w:b w:val="0"/>
-                <w:color w:val="000000"/>
-                <w:sz w:val="19"/>
-              </w:rPr>
-              <w:t>TC-PD-08</w:t>
-              <w:br/>
-              <w:t>Keep different sizes as separate bag rows (UC07)</w:t>
-            </w:r>
-          </w:p>
-        </w:tc>
-        <w:tc>
-          <w:tcPr>
-            <w:tcW w:type="dxa" w:w="4479"/>
-            <w:vAlign w:val="center"/>
-            <w:shd w:fill="F5F5F5"/>
-          </w:tcPr>
-          <w:p>
-            <w:r>
-              <w:rPr>
-                <w:sz w:val="18"/>
-              </w:rPr>
-              <w:t>Add one PD1 Gold S and one PD1 Gold M. Expected subtotal A$180 before any disclosed adjustments.</w:t>
-            </w:r>
-          </w:p>
-        </w:tc>
-        <w:tc>
-          <w:tcPr>
-            <w:tcW w:type="dxa" w:w="4195"/>
-            <w:vAlign w:val="center"/>
-            <w:shd w:fill="F5F5F5"/>
-          </w:tcPr>
-          <w:p>
-            <w:pPr>
-              <w:spacing w:before="0" w:after="60" w:line="247" w:lineRule="auto"/>
-            </w:pPr>
-            <w:r>
-              <w:rPr>
-                <w:rFonts w:ascii="Arial" w:hAnsi="Arial"/>
-                <w:b w:val="0"/>
-                <w:color w:val="000000"/>
-                <w:sz w:val="19"/>
-              </w:rPr>
-              <w:t>The cart shows two separate rows for the same product, one for size S and one for size M. The Order Summary updates to reflect both items.</w:t>
-            </w:r>
-          </w:p>
-        </w:tc>
-        <w:tc>
-          <w:tcPr>
-            <w:tcW w:type="dxa" w:w="4422"/>
-            <w:vAlign w:val="center"/>
-            <w:shd w:fill="F5F5F5"/>
-          </w:tcPr>
-          <w:p>
-            <w:r>
-              <w:rPr>
-                <w:sz w:val="18"/>
-              </w:rPr>
-              <w:t xml:space="preserve">Pass — S quantity 1 and M quantity 2 were separate rows; total units 3 and subtotal A$270. </w:t>
-            </w:r>
-            <w:hyperlink r:id="rId84">
-              <w:r>
-                <w:rPr>
-                  <w:rStyle w:val="Hyperlink"/>
-                  <w:sz w:val="18"/>
-                  <w:color w:val="0563C1"/>
-                  <w:u w:val="single"/>
-                </w:rPr>
-                <w:t>[24 Oct evidence]</w:t>
-              </w:r>
-            </w:hyperlink>
-          </w:p>
-        </w:tc>
-      </w:tr>
-      <w:tr>
-        <w:trPr>
-          <w:cantSplit/>
-        </w:trPr>
-        <w:tc>
-          <w:tcPr>
-            <w:tcW w:type="dxa" w:w="1928"/>
-            <w:vAlign w:val="center"/>
-            <w:shd w:fill="FFFFFF"/>
-          </w:tcPr>
-          <w:p>
-            <w:pPr>
-              <w:spacing w:before="0" w:after="60" w:line="247" w:lineRule="auto"/>
-            </w:pPr>
-            <w:r>
-              <w:rPr>
-                <w:rFonts w:ascii="Arial" w:hAnsi="Arial"/>
-                <w:b w:val="0"/>
-                <w:color w:val="000000"/>
-                <w:sz w:val="19"/>
-              </w:rPr>
-              <w:t>TC-PD-09</w:t>
-              <w:br/>
-              <w:t>Repeated add increases quantity (UC07)</w:t>
-            </w:r>
-          </w:p>
-        </w:tc>
-        <w:tc>
-          <w:tcPr>
-            <w:tcW w:type="dxa" w:w="4479"/>
-            <w:vAlign w:val="center"/>
-            <w:shd w:fill="FFFFFF"/>
-          </w:tcPr>
-          <w:p>
-            <w:r>
-              <w:rPr>
-                <w:sz w:val="18"/>
-              </w:rPr>
-              <w:t>Add PD1 Gold M twice. Expected quantity 2, total units 2 and item subtotal A$180.</w:t>
-            </w:r>
-          </w:p>
-        </w:tc>
-        <w:tc>
-          <w:tcPr>
-            <w:tcW w:type="dxa" w:w="4195"/>
-            <w:vAlign w:val="center"/>
-            <w:shd w:fill="FFFFFF"/>
-          </w:tcPr>
-          <w:p>
-            <w:pPr>
-              <w:spacing w:before="0" w:after="60" w:line="247" w:lineRule="auto"/>
-            </w:pPr>
-            <w:r>
-              <w:rPr>
-                <w:rFonts w:ascii="Arial" w:hAnsi="Arial"/>
-                <w:b w:val="0"/>
-                <w:color w:val="000000"/>
-                <w:sz w:val="19"/>
-              </w:rPr>
-              <w:t>Its quantity increases to 2. The Shopping Cart number and Order Summary updates.</w:t>
-            </w:r>
-          </w:p>
-        </w:tc>
-        <w:tc>
-          <w:tcPr>
-            <w:tcW w:type="dxa" w:w="4422"/>
-            <w:vAlign w:val="center"/>
-            <w:shd w:fill="FFFFFF"/>
-          </w:tcPr>
-          <w:p>
-            <w:r>
-              <w:rPr>
-                <w:sz w:val="18"/>
-              </w:rPr>
-              <w:t xml:space="preserve">Pass — repeated M add increased its row quantity to2; S1+M2 total A$270. </w:t>
-            </w:r>
-            <w:hyperlink r:id="rId84">
-              <w:r>
-                <w:rPr>
-                  <w:rStyle w:val="Hyperlink"/>
-                  <w:sz w:val="18"/>
-                  <w:color w:val="0563C1"/>
-                  <w:u w:val="single"/>
-                </w:rPr>
-                <w:t>[24 Oct evidence]</w:t>
-              </w:r>
-            </w:hyperlink>
-          </w:p>
-        </w:tc>
-      </w:tr>
-      <w:tr>
-        <w:trPr>
-          <w:cantSplit/>
-        </w:trPr>
-        <w:tc>
-          <w:tcPr>
-            <w:tcW w:type="dxa" w:w="1928"/>
-            <w:vAlign w:val="center"/>
-            <w:shd w:fill="F5F5F5"/>
-          </w:tcPr>
-          <w:p>
-            <w:pPr>
-              <w:spacing w:before="0" w:after="60" w:line="247" w:lineRule="auto"/>
-            </w:pPr>
-            <w:r>
-              <w:rPr>
-                <w:rFonts w:ascii="Arial" w:hAnsi="Arial"/>
-                <w:b w:val="0"/>
-                <w:color w:val="000000"/>
-                <w:sz w:val="19"/>
-              </w:rPr>
-              <w:t>TC-PD-10</w:t>
-              <w:br/>
-              <w:t>Remove bag item (UC07)</w:t>
-            </w:r>
-          </w:p>
-        </w:tc>
-        <w:tc>
-          <w:tcPr>
-            <w:tcW w:type="dxa" w:w="4479"/>
-            <w:vAlign w:val="center"/>
-            <w:shd w:fill="F5F5F5"/>
-          </w:tcPr>
-          <w:p>
-            <w:r>
-              <w:rPr>
-                <w:sz w:val="18"/>
-              </w:rPr>
-              <w:t>With one PD1 Gold M in the bag, remove it. Expected count 0 and item subtotal A$0.</w:t>
-            </w:r>
-          </w:p>
-        </w:tc>
-        <w:tc>
-          <w:tcPr>
-            <w:tcW w:type="dxa" w:w="4195"/>
-            <w:vAlign w:val="center"/>
-            <w:shd w:fill="F5F5F5"/>
-          </w:tcPr>
-          <w:p>
-            <w:pPr>
-              <w:spacing w:before="0" w:after="60" w:line="247" w:lineRule="auto"/>
-            </w:pPr>
-            <w:r>
-              <w:rPr>
-                <w:rFonts w:ascii="Arial" w:hAnsi="Arial"/>
-                <w:b w:val="0"/>
-                <w:color w:val="000000"/>
-                <w:sz w:val="19"/>
-              </w:rPr>
-              <w:t>The item disappears. The Shopping Cart number and Order Summary recalculate.</w:t>
-            </w:r>
-          </w:p>
-        </w:tc>
-        <w:tc>
-          <w:tcPr>
-            <w:tcW w:type="dxa" w:w="4422"/>
-            <w:vAlign w:val="center"/>
-            <w:shd w:fill="F5F5F5"/>
-          </w:tcPr>
-          <w:p>
-            <w:r>
-              <w:rPr>
-                <w:sz w:val="18"/>
-              </w:rPr>
-              <w:t xml:space="preserve">Pass — removing S left M2, bag count 2 and A$180; final mobile removal also produced the empty-cart state. </w:t>
-            </w:r>
-            <w:hyperlink r:id="rId84">
-              <w:r>
-                <w:rPr>
-                  <w:rStyle w:val="Hyperlink"/>
-                  <w:sz w:val="18"/>
-                  <w:color w:val="0563C1"/>
-                  <w:u w:val="single"/>
-                </w:rPr>
-                <w:t>[24 Oct evidence]</w:t>
-              </w:r>
-            </w:hyperlink>
-          </w:p>
-        </w:tc>
-      </w:tr>
-      <w:tr>
-        <w:trPr>
-          <w:cantSplit/>
-        </w:trPr>
-        <w:tc>
-          <w:tcPr>
-            <w:tcW w:type="dxa" w:w="1928"/>
-            <w:vAlign w:val="center"/>
-            <w:shd w:fill="FFFFFF"/>
-          </w:tcPr>
-          <w:p>
-            <w:pPr>
-              <w:spacing w:before="0" w:after="60" w:line="247" w:lineRule="auto"/>
-            </w:pPr>
-            <w:r>
-              <w:rPr>
-                <w:rFonts w:ascii="Arial" w:hAnsi="Arial"/>
-                <w:b w:val="0"/>
-                <w:color w:val="000000"/>
-                <w:sz w:val="19"/>
-              </w:rPr>
-              <w:t>TC-PD-11</w:t>
-              <w:br/>
-              <w:t>Adjust bag quantity (UC07)</w:t>
-            </w:r>
-          </w:p>
-        </w:tc>
-        <w:tc>
-          <w:tcPr>
-            <w:tcW w:type="dxa" w:w="4479"/>
-            <w:vAlign w:val="center"/>
-            <w:shd w:fill="FFFFFF"/>
-          </w:tcPr>
-          <w:p>
-            <w:r>
-              <w:rPr>
-                <w:sz w:val="18"/>
-              </w:rPr>
-              <w:t>With PD1 quantity 1, press plus then minus. Expected quantities 2 then 1 and item subtotals A$180 then A$90.</w:t>
-            </w:r>
-          </w:p>
-        </w:tc>
-        <w:tc>
-          <w:tcPr>
-            <w:tcW w:type="dxa" w:w="4195"/>
-            <w:vAlign w:val="center"/>
-            <w:shd w:fill="FFFFFF"/>
-          </w:tcPr>
-          <w:p>
-            <w:pPr>
-              <w:spacing w:before="0" w:after="60" w:line="247" w:lineRule="auto"/>
-            </w:pPr>
-            <w:r>
-              <w:rPr>
-                <w:rFonts w:ascii="Arial" w:hAnsi="Arial"/>
-                <w:b w:val="0"/>
-                <w:color w:val="000000"/>
-                <w:sz w:val="19"/>
-              </w:rPr>
-              <w:t>The quantity changes by one with each click. The Shopping Cart number and Order Summary updates accordingly.</w:t>
-            </w:r>
-          </w:p>
-        </w:tc>
-        <w:tc>
-          <w:tcPr>
-            <w:tcW w:type="dxa" w:w="4422"/>
-            <w:vAlign w:val="center"/>
-            <w:shd w:fill="FFFFFF"/>
-          </w:tcPr>
-          <w:p>
-            <w:r>
-              <w:rPr>
-                <w:sz w:val="18"/>
-              </w:rPr>
-              <w:t xml:space="preserve">Pass — M quantity 2→3→2 recalculated A$180→270→180. Reload retained product, M and quantity 2; mobile persistence also verified. </w:t>
-            </w:r>
-            <w:hyperlink r:id="rId84">
-              <w:r>
-                <w:rPr>
-                  <w:rStyle w:val="Hyperlink"/>
-                  <w:sz w:val="18"/>
-                  <w:color w:val="0563C1"/>
-                  <w:u w:val="single"/>
-                </w:rPr>
-                <w:t>[24 Oct evidence]</w:t>
-              </w:r>
-            </w:hyperlink>
-          </w:p>
-        </w:tc>
-      </w:tr>
-      <w:tr>
-        <w:trPr>
-          <w:cantSplit/>
-        </w:trPr>
-        <w:tc>
-          <w:tcPr>
-            <w:tcW w:type="dxa" w:w="1928"/>
-            <w:vAlign w:val="center"/>
-            <w:shd w:fill="F5F5F5"/>
-          </w:tcPr>
-          <w:p>
-            <w:pPr>
-              <w:spacing w:before="0" w:after="60" w:line="247" w:lineRule="auto"/>
-            </w:pPr>
-            <w:r>
-              <w:rPr>
-                <w:rFonts w:ascii="Arial" w:hAnsi="Arial"/>
-                <w:b w:val="0"/>
-                <w:color w:val="000000"/>
-                <w:sz w:val="19"/>
-              </w:rPr>
-              <w:t>TC-PD-12</w:t>
-              <w:br/>
-              <w:t>Open product from bag (UC07)</w:t>
-            </w:r>
-          </w:p>
-        </w:tc>
-        <w:tc>
-          <w:tcPr>
-            <w:tcW w:type="dxa" w:w="4479"/>
-            <w:vAlign w:val="center"/>
-            <w:shd w:fill="F5F5F5"/>
-          </w:tcPr>
-          <w:p>
-            <w:r>
-              <w:rPr>
-                <w:sz w:val="18"/>
-              </w:rPr>
-              <w:t>From the bag click PD1; expect /products/P1031.</w:t>
-            </w:r>
-          </w:p>
-        </w:tc>
-        <w:tc>
-          <w:tcPr>
-            <w:tcW w:type="dxa" w:w="4195"/>
-            <w:vAlign w:val="center"/>
-            <w:shd w:fill="F5F5F5"/>
-          </w:tcPr>
-          <w:p>
-            <w:pPr>
-              <w:spacing w:before="0" w:after="60" w:line="247" w:lineRule="auto"/>
-            </w:pPr>
-            <w:r>
-              <w:rPr>
-                <w:rFonts w:ascii="Arial" w:hAnsi="Arial"/>
-                <w:b w:val="0"/>
-                <w:color w:val="000000"/>
-                <w:sz w:val="19"/>
-              </w:rPr>
-              <w:t>The corresponding product details page opens.</w:t>
-            </w:r>
-          </w:p>
-        </w:tc>
-        <w:tc>
-          <w:tcPr>
-            <w:tcW w:type="dxa" w:w="4422"/>
-            <w:vAlign w:val="center"/>
-            <w:shd w:fill="F5F5F5"/>
-          </w:tcPr>
-          <w:p>
-            <w:r>
-              <w:rPr>
-                <w:sz w:val="18"/>
-              </w:rPr>
-              <w:t xml:space="preserve">Pass — P1031 link from bag opened the matching Gold Trench Coat product page at A$90. </w:t>
-            </w:r>
-            <w:hyperlink r:id="rId84">
-              <w:r>
-                <w:rPr>
-                  <w:rStyle w:val="Hyperlink"/>
-                  <w:sz w:val="18"/>
-                  <w:color w:val="0563C1"/>
-                  <w:u w:val="single"/>
-                </w:rPr>
-                <w:t>[24 Oct evidence]</w:t>
-              </w:r>
-            </w:hyperlink>
-          </w:p>
-        </w:tc>
-      </w:tr>
-      <w:tr>
-        <w:trPr>
-          <w:cantSplit/>
-        </w:trPr>
-        <w:tc>
-          <w:tcPr>
-            <w:tcW w:type="dxa" w:w="1928"/>
-            <w:vAlign w:val="center"/>
-            <w:shd w:fill="FFFFFF"/>
-          </w:tcPr>
-          <w:p>
-            <w:pPr>
-              <w:spacing w:before="0" w:after="60" w:line="247" w:lineRule="auto"/>
-            </w:pPr>
-            <w:r>
-              <w:rPr>
-                <w:rFonts w:ascii="Arial" w:hAnsi="Arial"/>
-                <w:b w:val="0"/>
-                <w:color w:val="000000"/>
-                <w:sz w:val="19"/>
-              </w:rPr>
-              <w:t>TC-PD-13</w:t>
-              <w:br/>
-              <w:t>Continue browsing (UC07)</w:t>
-            </w:r>
-          </w:p>
-        </w:tc>
-        <w:tc>
-          <w:tcPr>
-            <w:tcW w:type="dxa" w:w="4479"/>
-            <w:vAlign w:val="center"/>
-            <w:shd w:fill="FFFFFF"/>
-          </w:tcPr>
-          <w:p>
-            <w:r>
-              <w:rPr>
-                <w:sz w:val="18"/>
-              </w:rPr>
-              <w:t>From the bag activate Continue Browsing Collection; record the destination and compare with the current link target.</w:t>
-            </w:r>
-          </w:p>
-        </w:tc>
-        <w:tc>
-          <w:tcPr>
-            <w:tcW w:type="dxa" w:w="4195"/>
-            <w:vAlign w:val="center"/>
-            <w:shd w:fill="FFFFFF"/>
-          </w:tcPr>
-          <w:p>
-            <w:pPr>
-              <w:spacing w:before="0" w:after="60" w:line="247" w:lineRule="auto"/>
-            </w:pPr>
-            <w:r>
-              <w:rPr>
-                <w:rFonts w:ascii="Arial" w:hAnsi="Arial"/>
-                <w:b w:val="0"/>
-                <w:color w:val="000000"/>
-                <w:sz w:val="19"/>
-              </w:rPr>
-              <w:t>The product browsing page opens.</w:t>
-            </w:r>
-          </w:p>
-        </w:tc>
-        <w:tc>
-          <w:tcPr>
-            <w:tcW w:type="dxa" w:w="4422"/>
-            <w:vAlign w:val="center"/>
-            <w:shd w:fill="FFFFFF"/>
-          </w:tcPr>
-          <w:p>
-            <w:r>
-              <w:rPr>
-                <w:sz w:val="18"/>
-              </w:rPr>
-              <w:t xml:space="preserve">Pass — Continue Browsing opened the collection/homepage and retained the bag. </w:t>
-            </w:r>
-            <w:hyperlink r:id="rId84">
-              <w:r>
-                <w:rPr>
-                  <w:rStyle w:val="Hyperlink"/>
-                  <w:sz w:val="18"/>
-                  <w:color w:val="0563C1"/>
-                  <w:u w:val="single"/>
-                </w:rPr>
-                <w:t>[24 Oct evidence]</w:t>
-              </w:r>
-            </w:hyperlink>
-          </w:p>
-        </w:tc>
-      </w:tr>
-      <w:tr>
-        <w:trPr>
-          <w:cantSplit/>
-        </w:trPr>
-        <w:tc>
-          <w:tcPr>
-            <w:tcW w:type="dxa" w:w="1928"/>
-            <w:vAlign w:val="center"/>
-            <w:shd w:fill="F5F5F5"/>
-          </w:tcPr>
-          <w:p>
-            <w:pPr>
-              <w:spacing w:before="0" w:after="60" w:line="247" w:lineRule="auto"/>
-            </w:pPr>
-            <w:r>
-              <w:rPr>
-                <w:rFonts w:ascii="Arial" w:hAnsi="Arial"/>
-                <w:b w:val="0"/>
-                <w:color w:val="000000"/>
-                <w:sz w:val="19"/>
-              </w:rPr>
-              <w:t>TC-PD-14</w:t>
-              <w:br/>
-              <w:t>Open styling advice link (UC07)</w:t>
-            </w:r>
-          </w:p>
-        </w:tc>
-        <w:tc>
-          <w:tcPr>
-            <w:tcW w:type="dxa" w:w="4479"/>
-            <w:vAlign w:val="center"/>
-            <w:shd w:fill="F5F5F5"/>
-          </w:tcPr>
-          <w:p>
-            <w:r>
-              <w:rPr>
-                <w:sz w:val="18"/>
-              </w:rPr>
-              <w:t>From the bag activate the styling advice or concierge link; compare the opened destination with the current link target. Record changed/removed links as a requirement review item.</w:t>
-            </w:r>
-          </w:p>
-        </w:tc>
-        <w:tc>
-          <w:tcPr>
-            <w:tcW w:type="dxa" w:w="4195"/>
-            <w:vAlign w:val="center"/>
-            <w:shd w:fill="F5F5F5"/>
-          </w:tcPr>
-          <w:p>
-            <w:r>
-              <w:rPr>
-                <w:sz w:val="18"/>
-              </w:rPr>
-              <w:t>The contextual AI Stylist interface opens for further shopping assistance.</w:t>
-            </w:r>
-          </w:p>
-        </w:tc>
-        <w:tc>
-          <w:tcPr>
-            <w:tcW w:type="dxa" w:w="4422"/>
-            <w:vAlign w:val="center"/>
-            <w:shd w:fill="F5F5F5"/>
-          </w:tcPr>
-          <w:p>
-            <w:r>
-              <w:rPr>
-                <w:sz w:val="18"/>
-              </w:rPr>
-              <w:t xml:space="preserve">Pass — cart styling-advice control opened AI Stylist in context. </w:t>
-            </w:r>
-            <w:hyperlink r:id="rId84">
-              <w:r>
-                <w:rPr>
-                  <w:rStyle w:val="Hyperlink"/>
-                  <w:sz w:val="18"/>
-                  <w:color w:val="0563C1"/>
-                  <w:u w:val="single"/>
-                </w:rPr>
-                <w:t>[24 Oct evidence]</w:t>
-              </w:r>
-            </w:hyperlink>
-          </w:p>
-        </w:tc>
-      </w:tr>
-    </w:tbl>
     <w:p>
       <w:pPr>
-        <w:pStyle w:val="Heading2"/>
+        <w:keepNext/>
       </w:pPr>
       <w:r>
-        <w:t>Recommendation and API behaviour</w:t>
+        <w:t>The product and cart cases specify the inputs, expected behaviour and observed outcomes</w:t>
+      </w:r>
+      <w:r>
+        <w:t xml:space="preserve"> (see </w:t>
+      </w:r>
+      <w:r>
+        <w:fldChar w:fldCharType="begin"/>
+        <w:instrText xml:space="preserve"> REF D4Table011 \h </w:instrText>
+        <w:fldChar w:fldCharType="separate"/>
+        <w:t>TABLE 11</w:t>
+        <w:fldChar w:fldCharType="end"/>
+      </w:r>
+      <w:r>
+        <w:t>).</w:t>
       </w:r>
     </w:p>
     <w:p>
       <w:pPr>
-        <w:keepLines/>
-        <w:widowControl/>
+        <w:pStyle w:val="Tabletitle"/>
       </w:pPr>
+      <w:bookmarkStart w:id="25" w:name="D4Table011"/>
       <w:r>
-        <w:t>TC-AI-01–10 use the 24 October live read-only catalogue snapshot: 318 records, including 316 available products. Counts are observations, not fixed acceptance targets. TC-AI-11–14 validate the development-only legacy endpoint; the deployed legacy endpoint correctly returns 404. The production conversation route has separate HTTP cases. [E14]</w:t>
+        <w:t xml:space="preserve">TABLE </w:t>
+      </w:r>
+      <w:r>
+        <w:rPr>
+          <w:b/>
+          <w:i w:val="0"/>
+          <w:sz w:val="20"/>
+        </w:rPr>
+        <w:fldChar w:fldCharType="begin"/>
+        <w:instrText xml:space="preserve"> SEQ TABLE \* ARABIC </w:instrText>
+        <w:fldChar w:fldCharType="separate"/>
+        <w:t>11</w:t>
+        <w:fldChar w:fldCharType="end"/>
+      </w:r>
+      <w:bookmarkEnd w:id="25"/>
+      <w:r>
+        <w:t xml:space="preserve"> Product details and shopping cart test cases</w:t>
       </w:r>
     </w:p>
     <w:tbl>
@@ -6616,6 +5832,7 @@
           </w:tcPr>
           <w:p>
             <w:pPr>
+              <w:keepNext/>
               <w:spacing w:before="0" w:after="60" w:line="247" w:lineRule="auto"/>
             </w:pPr>
             <w:r>
@@ -6637,6 +5854,7 @@
           </w:tcPr>
           <w:p>
             <w:pPr>
+              <w:keepNext/>
               <w:spacing w:before="0" w:after="60" w:line="247" w:lineRule="auto"/>
             </w:pPr>
             <w:r>
@@ -6658,6 +5876,7 @@
           </w:tcPr>
           <w:p>
             <w:pPr>
+              <w:keepNext/>
               <w:spacing w:before="0" w:after="60" w:line="247" w:lineRule="auto"/>
             </w:pPr>
             <w:r>
@@ -6679,6 +5898,7 @@
           </w:tcPr>
           <w:p>
             <w:pPr>
+              <w:keepNext/>
               <w:spacing w:before="0" w:after="60" w:line="247" w:lineRule="auto"/>
             </w:pPr>
             <w:r>
@@ -6714,9 +5934,9 @@
                 <w:color w:val="000000"/>
                 <w:sz w:val="19"/>
               </w:rPr>
-              <w:t>TC-AI-01</w:t>
+              <w:t>TC-PD-01</w:t>
               <w:br/>
-              <w:t>Product catalogue retrieval</w:t>
+              <w:t>Product details load (UC05)</w:t>
             </w:r>
           </w:p>
         </w:tc>
@@ -6727,17 +5947,11 @@
             <w:shd w:fill="FFFFFF"/>
           </w:tcPr>
           <w:p>
-            <w:pPr>
-              <w:spacing w:before="0" w:after="60" w:line="247" w:lineRule="auto"/>
-            </w:pPr>
-            <w:r>
-              <w:rPr>
-                <w:rFonts w:ascii="Arial" w:hAnsi="Arial"/>
-                <w:b w:val="0"/>
-                <w:color w:val="000000"/>
-                <w:sz w:val="19"/>
-              </w:rPr>
-              <w:t>Request catalogue products from Supabase</w:t>
+            <w:r>
+              <w:rPr>
+                <w:sz w:val="18"/>
+              </w:rPr>
+              <w:t>Open /products/P1031 (PD1) on desktop; compare details with the saved fixture record.</w:t>
             </w:r>
           </w:p>
         </w:tc>
@@ -6758,7 +5972,7 @@
                 <w:color w:val="000000"/>
                 <w:sz w:val="19"/>
               </w:rPr>
-              <w:t>System retrieves available catalogue products successfully</w:t>
+              <w:t>Page displays product image(s), name, price, colours and sizes from the catalogue</w:t>
             </w:r>
           </w:p>
         </w:tc>
@@ -6773,9 +5987,9 @@
               <w:rPr>
                 <w:sz w:val="18"/>
               </w:rPr>
-              <w:t xml:space="preserve">Pass — read 318 current catalogue records (316 available); snapshot retained. </w:t>
-            </w:r>
-            <w:hyperlink r:id="rId85">
+              <w:t xml:space="preserve">Pass — P1031 details loaded; Gold, A$90 and XS/S/M/L/XL matched the live fixture. </w:t>
+            </w:r>
+            <w:hyperlink r:id="rId84">
               <w:r>
                 <w:rPr>
                   <w:rStyle w:val="Hyperlink"/>
@@ -6800,19 +6014,11 @@
             <w:shd w:fill="F5F5F5"/>
           </w:tcPr>
           <w:p>
-            <w:pPr>
-              <w:spacing w:before="0" w:after="60" w:line="247" w:lineRule="auto"/>
-            </w:pPr>
-            <w:r>
-              <w:rPr>
-                <w:rFonts w:ascii="Arial" w:hAnsi="Arial"/>
-                <w:b w:val="0"/>
-                <w:color w:val="000000"/>
-                <w:sz w:val="19"/>
-              </w:rPr>
-              <w:t>TC-AI-02</w:t>
-              <w:br/>
-              <w:t>Hard filtering by size and budget</w:t>
+            <w:r>
+              <w:rPr>
+                <w:sz w:val="18"/>
+              </w:rPr>
+              <w:t>TC-PD-02 — Recorded colour display (UC05; scope revised)</w:t>
             </w:r>
           </w:p>
         </w:tc>
@@ -6823,17 +6029,11 @@
             <w:shd w:fill="F5F5F5"/>
           </w:tcPr>
           <w:p>
-            <w:pPr>
-              <w:spacing w:before="0" w:after="60" w:line="247" w:lineRule="auto"/>
-            </w:pPr>
-            <w:r>
-              <w:rPr>
-                <w:rFonts w:ascii="Arial" w:hAnsi="Arial"/>
-                <w:b w:val="0"/>
-                <w:color w:val="000000"/>
-                <w:sz w:val="19"/>
-              </w:rPr>
-              <w:t>Size = 10, max price = $100</w:t>
+            <w:r>
+              <w:rPr>
+                <w:sz w:val="18"/>
+              </w:rPr>
+              <w:t>Open P1031; compare the Gold catalogue colour with the visible swatch/label and saved cart row. Do not require nonexistent variants.</w:t>
             </w:r>
           </w:p>
         </w:tc>
@@ -6844,17 +6044,11 @@
             <w:shd w:fill="F5F5F5"/>
           </w:tcPr>
           <w:p>
-            <w:pPr>
-              <w:spacing w:before="0" w:after="60" w:line="247" w:lineRule="auto"/>
-            </w:pPr>
-            <w:r>
-              <w:rPr>
-                <w:rFonts w:ascii="Arial" w:hAnsi="Arial"/>
-                <w:b w:val="0"/>
-                <w:color w:val="000000"/>
-                <w:sz w:val="19"/>
-              </w:rPr>
-              <w:t>Only available, in-stock products containing size 10 and costing &lt;= $100 are returned</w:t>
+            <w:r>
+              <w:rPr>
+                <w:sz w:val="18"/>
+              </w:rPr>
+              <w:t>The one recorded colour is displayed accurately and consistently; the UI makes no unsupported variant promise.</w:t>
             </w:r>
           </w:p>
         </w:tc>
@@ -6869,9 +6063,9 @@
               <w:rPr>
                 <w:sz w:val="18"/>
               </w:rPr>
-              <w:t xml:space="preserve">Pass — 60 available/in-stock records met size 10 and maximum A$100. </w:t>
-            </w:r>
-            <w:hyperlink r:id="rId85">
+              <w:t xml:space="preserve">Pass — revised fixed-colour test: Gold label/swatch matched P1031. One catalogue colour exists; colour switching is outside this case’s revised MVP scope. </w:t>
+            </w:r>
+            <w:hyperlink r:id="rId84">
               <w:r>
                 <w:rPr>
                   <w:rStyle w:val="Hyperlink"/>
@@ -6906,9 +6100,9 @@
                 <w:color w:val="000000"/>
                 <w:sz w:val="19"/>
               </w:rPr>
-              <w:t>TC-AI-03</w:t>
+              <w:t>TC-PD-03</w:t>
               <w:br/>
-              <w:t>Soft preference ranking</w:t>
+              <w:t>Size selection (UC05)</w:t>
             </w:r>
           </w:p>
         </w:tc>
@@ -6919,17 +6113,11 @@
             <w:shd w:fill="FFFFFF"/>
           </w:tcPr>
           <w:p>
-            <w:pPr>
-              <w:spacing w:before="0" w:after="60" w:line="247" w:lineRule="auto"/>
-            </w:pPr>
-            <w:r>
-              <w:rPr>
-                <w:rFonts w:ascii="Arial" w:hAnsi="Arial"/>
-                <w:b w:val="0"/>
-                <w:color w:val="000000"/>
-                <w:sz w:val="19"/>
-              </w:rPr>
-              <w:t>Size 10, max $100, category Clothing, preferred colour Lavender</w:t>
+            <w:r>
+              <w:rPr>
+                <w:sz w:val="18"/>
+              </w:rPr>
+              <w:t>On PD1 click size S, then M. Record selected state after each click.</w:t>
             </w:r>
           </w:p>
         </w:tc>
@@ -6950,7 +6138,7 @@
                 <w:color w:val="000000"/>
                 <w:sz w:val="19"/>
               </w:rPr>
-              <w:t>Products passing hard constraints are ranked by preference match</w:t>
+              <w:t>Selected size is highlighted</w:t>
             </w:r>
           </w:p>
         </w:tc>
@@ -6965,9 +6153,9 @@
               <w:rPr>
                 <w:sz w:val="18"/>
               </w:rPr>
-              <w:t xml:space="preserve">Pass — fresh live catalogue/model/domain execution met the stated assertion. </w:t>
-            </w:r>
-            <w:hyperlink r:id="rId85">
+              <w:t xml:space="preserve">Pass — selected S and then M; selection state changed correctly. </w:t>
+            </w:r>
+            <w:hyperlink r:id="rId84">
               <w:r>
                 <w:rPr>
                   <w:rStyle w:val="Hyperlink"/>
@@ -7002,9 +6190,9 @@
                 <w:color w:val="000000"/>
                 <w:sz w:val="19"/>
               </w:rPr>
-              <w:t>TC-AI-04</w:t>
+              <w:t>TC-PD-04</w:t>
               <w:br/>
-              <w:t>Full recommendation pipeline</w:t>
+              <w:t>Add selected variant to bag (UC07)</w:t>
             </w:r>
           </w:p>
         </w:tc>
@@ -7015,17 +6203,11 @@
             <w:shd w:fill="F5F5F5"/>
           </w:tcPr>
           <w:p>
-            <w:pPr>
-              <w:spacing w:before="0" w:after="60" w:line="247" w:lineRule="auto"/>
-            </w:pPr>
-            <w:r>
-              <w:rPr>
-                <w:rFonts w:ascii="Arial" w:hAnsi="Arial"/>
-                <w:b w:val="0"/>
-                <w:color w:val="000000"/>
-                <w:sz w:val="19"/>
-              </w:rPr>
-              <w:t>“Show me lavender clothing for a beach wedding, with a relaxed style, in size 10, costing no more than $100 per item.”</w:t>
+            <w:r>
+              <w:rPr>
+                <w:sz w:val="18"/>
+              </w:rPr>
+              <w:t>On P1031 select S and Add to bag; inspect Gold/S and A$90 in the cart.</w:t>
             </w:r>
           </w:p>
         </w:tc>
@@ -7046,7 +6228,7 @@
                 <w:color w:val="000000"/>
                 <w:sz w:val="19"/>
               </w:rPr>
-              <w:t>Preferences are extracted, products filtered/ranked, and best recommendation returned</w:t>
+              <w:t>Item is added to the cart with the selected colour and size</w:t>
             </w:r>
           </w:p>
         </w:tc>
@@ -7061,9 +6243,9 @@
               <w:rPr>
                 <w:sz w:val="18"/>
               </w:rPr>
-              <w:t xml:space="preserve">Pass — fresh live catalogue/model/domain execution met the stated assertion. </w:t>
-            </w:r>
-            <w:hyperlink r:id="rId85">
+              <w:t xml:space="preserve">Pass — selected S, added P1031; bag showed Gold/S at A$90. </w:t>
+            </w:r>
+            <w:hyperlink r:id="rId84">
               <w:r>
                 <w:rPr>
                   <w:rStyle w:val="Hyperlink"/>
@@ -7098,9 +6280,9 @@
                 <w:color w:val="000000"/>
                 <w:sz w:val="19"/>
               </w:rPr>
-              <w:t>TC-AI-05</w:t>
+              <w:t>TC-PD-05</w:t>
               <w:br/>
-              <w:t>Maximum budget boundary</w:t>
+              <w:t>Reject missing size (UC07)</w:t>
             </w:r>
           </w:p>
         </w:tc>
@@ -7111,17 +6293,11 @@
             <w:shd w:fill="FFFFFF"/>
           </w:tcPr>
           <w:p>
-            <w:pPr>
-              <w:spacing w:before="0" w:after="60" w:line="247" w:lineRule="auto"/>
-            </w:pPr>
-            <w:r>
-              <w:rPr>
-                <w:rFonts w:ascii="Arial" w:hAnsi="Arial"/>
-                <w:b w:val="0"/>
-                <w:color w:val="000000"/>
-                <w:sz w:val="19"/>
-              </w:rPr>
-              <w:t>Lavender clothing, size 10, maximum price $75</w:t>
+            <w:r>
+              <w:rPr>
+                <w:sz w:val="18"/>
+              </w:rPr>
+              <w:t>On fresh PD1 do not select a size; activate Add to bag and inspect prompt and bag count.</w:t>
             </w:r>
           </w:p>
         </w:tc>
@@ -7142,7 +6318,7 @@
                 <w:color w:val="000000"/>
                 <w:sz w:val="19"/>
               </w:rPr>
-              <w:t>Products above $75 are excluded; products at exactly $75 remain valid</w:t>
+              <w:t>Item is not added; user is prompted to select a size</w:t>
             </w:r>
           </w:p>
         </w:tc>
@@ -7157,9 +6333,9 @@
               <w:rPr>
                 <w:sz w:val="18"/>
               </w:rPr>
-              <w:t xml:space="preserve">Pass — fresh live catalogue/model/domain execution met the stated assertion. </w:t>
-            </w:r>
-            <w:hyperlink r:id="rId85">
+              <w:t xml:space="preserve">Pass — Add without size displayed “Please select a size”; bag count remained zero. </w:t>
+            </w:r>
+            <w:hyperlink r:id="rId84">
               <w:r>
                 <w:rPr>
                   <w:rStyle w:val="Hyperlink"/>
@@ -7194,9 +6370,9 @@
                 <w:color w:val="000000"/>
                 <w:sz w:val="19"/>
               </w:rPr>
-              <w:t>TC-AI-06</w:t>
+              <w:t>TC-PD-06</w:t>
               <w:br/>
-              <w:t>Fallback alternatives when no exact match</w:t>
+              <w:t>Expand and collapse description (UC05)</w:t>
             </w:r>
           </w:p>
         </w:tc>
@@ -7207,17 +6383,11 @@
             <w:shd w:fill="F5F5F5"/>
           </w:tcPr>
           <w:p>
-            <w:pPr>
-              <w:spacing w:before="0" w:after="60" w:line="247" w:lineRule="auto"/>
-            </w:pPr>
-            <w:r>
-              <w:rPr>
-                <w:rFonts w:ascii="Arial" w:hAnsi="Arial"/>
-                <w:b w:val="0"/>
-                <w:color w:val="000000"/>
-                <w:sz w:val="19"/>
-              </w:rPr>
-              <w:t>Lavender clothing, size 10, max price $50</w:t>
+            <w:r>
+              <w:rPr>
+                <w:sz w:val="18"/>
+              </w:rPr>
+              <w:t>On PD1 open the description section, then activate it again.</w:t>
             </w:r>
           </w:p>
         </w:tc>
@@ -7238,7 +6408,7 @@
                 <w:color w:val="000000"/>
                 <w:sz w:val="19"/>
               </w:rPr>
-              <w:t>Hard constraints remain enforced; soft preferences may be relaxed and unmatched preferences identified</w:t>
+              <w:t>Section expands to show details; clicking again collapses it</w:t>
             </w:r>
           </w:p>
         </w:tc>
@@ -7253,9 +6423,9 @@
               <w:rPr>
                 <w:sz w:val="18"/>
               </w:rPr>
-              <w:t xml:space="preserve">Pass — fresh live catalogue/model/domain execution met the stated assertion. </w:t>
-            </w:r>
-            <w:hyperlink r:id="rId85">
+              <w:t xml:space="preserve">Pass — Details expanded to recorded construction/fit/style/occasion information and collapsed on the next activation. </w:t>
+            </w:r>
+            <w:hyperlink r:id="rId84">
               <w:r>
                 <w:rPr>
                   <w:rStyle w:val="Hyperlink"/>
@@ -7290,9 +6460,9 @@
                 <w:color w:val="000000"/>
                 <w:sz w:val="19"/>
               </w:rPr>
-              <w:t>TC-AI-07</w:t>
+              <w:t>TC-PD-07</w:t>
               <w:br/>
-              <w:t>Explicit colour exclusion</w:t>
+              <w:t>Mobile product details (UC05)</w:t>
             </w:r>
           </w:p>
         </w:tc>
@@ -7303,17 +6473,11 @@
             <w:shd w:fill="FFFFFF"/>
           </w:tcPr>
           <w:p>
-            <w:pPr>
-              <w:spacing w:before="0" w:after="60" w:line="247" w:lineRule="auto"/>
-            </w:pPr>
-            <w:r>
-              <w:rPr>
-                <w:rFonts w:ascii="Arial" w:hAnsi="Arial"/>
-                <w:b w:val="0"/>
-                <w:color w:val="000000"/>
-                <w:sz w:val="19"/>
-              </w:rPr>
-              <w:t>Lavender clothing, size 10, max $50, exclude Brown</w:t>
+            <w:r>
+              <w:rPr>
+                <w:sz w:val="18"/>
+              </w:rPr>
+              <w:t>Open PD1 at a 390 by 844 mobile viewport; record device/browser version. Repeat selection and inspect overflow and controls.</w:t>
             </w:r>
           </w:p>
         </w:tc>
@@ -7334,7 +6498,7 @@
                 <w:color w:val="000000"/>
                 <w:sz w:val="19"/>
               </w:rPr>
-              <w:t>Brown products must not be returned, even as alternatives</w:t>
+              <w:t>Layout adjusts to the screen without overlapping or cut-off content</w:t>
             </w:r>
           </w:p>
         </w:tc>
@@ -7349,9 +6513,9 @@
               <w:rPr>
                 <w:sz w:val="18"/>
               </w:rPr>
-              <w:t xml:space="preserve">Pass — fresh live catalogue/model/domain execution met the stated assertion. </w:t>
-            </w:r>
-            <w:hyperlink r:id="rId85">
+              <w:t xml:space="preserve">Pass — 390 × 844 product view retained readable details, size controls and Add action without blocking overlap. </w:t>
+            </w:r>
+            <w:hyperlink r:id="rId84">
               <w:r>
                 <w:rPr>
                   <w:rStyle w:val="Hyperlink"/>
@@ -7386,9 +6550,9 @@
                 <w:color w:val="000000"/>
                 <w:sz w:val="19"/>
               </w:rPr>
-              <w:t>TC-AI-08</w:t>
+              <w:t>TC-PD-08</w:t>
               <w:br/>
-              <w:t>Required size enforcement</w:t>
+              <w:t>Keep different sizes as separate bag rows (UC07)</w:t>
             </w:r>
           </w:p>
         </w:tc>
@@ -7399,17 +6563,11 @@
             <w:shd w:fill="F5F5F5"/>
           </w:tcPr>
           <w:p>
-            <w:pPr>
-              <w:spacing w:before="0" w:after="60" w:line="247" w:lineRule="auto"/>
-            </w:pPr>
-            <w:r>
-              <w:rPr>
-                <w:rFonts w:ascii="Arial" w:hAnsi="Arial"/>
-                <w:b w:val="0"/>
-                <w:color w:val="000000"/>
-                <w:sz w:val="19"/>
-              </w:rPr>
-              <w:t>Lavender clothing, size 12, max $50</w:t>
+            <w:r>
+              <w:rPr>
+                <w:sz w:val="18"/>
+              </w:rPr>
+              <w:t>Add one PD1 Gold S and one PD1 Gold M. Expected subtotal A$180 before any disclosed adjustments.</w:t>
             </w:r>
           </w:p>
         </w:tc>
@@ -7430,7 +6588,7 @@
                 <w:color w:val="000000"/>
                 <w:sz w:val="19"/>
               </w:rPr>
-              <w:t>Products not available in size 12 must be excluded</w:t>
+              <w:t>The cart shows two separate rows for the same product, one for size S and one for size M. The Order Summary updates to reflect both items.</w:t>
             </w:r>
           </w:p>
         </w:tc>
@@ -7445,9 +6603,9 @@
               <w:rPr>
                 <w:sz w:val="18"/>
               </w:rPr>
-              <w:t xml:space="preserve">Pass — fresh live catalogue/model/domain execution met the stated assertion. </w:t>
-            </w:r>
-            <w:hyperlink r:id="rId85">
+              <w:t xml:space="preserve">Pass — S quantity 1 and M quantity 2 were separate rows; total units 3 and subtotal A$270. </w:t>
+            </w:r>
+            <w:hyperlink r:id="rId84">
               <w:r>
                 <w:rPr>
                   <w:rStyle w:val="Hyperlink"/>
@@ -7482,9 +6640,9 @@
                 <w:color w:val="000000"/>
                 <w:sz w:val="19"/>
               </w:rPr>
-              <w:t>TC-AI-09</w:t>
+              <w:t>TC-PD-09</w:t>
               <w:br/>
-              <w:t>Occasion and style ranking</w:t>
+              <w:t>Repeated add increases quantity (UC07)</w:t>
             </w:r>
           </w:p>
         </w:tc>
@@ -7495,17 +6653,11 @@
             <w:shd w:fill="FFFFFF"/>
           </w:tcPr>
           <w:p>
-            <w:pPr>
-              <w:spacing w:before="0" w:after="60" w:line="247" w:lineRule="auto"/>
-            </w:pPr>
-            <w:r>
-              <w:rPr>
-                <w:rFonts w:ascii="Arial" w:hAnsi="Arial"/>
-                <w:b w:val="0"/>
-                <w:color w:val="000000"/>
-                <w:sz w:val="19"/>
-              </w:rPr>
-              <w:t>Clothing, Lavender, Beach Wedding, Relaxed, size 10, max $100</w:t>
+            <w:r>
+              <w:rPr>
+                <w:sz w:val="18"/>
+              </w:rPr>
+              <w:t>Add PD1 Gold M twice. Expected quantity 2, total units 2 and item subtotal A$180.</w:t>
             </w:r>
           </w:p>
         </w:tc>
@@ -7526,7 +6678,7 @@
                 <w:color w:val="000000"/>
                 <w:sz w:val="19"/>
               </w:rPr>
-              <w:t>Product matching all four soft preferences should rank as an exact match</w:t>
+              <w:t>Its quantity increases to 2. The Shopping Cart number and Order Summary updates.</w:t>
             </w:r>
           </w:p>
         </w:tc>
@@ -7541,9 +6693,9 @@
               <w:rPr>
                 <w:sz w:val="18"/>
               </w:rPr>
-              <w:t xml:space="preserve">Pass — fresh live catalogue/model/domain execution met the stated assertion. </w:t>
-            </w:r>
-            <w:hyperlink r:id="rId85">
+              <w:t xml:space="preserve">Pass — repeated M add increased its row quantity to2; S1+M2 total A$270. </w:t>
+            </w:r>
+            <w:hyperlink r:id="rId84">
               <w:r>
                 <w:rPr>
                   <w:rStyle w:val="Hyperlink"/>
@@ -7578,9 +6730,9 @@
                 <w:color w:val="000000"/>
                 <w:sz w:val="19"/>
               </w:rPr>
-              <w:t>TC-AI-10</w:t>
+              <w:t>TC-PD-10</w:t>
               <w:br/>
-              <w:t>No product satisfies hard constraints</w:t>
+              <w:t>Remove bag item (UC07)</w:t>
             </w:r>
           </w:p>
         </w:tc>
@@ -7591,17 +6743,11 @@
             <w:shd w:fill="F5F5F5"/>
           </w:tcPr>
           <w:p>
-            <w:pPr>
-              <w:spacing w:before="0" w:after="60" w:line="247" w:lineRule="auto"/>
-            </w:pPr>
-            <w:r>
-              <w:rPr>
-                <w:rFonts w:ascii="Arial" w:hAnsi="Arial"/>
-                <w:b w:val="0"/>
-                <w:color w:val="000000"/>
-                <w:sz w:val="19"/>
-              </w:rPr>
-              <w:t>Size 10, max price $1</w:t>
+            <w:r>
+              <w:rPr>
+                <w:sz w:val="18"/>
+              </w:rPr>
+              <w:t>With one PD1 Gold M in the bag, remove it. Expected count 0 and item subtotal A$0.</w:t>
             </w:r>
           </w:p>
         </w:tc>
@@ -7622,7 +6768,7 @@
                 <w:color w:val="000000"/>
                 <w:sz w:val="19"/>
               </w:rPr>
-              <w:t>No unsuitable or over budget product should be returned; response should indicate no match</w:t>
+              <w:t>The item disappears. The Shopping Cart number and Order Summary recalculate.</w:t>
             </w:r>
           </w:p>
         </w:tc>
@@ -7637,9 +6783,9 @@
               <w:rPr>
                 <w:sz w:val="18"/>
               </w:rPr>
-              <w:t xml:space="preserve">Pass — no eligible products at maximum A$1; hard-filter result was empty. </w:t>
-            </w:r>
-            <w:hyperlink r:id="rId85">
+              <w:t xml:space="preserve">Pass — removing S left M2, bag count 2 and A$180; final mobile removal also produced the empty-cart state. </w:t>
+            </w:r>
+            <w:hyperlink r:id="rId84">
               <w:r>
                 <w:rPr>
                   <w:rStyle w:val="Hyperlink"/>
@@ -7674,9 +6820,9 @@
                 <w:color w:val="000000"/>
                 <w:sz w:val="19"/>
               </w:rPr>
-              <w:t>TC-AI-11</w:t>
+              <w:t>TC-PD-11</w:t>
               <w:br/>
-              <w:t>Empty/invalid shopping request handling</w:t>
+              <w:t>Adjust bag quantity (UC07)</w:t>
             </w:r>
           </w:p>
         </w:tc>
@@ -7687,17 +6833,11 @@
             <w:shd w:fill="FFFFFF"/>
           </w:tcPr>
           <w:p>
-            <w:pPr>
-              <w:spacing w:before="0" w:after="60" w:line="247" w:lineRule="auto"/>
-            </w:pPr>
-            <w:r>
-              <w:rPr>
-                <w:rFonts w:ascii="Arial" w:hAnsi="Arial"/>
-                <w:b w:val="0"/>
-                <w:color w:val="000000"/>
-                <w:sz w:val="19"/>
-              </w:rPr>
-              <w:t>POST /api/recommendations separately with application/json bodies {"message":"   ","limit":6} and {"limit":6}.</w:t>
+            <w:r>
+              <w:rPr>
+                <w:sz w:val="18"/>
+              </w:rPr>
+              <w:t>With PD1 quantity 1, press plus then minus. Expected quantities 2 then 1 and item subtotals A$180 then A$90.</w:t>
             </w:r>
           </w:p>
         </w:tc>
@@ -7718,28 +6858,7 @@
                 <w:color w:val="000000"/>
                 <w:sz w:val="19"/>
               </w:rPr>
-              <w:t xml:space="preserve">API rejects invalid input without processing recommendations. Error body identifies INVALID_REQUEST, success false and a nonempty request_id. See </w:t>
-            </w:r>
-            <w:hyperlink r:id="rId34" w:history="1">
-              <w:r>
-                <w:rPr>
-                  <w:rFonts w:ascii="Arial" w:hAnsi="Arial"/>
-                  <w:b w:val="0"/>
-                  <w:sz w:val="19"/>
-                  <w:color w:val="154273"/>
-                  <w:u w:val="single"/>
-                </w:rPr>
-                <w:t xml:space="preserve">scripts/test-recommendation-api-validation.mjs</w:t>
-              </w:r>
-            </w:hyperlink>
-            <w:r>
-              <w:rPr>
-                <w:rFonts w:ascii="Arial" w:hAnsi="Arial"/>
-                <w:b w:val="0"/>
-                <w:color w:val="000000"/>
-                <w:sz w:val="19"/>
-              </w:rPr>
-              <w:t xml:space="preserve">.</w:t>
+              <w:t>The quantity changes by one with each click. The Shopping Cart number and Order Summary updates accordingly.</w:t>
             </w:r>
           </w:p>
         </w:tc>
@@ -7754,9 +6873,9 @@
               <w:rPr>
                 <w:sz w:val="18"/>
               </w:rPr>
-              <w:t xml:space="preserve">Pass — current development HTTP validation run returned the expected 400/415 and controlled error contract. Production legacy endpoint was separately confirmed 404. </w:t>
-            </w:r>
-            <w:hyperlink r:id="rId86">
+              <w:t xml:space="preserve">Pass — M quantity 2→3→2 recalculated A$180→270→180. Reload retained product, M and quantity 2; mobile persistence also verified. </w:t>
+            </w:r>
+            <w:hyperlink r:id="rId84">
               <w:r>
                 <w:rPr>
                   <w:rStyle w:val="Hyperlink"/>
@@ -7791,9 +6910,9 @@
                 <w:color w:val="000000"/>
                 <w:sz w:val="19"/>
               </w:rPr>
-              <w:t>TC-AI-12</w:t>
+              <w:t>TC-PD-12</w:t>
               <w:br/>
-              <w:t>Invalid recommendation limit</w:t>
+              <w:t>Open product from bag (UC07)</w:t>
             </w:r>
           </w:p>
         </w:tc>
@@ -7804,17 +6923,11 @@
             <w:shd w:fill="F5F5F5"/>
           </w:tcPr>
           <w:p>
-            <w:pPr>
-              <w:spacing w:before="0" w:after="60" w:line="247" w:lineRule="auto"/>
-            </w:pPr>
-            <w:r>
-              <w:rPr>
-                <w:rFonts w:ascii="Arial" w:hAnsi="Arial"/>
-                <w:b w:val="0"/>
-                <w:color w:val="000000"/>
-                <w:sz w:val="19"/>
-              </w:rPr>
-              <w:t>POST /api/recommendations with application/json and {"message":"Show me clothing.","limit":7}. Valid upper boundary limit 6 is checked by TC-REG-15.</w:t>
+            <w:r>
+              <w:rPr>
+                <w:sz w:val="18"/>
+              </w:rPr>
+              <w:t>From the bag click PD1; expect /products/P1031.</w:t>
             </w:r>
           </w:p>
         </w:tc>
@@ -7835,28 +6948,7 @@
                 <w:color w:val="000000"/>
                 <w:sz w:val="19"/>
               </w:rPr>
-              <w:t xml:space="preserve">API rejects values above the supported limit of 6. Error body identifies INVALID_REQUEST, success false and a nonempty request_id. See </w:t>
-            </w:r>
-            <w:hyperlink r:id="rId34" w:history="1">
-              <w:r>
-                <w:rPr>
-                  <w:rFonts w:ascii="Arial" w:hAnsi="Arial"/>
-                  <w:b w:val="0"/>
-                  <w:sz w:val="19"/>
-                  <w:color w:val="154273"/>
-                  <w:u w:val="single"/>
-                </w:rPr>
-                <w:t xml:space="preserve">scripts/test-recommendation-api-validation.mjs</w:t>
-              </w:r>
-            </w:hyperlink>
-            <w:r>
-              <w:rPr>
-                <w:rFonts w:ascii="Arial" w:hAnsi="Arial"/>
-                <w:b w:val="0"/>
-                <w:color w:val="000000"/>
-                <w:sz w:val="19"/>
-              </w:rPr>
-              <w:t xml:space="preserve">.</w:t>
+              <w:t>The corresponding product details page opens.</w:t>
             </w:r>
           </w:p>
         </w:tc>
@@ -7871,9 +6963,9 @@
               <w:rPr>
                 <w:sz w:val="18"/>
               </w:rPr>
-              <w:t xml:space="preserve">Pass — current development HTTP validation run returned the expected 400/415 and controlled error contract. Production legacy endpoint was separately confirmed 404. </w:t>
-            </w:r>
-            <w:hyperlink r:id="rId86">
+              <w:t xml:space="preserve">Pass — P1031 link from bag opened the matching Gold Trench Coat product page at A$90. </w:t>
+            </w:r>
+            <w:hyperlink r:id="rId84">
               <w:r>
                 <w:rPr>
                   <w:rStyle w:val="Hyperlink"/>
@@ -7908,9 +7000,9 @@
                 <w:color w:val="000000"/>
                 <w:sz w:val="19"/>
               </w:rPr>
-              <w:t>TC-AI-13</w:t>
+              <w:t>TC-PD-13</w:t>
               <w:br/>
-              <w:t>Malformed JSON request</w:t>
+              <w:t>Continue browsing (UC07)</w:t>
             </w:r>
           </w:p>
         </w:tc>
@@ -7921,17 +7013,11 @@
             <w:shd w:fill="FFFFFF"/>
           </w:tcPr>
           <w:p>
-            <w:pPr>
-              <w:spacing w:before="0" w:after="60" w:line="247" w:lineRule="auto"/>
-            </w:pPr>
-            <w:r>
-              <w:rPr>
-                <w:rFonts w:ascii="Arial" w:hAnsi="Arial"/>
-                <w:b w:val="0"/>
-                <w:color w:val="000000"/>
-                <w:sz w:val="19"/>
-              </w:rPr>
-              <w:t>POST /api/recommendations with Content-Type application/json and exact malformed body {"message":</w:t>
+            <w:r>
+              <w:rPr>
+                <w:sz w:val="18"/>
+              </w:rPr>
+              <w:t>From the bag activate Continue Browsing Collection; record the destination and compare with the current link target.</w:t>
             </w:r>
           </w:p>
         </w:tc>
@@ -7952,28 +7038,7 @@
                 <w:color w:val="000000"/>
                 <w:sz w:val="19"/>
               </w:rPr>
-              <w:t xml:space="preserve">API returns controlled validation error instead of crashing. Error body identifies INVALID_REQUEST, success false and a nonempty request_id. See </w:t>
-            </w:r>
-            <w:hyperlink r:id="rId34" w:history="1">
-              <w:r>
-                <w:rPr>
-                  <w:rFonts w:ascii="Arial" w:hAnsi="Arial"/>
-                  <w:b w:val="0"/>
-                  <w:sz w:val="19"/>
-                  <w:color w:val="154273"/>
-                  <w:u w:val="single"/>
-                </w:rPr>
-                <w:t xml:space="preserve">scripts/test-recommendation-api-validation.mjs</w:t>
-              </w:r>
-            </w:hyperlink>
-            <w:r>
-              <w:rPr>
-                <w:rFonts w:ascii="Arial" w:hAnsi="Arial"/>
-                <w:b w:val="0"/>
-                <w:color w:val="000000"/>
-                <w:sz w:val="19"/>
-              </w:rPr>
-              <w:t xml:space="preserve">.</w:t>
+              <w:t>The product browsing page opens.</w:t>
             </w:r>
           </w:p>
         </w:tc>
@@ -7988,9 +7053,9 @@
               <w:rPr>
                 <w:sz w:val="18"/>
               </w:rPr>
-              <w:t xml:space="preserve">Pass — current development HTTP validation run returned the expected 400/415 and controlled error contract. Production legacy endpoint was separately confirmed 404. </w:t>
-            </w:r>
-            <w:hyperlink r:id="rId86">
+              <w:t xml:space="preserve">Pass — Continue Browsing opened the collection/homepage and retained the bag. </w:t>
+            </w:r>
+            <w:hyperlink r:id="rId84">
               <w:r>
                 <w:rPr>
                   <w:rStyle w:val="Hyperlink"/>
@@ -8025,9 +7090,9 @@
                 <w:color w:val="000000"/>
                 <w:sz w:val="19"/>
               </w:rPr>
-              <w:t>TC-AI-14</w:t>
+              <w:t>TC-PD-14</w:t>
               <w:br/>
-              <w:t>Incorrect content type</w:t>
+              <w:t>Open styling advice link (UC07)</w:t>
             </w:r>
           </w:p>
         </w:tc>
@@ -8038,17 +7103,11 @@
             <w:shd w:fill="F5F5F5"/>
           </w:tcPr>
           <w:p>
-            <w:pPr>
-              <w:spacing w:before="0" w:after="60" w:line="247" w:lineRule="auto"/>
-            </w:pPr>
-            <w:r>
-              <w:rPr>
-                <w:rFonts w:ascii="Arial" w:hAnsi="Arial"/>
-                <w:b w:val="0"/>
-                <w:color w:val="000000"/>
-                <w:sz w:val="19"/>
-              </w:rPr>
-              <w:t>POST /api/recommendations with Content-Type text/plain and body {"message":"Show me clothing."}.</w:t>
+            <w:r>
+              <w:rPr>
+                <w:sz w:val="18"/>
+              </w:rPr>
+              <w:t>From the bag activate the styling advice or concierge link; compare the opened destination with the current link target. Record changed/removed links as a requirement review item.</w:t>
             </w:r>
           </w:p>
         </w:tc>
@@ -8059,38 +7118,11 @@
             <w:shd w:fill="F5F5F5"/>
           </w:tcPr>
           <w:p>
-            <w:pPr>
-              <w:spacing w:before="0" w:after="60" w:line="247" w:lineRule="auto"/>
-            </w:pPr>
-            <w:r>
-              <w:rPr>
-                <w:rFonts w:ascii="Arial" w:hAnsi="Arial"/>
-                <w:b w:val="0"/>
-                <w:color w:val="000000"/>
-                <w:sz w:val="19"/>
-              </w:rPr>
-              <w:t xml:space="preserve">API rejects unsupported content type. Error body identifies INVALID_REQUEST, success false and a nonempty request_id. See </w:t>
-            </w:r>
-            <w:hyperlink r:id="rId34" w:history="1">
-              <w:r>
-                <w:rPr>
-                  <w:rFonts w:ascii="Arial" w:hAnsi="Arial"/>
-                  <w:b w:val="0"/>
-                  <w:sz w:val="19"/>
-                  <w:color w:val="154273"/>
-                  <w:u w:val="single"/>
-                </w:rPr>
-                <w:t xml:space="preserve">scripts/test-recommendation-api-validation.mjs</w:t>
-              </w:r>
-            </w:hyperlink>
-            <w:r>
-              <w:rPr>
-                <w:rFonts w:ascii="Arial" w:hAnsi="Arial"/>
-                <w:b w:val="0"/>
-                <w:color w:val="000000"/>
-                <w:sz w:val="19"/>
-              </w:rPr>
-              <w:t xml:space="preserve">.</w:t>
+            <w:r>
+              <w:rPr>
+                <w:sz w:val="18"/>
+              </w:rPr>
+              <w:t>The contextual AI Stylist interface opens for further shopping assistance.</w:t>
             </w:r>
           </w:p>
         </w:tc>
@@ -8105,9 +7137,9 @@
               <w:rPr>
                 <w:sz w:val="18"/>
               </w:rPr>
-              <w:t xml:space="preserve">Pass — current development HTTP validation run returned the expected 400/415 and controlled error contract. Production legacy endpoint was separately confirmed 404. </w:t>
-            </w:r>
-            <w:hyperlink r:id="rId86">
+              <w:t xml:space="preserve">Pass — cart styling-advice control opened AI Stylist in context. </w:t>
+            </w:r>
+            <w:hyperlink r:id="rId84">
               <w:r>
                 <w:rPr>
                   <w:rStyle w:val="Hyperlink"/>
@@ -8121,205 +7153,60 @@
           </w:p>
         </w:tc>
       </w:tr>
-      <w:tr>
-        <w:trPr>
-          <w:cantSplit/>
-        </w:trPr>
-        <w:tc>
-          <w:tcPr>
-            <w:tcW w:type="dxa" w:w="1928"/>
-            <w:vAlign w:val="center"/>
-            <w:shd w:fill="FFFFFF"/>
-          </w:tcPr>
-          <w:p>
-            <w:pPr>
-              <w:spacing w:before="0" w:after="60" w:line="247" w:lineRule="auto"/>
-            </w:pPr>
-            <w:r>
-              <w:rPr>
-                <w:rFonts w:ascii="Arial" w:hAnsi="Arial"/>
-                <w:b w:val="0"/>
-                <w:color w:val="000000"/>
-                <w:sz w:val="19"/>
-              </w:rPr>
-              <w:t>TC-AI-15</w:t>
-              <w:br/>
-              <w:t>AI service unavailable</w:t>
-            </w:r>
-          </w:p>
-        </w:tc>
-        <w:tc>
-          <w:tcPr>
-            <w:tcW w:type="dxa" w:w="4479"/>
-            <w:vAlign w:val="center"/>
-            <w:shd w:fill="FFFFFF"/>
-          </w:tcPr>
-          <w:p>
-            <w:pPr>
-              <w:spacing w:before="0" w:after="60" w:line="247" w:lineRule="auto"/>
-            </w:pPr>
-            <w:r>
-              <w:rPr>
-                <w:rFonts w:ascii="Arial" w:hAnsi="Arial"/>
-                <w:b w:val="0"/>
-                <w:color w:val="000000"/>
-                <w:sz w:val="19"/>
-              </w:rPr>
-              <w:t>Simulate OpenAI/API failure</w:t>
-            </w:r>
-          </w:p>
-        </w:tc>
-        <w:tc>
-          <w:tcPr>
-            <w:tcW w:type="dxa" w:w="4195"/>
-            <w:vAlign w:val="center"/>
-            <w:shd w:fill="FFFFFF"/>
-          </w:tcPr>
-          <w:p>
-            <w:pPr>
-              <w:spacing w:before="0" w:after="60" w:line="247" w:lineRule="auto"/>
-            </w:pPr>
-            <w:r>
-              <w:rPr>
-                <w:rFonts w:ascii="Arial" w:hAnsi="Arial"/>
-                <w:b w:val="0"/>
-                <w:color w:val="000000"/>
-                <w:sz w:val="19"/>
-              </w:rPr>
-              <w:t>System should return an understandable error without exposing sensitive details</w:t>
-            </w:r>
-          </w:p>
-        </w:tc>
-        <w:tc>
-          <w:tcPr>
-            <w:tcW w:type="dxa" w:w="4422"/>
-            <w:vAlign w:val="center"/>
-            <w:shd w:fill="FFFFFF"/>
-          </w:tcPr>
-          <w:p>
-            <w:r>
-              <w:rPr>
-                <w:sz w:val="18"/>
-              </w:rPr>
-              <w:t xml:space="preserve">Pass — actual POST route in an isolated HTTP process returned 502 CONVERSATION_FAILED; safe message, no fabricated products or shared-service disruption. See TC-INT-01/02. </w:t>
-            </w:r>
-            <w:hyperlink r:id="rId87">
-              <w:r>
-                <w:rPr>
-                  <w:rStyle w:val="Hyperlink"/>
-                  <w:sz w:val="18"/>
-                  <w:color w:val="0563C1"/>
-                  <w:u w:val="single"/>
-                </w:rPr>
-                <w:t>[24 Oct evidence]</w:t>
-              </w:r>
-            </w:hyperlink>
-          </w:p>
-        </w:tc>
-      </w:tr>
-      <w:tr>
-        <w:trPr>
-          <w:cantSplit/>
-        </w:trPr>
-        <w:tc>
-          <w:tcPr>
-            <w:tcW w:type="dxa" w:w="1928"/>
-            <w:vAlign w:val="center"/>
-            <w:shd w:fill="F5F5F5"/>
-          </w:tcPr>
-          <w:p>
-            <w:pPr>
-              <w:spacing w:before="0" w:after="60" w:line="247" w:lineRule="auto"/>
-            </w:pPr>
-            <w:r>
-              <w:rPr>
-                <w:rFonts w:ascii="Arial" w:hAnsi="Arial"/>
-                <w:b w:val="0"/>
-                <w:color w:val="000000"/>
-                <w:sz w:val="19"/>
-              </w:rPr>
-              <w:t>TC-AI-16</w:t>
-              <w:br/>
-              <w:t>Database unavailable</w:t>
-            </w:r>
-          </w:p>
-        </w:tc>
-        <w:tc>
-          <w:tcPr>
-            <w:tcW w:type="dxa" w:w="4479"/>
-            <w:vAlign w:val="center"/>
-            <w:shd w:fill="F5F5F5"/>
-          </w:tcPr>
-          <w:p>
-            <w:pPr>
-              <w:spacing w:before="0" w:after="60" w:line="247" w:lineRule="auto"/>
-            </w:pPr>
-            <w:r>
-              <w:rPr>
-                <w:rFonts w:ascii="Arial" w:hAnsi="Arial"/>
-                <w:b w:val="0"/>
-                <w:color w:val="000000"/>
-                <w:sz w:val="19"/>
-              </w:rPr>
-              <w:t>Simulate Supabase/databas e failure</w:t>
-            </w:r>
-          </w:p>
-        </w:tc>
-        <w:tc>
-          <w:tcPr>
-            <w:tcW w:type="dxa" w:w="4195"/>
-            <w:vAlign w:val="center"/>
-            <w:shd w:fill="F5F5F5"/>
-          </w:tcPr>
-          <w:p>
-            <w:pPr>
-              <w:spacing w:before="0" w:after="60" w:line="247" w:lineRule="auto"/>
-            </w:pPr>
-            <w:r>
-              <w:rPr>
-                <w:rFonts w:ascii="Arial" w:hAnsi="Arial"/>
-                <w:b w:val="0"/>
-                <w:color w:val="000000"/>
-                <w:sz w:val="19"/>
-              </w:rPr>
-              <w:t>System should return an appropriate catalogue unavailable error without returning fabricated product results.</w:t>
-            </w:r>
-          </w:p>
-        </w:tc>
-        <w:tc>
-          <w:tcPr>
-            <w:tcW w:type="dxa" w:w="4422"/>
-            <w:vAlign w:val="center"/>
-            <w:shd w:fill="F5F5F5"/>
-          </w:tcPr>
-          <w:p>
-            <w:r>
-              <w:rPr>
-                <w:sz w:val="18"/>
-              </w:rPr>
-              <w:t xml:space="preserve">Pass — actual POST route in an isolated HTTP process returned 503 CATALOGUE_UNAVAILABLE; safe message, no fabricated products or shared-service disruption. See TC-INT-01/02. </w:t>
-            </w:r>
-            <w:hyperlink r:id="rId87">
-              <w:r>
-                <w:rPr>
-                  <w:rStyle w:val="Hyperlink"/>
-                  <w:sz w:val="18"/>
-                  <w:color w:val="0563C1"/>
-                  <w:u w:val="single"/>
-                </w:rPr>
-                <w:t>[24 Oct evidence]</w:t>
-              </w:r>
-            </w:hyperlink>
-          </w:p>
-        </w:tc>
-      </w:tr>
     </w:tbl>
     <w:p>
       <w:pPr>
         <w:pStyle w:val="Heading2"/>
       </w:pPr>
       <w:r>
-        <w:t>Preference extraction</w:t>
+        <w:t>Recommendation and API behaviour</w:t>
+      </w:r>
+    </w:p>
+    <w:p>
+      <w:pPr>
+        <w:keepLines/>
+        <w:widowControl/>
+      </w:pPr>
+      <w:r>
+        <w:t>TC-AI-01–10 use the 24 October live read-only catalogue snapshot: 318 records, including 316 available products. Counts are observations, not fixed acceptance targets. TC-AI-11–14 validate the development-only legacy endpoint; the deployed legacy endpoint correctly returns 404. The production conversation route has separate HTTP cases. [E14]</w:t>
+      </w:r>
+      <w:r>
+        <w:t xml:space="preserve"> (see </w:t>
+      </w:r>
+      <w:r>
+        <w:fldChar w:fldCharType="begin"/>
+        <w:instrText xml:space="preserve"> REF D4Table012 \h </w:instrText>
+        <w:fldChar w:fldCharType="separate"/>
+        <w:t>TABLE 12</w:t>
+        <w:fldChar w:fldCharType="end"/>
+      </w:r>
+      <w:r>
+        <w:t>).</w:t>
+      </w:r>
+    </w:p>
+    <w:p>
+      <w:pPr>
+        <w:pStyle w:val="Tabletitle"/>
+      </w:pPr>
+      <w:bookmarkStart w:id="26" w:name="D4Table012"/>
+      <w:r>
+        <w:t xml:space="preserve">TABLE </w:t>
+      </w:r>
+      <w:r>
+        <w:rPr>
+          <w:b/>
+          <w:i w:val="0"/>
+          <w:sz w:val="20"/>
+        </w:rPr>
+        <w:fldChar w:fldCharType="begin"/>
+        <w:instrText xml:space="preserve"> SEQ TABLE \* ARABIC </w:instrText>
+        <w:fldChar w:fldCharType="separate"/>
+        <w:t>12</w:t>
+        <w:fldChar w:fldCharType="end"/>
+      </w:r>
+      <w:bookmarkEnd w:id="26"/>
+      <w:r>
+        <w:t xml:space="preserve"> Recommendation and API test cases</w:t>
       </w:r>
     </w:p>
     <w:tbl>
@@ -8362,6 +7249,7 @@
           </w:tcPr>
           <w:p>
             <w:pPr>
+              <w:keepNext/>
               <w:spacing w:before="0" w:after="60" w:line="247" w:lineRule="auto"/>
             </w:pPr>
             <w:r>
@@ -8383,6 +7271,7 @@
           </w:tcPr>
           <w:p>
             <w:pPr>
+              <w:keepNext/>
               <w:spacing w:before="0" w:after="60" w:line="247" w:lineRule="auto"/>
             </w:pPr>
             <w:r>
@@ -8404,6 +7293,7 @@
           </w:tcPr>
           <w:p>
             <w:pPr>
+              <w:keepNext/>
               <w:spacing w:before="0" w:after="60" w:line="247" w:lineRule="auto"/>
             </w:pPr>
             <w:r>
@@ -8425,6 +7315,7 @@
           </w:tcPr>
           <w:p>
             <w:pPr>
+              <w:keepNext/>
               <w:spacing w:before="0" w:after="60" w:line="247" w:lineRule="auto"/>
             </w:pPr>
             <w:r>
@@ -8460,9 +7351,9 @@
                 <w:color w:val="000000"/>
                 <w:sz w:val="19"/>
               </w:rPr>
-              <w:t>TC-PE-01</w:t>
+              <w:t>TC-AI-01</w:t>
               <w:br/>
-              <w:t>Extract dress, occasion, colour, size and budget</w:t>
+              <w:t>Product catalogue retrieval</w:t>
             </w:r>
           </w:p>
         </w:tc>
@@ -8483,7 +7374,7 @@
                 <w:color w:val="000000"/>
                 <w:sz w:val="19"/>
               </w:rPr>
-              <w:t>“I need a black dress under $150 for a wedding in size 10.”</w:t>
+              <w:t>Request catalogue products from Supabase</w:t>
             </w:r>
           </w:p>
         </w:tc>
@@ -8504,7 +7395,7 @@
                 <w:color w:val="000000"/>
                 <w:sz w:val="19"/>
               </w:rPr>
-              <w:t>Structured preferences identify Clothing, Dresses, Wedding Guest, Black, size 10 and maximum price $150</w:t>
+              <w:t>System retrieves available catalogue products successfully</w:t>
             </w:r>
           </w:p>
         </w:tc>
@@ -8519,7 +7410,7 @@
               <w:rPr>
                 <w:sz w:val="18"/>
               </w:rPr>
-              <w:t xml:space="preserve">Pass — 24 October fresh real-model extraction matched all specified fields and preserved unspecified values. </w:t>
+              <w:t xml:space="preserve">Pass — read 318 current catalogue records (316 available); snapshot retained. </w:t>
             </w:r>
             <w:hyperlink r:id="rId85">
               <w:r>
@@ -8556,9 +7447,9 @@
                 <w:color w:val="000000"/>
                 <w:sz w:val="19"/>
               </w:rPr>
-              <w:t>TC-PE-02</w:t>
+              <w:t>TC-AI-02</w:t>
               <w:br/>
-              <w:t>Avoid inferring an unstated product category</w:t>
+              <w:t>Hard filtering by size and budget</w:t>
             </w:r>
           </w:p>
         </w:tc>
@@ -8579,7 +7470,7 @@
                 <w:color w:val="000000"/>
                 <w:sz w:val="19"/>
               </w:rPr>
-              <w:t>“I’m going to a beach wedding and want something elegant, maybe sage or blue.”</w:t>
+              <w:t>Size = 10, max price = $100</w:t>
             </w:r>
           </w:p>
         </w:tc>
@@ -8600,7 +7491,7 @@
                 <w:color w:val="000000"/>
                 <w:sz w:val="19"/>
               </w:rPr>
-              <w:t>Extract Beach Wedding, Elegant, Sage and Blue without assuming a dress, category, gender or season</w:t>
+              <w:t>Only available, in-stock products containing size 10 and costing &lt;= $100 are returned</w:t>
             </w:r>
           </w:p>
         </w:tc>
@@ -8615,7 +7506,7 @@
               <w:rPr>
                 <w:sz w:val="18"/>
               </w:rPr>
-              <w:t xml:space="preserve">Pass — 24 October fresh real-model extraction matched all specified fields and preserved unspecified values. </w:t>
+              <w:t xml:space="preserve">Pass — 60 available/in-stock records met size 10 and maximum A$100. </w:t>
             </w:r>
             <w:hyperlink r:id="rId85">
               <w:r>
@@ -8652,9 +7543,9 @@
                 <w:color w:val="000000"/>
                 <w:sz w:val="19"/>
               </w:rPr>
-              <w:t>TC-PE-03</w:t>
+              <w:t>TC-AI-03</w:t>
               <w:br/>
-              <w:t>Extract a casual brunch request</w:t>
+              <w:t>Soft preference ranking</w:t>
             </w:r>
           </w:p>
         </w:tc>
@@ -8675,7 +7566,7 @@
                 <w:color w:val="000000"/>
                 <w:sz w:val="19"/>
               </w:rPr>
-              <w:t>“I need something casual for brunch under $100.”</w:t>
+              <w:t>Size 10, max $100, category Clothing, preferred colour Lavender</w:t>
             </w:r>
           </w:p>
         </w:tc>
@@ -8696,7 +7587,7 @@
                 <w:color w:val="000000"/>
                 <w:sz w:val="19"/>
               </w:rPr>
-              <w:t>Extract Brunch, Casual and maximum price $100 without assuming a product category</w:t>
+              <w:t>Products passing hard constraints are ranked by preference match</w:t>
             </w:r>
           </w:p>
         </w:tc>
@@ -8711,7 +7602,7 @@
               <w:rPr>
                 <w:sz w:val="18"/>
               </w:rPr>
-              <w:t xml:space="preserve">Pass — 24 October fresh real-model extraction matched all specified fields and preserved unspecified values. </w:t>
+              <w:t xml:space="preserve">Pass — fresh live catalogue/model/domain execution met the stated assertion. </w:t>
             </w:r>
             <w:hyperlink r:id="rId85">
               <w:r>
@@ -8748,9 +7639,9 @@
                 <w:color w:val="000000"/>
                 <w:sz w:val="19"/>
               </w:rPr>
-              <w:t>TC-PE-04</w:t>
+              <w:t>TC-AI-04</w:t>
               <w:br/>
-              <w:t>Extract gender, category and size</w:t>
+              <w:t>Full recommendation pipeline</w:t>
             </w:r>
           </w:p>
         </w:tc>
@@ -8771,7 +7662,7 @@
                 <w:color w:val="000000"/>
                 <w:sz w:val="19"/>
               </w:rPr>
-              <w:t>“Show me men’s shoes for work in size 11.”</w:t>
+              <w:t>“Show me lavender clothing for a beach wedding, with a relaxed style, in size 10, costing no more than $100 per item.”</w:t>
             </w:r>
           </w:p>
         </w:tc>
@@ -8792,7 +7683,7 @@
                 <w:color w:val="000000"/>
                 <w:sz w:val="19"/>
               </w:rPr>
-              <w:t>Extract Men, Shoes, Work and size 11 without inventing a shoe subcategory</w:t>
+              <w:t>Preferences are extracted, products filtered/ranked, and best recommendation returned</w:t>
             </w:r>
           </w:p>
         </w:tc>
@@ -8807,7 +7698,7 @@
               <w:rPr>
                 <w:sz w:val="18"/>
               </w:rPr>
-              <w:t xml:space="preserve">Pass — 24 October fresh real-model extraction matched all specified fields and preserved unspecified values. </w:t>
+              <w:t xml:space="preserve">Pass — fresh live catalogue/model/domain execution met the stated assertion. </w:t>
             </w:r>
             <w:hyperlink r:id="rId85">
               <w:r>
@@ -8844,9 +7735,9 @@
                 <w:color w:val="000000"/>
                 <w:sz w:val="19"/>
               </w:rPr>
-              <w:t>TC-PE-05</w:t>
+              <w:t>TC-AI-05</w:t>
               <w:br/>
-              <w:t>Extract an excluded colour</w:t>
+              <w:t>Maximum budget boundary</w:t>
             </w:r>
           </w:p>
         </w:tc>
@@ -8867,7 +7758,7 @@
                 <w:color w:val="000000"/>
                 <w:sz w:val="19"/>
               </w:rPr>
-              <w:t>“I want a romantic outfit for date night but nothing red.”</w:t>
+              <w:t>Lavender clothing, size 10, maximum price $75</w:t>
             </w:r>
           </w:p>
         </w:tc>
@@ -8888,7 +7779,7 @@
                 <w:color w:val="000000"/>
                 <w:sz w:val="19"/>
               </w:rPr>
-              <w:t>Extract Romantic and Date Night; put Red in excluded colours, not preferred colours</w:t>
+              <w:t>Products above $75 are excluded; products at exactly $75 remain valid</w:t>
             </w:r>
           </w:p>
         </w:tc>
@@ -8903,7 +7794,7 @@
               <w:rPr>
                 <w:sz w:val="18"/>
               </w:rPr>
-              <w:t xml:space="preserve">Pass — 24 October fresh real-model extraction matched all specified fields and preserved unspecified values. </w:t>
+              <w:t xml:space="preserve">Pass — fresh live catalogue/model/domain execution met the stated assertion. </w:t>
             </w:r>
             <w:hyperlink r:id="rId85">
               <w:r>
@@ -8940,9 +7831,9 @@
                 <w:color w:val="000000"/>
                 <w:sz w:val="19"/>
               </w:rPr>
-              <w:t>TC-PE-06</w:t>
+              <w:t>TC-AI-06</w:t>
               <w:br/>
-              <w:t>Extract minimum and maximum prices</w:t>
+              <w:t>Fallback alternatives when no exact match</w:t>
             </w:r>
           </w:p>
         </w:tc>
@@ -8963,7 +7854,7 @@
                 <w:color w:val="000000"/>
                 <w:sz w:val="19"/>
               </w:rPr>
-              <w:t>“A bag costing at least $100 and up to $150.”</w:t>
+              <w:t>Lavender clothing, size 10, max price $50</w:t>
             </w:r>
           </w:p>
         </w:tc>
@@ -8984,7 +7875,7 @@
                 <w:color w:val="000000"/>
                 <w:sz w:val="19"/>
               </w:rPr>
-              <w:t>Extract Bags, minimum price $100 and maximum price $150</w:t>
+              <w:t>Hard constraints remain enforced; soft preferences may be relaxed and unmatched preferences identified</w:t>
             </w:r>
           </w:p>
         </w:tc>
@@ -8999,7 +7890,7 @@
               <w:rPr>
                 <w:sz w:val="18"/>
               </w:rPr>
-              <w:t xml:space="preserve">Pass — 24 October fresh real-model extraction matched all specified fields and preserved unspecified values. </w:t>
+              <w:t xml:space="preserve">Pass — fresh live catalogue/model/domain execution met the stated assertion. </w:t>
             </w:r>
             <w:hyperlink r:id="rId85">
               <w:r>
@@ -9036,9 +7927,9 @@
                 <w:color w:val="000000"/>
                 <w:sz w:val="19"/>
               </w:rPr>
-              <w:t>TC-PE-07</w:t>
+              <w:t>TC-AI-07</w:t>
               <w:br/>
-              <w:t>Reject empty extraction input</w:t>
+              <w:t>Explicit colour exclusion</w:t>
             </w:r>
           </w:p>
         </w:tc>
@@ -9059,7 +7950,7 @@
                 <w:color w:val="000000"/>
                 <w:sz w:val="19"/>
               </w:rPr>
-              <w:t>Call extractPreferences with the exact whitespace-only string "   ". Confirm rejection before any OpenAI call.</w:t>
+              <w:t>Lavender clothing, size 10, max $50, exclude Brown</w:t>
             </w:r>
           </w:p>
         </w:tc>
@@ -9080,7 +7971,7 @@
                 <w:color w:val="000000"/>
                 <w:sz w:val="19"/>
               </w:rPr>
-              <w:t>Function rejects the request before calling OpenAI</w:t>
+              <w:t>Brown products must not be returned, even as alternatives</w:t>
             </w:r>
           </w:p>
         </w:tc>
@@ -9095,7 +7986,7 @@
               <w:rPr>
                 <w:sz w:val="18"/>
               </w:rPr>
-              <w:t xml:space="preserve">Pass — 24 October fresh blank-input/HTTP validation returned the specified controlled rejection. </w:t>
+              <w:t xml:space="preserve">Pass — fresh live catalogue/model/domain execution met the stated assertion. </w:t>
             </w:r>
             <w:hyperlink r:id="rId85">
               <w:r>
@@ -9132,9 +8023,9 @@
                 <w:color w:val="000000"/>
                 <w:sz w:val="19"/>
               </w:rPr>
-              <w:t>TC-PE-08</w:t>
+              <w:t>TC-AI-08</w:t>
               <w:br/>
-              <w:t>Reject invalid extraction API bodies</w:t>
+              <w:t>Required size enforcement</w:t>
             </w:r>
           </w:p>
         </w:tc>
@@ -9155,7 +8046,7 @@
                 <w:color w:val="000000"/>
                 <w:sz w:val="19"/>
               </w:rPr>
-              <w:t>POST /api/extraction independently with application/json bodies A: {"message": (malformed), B: {}, C: {"message":7}, D: {"message":"   "}. Record each response separately.</w:t>
+              <w:t>Lavender clothing, size 12, max $50</w:t>
             </w:r>
           </w:p>
         </w:tc>
@@ -9176,7 +8067,7 @@
                 <w:color w:val="000000"/>
                 <w:sz w:val="19"/>
               </w:rPr>
-              <w:t>API returns HTTP 400 with a controlled validation error</w:t>
+              <w:t>Products not available in size 12 must be excluded</w:t>
             </w:r>
           </w:p>
         </w:tc>
@@ -9191,7 +8082,7 @@
               <w:rPr>
                 <w:sz w:val="18"/>
               </w:rPr>
-              <w:t xml:space="preserve">Pass — 24 October fresh blank-input/HTTP validation returned the specified controlled rejection. </w:t>
+              <w:t xml:space="preserve">Pass — fresh live catalogue/model/domain execution met the stated assertion. </w:t>
             </w:r>
             <w:hyperlink r:id="rId85">
               <w:r>
@@ -9207,22 +8098,911 @@
           </w:p>
         </w:tc>
       </w:tr>
+      <w:tr>
+        <w:trPr>
+          <w:cantSplit/>
+        </w:trPr>
+        <w:tc>
+          <w:tcPr>
+            <w:tcW w:type="dxa" w:w="1928"/>
+            <w:vAlign w:val="center"/>
+            <w:shd w:fill="FFFFFF"/>
+          </w:tcPr>
+          <w:p>
+            <w:pPr>
+              <w:spacing w:before="0" w:after="60" w:line="247" w:lineRule="auto"/>
+            </w:pPr>
+            <w:r>
+              <w:rPr>
+                <w:rFonts w:ascii="Arial" w:hAnsi="Arial"/>
+                <w:b w:val="0"/>
+                <w:color w:val="000000"/>
+                <w:sz w:val="19"/>
+              </w:rPr>
+              <w:t>TC-AI-09</w:t>
+              <w:br/>
+              <w:t>Occasion and style ranking</w:t>
+            </w:r>
+          </w:p>
+        </w:tc>
+        <w:tc>
+          <w:tcPr>
+            <w:tcW w:type="dxa" w:w="4479"/>
+            <w:vAlign w:val="center"/>
+            <w:shd w:fill="FFFFFF"/>
+          </w:tcPr>
+          <w:p>
+            <w:pPr>
+              <w:spacing w:before="0" w:after="60" w:line="247" w:lineRule="auto"/>
+            </w:pPr>
+            <w:r>
+              <w:rPr>
+                <w:rFonts w:ascii="Arial" w:hAnsi="Arial"/>
+                <w:b w:val="0"/>
+                <w:color w:val="000000"/>
+                <w:sz w:val="19"/>
+              </w:rPr>
+              <w:t>Clothing, Lavender, Beach Wedding, Relaxed, size 10, max $100</w:t>
+            </w:r>
+          </w:p>
+        </w:tc>
+        <w:tc>
+          <w:tcPr>
+            <w:tcW w:type="dxa" w:w="4195"/>
+            <w:vAlign w:val="center"/>
+            <w:shd w:fill="FFFFFF"/>
+          </w:tcPr>
+          <w:p>
+            <w:pPr>
+              <w:spacing w:before="0" w:after="60" w:line="247" w:lineRule="auto"/>
+            </w:pPr>
+            <w:r>
+              <w:rPr>
+                <w:rFonts w:ascii="Arial" w:hAnsi="Arial"/>
+                <w:b w:val="0"/>
+                <w:color w:val="000000"/>
+                <w:sz w:val="19"/>
+              </w:rPr>
+              <w:t>Product matching all four soft preferences should rank as an exact match</w:t>
+            </w:r>
+          </w:p>
+        </w:tc>
+        <w:tc>
+          <w:tcPr>
+            <w:tcW w:type="dxa" w:w="4422"/>
+            <w:vAlign w:val="center"/>
+            <w:shd w:fill="FFFFFF"/>
+          </w:tcPr>
+          <w:p>
+            <w:r>
+              <w:rPr>
+                <w:sz w:val="18"/>
+              </w:rPr>
+              <w:t xml:space="preserve">Pass — fresh live catalogue/model/domain execution met the stated assertion. </w:t>
+            </w:r>
+            <w:hyperlink r:id="rId85">
+              <w:r>
+                <w:rPr>
+                  <w:rStyle w:val="Hyperlink"/>
+                  <w:sz w:val="18"/>
+                  <w:color w:val="0563C1"/>
+                  <w:u w:val="single"/>
+                </w:rPr>
+                <w:t>[24 Oct evidence]</w:t>
+              </w:r>
+            </w:hyperlink>
+          </w:p>
+        </w:tc>
+      </w:tr>
+      <w:tr>
+        <w:trPr>
+          <w:cantSplit/>
+        </w:trPr>
+        <w:tc>
+          <w:tcPr>
+            <w:tcW w:type="dxa" w:w="1928"/>
+            <w:vAlign w:val="center"/>
+            <w:shd w:fill="F5F5F5"/>
+          </w:tcPr>
+          <w:p>
+            <w:pPr>
+              <w:spacing w:before="0" w:after="60" w:line="247" w:lineRule="auto"/>
+            </w:pPr>
+            <w:r>
+              <w:rPr>
+                <w:rFonts w:ascii="Arial" w:hAnsi="Arial"/>
+                <w:b w:val="0"/>
+                <w:color w:val="000000"/>
+                <w:sz w:val="19"/>
+              </w:rPr>
+              <w:t>TC-AI-10</w:t>
+              <w:br/>
+              <w:t>No product satisfies hard constraints</w:t>
+            </w:r>
+          </w:p>
+        </w:tc>
+        <w:tc>
+          <w:tcPr>
+            <w:tcW w:type="dxa" w:w="4479"/>
+            <w:vAlign w:val="center"/>
+            <w:shd w:fill="F5F5F5"/>
+          </w:tcPr>
+          <w:p>
+            <w:pPr>
+              <w:spacing w:before="0" w:after="60" w:line="247" w:lineRule="auto"/>
+            </w:pPr>
+            <w:r>
+              <w:rPr>
+                <w:rFonts w:ascii="Arial" w:hAnsi="Arial"/>
+                <w:b w:val="0"/>
+                <w:color w:val="000000"/>
+                <w:sz w:val="19"/>
+              </w:rPr>
+              <w:t>Size 10, max price $1</w:t>
+            </w:r>
+          </w:p>
+        </w:tc>
+        <w:tc>
+          <w:tcPr>
+            <w:tcW w:type="dxa" w:w="4195"/>
+            <w:vAlign w:val="center"/>
+            <w:shd w:fill="F5F5F5"/>
+          </w:tcPr>
+          <w:p>
+            <w:pPr>
+              <w:spacing w:before="0" w:after="60" w:line="247" w:lineRule="auto"/>
+            </w:pPr>
+            <w:r>
+              <w:rPr>
+                <w:rFonts w:ascii="Arial" w:hAnsi="Arial"/>
+                <w:b w:val="0"/>
+                <w:color w:val="000000"/>
+                <w:sz w:val="19"/>
+              </w:rPr>
+              <w:t>No unsuitable or over budget product should be returned; response should indicate no match</w:t>
+            </w:r>
+          </w:p>
+        </w:tc>
+        <w:tc>
+          <w:tcPr>
+            <w:tcW w:type="dxa" w:w="4422"/>
+            <w:vAlign w:val="center"/>
+            <w:shd w:fill="F5F5F5"/>
+          </w:tcPr>
+          <w:p>
+            <w:r>
+              <w:rPr>
+                <w:sz w:val="18"/>
+              </w:rPr>
+              <w:t xml:space="preserve">Pass — no eligible products at maximum A$1; hard-filter result was empty. </w:t>
+            </w:r>
+            <w:hyperlink r:id="rId85">
+              <w:r>
+                <w:rPr>
+                  <w:rStyle w:val="Hyperlink"/>
+                  <w:sz w:val="18"/>
+                  <w:color w:val="0563C1"/>
+                  <w:u w:val="single"/>
+                </w:rPr>
+                <w:t>[24 Oct evidence]</w:t>
+              </w:r>
+            </w:hyperlink>
+          </w:p>
+        </w:tc>
+      </w:tr>
+      <w:tr>
+        <w:trPr>
+          <w:cantSplit/>
+        </w:trPr>
+        <w:tc>
+          <w:tcPr>
+            <w:tcW w:type="dxa" w:w="1928"/>
+            <w:vAlign w:val="center"/>
+            <w:shd w:fill="FFFFFF"/>
+          </w:tcPr>
+          <w:p>
+            <w:pPr>
+              <w:spacing w:before="0" w:after="60" w:line="247" w:lineRule="auto"/>
+            </w:pPr>
+            <w:r>
+              <w:rPr>
+                <w:rFonts w:ascii="Arial" w:hAnsi="Arial"/>
+                <w:b w:val="0"/>
+                <w:color w:val="000000"/>
+                <w:sz w:val="19"/>
+              </w:rPr>
+              <w:t>TC-AI-11</w:t>
+              <w:br/>
+              <w:t>Empty/invalid shopping request handling</w:t>
+            </w:r>
+          </w:p>
+        </w:tc>
+        <w:tc>
+          <w:tcPr>
+            <w:tcW w:type="dxa" w:w="4479"/>
+            <w:vAlign w:val="center"/>
+            <w:shd w:fill="FFFFFF"/>
+          </w:tcPr>
+          <w:p>
+            <w:pPr>
+              <w:spacing w:before="0" w:after="60" w:line="247" w:lineRule="auto"/>
+            </w:pPr>
+            <w:r>
+              <w:rPr>
+                <w:rFonts w:ascii="Arial" w:hAnsi="Arial"/>
+                <w:b w:val="0"/>
+                <w:color w:val="000000"/>
+                <w:sz w:val="19"/>
+              </w:rPr>
+              <w:t>POST /api/recommendations separately with application/json bodies {"message":"   ","limit":6} and {"limit":6}.</w:t>
+            </w:r>
+          </w:p>
+        </w:tc>
+        <w:tc>
+          <w:tcPr>
+            <w:tcW w:type="dxa" w:w="4195"/>
+            <w:vAlign w:val="center"/>
+            <w:shd w:fill="FFFFFF"/>
+          </w:tcPr>
+          <w:p>
+            <w:pPr>
+              <w:spacing w:before="0" w:after="60" w:line="247" w:lineRule="auto"/>
+            </w:pPr>
+            <w:r>
+              <w:rPr>
+                <w:rFonts w:ascii="Arial" w:hAnsi="Arial"/>
+                <w:b w:val="0"/>
+                <w:color w:val="000000"/>
+                <w:sz w:val="19"/>
+              </w:rPr>
+              <w:t xml:space="preserve">API rejects invalid input without processing recommendations. Error body identifies INVALID_REQUEST, success false and a nonempty request_id. See </w:t>
+            </w:r>
+            <w:hyperlink r:id="rId34" w:history="1">
+              <w:r>
+                <w:rPr>
+                  <w:rFonts w:ascii="Arial" w:hAnsi="Arial"/>
+                  <w:b w:val="0"/>
+                  <w:sz w:val="19"/>
+                  <w:color w:val="154273"/>
+                  <w:u w:val="single"/>
+                </w:rPr>
+                <w:t xml:space="preserve">scripts/test-recommendation-api-validation.mjs</w:t>
+              </w:r>
+            </w:hyperlink>
+            <w:r>
+              <w:rPr>
+                <w:rFonts w:ascii="Arial" w:hAnsi="Arial"/>
+                <w:b w:val="0"/>
+                <w:color w:val="000000"/>
+                <w:sz w:val="19"/>
+              </w:rPr>
+              <w:t xml:space="preserve">.</w:t>
+            </w:r>
+          </w:p>
+        </w:tc>
+        <w:tc>
+          <w:tcPr>
+            <w:tcW w:type="dxa" w:w="4422"/>
+            <w:vAlign w:val="center"/>
+            <w:shd w:fill="FFFFFF"/>
+          </w:tcPr>
+          <w:p>
+            <w:r>
+              <w:rPr>
+                <w:sz w:val="18"/>
+              </w:rPr>
+              <w:t xml:space="preserve">Pass — current development HTTP validation run returned the expected 400/415 and controlled error contract. Production legacy endpoint was separately confirmed 404. </w:t>
+            </w:r>
+            <w:hyperlink r:id="rId86">
+              <w:r>
+                <w:rPr>
+                  <w:rStyle w:val="Hyperlink"/>
+                  <w:sz w:val="18"/>
+                  <w:color w:val="0563C1"/>
+                  <w:u w:val="single"/>
+                </w:rPr>
+                <w:t>[24 Oct evidence]</w:t>
+              </w:r>
+            </w:hyperlink>
+          </w:p>
+        </w:tc>
+      </w:tr>
+      <w:tr>
+        <w:trPr>
+          <w:cantSplit/>
+        </w:trPr>
+        <w:tc>
+          <w:tcPr>
+            <w:tcW w:type="dxa" w:w="1928"/>
+            <w:vAlign w:val="center"/>
+            <w:shd w:fill="F5F5F5"/>
+          </w:tcPr>
+          <w:p>
+            <w:pPr>
+              <w:spacing w:before="0" w:after="60" w:line="247" w:lineRule="auto"/>
+            </w:pPr>
+            <w:r>
+              <w:rPr>
+                <w:rFonts w:ascii="Arial" w:hAnsi="Arial"/>
+                <w:b w:val="0"/>
+                <w:color w:val="000000"/>
+                <w:sz w:val="19"/>
+              </w:rPr>
+              <w:t>TC-AI-12</w:t>
+              <w:br/>
+              <w:t>Invalid recommendation limit</w:t>
+            </w:r>
+          </w:p>
+        </w:tc>
+        <w:tc>
+          <w:tcPr>
+            <w:tcW w:type="dxa" w:w="4479"/>
+            <w:vAlign w:val="center"/>
+            <w:shd w:fill="F5F5F5"/>
+          </w:tcPr>
+          <w:p>
+            <w:pPr>
+              <w:spacing w:before="0" w:after="60" w:line="247" w:lineRule="auto"/>
+            </w:pPr>
+            <w:r>
+              <w:rPr>
+                <w:rFonts w:ascii="Arial" w:hAnsi="Arial"/>
+                <w:b w:val="0"/>
+                <w:color w:val="000000"/>
+                <w:sz w:val="19"/>
+              </w:rPr>
+              <w:t>POST /api/recommendations with application/json and {"message":"Show me clothing.","limit":7}. Valid upper boundary limit 6 is checked by TC-REG-15.</w:t>
+            </w:r>
+          </w:p>
+        </w:tc>
+        <w:tc>
+          <w:tcPr>
+            <w:tcW w:type="dxa" w:w="4195"/>
+            <w:vAlign w:val="center"/>
+            <w:shd w:fill="F5F5F5"/>
+          </w:tcPr>
+          <w:p>
+            <w:pPr>
+              <w:spacing w:before="0" w:after="60" w:line="247" w:lineRule="auto"/>
+            </w:pPr>
+            <w:r>
+              <w:rPr>
+                <w:rFonts w:ascii="Arial" w:hAnsi="Arial"/>
+                <w:b w:val="0"/>
+                <w:color w:val="000000"/>
+                <w:sz w:val="19"/>
+              </w:rPr>
+              <w:t xml:space="preserve">API rejects values above the supported limit of 6. Error body identifies INVALID_REQUEST, success false and a nonempty request_id. See </w:t>
+            </w:r>
+            <w:hyperlink r:id="rId34" w:history="1">
+              <w:r>
+                <w:rPr>
+                  <w:rFonts w:ascii="Arial" w:hAnsi="Arial"/>
+                  <w:b w:val="0"/>
+                  <w:sz w:val="19"/>
+                  <w:color w:val="154273"/>
+                  <w:u w:val="single"/>
+                </w:rPr>
+                <w:t xml:space="preserve">scripts/test-recommendation-api-validation.mjs</w:t>
+              </w:r>
+            </w:hyperlink>
+            <w:r>
+              <w:rPr>
+                <w:rFonts w:ascii="Arial" w:hAnsi="Arial"/>
+                <w:b w:val="0"/>
+                <w:color w:val="000000"/>
+                <w:sz w:val="19"/>
+              </w:rPr>
+              <w:t xml:space="preserve">.</w:t>
+            </w:r>
+          </w:p>
+        </w:tc>
+        <w:tc>
+          <w:tcPr>
+            <w:tcW w:type="dxa" w:w="4422"/>
+            <w:vAlign w:val="center"/>
+            <w:shd w:fill="F5F5F5"/>
+          </w:tcPr>
+          <w:p>
+            <w:r>
+              <w:rPr>
+                <w:sz w:val="18"/>
+              </w:rPr>
+              <w:t xml:space="preserve">Pass — current development HTTP validation run returned the expected 400/415 and controlled error contract. Production legacy endpoint was separately confirmed 404. </w:t>
+            </w:r>
+            <w:hyperlink r:id="rId86">
+              <w:r>
+                <w:rPr>
+                  <w:rStyle w:val="Hyperlink"/>
+                  <w:sz w:val="18"/>
+                  <w:color w:val="0563C1"/>
+                  <w:u w:val="single"/>
+                </w:rPr>
+                <w:t>[24 Oct evidence]</w:t>
+              </w:r>
+            </w:hyperlink>
+          </w:p>
+        </w:tc>
+      </w:tr>
+      <w:tr>
+        <w:trPr>
+          <w:cantSplit/>
+        </w:trPr>
+        <w:tc>
+          <w:tcPr>
+            <w:tcW w:type="dxa" w:w="1928"/>
+            <w:vAlign w:val="center"/>
+            <w:shd w:fill="FFFFFF"/>
+          </w:tcPr>
+          <w:p>
+            <w:pPr>
+              <w:spacing w:before="0" w:after="60" w:line="247" w:lineRule="auto"/>
+            </w:pPr>
+            <w:r>
+              <w:rPr>
+                <w:rFonts w:ascii="Arial" w:hAnsi="Arial"/>
+                <w:b w:val="0"/>
+                <w:color w:val="000000"/>
+                <w:sz w:val="19"/>
+              </w:rPr>
+              <w:t>TC-AI-13</w:t>
+              <w:br/>
+              <w:t>Malformed JSON request</w:t>
+            </w:r>
+          </w:p>
+        </w:tc>
+        <w:tc>
+          <w:tcPr>
+            <w:tcW w:type="dxa" w:w="4479"/>
+            <w:vAlign w:val="center"/>
+            <w:shd w:fill="FFFFFF"/>
+          </w:tcPr>
+          <w:p>
+            <w:pPr>
+              <w:spacing w:before="0" w:after="60" w:line="247" w:lineRule="auto"/>
+            </w:pPr>
+            <w:r>
+              <w:rPr>
+                <w:rFonts w:ascii="Arial" w:hAnsi="Arial"/>
+                <w:b w:val="0"/>
+                <w:color w:val="000000"/>
+                <w:sz w:val="19"/>
+              </w:rPr>
+              <w:t>POST /api/recommendations with Content-Type application/json and exact malformed body {"message":</w:t>
+            </w:r>
+          </w:p>
+        </w:tc>
+        <w:tc>
+          <w:tcPr>
+            <w:tcW w:type="dxa" w:w="4195"/>
+            <w:vAlign w:val="center"/>
+            <w:shd w:fill="FFFFFF"/>
+          </w:tcPr>
+          <w:p>
+            <w:pPr>
+              <w:spacing w:before="0" w:after="60" w:line="247" w:lineRule="auto"/>
+            </w:pPr>
+            <w:r>
+              <w:rPr>
+                <w:rFonts w:ascii="Arial" w:hAnsi="Arial"/>
+                <w:b w:val="0"/>
+                <w:color w:val="000000"/>
+                <w:sz w:val="19"/>
+              </w:rPr>
+              <w:t xml:space="preserve">API returns controlled validation error instead of crashing. Error body identifies INVALID_REQUEST, success false and a nonempty request_id. See </w:t>
+            </w:r>
+            <w:hyperlink r:id="rId34" w:history="1">
+              <w:r>
+                <w:rPr>
+                  <w:rFonts w:ascii="Arial" w:hAnsi="Arial"/>
+                  <w:b w:val="0"/>
+                  <w:sz w:val="19"/>
+                  <w:color w:val="154273"/>
+                  <w:u w:val="single"/>
+                </w:rPr>
+                <w:t xml:space="preserve">scripts/test-recommendation-api-validation.mjs</w:t>
+              </w:r>
+            </w:hyperlink>
+            <w:r>
+              <w:rPr>
+                <w:rFonts w:ascii="Arial" w:hAnsi="Arial"/>
+                <w:b w:val="0"/>
+                <w:color w:val="000000"/>
+                <w:sz w:val="19"/>
+              </w:rPr>
+              <w:t xml:space="preserve">.</w:t>
+            </w:r>
+          </w:p>
+        </w:tc>
+        <w:tc>
+          <w:tcPr>
+            <w:tcW w:type="dxa" w:w="4422"/>
+            <w:vAlign w:val="center"/>
+            <w:shd w:fill="FFFFFF"/>
+          </w:tcPr>
+          <w:p>
+            <w:r>
+              <w:rPr>
+                <w:sz w:val="18"/>
+              </w:rPr>
+              <w:t xml:space="preserve">Pass — current development HTTP validation run returned the expected 400/415 and controlled error contract. Production legacy endpoint was separately confirmed 404. </w:t>
+            </w:r>
+            <w:hyperlink r:id="rId86">
+              <w:r>
+                <w:rPr>
+                  <w:rStyle w:val="Hyperlink"/>
+                  <w:sz w:val="18"/>
+                  <w:color w:val="0563C1"/>
+                  <w:u w:val="single"/>
+                </w:rPr>
+                <w:t>[24 Oct evidence]</w:t>
+              </w:r>
+            </w:hyperlink>
+          </w:p>
+        </w:tc>
+      </w:tr>
+      <w:tr>
+        <w:trPr>
+          <w:cantSplit/>
+        </w:trPr>
+        <w:tc>
+          <w:tcPr>
+            <w:tcW w:type="dxa" w:w="1928"/>
+            <w:vAlign w:val="center"/>
+            <w:shd w:fill="F5F5F5"/>
+          </w:tcPr>
+          <w:p>
+            <w:pPr>
+              <w:spacing w:before="0" w:after="60" w:line="247" w:lineRule="auto"/>
+            </w:pPr>
+            <w:r>
+              <w:rPr>
+                <w:rFonts w:ascii="Arial" w:hAnsi="Arial"/>
+                <w:b w:val="0"/>
+                <w:color w:val="000000"/>
+                <w:sz w:val="19"/>
+              </w:rPr>
+              <w:t>TC-AI-14</w:t>
+              <w:br/>
+              <w:t>Incorrect content type</w:t>
+            </w:r>
+          </w:p>
+        </w:tc>
+        <w:tc>
+          <w:tcPr>
+            <w:tcW w:type="dxa" w:w="4479"/>
+            <w:vAlign w:val="center"/>
+            <w:shd w:fill="F5F5F5"/>
+          </w:tcPr>
+          <w:p>
+            <w:pPr>
+              <w:spacing w:before="0" w:after="60" w:line="247" w:lineRule="auto"/>
+            </w:pPr>
+            <w:r>
+              <w:rPr>
+                <w:rFonts w:ascii="Arial" w:hAnsi="Arial"/>
+                <w:b w:val="0"/>
+                <w:color w:val="000000"/>
+                <w:sz w:val="19"/>
+              </w:rPr>
+              <w:t>POST /api/recommendations with Content-Type text/plain and body {"message":"Show me clothing."}.</w:t>
+            </w:r>
+          </w:p>
+        </w:tc>
+        <w:tc>
+          <w:tcPr>
+            <w:tcW w:type="dxa" w:w="4195"/>
+            <w:vAlign w:val="center"/>
+            <w:shd w:fill="F5F5F5"/>
+          </w:tcPr>
+          <w:p>
+            <w:pPr>
+              <w:spacing w:before="0" w:after="60" w:line="247" w:lineRule="auto"/>
+            </w:pPr>
+            <w:r>
+              <w:rPr>
+                <w:rFonts w:ascii="Arial" w:hAnsi="Arial"/>
+                <w:b w:val="0"/>
+                <w:color w:val="000000"/>
+                <w:sz w:val="19"/>
+              </w:rPr>
+              <w:t xml:space="preserve">API rejects unsupported content type. Error body identifies INVALID_REQUEST, success false and a nonempty request_id. See </w:t>
+            </w:r>
+            <w:hyperlink r:id="rId34" w:history="1">
+              <w:r>
+                <w:rPr>
+                  <w:rFonts w:ascii="Arial" w:hAnsi="Arial"/>
+                  <w:b w:val="0"/>
+                  <w:sz w:val="19"/>
+                  <w:color w:val="154273"/>
+                  <w:u w:val="single"/>
+                </w:rPr>
+                <w:t xml:space="preserve">scripts/test-recommendation-api-validation.mjs</w:t>
+              </w:r>
+            </w:hyperlink>
+            <w:r>
+              <w:rPr>
+                <w:rFonts w:ascii="Arial" w:hAnsi="Arial"/>
+                <w:b w:val="0"/>
+                <w:color w:val="000000"/>
+                <w:sz w:val="19"/>
+              </w:rPr>
+              <w:t xml:space="preserve">.</w:t>
+            </w:r>
+          </w:p>
+        </w:tc>
+        <w:tc>
+          <w:tcPr>
+            <w:tcW w:type="dxa" w:w="4422"/>
+            <w:vAlign w:val="center"/>
+            <w:shd w:fill="F5F5F5"/>
+          </w:tcPr>
+          <w:p>
+            <w:r>
+              <w:rPr>
+                <w:sz w:val="18"/>
+              </w:rPr>
+              <w:t xml:space="preserve">Pass — current development HTTP validation run returned the expected 400/415 and controlled error contract. Production legacy endpoint was separately confirmed 404. </w:t>
+            </w:r>
+            <w:hyperlink r:id="rId86">
+              <w:r>
+                <w:rPr>
+                  <w:rStyle w:val="Hyperlink"/>
+                  <w:sz w:val="18"/>
+                  <w:color w:val="0563C1"/>
+                  <w:u w:val="single"/>
+                </w:rPr>
+                <w:t>[24 Oct evidence]</w:t>
+              </w:r>
+            </w:hyperlink>
+          </w:p>
+        </w:tc>
+      </w:tr>
+      <w:tr>
+        <w:trPr>
+          <w:cantSplit/>
+        </w:trPr>
+        <w:tc>
+          <w:tcPr>
+            <w:tcW w:type="dxa" w:w="1928"/>
+            <w:vAlign w:val="center"/>
+            <w:shd w:fill="FFFFFF"/>
+          </w:tcPr>
+          <w:p>
+            <w:pPr>
+              <w:spacing w:before="0" w:after="60" w:line="247" w:lineRule="auto"/>
+            </w:pPr>
+            <w:r>
+              <w:rPr>
+                <w:rFonts w:ascii="Arial" w:hAnsi="Arial"/>
+                <w:b w:val="0"/>
+                <w:color w:val="000000"/>
+                <w:sz w:val="19"/>
+              </w:rPr>
+              <w:t>TC-AI-15</w:t>
+              <w:br/>
+              <w:t>AI service unavailable</w:t>
+            </w:r>
+          </w:p>
+        </w:tc>
+        <w:tc>
+          <w:tcPr>
+            <w:tcW w:type="dxa" w:w="4479"/>
+            <w:vAlign w:val="center"/>
+            <w:shd w:fill="FFFFFF"/>
+          </w:tcPr>
+          <w:p>
+            <w:pPr>
+              <w:spacing w:before="0" w:after="60" w:line="247" w:lineRule="auto"/>
+            </w:pPr>
+            <w:r>
+              <w:rPr>
+                <w:rFonts w:ascii="Arial" w:hAnsi="Arial"/>
+                <w:b w:val="0"/>
+                <w:color w:val="000000"/>
+                <w:sz w:val="19"/>
+              </w:rPr>
+              <w:t>Simulate OpenAI/API failure</w:t>
+            </w:r>
+          </w:p>
+        </w:tc>
+        <w:tc>
+          <w:tcPr>
+            <w:tcW w:type="dxa" w:w="4195"/>
+            <w:vAlign w:val="center"/>
+            <w:shd w:fill="FFFFFF"/>
+          </w:tcPr>
+          <w:p>
+            <w:pPr>
+              <w:spacing w:before="0" w:after="60" w:line="247" w:lineRule="auto"/>
+            </w:pPr>
+            <w:r>
+              <w:rPr>
+                <w:rFonts w:ascii="Arial" w:hAnsi="Arial"/>
+                <w:b w:val="0"/>
+                <w:color w:val="000000"/>
+                <w:sz w:val="19"/>
+              </w:rPr>
+              <w:t>System should return an understandable error without exposing sensitive details</w:t>
+            </w:r>
+          </w:p>
+        </w:tc>
+        <w:tc>
+          <w:tcPr>
+            <w:tcW w:type="dxa" w:w="4422"/>
+            <w:vAlign w:val="center"/>
+            <w:shd w:fill="FFFFFF"/>
+          </w:tcPr>
+          <w:p>
+            <w:r>
+              <w:rPr>
+                <w:sz w:val="18"/>
+              </w:rPr>
+              <w:t xml:space="preserve">Pass — actual POST route in an isolated HTTP process returned 502 CONVERSATION_FAILED; safe message, no fabricated products or shared-service disruption. See TC-INT-01/02. </w:t>
+            </w:r>
+            <w:hyperlink r:id="rId87">
+              <w:r>
+                <w:rPr>
+                  <w:rStyle w:val="Hyperlink"/>
+                  <w:sz w:val="18"/>
+                  <w:color w:val="0563C1"/>
+                  <w:u w:val="single"/>
+                </w:rPr>
+                <w:t>[24 Oct evidence]</w:t>
+              </w:r>
+            </w:hyperlink>
+          </w:p>
+        </w:tc>
+      </w:tr>
+      <w:tr>
+        <w:trPr>
+          <w:cantSplit/>
+        </w:trPr>
+        <w:tc>
+          <w:tcPr>
+            <w:tcW w:type="dxa" w:w="1928"/>
+            <w:vAlign w:val="center"/>
+            <w:shd w:fill="F5F5F5"/>
+          </w:tcPr>
+          <w:p>
+            <w:pPr>
+              <w:spacing w:before="0" w:after="60" w:line="247" w:lineRule="auto"/>
+            </w:pPr>
+            <w:r>
+              <w:rPr>
+                <w:rFonts w:ascii="Arial" w:hAnsi="Arial"/>
+                <w:b w:val="0"/>
+                <w:color w:val="000000"/>
+                <w:sz w:val="19"/>
+              </w:rPr>
+              <w:t>TC-AI-16</w:t>
+              <w:br/>
+              <w:t>Database unavailable</w:t>
+            </w:r>
+          </w:p>
+        </w:tc>
+        <w:tc>
+          <w:tcPr>
+            <w:tcW w:type="dxa" w:w="4479"/>
+            <w:vAlign w:val="center"/>
+            <w:shd w:fill="F5F5F5"/>
+          </w:tcPr>
+          <w:p>
+            <w:pPr>
+              <w:spacing w:before="0" w:after="60" w:line="247" w:lineRule="auto"/>
+            </w:pPr>
+            <w:r>
+              <w:rPr>
+                <w:rFonts w:ascii="Arial" w:hAnsi="Arial"/>
+                <w:b w:val="0"/>
+                <w:color w:val="000000"/>
+                <w:sz w:val="19"/>
+              </w:rPr>
+              <w:t>Simulate Supabase/databas e failure</w:t>
+            </w:r>
+          </w:p>
+        </w:tc>
+        <w:tc>
+          <w:tcPr>
+            <w:tcW w:type="dxa" w:w="4195"/>
+            <w:vAlign w:val="center"/>
+            <w:shd w:fill="F5F5F5"/>
+          </w:tcPr>
+          <w:p>
+            <w:pPr>
+              <w:spacing w:before="0" w:after="60" w:line="247" w:lineRule="auto"/>
+            </w:pPr>
+            <w:r>
+              <w:rPr>
+                <w:rFonts w:ascii="Arial" w:hAnsi="Arial"/>
+                <w:b w:val="0"/>
+                <w:color w:val="000000"/>
+                <w:sz w:val="19"/>
+              </w:rPr>
+              <w:t>System should return an appropriate catalogue unavailable error without returning fabricated product results.</w:t>
+            </w:r>
+          </w:p>
+        </w:tc>
+        <w:tc>
+          <w:tcPr>
+            <w:tcW w:type="dxa" w:w="4422"/>
+            <w:vAlign w:val="center"/>
+            <w:shd w:fill="F5F5F5"/>
+          </w:tcPr>
+          <w:p>
+            <w:r>
+              <w:rPr>
+                <w:sz w:val="18"/>
+              </w:rPr>
+              <w:t xml:space="preserve">Pass — actual POST route in an isolated HTTP process returned 503 CATALOGUE_UNAVAILABLE; safe message, no fabricated products or shared-service disruption. See TC-INT-01/02. </w:t>
+            </w:r>
+            <w:hyperlink r:id="rId87">
+              <w:r>
+                <w:rPr>
+                  <w:rStyle w:val="Hyperlink"/>
+                  <w:sz w:val="18"/>
+                  <w:color w:val="0563C1"/>
+                  <w:u w:val="single"/>
+                </w:rPr>
+                <w:t>[24 Oct evidence]</w:t>
+              </w:r>
+            </w:hyperlink>
+          </w:p>
+        </w:tc>
+      </w:tr>
     </w:tbl>
     <w:p>
       <w:pPr>
         <w:pStyle w:val="Heading2"/>
       </w:pPr>
       <w:r>
-        <w:t>Preference validation</w:t>
+        <w:t>Preference extraction</w:t>
       </w:r>
     </w:p>
     <w:p>
       <w:pPr>
-        <w:keepLines/>
-        <w:widowControl/>
+        <w:keepNext/>
       </w:pPr>
       <w:r>
-        <w:t>TC-PV-01–06 passed within the fresh deterministic validation suite on 24 October. TC-PV-07 separately queried the live Supabase vocabulary. Deterministic and live outcomes are labelled separately. [E14]</w:t>
+        <w:t>The extraction cases check stated preferences and preserve values that the customer has not supplied</w:t>
+      </w:r>
+      <w:r>
+        <w:t xml:space="preserve"> (see </w:t>
+      </w:r>
+      <w:r>
+        <w:fldChar w:fldCharType="begin"/>
+        <w:instrText xml:space="preserve"> REF D4Table013 \h </w:instrText>
+        <w:fldChar w:fldCharType="separate"/>
+        <w:t>TABLE 13</w:t>
+        <w:fldChar w:fldCharType="end"/>
+      </w:r>
+      <w:r>
+        <w:t>).</w:t>
+      </w:r>
+    </w:p>
+    <w:p>
+      <w:pPr>
+        <w:pStyle w:val="Tabletitle"/>
+      </w:pPr>
+      <w:bookmarkStart w:id="27" w:name="D4Table013"/>
+      <w:r>
+        <w:t xml:space="preserve">TABLE </w:t>
+      </w:r>
+      <w:r>
+        <w:rPr>
+          <w:b/>
+          <w:i w:val="0"/>
+          <w:sz w:val="20"/>
+        </w:rPr>
+        <w:fldChar w:fldCharType="begin"/>
+        <w:instrText xml:space="preserve"> SEQ TABLE \* ARABIC </w:instrText>
+        <w:fldChar w:fldCharType="separate"/>
+        <w:t>13</w:t>
+        <w:fldChar w:fldCharType="end"/>
+      </w:r>
+      <w:bookmarkEnd w:id="27"/>
+      <w:r>
+        <w:t xml:space="preserve"> Preference extraction test cases</w:t>
       </w:r>
     </w:p>
     <w:tbl>
@@ -9265,6 +9045,7 @@
           </w:tcPr>
           <w:p>
             <w:pPr>
+              <w:keepNext/>
               <w:spacing w:before="0" w:after="60" w:line="247" w:lineRule="auto"/>
             </w:pPr>
             <w:r>
@@ -9286,6 +9067,7 @@
           </w:tcPr>
           <w:p>
             <w:pPr>
+              <w:keepNext/>
               <w:spacing w:before="0" w:after="60" w:line="247" w:lineRule="auto"/>
             </w:pPr>
             <w:r>
@@ -9307,6 +9089,7 @@
           </w:tcPr>
           <w:p>
             <w:pPr>
+              <w:keepNext/>
               <w:spacing w:before="0" w:after="60" w:line="247" w:lineRule="auto"/>
             </w:pPr>
             <w:r>
@@ -9328,6 +9111,952 @@
           </w:tcPr>
           <w:p>
             <w:pPr>
+              <w:keepNext/>
+              <w:spacing w:before="0" w:after="60" w:line="247" w:lineRule="auto"/>
+            </w:pPr>
+            <w:r>
+              <w:rPr>
+                <w:rFonts w:ascii="Arial" w:hAnsi="Arial"/>
+                <w:b/>
+                <w:color w:val="FFFFFF"/>
+                <w:sz w:val="19"/>
+              </w:rPr>
+              <w:t>Observed result and status</w:t>
+            </w:r>
+          </w:p>
+        </w:tc>
+      </w:tr>
+      <w:tr>
+        <w:trPr>
+          <w:cantSplit/>
+        </w:trPr>
+        <w:tc>
+          <w:tcPr>
+            <w:tcW w:type="dxa" w:w="1928"/>
+            <w:vAlign w:val="center"/>
+            <w:shd w:fill="FFFFFF"/>
+          </w:tcPr>
+          <w:p>
+            <w:pPr>
+              <w:spacing w:before="0" w:after="60" w:line="247" w:lineRule="auto"/>
+            </w:pPr>
+            <w:r>
+              <w:rPr>
+                <w:rFonts w:ascii="Arial" w:hAnsi="Arial"/>
+                <w:b w:val="0"/>
+                <w:color w:val="000000"/>
+                <w:sz w:val="19"/>
+              </w:rPr>
+              <w:t>TC-PE-01</w:t>
+              <w:br/>
+              <w:t>Extract dress, occasion, colour, size and budget</w:t>
+            </w:r>
+          </w:p>
+        </w:tc>
+        <w:tc>
+          <w:tcPr>
+            <w:tcW w:type="dxa" w:w="4479"/>
+            <w:vAlign w:val="center"/>
+            <w:shd w:fill="FFFFFF"/>
+          </w:tcPr>
+          <w:p>
+            <w:pPr>
+              <w:spacing w:before="0" w:after="60" w:line="247" w:lineRule="auto"/>
+            </w:pPr>
+            <w:r>
+              <w:rPr>
+                <w:rFonts w:ascii="Arial" w:hAnsi="Arial"/>
+                <w:b w:val="0"/>
+                <w:color w:val="000000"/>
+                <w:sz w:val="19"/>
+              </w:rPr>
+              <w:t>“I need a black dress under $150 for a wedding in size 10.”</w:t>
+            </w:r>
+          </w:p>
+        </w:tc>
+        <w:tc>
+          <w:tcPr>
+            <w:tcW w:type="dxa" w:w="4195"/>
+            <w:vAlign w:val="center"/>
+            <w:shd w:fill="FFFFFF"/>
+          </w:tcPr>
+          <w:p>
+            <w:pPr>
+              <w:spacing w:before="0" w:after="60" w:line="247" w:lineRule="auto"/>
+            </w:pPr>
+            <w:r>
+              <w:rPr>
+                <w:rFonts w:ascii="Arial" w:hAnsi="Arial"/>
+                <w:b w:val="0"/>
+                <w:color w:val="000000"/>
+                <w:sz w:val="19"/>
+              </w:rPr>
+              <w:t>Structured preferences identify Clothing, Dresses, Wedding Guest, Black, size 10 and maximum price $150</w:t>
+            </w:r>
+          </w:p>
+        </w:tc>
+        <w:tc>
+          <w:tcPr>
+            <w:tcW w:type="dxa" w:w="4422"/>
+            <w:vAlign w:val="center"/>
+            <w:shd w:fill="FFFFFF"/>
+          </w:tcPr>
+          <w:p>
+            <w:r>
+              <w:rPr>
+                <w:sz w:val="18"/>
+              </w:rPr>
+              <w:t xml:space="preserve">Pass — 24 October fresh real-model extraction matched all specified fields and preserved unspecified values. </w:t>
+            </w:r>
+            <w:hyperlink r:id="rId85">
+              <w:r>
+                <w:rPr>
+                  <w:rStyle w:val="Hyperlink"/>
+                  <w:sz w:val="18"/>
+                  <w:color w:val="0563C1"/>
+                  <w:u w:val="single"/>
+                </w:rPr>
+                <w:t>[24 Oct evidence]</w:t>
+              </w:r>
+            </w:hyperlink>
+          </w:p>
+        </w:tc>
+      </w:tr>
+      <w:tr>
+        <w:trPr>
+          <w:cantSplit/>
+        </w:trPr>
+        <w:tc>
+          <w:tcPr>
+            <w:tcW w:type="dxa" w:w="1928"/>
+            <w:vAlign w:val="center"/>
+            <w:shd w:fill="F5F5F5"/>
+          </w:tcPr>
+          <w:p>
+            <w:pPr>
+              <w:spacing w:before="0" w:after="60" w:line="247" w:lineRule="auto"/>
+            </w:pPr>
+            <w:r>
+              <w:rPr>
+                <w:rFonts w:ascii="Arial" w:hAnsi="Arial"/>
+                <w:b w:val="0"/>
+                <w:color w:val="000000"/>
+                <w:sz w:val="19"/>
+              </w:rPr>
+              <w:t>TC-PE-02</w:t>
+              <w:br/>
+              <w:t>Avoid inferring an unstated product category</w:t>
+            </w:r>
+          </w:p>
+        </w:tc>
+        <w:tc>
+          <w:tcPr>
+            <w:tcW w:type="dxa" w:w="4479"/>
+            <w:vAlign w:val="center"/>
+            <w:shd w:fill="F5F5F5"/>
+          </w:tcPr>
+          <w:p>
+            <w:pPr>
+              <w:spacing w:before="0" w:after="60" w:line="247" w:lineRule="auto"/>
+            </w:pPr>
+            <w:r>
+              <w:rPr>
+                <w:rFonts w:ascii="Arial" w:hAnsi="Arial"/>
+                <w:b w:val="0"/>
+                <w:color w:val="000000"/>
+                <w:sz w:val="19"/>
+              </w:rPr>
+              <w:t>“I’m going to a beach wedding and want something elegant, maybe sage or blue.”</w:t>
+            </w:r>
+          </w:p>
+        </w:tc>
+        <w:tc>
+          <w:tcPr>
+            <w:tcW w:type="dxa" w:w="4195"/>
+            <w:vAlign w:val="center"/>
+            <w:shd w:fill="F5F5F5"/>
+          </w:tcPr>
+          <w:p>
+            <w:pPr>
+              <w:spacing w:before="0" w:after="60" w:line="247" w:lineRule="auto"/>
+            </w:pPr>
+            <w:r>
+              <w:rPr>
+                <w:rFonts w:ascii="Arial" w:hAnsi="Arial"/>
+                <w:b w:val="0"/>
+                <w:color w:val="000000"/>
+                <w:sz w:val="19"/>
+              </w:rPr>
+              <w:t>Extract Beach Wedding, Elegant, Sage and Blue without assuming a dress, category, gender or season</w:t>
+            </w:r>
+          </w:p>
+        </w:tc>
+        <w:tc>
+          <w:tcPr>
+            <w:tcW w:type="dxa" w:w="4422"/>
+            <w:vAlign w:val="center"/>
+            <w:shd w:fill="F5F5F5"/>
+          </w:tcPr>
+          <w:p>
+            <w:r>
+              <w:rPr>
+                <w:sz w:val="18"/>
+              </w:rPr>
+              <w:t xml:space="preserve">Pass — 24 October fresh real-model extraction matched all specified fields and preserved unspecified values. </w:t>
+            </w:r>
+            <w:hyperlink r:id="rId85">
+              <w:r>
+                <w:rPr>
+                  <w:rStyle w:val="Hyperlink"/>
+                  <w:sz w:val="18"/>
+                  <w:color w:val="0563C1"/>
+                  <w:u w:val="single"/>
+                </w:rPr>
+                <w:t>[24 Oct evidence]</w:t>
+              </w:r>
+            </w:hyperlink>
+          </w:p>
+        </w:tc>
+      </w:tr>
+      <w:tr>
+        <w:trPr>
+          <w:cantSplit/>
+        </w:trPr>
+        <w:tc>
+          <w:tcPr>
+            <w:tcW w:type="dxa" w:w="1928"/>
+            <w:vAlign w:val="center"/>
+            <w:shd w:fill="FFFFFF"/>
+          </w:tcPr>
+          <w:p>
+            <w:pPr>
+              <w:spacing w:before="0" w:after="60" w:line="247" w:lineRule="auto"/>
+            </w:pPr>
+            <w:r>
+              <w:rPr>
+                <w:rFonts w:ascii="Arial" w:hAnsi="Arial"/>
+                <w:b w:val="0"/>
+                <w:color w:val="000000"/>
+                <w:sz w:val="19"/>
+              </w:rPr>
+              <w:t>TC-PE-03</w:t>
+              <w:br/>
+              <w:t>Extract a casual brunch request</w:t>
+            </w:r>
+          </w:p>
+        </w:tc>
+        <w:tc>
+          <w:tcPr>
+            <w:tcW w:type="dxa" w:w="4479"/>
+            <w:vAlign w:val="center"/>
+            <w:shd w:fill="FFFFFF"/>
+          </w:tcPr>
+          <w:p>
+            <w:pPr>
+              <w:spacing w:before="0" w:after="60" w:line="247" w:lineRule="auto"/>
+            </w:pPr>
+            <w:r>
+              <w:rPr>
+                <w:rFonts w:ascii="Arial" w:hAnsi="Arial"/>
+                <w:b w:val="0"/>
+                <w:color w:val="000000"/>
+                <w:sz w:val="19"/>
+              </w:rPr>
+              <w:t>“I need something casual for brunch under $100.”</w:t>
+            </w:r>
+          </w:p>
+        </w:tc>
+        <w:tc>
+          <w:tcPr>
+            <w:tcW w:type="dxa" w:w="4195"/>
+            <w:vAlign w:val="center"/>
+            <w:shd w:fill="FFFFFF"/>
+          </w:tcPr>
+          <w:p>
+            <w:pPr>
+              <w:spacing w:before="0" w:after="60" w:line="247" w:lineRule="auto"/>
+            </w:pPr>
+            <w:r>
+              <w:rPr>
+                <w:rFonts w:ascii="Arial" w:hAnsi="Arial"/>
+                <w:b w:val="0"/>
+                <w:color w:val="000000"/>
+                <w:sz w:val="19"/>
+              </w:rPr>
+              <w:t>Extract Brunch, Casual and maximum price $100 without assuming a product category</w:t>
+            </w:r>
+          </w:p>
+        </w:tc>
+        <w:tc>
+          <w:tcPr>
+            <w:tcW w:type="dxa" w:w="4422"/>
+            <w:vAlign w:val="center"/>
+            <w:shd w:fill="FFFFFF"/>
+          </w:tcPr>
+          <w:p>
+            <w:r>
+              <w:rPr>
+                <w:sz w:val="18"/>
+              </w:rPr>
+              <w:t xml:space="preserve">Pass — 24 October fresh real-model extraction matched all specified fields and preserved unspecified values. </w:t>
+            </w:r>
+            <w:hyperlink r:id="rId85">
+              <w:r>
+                <w:rPr>
+                  <w:rStyle w:val="Hyperlink"/>
+                  <w:sz w:val="18"/>
+                  <w:color w:val="0563C1"/>
+                  <w:u w:val="single"/>
+                </w:rPr>
+                <w:t>[24 Oct evidence]</w:t>
+              </w:r>
+            </w:hyperlink>
+          </w:p>
+        </w:tc>
+      </w:tr>
+      <w:tr>
+        <w:trPr>
+          <w:cantSplit/>
+        </w:trPr>
+        <w:tc>
+          <w:tcPr>
+            <w:tcW w:type="dxa" w:w="1928"/>
+            <w:vAlign w:val="center"/>
+            <w:shd w:fill="F5F5F5"/>
+          </w:tcPr>
+          <w:p>
+            <w:pPr>
+              <w:spacing w:before="0" w:after="60" w:line="247" w:lineRule="auto"/>
+            </w:pPr>
+            <w:r>
+              <w:rPr>
+                <w:rFonts w:ascii="Arial" w:hAnsi="Arial"/>
+                <w:b w:val="0"/>
+                <w:color w:val="000000"/>
+                <w:sz w:val="19"/>
+              </w:rPr>
+              <w:t>TC-PE-04</w:t>
+              <w:br/>
+              <w:t>Extract gender, category and size</w:t>
+            </w:r>
+          </w:p>
+        </w:tc>
+        <w:tc>
+          <w:tcPr>
+            <w:tcW w:type="dxa" w:w="4479"/>
+            <w:vAlign w:val="center"/>
+            <w:shd w:fill="F5F5F5"/>
+          </w:tcPr>
+          <w:p>
+            <w:pPr>
+              <w:spacing w:before="0" w:after="60" w:line="247" w:lineRule="auto"/>
+            </w:pPr>
+            <w:r>
+              <w:rPr>
+                <w:rFonts w:ascii="Arial" w:hAnsi="Arial"/>
+                <w:b w:val="0"/>
+                <w:color w:val="000000"/>
+                <w:sz w:val="19"/>
+              </w:rPr>
+              <w:t>“Show me men’s shoes for work in size 11.”</w:t>
+            </w:r>
+          </w:p>
+        </w:tc>
+        <w:tc>
+          <w:tcPr>
+            <w:tcW w:type="dxa" w:w="4195"/>
+            <w:vAlign w:val="center"/>
+            <w:shd w:fill="F5F5F5"/>
+          </w:tcPr>
+          <w:p>
+            <w:pPr>
+              <w:spacing w:before="0" w:after="60" w:line="247" w:lineRule="auto"/>
+            </w:pPr>
+            <w:r>
+              <w:rPr>
+                <w:rFonts w:ascii="Arial" w:hAnsi="Arial"/>
+                <w:b w:val="0"/>
+                <w:color w:val="000000"/>
+                <w:sz w:val="19"/>
+              </w:rPr>
+              <w:t>Extract Men, Shoes, Work and size 11 without inventing a shoe subcategory</w:t>
+            </w:r>
+          </w:p>
+        </w:tc>
+        <w:tc>
+          <w:tcPr>
+            <w:tcW w:type="dxa" w:w="4422"/>
+            <w:vAlign w:val="center"/>
+            <w:shd w:fill="F5F5F5"/>
+          </w:tcPr>
+          <w:p>
+            <w:r>
+              <w:rPr>
+                <w:sz w:val="18"/>
+              </w:rPr>
+              <w:t xml:space="preserve">Pass — 24 October fresh real-model extraction matched all specified fields and preserved unspecified values. </w:t>
+            </w:r>
+            <w:hyperlink r:id="rId85">
+              <w:r>
+                <w:rPr>
+                  <w:rStyle w:val="Hyperlink"/>
+                  <w:sz w:val="18"/>
+                  <w:color w:val="0563C1"/>
+                  <w:u w:val="single"/>
+                </w:rPr>
+                <w:t>[24 Oct evidence]</w:t>
+              </w:r>
+            </w:hyperlink>
+          </w:p>
+        </w:tc>
+      </w:tr>
+      <w:tr>
+        <w:trPr>
+          <w:cantSplit/>
+        </w:trPr>
+        <w:tc>
+          <w:tcPr>
+            <w:tcW w:type="dxa" w:w="1928"/>
+            <w:vAlign w:val="center"/>
+            <w:shd w:fill="FFFFFF"/>
+          </w:tcPr>
+          <w:p>
+            <w:pPr>
+              <w:spacing w:before="0" w:after="60" w:line="247" w:lineRule="auto"/>
+            </w:pPr>
+            <w:r>
+              <w:rPr>
+                <w:rFonts w:ascii="Arial" w:hAnsi="Arial"/>
+                <w:b w:val="0"/>
+                <w:color w:val="000000"/>
+                <w:sz w:val="19"/>
+              </w:rPr>
+              <w:t>TC-PE-05</w:t>
+              <w:br/>
+              <w:t>Extract an excluded colour</w:t>
+            </w:r>
+          </w:p>
+        </w:tc>
+        <w:tc>
+          <w:tcPr>
+            <w:tcW w:type="dxa" w:w="4479"/>
+            <w:vAlign w:val="center"/>
+            <w:shd w:fill="FFFFFF"/>
+          </w:tcPr>
+          <w:p>
+            <w:pPr>
+              <w:spacing w:before="0" w:after="60" w:line="247" w:lineRule="auto"/>
+            </w:pPr>
+            <w:r>
+              <w:rPr>
+                <w:rFonts w:ascii="Arial" w:hAnsi="Arial"/>
+                <w:b w:val="0"/>
+                <w:color w:val="000000"/>
+                <w:sz w:val="19"/>
+              </w:rPr>
+              <w:t>“I want a romantic outfit for date night but nothing red.”</w:t>
+            </w:r>
+          </w:p>
+        </w:tc>
+        <w:tc>
+          <w:tcPr>
+            <w:tcW w:type="dxa" w:w="4195"/>
+            <w:vAlign w:val="center"/>
+            <w:shd w:fill="FFFFFF"/>
+          </w:tcPr>
+          <w:p>
+            <w:pPr>
+              <w:spacing w:before="0" w:after="60" w:line="247" w:lineRule="auto"/>
+            </w:pPr>
+            <w:r>
+              <w:rPr>
+                <w:rFonts w:ascii="Arial" w:hAnsi="Arial"/>
+                <w:b w:val="0"/>
+                <w:color w:val="000000"/>
+                <w:sz w:val="19"/>
+              </w:rPr>
+              <w:t>Extract Romantic and Date Night; put Red in excluded colours, not preferred colours</w:t>
+            </w:r>
+          </w:p>
+        </w:tc>
+        <w:tc>
+          <w:tcPr>
+            <w:tcW w:type="dxa" w:w="4422"/>
+            <w:vAlign w:val="center"/>
+            <w:shd w:fill="FFFFFF"/>
+          </w:tcPr>
+          <w:p>
+            <w:r>
+              <w:rPr>
+                <w:sz w:val="18"/>
+              </w:rPr>
+              <w:t xml:space="preserve">Pass — 24 October fresh real-model extraction matched all specified fields and preserved unspecified values. </w:t>
+            </w:r>
+            <w:hyperlink r:id="rId85">
+              <w:r>
+                <w:rPr>
+                  <w:rStyle w:val="Hyperlink"/>
+                  <w:sz w:val="18"/>
+                  <w:color w:val="0563C1"/>
+                  <w:u w:val="single"/>
+                </w:rPr>
+                <w:t>[24 Oct evidence]</w:t>
+              </w:r>
+            </w:hyperlink>
+          </w:p>
+        </w:tc>
+      </w:tr>
+      <w:tr>
+        <w:trPr>
+          <w:cantSplit/>
+        </w:trPr>
+        <w:tc>
+          <w:tcPr>
+            <w:tcW w:type="dxa" w:w="1928"/>
+            <w:vAlign w:val="center"/>
+            <w:shd w:fill="F5F5F5"/>
+          </w:tcPr>
+          <w:p>
+            <w:pPr>
+              <w:spacing w:before="0" w:after="60" w:line="247" w:lineRule="auto"/>
+            </w:pPr>
+            <w:r>
+              <w:rPr>
+                <w:rFonts w:ascii="Arial" w:hAnsi="Arial"/>
+                <w:b w:val="0"/>
+                <w:color w:val="000000"/>
+                <w:sz w:val="19"/>
+              </w:rPr>
+              <w:t>TC-PE-06</w:t>
+              <w:br/>
+              <w:t>Extract minimum and maximum prices</w:t>
+            </w:r>
+          </w:p>
+        </w:tc>
+        <w:tc>
+          <w:tcPr>
+            <w:tcW w:type="dxa" w:w="4479"/>
+            <w:vAlign w:val="center"/>
+            <w:shd w:fill="F5F5F5"/>
+          </w:tcPr>
+          <w:p>
+            <w:pPr>
+              <w:spacing w:before="0" w:after="60" w:line="247" w:lineRule="auto"/>
+            </w:pPr>
+            <w:r>
+              <w:rPr>
+                <w:rFonts w:ascii="Arial" w:hAnsi="Arial"/>
+                <w:b w:val="0"/>
+                <w:color w:val="000000"/>
+                <w:sz w:val="19"/>
+              </w:rPr>
+              <w:t>“A bag costing at least $100 and up to $150.”</w:t>
+            </w:r>
+          </w:p>
+        </w:tc>
+        <w:tc>
+          <w:tcPr>
+            <w:tcW w:type="dxa" w:w="4195"/>
+            <w:vAlign w:val="center"/>
+            <w:shd w:fill="F5F5F5"/>
+          </w:tcPr>
+          <w:p>
+            <w:pPr>
+              <w:spacing w:before="0" w:after="60" w:line="247" w:lineRule="auto"/>
+            </w:pPr>
+            <w:r>
+              <w:rPr>
+                <w:rFonts w:ascii="Arial" w:hAnsi="Arial"/>
+                <w:b w:val="0"/>
+                <w:color w:val="000000"/>
+                <w:sz w:val="19"/>
+              </w:rPr>
+              <w:t>Extract Bags, minimum price $100 and maximum price $150</w:t>
+            </w:r>
+          </w:p>
+        </w:tc>
+        <w:tc>
+          <w:tcPr>
+            <w:tcW w:type="dxa" w:w="4422"/>
+            <w:vAlign w:val="center"/>
+            <w:shd w:fill="F5F5F5"/>
+          </w:tcPr>
+          <w:p>
+            <w:r>
+              <w:rPr>
+                <w:sz w:val="18"/>
+              </w:rPr>
+              <w:t xml:space="preserve">Pass — 24 October fresh real-model extraction matched all specified fields and preserved unspecified values. </w:t>
+            </w:r>
+            <w:hyperlink r:id="rId85">
+              <w:r>
+                <w:rPr>
+                  <w:rStyle w:val="Hyperlink"/>
+                  <w:sz w:val="18"/>
+                  <w:color w:val="0563C1"/>
+                  <w:u w:val="single"/>
+                </w:rPr>
+                <w:t>[24 Oct evidence]</w:t>
+              </w:r>
+            </w:hyperlink>
+          </w:p>
+        </w:tc>
+      </w:tr>
+      <w:tr>
+        <w:trPr>
+          <w:cantSplit/>
+        </w:trPr>
+        <w:tc>
+          <w:tcPr>
+            <w:tcW w:type="dxa" w:w="1928"/>
+            <w:vAlign w:val="center"/>
+            <w:shd w:fill="FFFFFF"/>
+          </w:tcPr>
+          <w:p>
+            <w:pPr>
+              <w:spacing w:before="0" w:after="60" w:line="247" w:lineRule="auto"/>
+            </w:pPr>
+            <w:r>
+              <w:rPr>
+                <w:rFonts w:ascii="Arial" w:hAnsi="Arial"/>
+                <w:b w:val="0"/>
+                <w:color w:val="000000"/>
+                <w:sz w:val="19"/>
+              </w:rPr>
+              <w:t>TC-PE-07</w:t>
+              <w:br/>
+              <w:t>Reject empty extraction input</w:t>
+            </w:r>
+          </w:p>
+        </w:tc>
+        <w:tc>
+          <w:tcPr>
+            <w:tcW w:type="dxa" w:w="4479"/>
+            <w:vAlign w:val="center"/>
+            <w:shd w:fill="FFFFFF"/>
+          </w:tcPr>
+          <w:p>
+            <w:pPr>
+              <w:spacing w:before="0" w:after="60" w:line="247" w:lineRule="auto"/>
+            </w:pPr>
+            <w:r>
+              <w:rPr>
+                <w:rFonts w:ascii="Arial" w:hAnsi="Arial"/>
+                <w:b w:val="0"/>
+                <w:color w:val="000000"/>
+                <w:sz w:val="19"/>
+              </w:rPr>
+              <w:t>Call extractPreferences with the exact whitespace-only string "   ". Confirm rejection before any OpenAI call.</w:t>
+            </w:r>
+          </w:p>
+        </w:tc>
+        <w:tc>
+          <w:tcPr>
+            <w:tcW w:type="dxa" w:w="4195"/>
+            <w:vAlign w:val="center"/>
+            <w:shd w:fill="FFFFFF"/>
+          </w:tcPr>
+          <w:p>
+            <w:pPr>
+              <w:spacing w:before="0" w:after="60" w:line="247" w:lineRule="auto"/>
+            </w:pPr>
+            <w:r>
+              <w:rPr>
+                <w:rFonts w:ascii="Arial" w:hAnsi="Arial"/>
+                <w:b w:val="0"/>
+                <w:color w:val="000000"/>
+                <w:sz w:val="19"/>
+              </w:rPr>
+              <w:t>Function rejects the request before calling OpenAI</w:t>
+            </w:r>
+          </w:p>
+        </w:tc>
+        <w:tc>
+          <w:tcPr>
+            <w:tcW w:type="dxa" w:w="4422"/>
+            <w:vAlign w:val="center"/>
+            <w:shd w:fill="FFFFFF"/>
+          </w:tcPr>
+          <w:p>
+            <w:r>
+              <w:rPr>
+                <w:sz w:val="18"/>
+              </w:rPr>
+              <w:t xml:space="preserve">Pass — 24 October fresh blank-input/HTTP validation returned the specified controlled rejection. </w:t>
+            </w:r>
+            <w:hyperlink r:id="rId85">
+              <w:r>
+                <w:rPr>
+                  <w:rStyle w:val="Hyperlink"/>
+                  <w:sz w:val="18"/>
+                  <w:color w:val="0563C1"/>
+                  <w:u w:val="single"/>
+                </w:rPr>
+                <w:t>[24 Oct evidence]</w:t>
+              </w:r>
+            </w:hyperlink>
+          </w:p>
+        </w:tc>
+      </w:tr>
+      <w:tr>
+        <w:trPr>
+          <w:cantSplit/>
+        </w:trPr>
+        <w:tc>
+          <w:tcPr>
+            <w:tcW w:type="dxa" w:w="1928"/>
+            <w:vAlign w:val="center"/>
+            <w:shd w:fill="F5F5F5"/>
+          </w:tcPr>
+          <w:p>
+            <w:pPr>
+              <w:spacing w:before="0" w:after="60" w:line="247" w:lineRule="auto"/>
+            </w:pPr>
+            <w:r>
+              <w:rPr>
+                <w:rFonts w:ascii="Arial" w:hAnsi="Arial"/>
+                <w:b w:val="0"/>
+                <w:color w:val="000000"/>
+                <w:sz w:val="19"/>
+              </w:rPr>
+              <w:t>TC-PE-08</w:t>
+              <w:br/>
+              <w:t>Reject invalid extraction API bodies</w:t>
+            </w:r>
+          </w:p>
+        </w:tc>
+        <w:tc>
+          <w:tcPr>
+            <w:tcW w:type="dxa" w:w="4479"/>
+            <w:vAlign w:val="center"/>
+            <w:shd w:fill="F5F5F5"/>
+          </w:tcPr>
+          <w:p>
+            <w:pPr>
+              <w:spacing w:before="0" w:after="60" w:line="247" w:lineRule="auto"/>
+            </w:pPr>
+            <w:r>
+              <w:rPr>
+                <w:rFonts w:ascii="Arial" w:hAnsi="Arial"/>
+                <w:b w:val="0"/>
+                <w:color w:val="000000"/>
+                <w:sz w:val="19"/>
+              </w:rPr>
+              <w:t>POST /api/extraction independently with application/json bodies A: {"message": (malformed), B: {}, C: {"message":7}, D: {"message":"   "}. Record each response separately.</w:t>
+            </w:r>
+          </w:p>
+        </w:tc>
+        <w:tc>
+          <w:tcPr>
+            <w:tcW w:type="dxa" w:w="4195"/>
+            <w:vAlign w:val="center"/>
+            <w:shd w:fill="F5F5F5"/>
+          </w:tcPr>
+          <w:p>
+            <w:pPr>
+              <w:spacing w:before="0" w:after="60" w:line="247" w:lineRule="auto"/>
+            </w:pPr>
+            <w:r>
+              <w:rPr>
+                <w:rFonts w:ascii="Arial" w:hAnsi="Arial"/>
+                <w:b w:val="0"/>
+                <w:color w:val="000000"/>
+                <w:sz w:val="19"/>
+              </w:rPr>
+              <w:t>API returns HTTP 400 with a controlled validation error</w:t>
+            </w:r>
+          </w:p>
+        </w:tc>
+        <w:tc>
+          <w:tcPr>
+            <w:tcW w:type="dxa" w:w="4422"/>
+            <w:vAlign w:val="center"/>
+            <w:shd w:fill="F5F5F5"/>
+          </w:tcPr>
+          <w:p>
+            <w:r>
+              <w:rPr>
+                <w:sz w:val="18"/>
+              </w:rPr>
+              <w:t xml:space="preserve">Pass — 24 October fresh blank-input/HTTP validation returned the specified controlled rejection. </w:t>
+            </w:r>
+            <w:hyperlink r:id="rId85">
+              <w:r>
+                <w:rPr>
+                  <w:rStyle w:val="Hyperlink"/>
+                  <w:sz w:val="18"/>
+                  <w:color w:val="0563C1"/>
+                  <w:u w:val="single"/>
+                </w:rPr>
+                <w:t>[24 Oct evidence]</w:t>
+              </w:r>
+            </w:hyperlink>
+          </w:p>
+        </w:tc>
+      </w:tr>
+    </w:tbl>
+    <w:p>
+      <w:pPr>
+        <w:pStyle w:val="Heading2"/>
+      </w:pPr>
+      <w:r>
+        <w:t>Preference validation</w:t>
+      </w:r>
+    </w:p>
+    <w:p>
+      <w:pPr>
+        <w:keepLines/>
+        <w:widowControl/>
+      </w:pPr>
+      <w:r>
+        <w:t>TC-PV-01–06 passed within the fresh deterministic validation suite on 24 October. TC-PV-07 separately queried the live Supabase vocabulary. Deterministic and live outcomes are labelled separately. [E14]</w:t>
+      </w:r>
+      <w:r>
+        <w:t xml:space="preserve"> (see </w:t>
+      </w:r>
+      <w:r>
+        <w:fldChar w:fldCharType="begin"/>
+        <w:instrText xml:space="preserve"> REF D4Table014 \h </w:instrText>
+        <w:fldChar w:fldCharType="separate"/>
+        <w:t>TABLE 14</w:t>
+        <w:fldChar w:fldCharType="end"/>
+      </w:r>
+      <w:r>
+        <w:t>).</w:t>
+      </w:r>
+    </w:p>
+    <w:p>
+      <w:pPr>
+        <w:pStyle w:val="Tabletitle"/>
+      </w:pPr>
+      <w:bookmarkStart w:id="28" w:name="D4Table014"/>
+      <w:r>
+        <w:t xml:space="preserve">TABLE </w:t>
+      </w:r>
+      <w:r>
+        <w:rPr>
+          <w:b/>
+          <w:i w:val="0"/>
+          <w:sz w:val="20"/>
+        </w:rPr>
+        <w:fldChar w:fldCharType="begin"/>
+        <w:instrText xml:space="preserve"> SEQ TABLE \* ARABIC </w:instrText>
+        <w:fldChar w:fldCharType="separate"/>
+        <w:t>14</w:t>
+        <w:fldChar w:fldCharType="end"/>
+      </w:r>
+      <w:bookmarkEnd w:id="28"/>
+      <w:r>
+        <w:t xml:space="preserve"> Preference validation test cases</w:t>
+      </w:r>
+    </w:p>
+    <w:tbl>
+      <w:tblPr>
+        <w:tblW w:type="auto" w:w="0"/>
+        <w:jc w:val="center"/>
+        <w:tblLayout w:type="fixed"/>
+        <w:tblLook w:firstColumn="1" w:firstRow="1" w:lastColumn="0" w:lastRow="0" w:noHBand="0" w:noVBand="1" w:val="04A0"/>
+        <w:tblBorders>
+          <w:top w:val="single" w:sz="4" w:color="D9D9D9"/>
+          <w:left w:val="single" w:sz="4" w:color="D9D9D9"/>
+          <w:bottom w:val="single" w:sz="4" w:color="D9D9D9"/>
+          <w:right w:val="single" w:sz="4" w:color="D9D9D9"/>
+          <w:insideH w:val="single" w:sz="4" w:color="D9D9D9"/>
+          <w:insideV w:val="single" w:sz="4" w:color="D9D9D9"/>
+        </w:tblBorders>
+        <w:tblCellMar>
+          <w:top w:w="70" w:type="dxa"/>
+          <w:bottom w:w="70" w:type="dxa"/>
+          <w:left w:w="85" w:type="dxa"/>
+          <w:right w:w="85" w:type="dxa"/>
+        </w:tblCellMar>
+      </w:tblPr>
+      <w:tblGrid>
+        <w:gridCol w:w="1928"/>
+        <w:gridCol w:w="4479"/>
+        <w:gridCol w:w="4195"/>
+        <w:gridCol w:w="4422"/>
+      </w:tblGrid>
+      <w:tr>
+        <w:trPr>
+          <w:tblHeader w:val="true"/>
+          <w:cantSplit/>
+        </w:trPr>
+        <w:tc>
+          <w:tcPr>
+            <w:tcW w:type="dxa" w:w="1928"/>
+            <w:vAlign w:val="center"/>
+            <w:shd w:fill="333333"/>
+          </w:tcPr>
+          <w:p>
+            <w:pPr>
+              <w:keepNext/>
+              <w:spacing w:before="0" w:after="60" w:line="247" w:lineRule="auto"/>
+            </w:pPr>
+            <w:r>
+              <w:rPr>
+                <w:rFonts w:ascii="Arial" w:hAnsi="Arial"/>
+                <w:b/>
+                <w:color w:val="FFFFFF"/>
+                <w:sz w:val="19"/>
+              </w:rPr>
+              <w:t>Case and purpose</w:t>
+            </w:r>
+          </w:p>
+        </w:tc>
+        <w:tc>
+          <w:tcPr>
+            <w:tcW w:type="dxa" w:w="4479"/>
+            <w:vAlign w:val="center"/>
+            <w:shd w:fill="333333"/>
+          </w:tcPr>
+          <w:p>
+            <w:pPr>
+              <w:keepNext/>
+              <w:spacing w:before="0" w:after="60" w:line="247" w:lineRule="auto"/>
+            </w:pPr>
+            <w:r>
+              <w:rPr>
+                <w:rFonts w:ascii="Arial" w:hAnsi="Arial"/>
+                <w:b/>
+                <w:color w:val="FFFFFF"/>
+                <w:sz w:val="19"/>
+              </w:rPr>
+              <w:t>Exact input or action for next execution</w:t>
+            </w:r>
+          </w:p>
+        </w:tc>
+        <w:tc>
+          <w:tcPr>
+            <w:tcW w:type="dxa" w:w="4195"/>
+            <w:vAlign w:val="center"/>
+            <w:shd w:fill="333333"/>
+          </w:tcPr>
+          <w:p>
+            <w:pPr>
+              <w:keepNext/>
+              <w:spacing w:before="0" w:after="60" w:line="247" w:lineRule="auto"/>
+            </w:pPr>
+            <w:r>
+              <w:rPr>
+                <w:rFonts w:ascii="Arial" w:hAnsi="Arial"/>
+                <w:b/>
+                <w:color w:val="FFFFFF"/>
+                <w:sz w:val="19"/>
+              </w:rPr>
+              <w:t>Expected result</w:t>
+            </w:r>
+          </w:p>
+        </w:tc>
+        <w:tc>
+          <w:tcPr>
+            <w:tcW w:type="dxa" w:w="4422"/>
+            <w:vAlign w:val="center"/>
+            <w:shd w:fill="333333"/>
+          </w:tcPr>
+          <w:p>
+            <w:pPr>
+              <w:keepNext/>
               <w:spacing w:before="0" w:after="60" w:line="247" w:lineRule="auto"/>
             </w:pPr>
             <w:r>
@@ -10028,7 +10757,45 @@
         <w:keepNext/>
       </w:pPr>
       <w:r>
-        <w:t>BR is a report alias for the unnumbered customer function in Figure 7. These cases are separate from conversational discovery and retain their own browser evidence.</w:t>
+        <w:t>BR is a report alias for the unnumbered customer function in Figure 7. These cases are separate from conversational discovery and retain their own browser evidence</w:t>
+      </w:r>
+      <w:r>
+        <w:t xml:space="preserve"> (see </w:t>
+      </w:r>
+      <w:r>
+        <w:fldChar w:fldCharType="begin"/>
+        <w:instrText xml:space="preserve"> REF D4Table015 \h </w:instrText>
+        <w:fldChar w:fldCharType="separate"/>
+        <w:t>TABLE 15</w:t>
+        <w:fldChar w:fldCharType="end"/>
+      </w:r>
+      <w:r>
+        <w:t>).</w:t>
+      </w:r>
+    </w:p>
+    <w:p>
+      <w:pPr>
+        <w:pStyle w:val="Tabletitle"/>
+      </w:pPr>
+      <w:bookmarkStart w:id="29" w:name="D4Table015"/>
+      <w:r>
+        <w:t xml:space="preserve">TABLE </w:t>
+      </w:r>
+      <w:r>
+        <w:rPr>
+          <w:b/>
+          <w:i w:val="0"/>
+          <w:sz w:val="20"/>
+        </w:rPr>
+        <w:fldChar w:fldCharType="begin"/>
+        <w:instrText xml:space="preserve"> SEQ TABLE \* ARABIC </w:instrText>
+        <w:fldChar w:fldCharType="separate"/>
+        <w:t>15</w:t>
+        <w:fldChar w:fldCharType="end"/>
+      </w:r>
+      <w:bookmarkEnd w:id="29"/>
+      <w:r>
+        <w:t xml:space="preserve"> Browse and search product test cases</w:t>
       </w:r>
     </w:p>
     <w:tbl>
@@ -10055,6 +10822,9 @@
             <w:vAlign w:val="center"/>
           </w:tcPr>
           <w:p>
+            <w:pPr>
+              <w:keepNext/>
+            </w:pPr>
             <w:r>
               <w:rPr>
                 <w:b/>
@@ -10072,6 +10842,9 @@
             <w:vAlign w:val="center"/>
           </w:tcPr>
           <w:p>
+            <w:pPr>
+              <w:keepNext/>
+            </w:pPr>
             <w:r>
               <w:rPr>
                 <w:b/>
@@ -10089,6 +10862,9 @@
             <w:vAlign w:val="center"/>
           </w:tcPr>
           <w:p>
+            <w:pPr>
+              <w:keepNext/>
+            </w:pPr>
             <w:r>
               <w:rPr>
                 <w:b/>
@@ -10106,6 +10882,9 @@
             <w:vAlign w:val="center"/>
           </w:tcPr>
           <w:p>
+            <w:pPr>
+              <w:keepNext/>
+            </w:pPr>
             <w:r>
               <w:rPr>
                 <w:b/>
@@ -10348,7 +11127,45 @@
         <w:widowControl/>
       </w:pPr>
       <w:r>
-        <w:t>TC-REG-01–46 retain their identities and historical source links. TC-REG-47 and 48 identify the new image-delivery and product-image suites. E14 contains the exact current script/fixture snapshots used on 24 October; use those for current assertions rather than assuming the older E10 source snapshot describes later edits.</w:t>
+        <w:t>TC-REG-01–46 retain their identities and historical source links. TC-REG-47 and 48 identify the new image-delivery and product-image suites. E14 contains the exact current script/fixture snapshots used on 24 October; use those for current assertions rather than assuming the older E10 source snapshot describes later edits</w:t>
+      </w:r>
+      <w:r>
+        <w:t xml:space="preserve"> (see </w:t>
+      </w:r>
+      <w:r>
+        <w:fldChar w:fldCharType="begin"/>
+        <w:instrText xml:space="preserve"> REF D4Table016 \h </w:instrText>
+        <w:fldChar w:fldCharType="separate"/>
+        <w:t>TABLE 16</w:t>
+        <w:fldChar w:fldCharType="end"/>
+      </w:r>
+      <w:r>
+        <w:t>).</w:t>
+      </w:r>
+    </w:p>
+    <w:p>
+      <w:pPr>
+        <w:pStyle w:val="Tabletitle"/>
+      </w:pPr>
+      <w:bookmarkStart w:id="30" w:name="D4Table016"/>
+      <w:r>
+        <w:t xml:space="preserve">TABLE </w:t>
+      </w:r>
+      <w:r>
+        <w:rPr>
+          <w:b/>
+          <w:i w:val="0"/>
+          <w:sz w:val="20"/>
+        </w:rPr>
+        <w:fldChar w:fldCharType="begin"/>
+        <w:instrText xml:space="preserve"> SEQ TABLE \* ARABIC </w:instrText>
+        <w:fldChar w:fldCharType="separate"/>
+        <w:t>16</w:t>
+        <w:fldChar w:fldCharType="end"/>
+      </w:r>
+      <w:bookmarkEnd w:id="30"/>
+      <w:r>
+        <w:t xml:space="preserve"> Automated regression suite specifications</w:t>
       </w:r>
     </w:p>
     <w:tbl>
@@ -10391,6 +11208,7 @@
           </w:tcPr>
           <w:p>
             <w:pPr>
+              <w:keepNext/>
               <w:spacing w:before="0" w:after="60" w:line="247" w:lineRule="auto"/>
               <w:jc w:val="center"/>
             </w:pPr>
@@ -10413,6 +11231,7 @@
           </w:tcPr>
           <w:p>
             <w:pPr>
+              <w:keepNext/>
               <w:spacing w:before="0" w:after="60" w:line="247" w:lineRule="auto"/>
             </w:pPr>
             <w:r>
@@ -10434,6 +11253,7 @@
           </w:tcPr>
           <w:p>
             <w:pPr>
+              <w:keepNext/>
               <w:spacing w:before="0" w:after="60" w:line="247" w:lineRule="auto"/>
             </w:pPr>
             <w:r>
@@ -10455,6 +11275,7 @@
           </w:tcPr>
           <w:p>
             <w:pPr>
+              <w:keepNext/>
               <w:spacing w:before="0" w:after="60" w:line="247" w:lineRule="auto"/>
             </w:pPr>
             <w:r>
@@ -16163,7 +16984,45 @@
         <w:rPr>
           <w:b w:val="0"/>
         </w:rPr>
-        <w:t>These examples expose the inputs and expected outputs directly. They were executed within the named fresh offline suites; their Pass status does not imply live-model or browser acceptance.</w:t>
+        <w:t>These examples expose the inputs and expected outputs directly. They were executed within the named fresh offline suites; their Pass status does not imply live-model or browser acceptance</w:t>
+      </w:r>
+      <w:r>
+        <w:t xml:space="preserve"> (see </w:t>
+      </w:r>
+      <w:r>
+        <w:fldChar w:fldCharType="begin"/>
+        <w:instrText xml:space="preserve"> REF D4Table017 \h </w:instrText>
+        <w:fldChar w:fldCharType="separate"/>
+        <w:t>TABLE 17</w:t>
+        <w:fldChar w:fldCharType="end"/>
+      </w:r>
+      <w:r>
+        <w:t>).</w:t>
+      </w:r>
+    </w:p>
+    <w:p>
+      <w:pPr>
+        <w:pStyle w:val="Tabletitle"/>
+      </w:pPr>
+      <w:bookmarkStart w:id="31" w:name="D4Table017"/>
+      <w:r>
+        <w:t xml:space="preserve">TABLE </w:t>
+      </w:r>
+      <w:r>
+        <w:rPr>
+          <w:b/>
+          <w:i w:val="0"/>
+          <w:sz w:val="20"/>
+        </w:rPr>
+        <w:fldChar w:fldCharType="begin"/>
+        <w:instrText xml:space="preserve"> SEQ TABLE \* ARABIC </w:instrText>
+        <w:fldChar w:fldCharType="separate"/>
+        <w:t>17</w:t>
+        <w:fldChar w:fldCharType="end"/>
+      </w:r>
+      <w:bookmarkEnd w:id="31"/>
+      <w:r>
+        <w:t xml:space="preserve"> Concrete automated test examples</w:t>
       </w:r>
     </w:p>
     <w:tbl>
@@ -16206,6 +17065,7 @@
           </w:tcPr>
           <w:p>
             <w:pPr>
+              <w:keepNext/>
               <w:spacing w:before="0" w:after="60" w:line="247" w:lineRule="auto"/>
               <w:jc w:val="center"/>
             </w:pPr>
@@ -16228,6 +17088,7 @@
           </w:tcPr>
           <w:p>
             <w:pPr>
+              <w:keepNext/>
               <w:spacing w:before="0" w:after="60" w:line="247" w:lineRule="auto"/>
             </w:pPr>
             <w:r>
@@ -16249,6 +17110,7 @@
           </w:tcPr>
           <w:p>
             <w:pPr>
+              <w:keepNext/>
               <w:spacing w:before="0" w:after="60" w:line="247" w:lineRule="auto"/>
             </w:pPr>
             <w:r>
@@ -16270,6 +17132,7 @@
           </w:tcPr>
           <w:p>
             <w:pPr>
+              <w:keepNext/>
               <w:spacing w:before="0" w:after="60" w:line="247" w:lineRule="auto"/>
             </w:pPr>
             <w:r>
@@ -17352,6 +18215,44 @@
       </w:pPr>
       <w:r>
         <w:t>Current assessed scenario outcome: each of the 38 scenarios has three latest passing repetitions. The final full run recorded 108 Pass, 0 Fail and 6 Blocked due to provider connection/timeouts. S3-B, S3-C and S4-A were then each repeated three times, all Pass. Earlier 17 October failures and the first 24 October attempt are retained in the evidence. This is not a claim of one uninterrupted 114/114 run. [E15]</w:t>
+      </w:r>
+      <w:r>
+        <w:t xml:space="preserve"> (see </w:t>
+      </w:r>
+      <w:r>
+        <w:fldChar w:fldCharType="begin"/>
+        <w:instrText xml:space="preserve"> REF D4Table018 \h </w:instrText>
+        <w:fldChar w:fldCharType="separate"/>
+        <w:t>TABLE 18</w:t>
+        <w:fldChar w:fldCharType="end"/>
+      </w:r>
+      <w:r>
+        <w:t>).</w:t>
+      </w:r>
+    </w:p>
+    <w:p>
+      <w:pPr>
+        <w:pStyle w:val="Tabletitle"/>
+      </w:pPr>
+      <w:bookmarkStart w:id="32" w:name="D4Table018"/>
+      <w:r>
+        <w:t xml:space="preserve">TABLE </w:t>
+      </w:r>
+      <w:r>
+        <w:rPr>
+          <w:b/>
+          <w:i w:val="0"/>
+          <w:sz w:val="20"/>
+        </w:rPr>
+        <w:fldChar w:fldCharType="begin"/>
+        <w:instrText xml:space="preserve"> SEQ TABLE \* ARABIC </w:instrText>
+        <w:fldChar w:fldCharType="separate"/>
+        <w:t>18</w:t>
+        <w:fldChar w:fldCharType="end"/>
+      </w:r>
+      <w:bookmarkEnd w:id="32"/>
+      <w:r>
+        <w:t xml:space="preserve"> Baseline customer scenario specifications and results</w:t>
       </w:r>
     </w:p>
     <w:tbl>
@@ -17394,6 +18295,7 @@
           </w:tcPr>
           <w:p>
             <w:pPr>
+              <w:keepNext/>
               <w:spacing w:before="0" w:after="60" w:line="247" w:lineRule="auto"/>
             </w:pPr>
             <w:r>
@@ -17415,6 +18317,7 @@
           </w:tcPr>
           <w:p>
             <w:pPr>
+              <w:keepNext/>
               <w:spacing w:before="0" w:after="60" w:line="247" w:lineRule="auto"/>
             </w:pPr>
             <w:r>
@@ -17436,6 +18339,7 @@
           </w:tcPr>
           <w:p>
             <w:pPr>
+              <w:keepNext/>
               <w:spacing w:before="0" w:after="60" w:line="247" w:lineRule="auto"/>
             </w:pPr>
             <w:r>
@@ -17457,6 +18361,7 @@
           </w:tcPr>
           <w:p>
             <w:pPr>
+              <w:keepNext/>
               <w:spacing w:before="0" w:after="60" w:line="247" w:lineRule="auto"/>
             </w:pPr>
             <w:r>
@@ -20530,7 +21435,45 @@
         <w:widowControl/>
       </w:pPr>
       <w:r>
-        <w:t>The suite contains 20 baseline scenarios plus 18 extensions (five budget, six category-default, four collection and three matching-set cases). Initial B5 expected an obsolete optional style question; it was corrected to the implemented grouped-discovery contract. Matching-set wording and budget-only refinement failures were repaired and retested. E15 preserves the initial failures and subsequent outcomes.</w:t>
+        <w:t>The suite contains 20 baseline scenarios plus 18 extensions (five budget, six category-default, four collection and three matching-set cases). Initial B5 expected an obsolete optional style question; it was corrected to the implemented grouped-discovery contract. Matching-set wording and budget-only refinement failures were repaired and retested. E15 preserves the initial failures and subsequent outcomes</w:t>
+      </w:r>
+      <w:r>
+        <w:t xml:space="preserve"> (see </w:t>
+      </w:r>
+      <w:r>
+        <w:fldChar w:fldCharType="begin"/>
+        <w:instrText xml:space="preserve"> REF D4Table019 \h </w:instrText>
+        <w:fldChar w:fldCharType="separate"/>
+        <w:t>TABLE 19</w:t>
+        <w:fldChar w:fldCharType="end"/>
+      </w:r>
+      <w:r>
+        <w:t>).</w:t>
+      </w:r>
+    </w:p>
+    <w:p>
+      <w:pPr>
+        <w:pStyle w:val="Tabletitle"/>
+      </w:pPr>
+      <w:bookmarkStart w:id="33" w:name="D4Table019"/>
+      <w:r>
+        <w:t xml:space="preserve">TABLE </w:t>
+      </w:r>
+      <w:r>
+        <w:rPr>
+          <w:b/>
+          <w:i w:val="0"/>
+          <w:sz w:val="20"/>
+        </w:rPr>
+        <w:fldChar w:fldCharType="begin"/>
+        <w:instrText xml:space="preserve"> SEQ TABLE \* ARABIC </w:instrText>
+        <w:fldChar w:fldCharType="separate"/>
+        <w:t>19</w:t>
+        <w:fldChar w:fldCharType="end"/>
+      </w:r>
+      <w:bookmarkEnd w:id="33"/>
+      <w:r>
+        <w:t xml:space="preserve"> Extended customer scenario specifications and results</w:t>
       </w:r>
     </w:p>
     <w:tbl>
@@ -20573,6 +21516,7 @@
           </w:tcPr>
           <w:p>
             <w:pPr>
+              <w:keepNext/>
               <w:spacing w:before="0" w:after="60" w:line="247" w:lineRule="auto"/>
               <w:jc w:val="center"/>
             </w:pPr>
@@ -20595,6 +21539,7 @@
           </w:tcPr>
           <w:p>
             <w:pPr>
+              <w:keepNext/>
               <w:spacing w:before="0" w:after="60" w:line="247" w:lineRule="auto"/>
             </w:pPr>
             <w:r>
@@ -20616,6 +21561,7 @@
           </w:tcPr>
           <w:p>
             <w:pPr>
+              <w:keepNext/>
               <w:spacing w:before="0" w:after="60" w:line="247" w:lineRule="auto"/>
             </w:pPr>
             <w:r>
@@ -20637,6 +21583,7 @@
           </w:tcPr>
           <w:p>
             <w:pPr>
+              <w:keepNext/>
               <w:spacing w:before="0" w:after="60" w:line="247" w:lineRule="auto"/>
             </w:pPr>
             <w:r>
@@ -22455,7 +23402,45 @@
         <w:widowControl/>
       </w:pPr>
       <w:r>
-        <w:t>The regression and browser cases cover suggested replies, optional proactive extras, pause/resume, anchor selection, combined budgets, saved-look review, fit guidance, product explanations and value alternatives. These implement UC01–UC06 paths; cart actions are UC07. Current browser results follow below and retain any failed or partially established expectation.</w:t>
+        <w:t>The regression and browser cases cover suggested replies, optional proactive extras, pause/resume, anchor selection, combined budgets, saved-look review, fit guidance, product explanations and value alternatives. These implement UC01–UC06 paths; cart actions are UC07. Current browser results follow below and retain any failed or partially established expectation</w:t>
+      </w:r>
+      <w:r>
+        <w:t xml:space="preserve"> (see </w:t>
+      </w:r>
+      <w:r>
+        <w:fldChar w:fldCharType="begin"/>
+        <w:instrText xml:space="preserve"> REF D4Table020 \h </w:instrText>
+        <w:fldChar w:fldCharType="separate"/>
+        <w:t>TABLE 20</w:t>
+        <w:fldChar w:fldCharType="end"/>
+      </w:r>
+      <w:r>
+        <w:t>).</w:t>
+      </w:r>
+    </w:p>
+    <w:p>
+      <w:pPr>
+        <w:pStyle w:val="Tabletitle"/>
+      </w:pPr>
+      <w:bookmarkStart w:id="34" w:name="D4Table020"/>
+      <w:r>
+        <w:t xml:space="preserve">TABLE </w:t>
+      </w:r>
+      <w:r>
+        <w:rPr>
+          <w:b/>
+          <w:i w:val="0"/>
+          <w:sz w:val="20"/>
+        </w:rPr>
+        <w:fldChar w:fldCharType="begin"/>
+        <w:instrText xml:space="preserve"> SEQ TABLE \* ARABIC </w:instrText>
+        <w:fldChar w:fldCharType="separate"/>
+        <w:t>20</w:t>
+        <w:fldChar w:fldCharType="end"/>
+      </w:r>
+      <w:bookmarkEnd w:id="34"/>
+      <w:r>
+        <w:t xml:space="preserve"> AI feature coverage and linked tests</w:t>
       </w:r>
     </w:p>
     <w:tbl>
@@ -22498,6 +23483,7 @@
           </w:tcPr>
           <w:p>
             <w:pPr>
+              <w:keepNext/>
               <w:spacing w:before="0" w:after="60" w:line="247" w:lineRule="auto"/>
             </w:pPr>
             <w:r>
@@ -22519,6 +23505,7 @@
           </w:tcPr>
           <w:p>
             <w:pPr>
+              <w:keepNext/>
               <w:spacing w:before="0" w:after="60" w:line="247" w:lineRule="auto"/>
             </w:pPr>
             <w:r>
@@ -22540,6 +23527,7 @@
           </w:tcPr>
           <w:p>
             <w:pPr>
+              <w:keepNext/>
               <w:spacing w:before="0" w:after="60" w:line="247" w:lineRule="auto"/>
             </w:pPr>
             <w:r>
@@ -22561,6 +23549,7 @@
           </w:tcPr>
           <w:p>
             <w:pPr>
+              <w:keepNext/>
               <w:spacing w:before="0" w:after="60" w:line="247" w:lineRule="auto"/>
             </w:pPr>
             <w:r>
@@ -23153,7 +24142,45 @@
         <w:widowControl/>
       </w:pPr>
       <w:r>
-        <w:t>The following are actual deployed-browser executions on 24 October, with saved accessibility text and screenshots in E16. Pass applies only to the actions and expectations recorded. The fixture prerequisites and model responses are retained; an intermittent failure is not erased by a later passing request.</w:t>
+        <w:t>The following are actual deployed-browser executions on 24 October, with saved accessibility text and screenshots in E16. Pass applies only to the actions and expectations recorded. The fixture prerequisites and model responses are retained; an intermittent failure is not erased by a later passing request</w:t>
+      </w:r>
+      <w:r>
+        <w:t xml:space="preserve"> (see </w:t>
+      </w:r>
+      <w:r>
+        <w:fldChar w:fldCharType="begin"/>
+        <w:instrText xml:space="preserve"> REF D4Table021 \h </w:instrText>
+        <w:fldChar w:fldCharType="separate"/>
+        <w:t>TABLE 21</w:t>
+        <w:fldChar w:fldCharType="end"/>
+      </w:r>
+      <w:r>
+        <w:t>).</w:t>
+      </w:r>
+    </w:p>
+    <w:p>
+      <w:pPr>
+        <w:pStyle w:val="Tabletitle"/>
+      </w:pPr>
+      <w:bookmarkStart w:id="35" w:name="D4Table021"/>
+      <w:r>
+        <w:t xml:space="preserve">TABLE </w:t>
+      </w:r>
+      <w:r>
+        <w:rPr>
+          <w:b/>
+          <w:i w:val="0"/>
+          <w:sz w:val="20"/>
+        </w:rPr>
+        <w:fldChar w:fldCharType="begin"/>
+        <w:instrText xml:space="preserve"> SEQ TABLE \* ARABIC </w:instrText>
+        <w:fldChar w:fldCharType="separate"/>
+        <w:t>21</w:t>
+        <w:fldChar w:fldCharType="end"/>
+      </w:r>
+      <w:bookmarkEnd w:id="35"/>
+      <w:r>
+        <w:t xml:space="preserve"> AI suggestion and guidance browser test cases</w:t>
       </w:r>
     </w:p>
     <w:tbl>
@@ -23196,6 +24223,7 @@
           </w:tcPr>
           <w:p>
             <w:pPr>
+              <w:keepNext/>
               <w:spacing w:before="0" w:after="60" w:line="247" w:lineRule="auto"/>
             </w:pPr>
             <w:r>
@@ -23217,6 +24245,7 @@
           </w:tcPr>
           <w:p>
             <w:pPr>
+              <w:keepNext/>
               <w:spacing w:before="0" w:after="60" w:line="247" w:lineRule="auto"/>
             </w:pPr>
             <w:r>
@@ -23238,6 +24267,7 @@
           </w:tcPr>
           <w:p>
             <w:pPr>
+              <w:keepNext/>
               <w:spacing w:before="0" w:after="60" w:line="247" w:lineRule="auto"/>
             </w:pPr>
             <w:r>
@@ -23259,6 +24289,7 @@
           </w:tcPr>
           <w:p>
             <w:pPr>
+              <w:keepNext/>
               <w:spacing w:before="0" w:after="60" w:line="247" w:lineRule="auto"/>
             </w:pPr>
             <w:r>
@@ -24059,7 +25090,45 @@
         <w:widowControl/>
       </w:pPr>
       <w:r>
-        <w:t>The HTTP and isolated dependency failures were executed on 24 October. TC-UI-01 shares the revised fixed-colour scope of TC-PD-02. TC-ACC-01 records the supplied client decision, separately from technical results. There is no assertion of full platform, administrator or deployment-source verification.</w:t>
+        <w:t>The HTTP and isolated dependency failures were executed on 24 October. TC-UI-01 shares the revised fixed-colour scope of TC-PD-02. TC-ACC-01 records the supplied client decision, separately from technical results. There is no assertion of full platform, administrator or deployment-source verification</w:t>
+      </w:r>
+      <w:r>
+        <w:t xml:space="preserve"> (see </w:t>
+      </w:r>
+      <w:r>
+        <w:fldChar w:fldCharType="begin"/>
+        <w:instrText xml:space="preserve"> REF D4Table022 \h </w:instrText>
+        <w:fldChar w:fldCharType="separate"/>
+        <w:t>TABLE 22</w:t>
+        <w:fldChar w:fldCharType="end"/>
+      </w:r>
+      <w:r>
+        <w:t>).</w:t>
+      </w:r>
+    </w:p>
+    <w:p>
+      <w:pPr>
+        <w:pStyle w:val="Tabletitle"/>
+      </w:pPr>
+      <w:bookmarkStart w:id="36" w:name="D4Table022"/>
+      <w:r>
+        <w:t xml:space="preserve">TABLE </w:t>
+      </w:r>
+      <w:r>
+        <w:rPr>
+          <w:b/>
+          <w:i w:val="0"/>
+          <w:sz w:val="20"/>
+        </w:rPr>
+        <w:fldChar w:fldCharType="begin"/>
+        <w:instrText xml:space="preserve"> SEQ TABLE \* ARABIC </w:instrText>
+        <w:fldChar w:fldCharType="separate"/>
+        <w:t>22</w:t>
+        <w:fldChar w:fldCharType="end"/>
+      </w:r>
+      <w:bookmarkEnd w:id="36"/>
+      <w:r>
+        <w:t xml:space="preserve"> Integration deployment and acceptance test cases</w:t>
       </w:r>
     </w:p>
     <w:tbl>
@@ -24102,6 +25171,7 @@
           </w:tcPr>
           <w:p>
             <w:pPr>
+              <w:keepNext/>
               <w:spacing w:before="0" w:after="60" w:line="247" w:lineRule="auto"/>
             </w:pPr>
             <w:r>
@@ -24123,6 +25193,7 @@
           </w:tcPr>
           <w:p>
             <w:pPr>
+              <w:keepNext/>
               <w:spacing w:before="0" w:after="60" w:line="247" w:lineRule="auto"/>
             </w:pPr>
             <w:r>
@@ -24144,6 +25215,7 @@
           </w:tcPr>
           <w:p>
             <w:pPr>
+              <w:keepNext/>
               <w:spacing w:before="0" w:after="60" w:line="247" w:lineRule="auto"/>
             </w:pPr>
             <w:r>
@@ -24165,6 +25237,7 @@
           </w:tcPr>
           <w:p>
             <w:pPr>
+              <w:keepNext/>
               <w:spacing w:before="0" w:after="60" w:line="247" w:lineRule="auto"/>
             </w:pPr>
             <w:r>
@@ -25367,6 +26440,52 @@
       </w:pPr>
       <w:r>
         <w:t>Latest execution and evidence separation</w:t>
+      </w:r>
+    </w:p>
+    <w:p>
+      <w:pPr>
+        <w:keepNext/>
+      </w:pPr>
+      <w:r>
+        <w:t>The execution summary separates offline checks, live integration results, browser observations and client acceptance</w:t>
+      </w:r>
+      <w:r>
+        <w:t xml:space="preserve"> (see </w:t>
+      </w:r>
+      <w:r>
+        <w:fldChar w:fldCharType="begin"/>
+        <w:instrText xml:space="preserve"> REF D4Table023 \h </w:instrText>
+        <w:fldChar w:fldCharType="separate"/>
+        <w:t>TABLE 23</w:t>
+        <w:fldChar w:fldCharType="end"/>
+      </w:r>
+      <w:r>
+        <w:t>).</w:t>
+      </w:r>
+    </w:p>
+    <w:p>
+      <w:pPr>
+        <w:pStyle w:val="Tabletitle"/>
+      </w:pPr>
+      <w:bookmarkStart w:id="37" w:name="D4Table023"/>
+      <w:r>
+        <w:t xml:space="preserve">TABLE </w:t>
+      </w:r>
+      <w:r>
+        <w:rPr>
+          <w:b/>
+          <w:i w:val="0"/>
+          <w:sz w:val="20"/>
+        </w:rPr>
+        <w:fldChar w:fldCharType="begin"/>
+        <w:instrText xml:space="preserve"> SEQ TABLE \* ARABIC </w:instrText>
+        <w:fldChar w:fldCharType="separate"/>
+        <w:t>23</w:t>
+        <w:fldChar w:fldCharType="end"/>
+      </w:r>
+      <w:bookmarkEnd w:id="37"/>
+      <w:r>
+        <w:t xml:space="preserve"> Latest test execution summary</w:t>
       </w:r>
     </w:p>
     <w:tbl>
@@ -25407,6 +26526,7 @@
           </w:tcPr>
           <w:p>
             <w:pPr>
+              <w:keepNext/>
               <w:spacing w:before="0" w:after="60" w:line="247" w:lineRule="auto"/>
             </w:pPr>
             <w:r>
@@ -25428,6 +26548,7 @@
           </w:tcPr>
           <w:p>
             <w:pPr>
+              <w:keepNext/>
               <w:spacing w:before="0" w:after="60" w:line="247" w:lineRule="auto"/>
             </w:pPr>
             <w:r>
@@ -25666,6 +26787,52 @@
       </w:pPr>
       <w:r>
         <w:t>Defect and retest disposition</w:t>
+      </w:r>
+    </w:p>
+    <w:p>
+      <w:pPr>
+        <w:keepNext/>
+      </w:pPr>
+      <w:r>
+        <w:t>The defect register retains the original problems, retest evidence and current disposition</w:t>
+      </w:r>
+      <w:r>
+        <w:t xml:space="preserve"> (see </w:t>
+      </w:r>
+      <w:r>
+        <w:fldChar w:fldCharType="begin"/>
+        <w:instrText xml:space="preserve"> REF D4Table024 \h </w:instrText>
+        <w:fldChar w:fldCharType="separate"/>
+        <w:t>TABLE 24</w:t>
+        <w:fldChar w:fldCharType="end"/>
+      </w:r>
+      <w:r>
+        <w:t>).</w:t>
+      </w:r>
+    </w:p>
+    <w:p>
+      <w:pPr>
+        <w:pStyle w:val="Tabletitle"/>
+      </w:pPr>
+      <w:bookmarkStart w:id="38" w:name="D4Table024"/>
+      <w:r>
+        <w:t xml:space="preserve">TABLE </w:t>
+      </w:r>
+      <w:r>
+        <w:rPr>
+          <w:b/>
+          <w:i w:val="0"/>
+          <w:sz w:val="20"/>
+        </w:rPr>
+        <w:fldChar w:fldCharType="begin"/>
+        <w:instrText xml:space="preserve"> SEQ TABLE \* ARABIC </w:instrText>
+        <w:fldChar w:fldCharType="separate"/>
+        <w:t>24</w:t>
+        <w:fldChar w:fldCharType="end"/>
+      </w:r>
+      <w:bookmarkEnd w:id="38"/>
+      <w:r>
+        <w:t xml:space="preserve"> Defects and retest outcomes</w:t>
       </w:r>
     </w:p>
     <w:tbl>
@@ -25707,6 +26874,7 @@
           </w:tcPr>
           <w:p>
             <w:pPr>
+              <w:keepNext/>
               <w:spacing w:before="0" w:after="60" w:line="247" w:lineRule="auto"/>
               <w:jc w:val="center"/>
             </w:pPr>
@@ -25729,6 +26897,7 @@
           </w:tcPr>
           <w:p>
             <w:pPr>
+              <w:keepNext/>
               <w:spacing w:before="0" w:after="60" w:line="247" w:lineRule="auto"/>
             </w:pPr>
             <w:r>
@@ -25750,6 +26919,7 @@
           </w:tcPr>
           <w:p>
             <w:pPr>
+              <w:keepNext/>
               <w:spacing w:before="0" w:after="60" w:line="247" w:lineRule="auto"/>
             </w:pPr>
             <w:r>
@@ -26230,6 +27400,52 @@
         <w:t>Sponsor meeting feedback and response to feedback</w:t>
       </w:r>
     </w:p>
+    <w:p>
+      <w:pPr>
+        <w:keepNext/>
+      </w:pPr>
+      <w:r>
+        <w:t>The feedback record links the client comments to team responses and available verification</w:t>
+      </w:r>
+      <w:r>
+        <w:t xml:space="preserve"> (see </w:t>
+      </w:r>
+      <w:r>
+        <w:fldChar w:fldCharType="begin"/>
+        <w:instrText xml:space="preserve"> REF D4Table025 \h </w:instrText>
+        <w:fldChar w:fldCharType="separate"/>
+        <w:t>TABLE 25</w:t>
+        <w:fldChar w:fldCharType="end"/>
+      </w:r>
+      <w:r>
+        <w:t>).</w:t>
+      </w:r>
+    </w:p>
+    <w:p>
+      <w:pPr>
+        <w:pStyle w:val="Tabletitle"/>
+      </w:pPr>
+      <w:bookmarkStart w:id="39" w:name="D4Table025"/>
+      <w:r>
+        <w:t xml:space="preserve">TABLE </w:t>
+      </w:r>
+      <w:r>
+        <w:rPr>
+          <w:b/>
+          <w:i w:val="0"/>
+          <w:sz w:val="20"/>
+        </w:rPr>
+        <w:fldChar w:fldCharType="begin"/>
+        <w:instrText xml:space="preserve"> SEQ TABLE \* ARABIC </w:instrText>
+        <w:fldChar w:fldCharType="separate"/>
+        <w:t>25</w:t>
+        <w:fldChar w:fldCharType="end"/>
+      </w:r>
+      <w:bookmarkEnd w:id="39"/>
+      <w:r>
+        <w:t xml:space="preserve"> Client feedback and team responses</w:t>
+      </w:r>
+    </w:p>
     <w:tbl>
       <w:tblPr>
         <w:tblW w:type="auto" w:w="0"/>
@@ -26268,6 +27484,7 @@
           </w:tcPr>
           <w:p>
             <w:pPr>
+              <w:keepNext/>
               <w:spacing w:before="0" w:after="60" w:line="247" w:lineRule="auto"/>
             </w:pPr>
             <w:r>
@@ -26289,6 +27506,7 @@
           </w:tcPr>
           <w:p>
             <w:pPr>
+              <w:keepNext/>
               <w:spacing w:before="0" w:after="60" w:line="247" w:lineRule="auto"/>
             </w:pPr>
             <w:r>
@@ -26645,7 +27863,20 @@
         <w:widowControl/>
       </w:pPr>
       <w:r>
-        <w:t>E0–E13 retain their fixed historical publication links. E14–E17 link to the new 24 October evidence and use case source in the same GitHub repository. Reviewers require private-repository access; the ZIP contains an offline copy for submission without GitHub authentication. Source references use publication commits; candidate manifests identify the code actually executed.</w:t>
+        <w:t>E0–E13 retain their fixed historical publication links. E14–E17 link to the new 24 October evidence and use case source in the same GitHub repository. Reviewers require private-repository access; the ZIP contains an offline copy for submission without GitHub authentication. Source references use publication commits; candidate manifests identify the code actually executed</w:t>
+      </w:r>
+      <w:r>
+        <w:t xml:space="preserve"> (see </w:t>
+      </w:r>
+      <w:r>
+        <w:fldChar w:fldCharType="begin"/>
+        <w:instrText xml:space="preserve"> REF D4Table026 \h </w:instrText>
+        <w:fldChar w:fldCharType="separate"/>
+        <w:t>TABLE 26</w:t>
+        <w:fldChar w:fldCharType="end"/>
+      </w:r>
+      <w:r>
+        <w:t>).</w:t>
       </w:r>
     </w:p>
     <w:p>
@@ -26668,6 +27899,31 @@
           <w:t xml:space="preserve">ABC Fashion AI Assistant</w:t>
         </w:r>
       </w:hyperlink>
+    </w:p>
+    <w:p>
+      <w:pPr>
+        <w:pStyle w:val="Tabletitle"/>
+      </w:pPr>
+      <w:bookmarkStart w:id="40" w:name="D4Table026"/>
+      <w:r>
+        <w:t xml:space="preserve">TABLE </w:t>
+      </w:r>
+      <w:r>
+        <w:rPr>
+          <w:b/>
+          <w:i w:val="0"/>
+          <w:sz w:val="20"/>
+        </w:rPr>
+        <w:fldChar w:fldCharType="begin"/>
+        <w:instrText xml:space="preserve"> SEQ TABLE \* ARABIC </w:instrText>
+        <w:fldChar w:fldCharType="separate"/>
+        <w:t>26</w:t>
+        <w:fldChar w:fldCharType="end"/>
+      </w:r>
+      <w:bookmarkEnd w:id="40"/>
+      <w:r>
+        <w:t xml:space="preserve"> Evidence register and source links</w:t>
+      </w:r>
     </w:p>
     <w:tbl>
       <w:tblPr>
@@ -26707,6 +27963,7 @@
           </w:tcPr>
           <w:p>
             <w:pPr>
+              <w:keepNext/>
               <w:spacing w:before="0" w:after="60" w:line="247" w:lineRule="auto"/>
               <w:jc w:val="center"/>
             </w:pPr>
@@ -26729,6 +27986,7 @@
           </w:tcPr>
           <w:p>
             <w:pPr>
+              <w:keepNext/>
               <w:spacing w:before="0" w:after="60" w:line="247" w:lineRule="auto"/>
             </w:pPr>
             <w:r>
@@ -28001,7 +29259,7 @@
       <w:rPr>
         <w:sz w:val="16"/>
       </w:rPr>
-      <w:t xml:space="preserve">Version 1.5   |   24 October 2026   |   Page </w:t>
+      <w:t xml:space="preserve">Version 1.6   |   24 October 2026   |   Page </w:t>
     </w:r>
     <w:r>
       <w:rPr>
@@ -40087,6 +41345,22 @@
       </w:tcPr>
     </w:tblStylePr>
   </w:style>
+  <w:style w:type="paragraph" w:customStyle="1" w:styleId="Tabletitle">
+    <w:name w:val="Table title"/>
+    <w:basedOn w:val="Caption"/>
+    <w:pPr>
+      <w:keepNext/>
+      <w:keepLines/>
+      <w:spacing w:before="160" w:after="100" w:line="240" w:lineRule="auto"/>
+    </w:pPr>
+    <w:rPr>
+      <w:rFonts w:ascii="Arial" w:hAnsi="Arial"/>
+      <w:b/>
+      <w:i w:val="0"/>
+      <w:color w:val="000000"/>
+      <w:sz w:val="20"/>
+    </w:rPr>
+  </w:style>
 </w:styles>
 </file>
 

--- a/docs/testing/2026-10-24/D4 Testing Report Revised.docx
+++ b/docs/testing/2026-10-24/D4 Testing Report Revised.docx
@@ -172,7 +172,7 @@
                 <w:rFonts w:ascii="Arial" w:hAnsi="Arial"/>
                 <w:b/>
                 <w:color w:val="FFFFFF"/>
-                <w:sz w:val="19"/>
+                <w:sz w:val="18"/>
               </w:rPr>
               <w:t>Version and date</w:t>
             </w:r>
@@ -214,7 +214,7 @@
                 <w:rFonts w:ascii="Arial" w:hAnsi="Arial"/>
                 <w:b/>
                 <w:color w:val="FFFFFF"/>
-                <w:sz w:val="19"/>
+                <w:sz w:val="18"/>
               </w:rPr>
               <w:t>Changes and reason</w:t>
             </w:r>
@@ -624,6 +624,7 @@
         </w:tc>
       </w:tr>
       <w:tr>
+        <w:trPr/>
         <w:tc>
           <w:tcPr>
             <w:tcW w:type="dxa" w:w="1814"/>
@@ -660,6 +661,47 @@
                 <w:sz w:val="18"/>
               </w:rPr>
               <w:t>Numbered and titled all 26 tables, added linked references in the body text, and updated report authorship.</w:t>
+            </w:r>
+          </w:p>
+        </w:tc>
+      </w:tr>
+      <w:tr>
+        <w:tc>
+          <w:tcPr>
+            <w:tcW w:type="dxa" w:w="1814"/>
+          </w:tcPr>
+          <w:p>
+            <w:r>
+              <w:rPr>
+                <w:sz w:val="18"/>
+              </w:rPr>
+              <w:t>V1.7 — 24 October 2026</w:t>
+            </w:r>
+          </w:p>
+        </w:tc>
+        <w:tc>
+          <w:tcPr>
+            <w:tcW w:type="dxa" w:w="2948"/>
+          </w:tcPr>
+          <w:p>
+            <w:r>
+              <w:rPr>
+                <w:sz w:val="18"/>
+              </w:rPr>
+              <w:t>Minh</w:t>
+            </w:r>
+          </w:p>
+        </w:tc>
+        <w:tc>
+          <w:tcPr>
+            <w:tcW w:type="dxa" w:w="5102"/>
+          </w:tcPr>
+          <w:p>
+            <w:r>
+              <w:rPr>
+                <w:sz w:val="18"/>
+              </w:rPr>
+              <w:t>Restored portrait orientation on every page and resized table columns for the vertical layout.</w:t>
             </w:r>
           </w:p>
         </w:tc>
@@ -950,7 +992,7 @@
                 <w:rFonts w:ascii="Arial" w:hAnsi="Arial"/>
                 <w:b/>
                 <w:color w:val="FFFFFF"/>
-                <w:sz w:val="20"/>
+                <w:sz w:val="18"/>
               </w:rPr>
               <w:t>Status</w:t>
             </w:r>
@@ -972,7 +1014,7 @@
                 <w:rFonts w:ascii="Arial" w:hAnsi="Arial"/>
                 <w:b/>
                 <w:color w:val="FFFFFF"/>
-                <w:sz w:val="20"/>
+                <w:sz w:val="18"/>
               </w:rPr>
               <w:t>Meaning</w:t>
             </w:r>
@@ -2030,9 +2072,9 @@
         <w:tblLook w:firstColumn="1" w:firstRow="1" w:lastColumn="0" w:lastRow="0" w:noHBand="0" w:noVBand="1" w:val="04A0"/>
       </w:tblPr>
       <w:tblGrid>
-        <w:gridCol w:w="1152"/>
-        <w:gridCol w:w="3888"/>
-        <w:gridCol w:w="4176"/>
+        <w:gridCol w:w="1233"/>
+        <w:gridCol w:w="4161"/>
+        <w:gridCol w:w="4470"/>
       </w:tblGrid>
       <w:tr>
         <w:trPr>
@@ -2041,7 +2083,7 @@
         </w:trPr>
         <w:tc>
           <w:tcPr>
-            <w:tcW w:type="dxa" w:w="1152"/>
+            <w:tcW w:type="dxa" w:w="1233"/>
             <w:shd w:fill="333333"/>
             <w:vAlign w:val="center"/>
           </w:tcPr>
@@ -2062,7 +2104,7 @@
         </w:tc>
         <w:tc>
           <w:tcPr>
-            <w:tcW w:type="dxa" w:w="3888"/>
+            <w:tcW w:type="dxa" w:w="4161"/>
             <w:shd w:fill="333333"/>
             <w:vAlign w:val="center"/>
           </w:tcPr>
@@ -2083,7 +2125,7 @@
         </w:tc>
         <w:tc>
           <w:tcPr>
-            <w:tcW w:type="dxa" w:w="4176"/>
+            <w:tcW w:type="dxa" w:w="4470"/>
             <w:shd w:fill="333333"/>
             <w:vAlign w:val="center"/>
           </w:tcPr>
@@ -2109,7 +2151,7 @@
         </w:trPr>
         <w:tc>
           <w:tcPr>
-            <w:tcW w:type="dxa" w:w="1152"/>
+            <w:tcW w:type="dxa" w:w="1233"/>
           </w:tcPr>
           <w:p>
             <w:pPr>
@@ -2125,7 +2167,7 @@
         </w:tc>
         <w:tc>
           <w:tcPr>
-            <w:tcW w:type="dxa" w:w="3888"/>
+            <w:tcW w:type="dxa" w:w="4161"/>
           </w:tcPr>
           <w:p>
             <w:pPr>
@@ -2141,7 +2183,7 @@
         </w:tc>
         <w:tc>
           <w:tcPr>
-            <w:tcW w:type="dxa" w:w="4176"/>
+            <w:tcW w:type="dxa" w:w="4470"/>
           </w:tcPr>
           <w:p>
             <w:pPr>
@@ -2162,7 +2204,7 @@
         </w:trPr>
         <w:tc>
           <w:tcPr>
-            <w:tcW w:type="dxa" w:w="1152"/>
+            <w:tcW w:type="dxa" w:w="1233"/>
           </w:tcPr>
           <w:p>
             <w:pPr>
@@ -2178,7 +2220,7 @@
         </w:tc>
         <w:tc>
           <w:tcPr>
-            <w:tcW w:type="dxa" w:w="3888"/>
+            <w:tcW w:type="dxa" w:w="4161"/>
           </w:tcPr>
           <w:p>
             <w:pPr>
@@ -2194,7 +2236,7 @@
         </w:tc>
         <w:tc>
           <w:tcPr>
-            <w:tcW w:type="dxa" w:w="4176"/>
+            <w:tcW w:type="dxa" w:w="4470"/>
           </w:tcPr>
           <w:p>
             <w:pPr>
@@ -2215,7 +2257,7 @@
         </w:trPr>
         <w:tc>
           <w:tcPr>
-            <w:tcW w:type="dxa" w:w="1152"/>
+            <w:tcW w:type="dxa" w:w="1233"/>
           </w:tcPr>
           <w:p>
             <w:pPr>
@@ -2231,7 +2273,7 @@
         </w:tc>
         <w:tc>
           <w:tcPr>
-            <w:tcW w:type="dxa" w:w="3888"/>
+            <w:tcW w:type="dxa" w:w="4161"/>
           </w:tcPr>
           <w:p>
             <w:pPr>
@@ -2247,7 +2289,7 @@
         </w:tc>
         <w:tc>
           <w:tcPr>
-            <w:tcW w:type="dxa" w:w="4176"/>
+            <w:tcW w:type="dxa" w:w="4470"/>
           </w:tcPr>
           <w:p>
             <w:pPr>
@@ -2268,7 +2310,7 @@
         </w:trPr>
         <w:tc>
           <w:tcPr>
-            <w:tcW w:type="dxa" w:w="1152"/>
+            <w:tcW w:type="dxa" w:w="1233"/>
           </w:tcPr>
           <w:p>
             <w:pPr>
@@ -2284,7 +2326,7 @@
         </w:tc>
         <w:tc>
           <w:tcPr>
-            <w:tcW w:type="dxa" w:w="3888"/>
+            <w:tcW w:type="dxa" w:w="4161"/>
           </w:tcPr>
           <w:p>
             <w:pPr>
@@ -2300,7 +2342,7 @@
         </w:tc>
         <w:tc>
           <w:tcPr>
-            <w:tcW w:type="dxa" w:w="4176"/>
+            <w:tcW w:type="dxa" w:w="4470"/>
           </w:tcPr>
           <w:p>
             <w:pPr>
@@ -2321,7 +2363,7 @@
         </w:trPr>
         <w:tc>
           <w:tcPr>
-            <w:tcW w:type="dxa" w:w="1152"/>
+            <w:tcW w:type="dxa" w:w="1233"/>
           </w:tcPr>
           <w:p>
             <w:pPr>
@@ -2337,7 +2379,7 @@
         </w:tc>
         <w:tc>
           <w:tcPr>
-            <w:tcW w:type="dxa" w:w="3888"/>
+            <w:tcW w:type="dxa" w:w="4161"/>
           </w:tcPr>
           <w:p>
             <w:pPr>
@@ -2353,7 +2395,7 @@
         </w:tc>
         <w:tc>
           <w:tcPr>
-            <w:tcW w:type="dxa" w:w="4176"/>
+            <w:tcW w:type="dxa" w:w="4470"/>
           </w:tcPr>
           <w:p>
             <w:pPr>
@@ -2482,7 +2524,7 @@
                 <w:rFonts w:ascii="Arial" w:hAnsi="Arial"/>
                 <w:b/>
                 <w:color w:val="FFFFFF"/>
-                <w:sz w:val="19"/>
+                <w:sz w:val="18"/>
               </w:rPr>
               <w:t>Layer and approach</w:t>
             </w:r>
@@ -2504,7 +2546,7 @@
                 <w:rFonts w:ascii="Arial" w:hAnsi="Arial"/>
                 <w:b/>
                 <w:color w:val="FFFFFF"/>
-                <w:sz w:val="19"/>
+                <w:sz w:val="18"/>
               </w:rPr>
               <w:t>Execution and purpose</w:t>
             </w:r>
@@ -2526,7 +2568,7 @@
                 <w:rFonts w:ascii="Arial" w:hAnsi="Arial"/>
                 <w:b/>
                 <w:color w:val="FFFFFF"/>
-                <w:sz w:val="19"/>
+                <w:sz w:val="18"/>
               </w:rPr>
               <w:t>Resource and output</w:t>
             </w:r>
@@ -3123,7 +3165,7 @@
       </w:tblPr>
       <w:tblGrid>
         <w:gridCol w:w="2608"/>
-        <w:gridCol w:w="7257"/>
+        <w:gridCol w:w="7256"/>
       </w:tblGrid>
       <w:tr>
         <w:trPr>
@@ -3146,7 +3188,7 @@
                 <w:rFonts w:ascii="Arial" w:hAnsi="Arial"/>
                 <w:b/>
                 <w:color w:val="FFFFFF"/>
-                <w:sz w:val="20"/>
+                <w:sz w:val="18"/>
               </w:rPr>
               <w:t>Tool or environment</w:t>
             </w:r>
@@ -3154,7 +3196,7 @@
         </w:tc>
         <w:tc>
           <w:tcPr>
-            <w:tcW w:type="dxa" w:w="7257"/>
+            <w:tcW w:type="dxa" w:w="7256"/>
             <w:vAlign w:val="center"/>
             <w:shd w:fill="333333"/>
           </w:tcPr>
@@ -3200,7 +3242,7 @@
         </w:tc>
         <w:tc>
           <w:tcPr>
-            <w:tcW w:type="dxa" w:w="7257"/>
+            <w:tcW w:type="dxa" w:w="7256"/>
             <w:vAlign w:val="center"/>
             <w:shd w:fill="FFFFFF"/>
           </w:tcPr>
@@ -3241,7 +3283,7 @@
         </w:tc>
         <w:tc>
           <w:tcPr>
-            <w:tcW w:type="dxa" w:w="7257"/>
+            <w:tcW w:type="dxa" w:w="7256"/>
             <w:vAlign w:val="center"/>
             <w:shd w:fill="F5F5F5"/>
           </w:tcPr>
@@ -3282,7 +3324,7 @@
         </w:tc>
         <w:tc>
           <w:tcPr>
-            <w:tcW w:type="dxa" w:w="7257"/>
+            <w:tcW w:type="dxa" w:w="7256"/>
             <w:vAlign w:val="center"/>
             <w:shd w:fill="FFFFFF"/>
           </w:tcPr>
@@ -3323,7 +3365,7 @@
         </w:tc>
         <w:tc>
           <w:tcPr>
-            <w:tcW w:type="dxa" w:w="7257"/>
+            <w:tcW w:type="dxa" w:w="7256"/>
             <w:vAlign w:val="center"/>
             <w:shd w:fill="F5F5F5"/>
           </w:tcPr>
@@ -3470,7 +3512,7 @@
                 <w:rFonts w:ascii="Arial" w:hAnsi="Arial"/>
                 <w:b/>
                 <w:color w:val="FFFFFF"/>
-                <w:sz w:val="20"/>
+                <w:sz w:val="18"/>
               </w:rPr>
               <w:t>Role</w:t>
             </w:r>
@@ -3492,7 +3534,7 @@
                 <w:rFonts w:ascii="Arial" w:hAnsi="Arial"/>
                 <w:b/>
                 <w:color w:val="FFFFFF"/>
-                <w:sz w:val="20"/>
+                <w:sz w:val="18"/>
               </w:rPr>
               <w:t>Team member</w:t>
             </w:r>
@@ -3514,7 +3556,7 @@
                 <w:rFonts w:ascii="Arial" w:hAnsi="Arial"/>
                 <w:b/>
                 <w:color w:val="FFFFFF"/>
-                <w:sz w:val="20"/>
+                <w:sz w:val="18"/>
               </w:rPr>
               <w:t>Responsibility</w:t>
             </w:r>
@@ -4102,7 +4144,7 @@
                 <w:rFonts w:ascii="Arial" w:hAnsi="Arial"/>
                 <w:b/>
                 <w:color w:val="FFFFFF"/>
-                <w:sz w:val="19"/>
+                <w:sz w:val="18"/>
               </w:rPr>
               <w:t>Date</w:t>
             </w:r>
@@ -4124,7 +4166,7 @@
                 <w:rFonts w:ascii="Arial" w:hAnsi="Arial"/>
                 <w:b/>
                 <w:color w:val="FFFFFF"/>
-                <w:sz w:val="19"/>
+                <w:sz w:val="18"/>
               </w:rPr>
               <w:t>Work and milestone</w:t>
             </w:r>
@@ -4146,7 +4188,7 @@
                 <w:rFonts w:ascii="Arial" w:hAnsi="Arial"/>
                 <w:b/>
                 <w:color w:val="FFFFFF"/>
-                <w:sz w:val="19"/>
+                <w:sz w:val="18"/>
               </w:rPr>
               <w:t>Owner and resources</w:t>
             </w:r>
@@ -4168,7 +4210,7 @@
                 <w:rFonts w:ascii="Arial" w:hAnsi="Arial"/>
                 <w:b/>
                 <w:color w:val="FFFFFF"/>
-                <w:sz w:val="19"/>
+                <w:sz w:val="18"/>
               </w:rPr>
               <w:t>Deliverable and state</w:t>
             </w:r>
@@ -4774,7 +4816,7 @@
                 <w:rFonts w:ascii="Arial" w:hAnsi="Arial"/>
                 <w:b/>
                 <w:color w:val="FFFFFF"/>
-                <w:sz w:val="19"/>
+                <w:sz w:val="18"/>
               </w:rPr>
               <w:t>Purpose</w:t>
             </w:r>
@@ -4796,7 +4838,7 @@
                 <w:rFonts w:ascii="Arial" w:hAnsi="Arial"/>
                 <w:b/>
                 <w:color w:val="FFFFFF"/>
-                <w:sz w:val="19"/>
+                <w:sz w:val="18"/>
               </w:rPr>
               <w:t>Command or method</w:t>
             </w:r>
@@ -4818,7 +4860,7 @@
                 <w:rFonts w:ascii="Arial" w:hAnsi="Arial"/>
                 <w:b/>
                 <w:color w:val="FFFFFF"/>
-                <w:sz w:val="19"/>
+                <w:sz w:val="18"/>
               </w:rPr>
               <w:t>Limits</w:t>
             </w:r>
@@ -5445,7 +5487,7 @@
                 <w:rFonts w:ascii="Arial" w:hAnsi="Arial"/>
                 <w:b/>
                 <w:color w:val="FFFFFF"/>
-                <w:sz w:val="20"/>
+                <w:sz w:val="18"/>
               </w:rPr>
               <w:t>Risk</w:t>
             </w:r>
@@ -5467,7 +5509,7 @@
                 <w:rFonts w:ascii="Arial" w:hAnsi="Arial"/>
                 <w:b/>
                 <w:color w:val="FFFFFF"/>
-                <w:sz w:val="20"/>
+                <w:sz w:val="18"/>
               </w:rPr>
               <w:t>Response and owner</w:t>
             </w:r>
@@ -5814,10 +5856,10 @@
         </w:tblCellMar>
       </w:tblPr>
       <w:tblGrid>
-        <w:gridCol w:w="1928"/>
-        <w:gridCol w:w="4479"/>
-        <w:gridCol w:w="4195"/>
-        <w:gridCol w:w="4422"/>
+        <w:gridCol w:w="1800"/>
+        <w:gridCol w:w="2736"/>
+        <w:gridCol w:w="2376"/>
+        <w:gridCol w:w="2952"/>
       </w:tblGrid>
       <w:tr>
         <w:trPr>
@@ -5826,7 +5868,7 @@
         </w:trPr>
         <w:tc>
           <w:tcPr>
-            <w:tcW w:type="dxa" w:w="1928"/>
+            <w:tcW w:type="dxa" w:w="1800"/>
             <w:vAlign w:val="center"/>
             <w:shd w:fill="333333"/>
           </w:tcPr>
@@ -5840,7 +5882,7 @@
                 <w:rFonts w:ascii="Arial" w:hAnsi="Arial"/>
                 <w:b/>
                 <w:color w:val="FFFFFF"/>
-                <w:sz w:val="19"/>
+                <w:sz w:val="18"/>
               </w:rPr>
               <w:t>Case and purpose</w:t>
             </w:r>
@@ -5848,7 +5890,7 @@
         </w:tc>
         <w:tc>
           <w:tcPr>
-            <w:tcW w:type="dxa" w:w="4479"/>
+            <w:tcW w:type="dxa" w:w="2736"/>
             <w:vAlign w:val="center"/>
             <w:shd w:fill="333333"/>
           </w:tcPr>
@@ -5862,7 +5904,7 @@
                 <w:rFonts w:ascii="Arial" w:hAnsi="Arial"/>
                 <w:b/>
                 <w:color w:val="FFFFFF"/>
-                <w:sz w:val="19"/>
+                <w:sz w:val="18"/>
               </w:rPr>
               <w:t>Exact input or action for next execution</w:t>
             </w:r>
@@ -5870,7 +5912,7 @@
         </w:tc>
         <w:tc>
           <w:tcPr>
-            <w:tcW w:type="dxa" w:w="4195"/>
+            <w:tcW w:type="dxa" w:w="2376"/>
             <w:vAlign w:val="center"/>
             <w:shd w:fill="333333"/>
           </w:tcPr>
@@ -5884,7 +5926,7 @@
                 <w:rFonts w:ascii="Arial" w:hAnsi="Arial"/>
                 <w:b/>
                 <w:color w:val="FFFFFF"/>
-                <w:sz w:val="19"/>
+                <w:sz w:val="18"/>
               </w:rPr>
               <w:t>Expected result</w:t>
             </w:r>
@@ -5892,7 +5934,7 @@
         </w:tc>
         <w:tc>
           <w:tcPr>
-            <w:tcW w:type="dxa" w:w="4422"/>
+            <w:tcW w:type="dxa" w:w="2952"/>
             <w:vAlign w:val="center"/>
             <w:shd w:fill="333333"/>
           </w:tcPr>
@@ -5906,7 +5948,7 @@
                 <w:rFonts w:ascii="Arial" w:hAnsi="Arial"/>
                 <w:b/>
                 <w:color w:val="FFFFFF"/>
-                <w:sz w:val="19"/>
+                <w:sz w:val="18"/>
               </w:rPr>
               <w:t>Observed result and status</w:t>
             </w:r>
@@ -5919,7 +5961,7 @@
         </w:trPr>
         <w:tc>
           <w:tcPr>
-            <w:tcW w:type="dxa" w:w="1928"/>
+            <w:tcW w:type="dxa" w:w="1800"/>
             <w:vAlign w:val="center"/>
             <w:shd w:fill="FFFFFF"/>
           </w:tcPr>
@@ -5942,7 +5984,7 @@
         </w:tc>
         <w:tc>
           <w:tcPr>
-            <w:tcW w:type="dxa" w:w="4479"/>
+            <w:tcW w:type="dxa" w:w="2736"/>
             <w:vAlign w:val="center"/>
             <w:shd w:fill="FFFFFF"/>
           </w:tcPr>
@@ -5957,7 +5999,7 @@
         </w:tc>
         <w:tc>
           <w:tcPr>
-            <w:tcW w:type="dxa" w:w="4195"/>
+            <w:tcW w:type="dxa" w:w="2376"/>
             <w:vAlign w:val="center"/>
             <w:shd w:fill="FFFFFF"/>
           </w:tcPr>
@@ -5978,7 +6020,7 @@
         </w:tc>
         <w:tc>
           <w:tcPr>
-            <w:tcW w:type="dxa" w:w="4422"/>
+            <w:tcW w:type="dxa" w:w="2952"/>
             <w:vAlign w:val="center"/>
             <w:shd w:fill="FFFFFF"/>
           </w:tcPr>
@@ -6009,7 +6051,7 @@
         </w:trPr>
         <w:tc>
           <w:tcPr>
-            <w:tcW w:type="dxa" w:w="1928"/>
+            <w:tcW w:type="dxa" w:w="1800"/>
             <w:vAlign w:val="center"/>
             <w:shd w:fill="F5F5F5"/>
           </w:tcPr>
@@ -6024,7 +6066,7 @@
         </w:tc>
         <w:tc>
           <w:tcPr>
-            <w:tcW w:type="dxa" w:w="4479"/>
+            <w:tcW w:type="dxa" w:w="2736"/>
             <w:vAlign w:val="center"/>
             <w:shd w:fill="F5F5F5"/>
           </w:tcPr>
@@ -6039,7 +6081,7 @@
         </w:tc>
         <w:tc>
           <w:tcPr>
-            <w:tcW w:type="dxa" w:w="4195"/>
+            <w:tcW w:type="dxa" w:w="2376"/>
             <w:vAlign w:val="center"/>
             <w:shd w:fill="F5F5F5"/>
           </w:tcPr>
@@ -6054,7 +6096,7 @@
         </w:tc>
         <w:tc>
           <w:tcPr>
-            <w:tcW w:type="dxa" w:w="4422"/>
+            <w:tcW w:type="dxa" w:w="2952"/>
             <w:vAlign w:val="center"/>
             <w:shd w:fill="F5F5F5"/>
           </w:tcPr>
@@ -6085,7 +6127,7 @@
         </w:trPr>
         <w:tc>
           <w:tcPr>
-            <w:tcW w:type="dxa" w:w="1928"/>
+            <w:tcW w:type="dxa" w:w="1800"/>
             <w:vAlign w:val="center"/>
             <w:shd w:fill="FFFFFF"/>
           </w:tcPr>
@@ -6108,7 +6150,7 @@
         </w:tc>
         <w:tc>
           <w:tcPr>
-            <w:tcW w:type="dxa" w:w="4479"/>
+            <w:tcW w:type="dxa" w:w="2736"/>
             <w:vAlign w:val="center"/>
             <w:shd w:fill="FFFFFF"/>
           </w:tcPr>
@@ -6123,7 +6165,7 @@
         </w:tc>
         <w:tc>
           <w:tcPr>
-            <w:tcW w:type="dxa" w:w="4195"/>
+            <w:tcW w:type="dxa" w:w="2376"/>
             <w:vAlign w:val="center"/>
             <w:shd w:fill="FFFFFF"/>
           </w:tcPr>
@@ -6144,7 +6186,7 @@
         </w:tc>
         <w:tc>
           <w:tcPr>
-            <w:tcW w:type="dxa" w:w="4422"/>
+            <w:tcW w:type="dxa" w:w="2952"/>
             <w:vAlign w:val="center"/>
             <w:shd w:fill="FFFFFF"/>
           </w:tcPr>
@@ -6175,7 +6217,7 @@
         </w:trPr>
         <w:tc>
           <w:tcPr>
-            <w:tcW w:type="dxa" w:w="1928"/>
+            <w:tcW w:type="dxa" w:w="1800"/>
             <w:vAlign w:val="center"/>
             <w:shd w:fill="F5F5F5"/>
           </w:tcPr>
@@ -6198,7 +6240,7 @@
         </w:tc>
         <w:tc>
           <w:tcPr>
-            <w:tcW w:type="dxa" w:w="4479"/>
+            <w:tcW w:type="dxa" w:w="2736"/>
             <w:vAlign w:val="center"/>
             <w:shd w:fill="F5F5F5"/>
           </w:tcPr>
@@ -6213,7 +6255,7 @@
         </w:tc>
         <w:tc>
           <w:tcPr>
-            <w:tcW w:type="dxa" w:w="4195"/>
+            <w:tcW w:type="dxa" w:w="2376"/>
             <w:vAlign w:val="center"/>
             <w:shd w:fill="F5F5F5"/>
           </w:tcPr>
@@ -6234,7 +6276,7 @@
         </w:tc>
         <w:tc>
           <w:tcPr>
-            <w:tcW w:type="dxa" w:w="4422"/>
+            <w:tcW w:type="dxa" w:w="2952"/>
             <w:vAlign w:val="center"/>
             <w:shd w:fill="F5F5F5"/>
           </w:tcPr>
@@ -6265,7 +6307,7 @@
         </w:trPr>
         <w:tc>
           <w:tcPr>
-            <w:tcW w:type="dxa" w:w="1928"/>
+            <w:tcW w:type="dxa" w:w="1800"/>
             <w:vAlign w:val="center"/>
             <w:shd w:fill="FFFFFF"/>
           </w:tcPr>
@@ -6288,7 +6330,7 @@
         </w:tc>
         <w:tc>
           <w:tcPr>
-            <w:tcW w:type="dxa" w:w="4479"/>
+            <w:tcW w:type="dxa" w:w="2736"/>
             <w:vAlign w:val="center"/>
             <w:shd w:fill="FFFFFF"/>
           </w:tcPr>
@@ -6303,7 +6345,7 @@
         </w:tc>
         <w:tc>
           <w:tcPr>
-            <w:tcW w:type="dxa" w:w="4195"/>
+            <w:tcW w:type="dxa" w:w="2376"/>
             <w:vAlign w:val="center"/>
             <w:shd w:fill="FFFFFF"/>
           </w:tcPr>
@@ -6324,7 +6366,7 @@
         </w:tc>
         <w:tc>
           <w:tcPr>
-            <w:tcW w:type="dxa" w:w="4422"/>
+            <w:tcW w:type="dxa" w:w="2952"/>
             <w:vAlign w:val="center"/>
             <w:shd w:fill="FFFFFF"/>
           </w:tcPr>
@@ -6355,7 +6397,7 @@
         </w:trPr>
         <w:tc>
           <w:tcPr>
-            <w:tcW w:type="dxa" w:w="1928"/>
+            <w:tcW w:type="dxa" w:w="1800"/>
             <w:vAlign w:val="center"/>
             <w:shd w:fill="F5F5F5"/>
           </w:tcPr>
@@ -6378,7 +6420,7 @@
         </w:tc>
         <w:tc>
           <w:tcPr>
-            <w:tcW w:type="dxa" w:w="4479"/>
+            <w:tcW w:type="dxa" w:w="2736"/>
             <w:vAlign w:val="center"/>
             <w:shd w:fill="F5F5F5"/>
           </w:tcPr>
@@ -6393,7 +6435,7 @@
         </w:tc>
         <w:tc>
           <w:tcPr>
-            <w:tcW w:type="dxa" w:w="4195"/>
+            <w:tcW w:type="dxa" w:w="2376"/>
             <w:vAlign w:val="center"/>
             <w:shd w:fill="F5F5F5"/>
           </w:tcPr>
@@ -6414,7 +6456,7 @@
         </w:tc>
         <w:tc>
           <w:tcPr>
-            <w:tcW w:type="dxa" w:w="4422"/>
+            <w:tcW w:type="dxa" w:w="2952"/>
             <w:vAlign w:val="center"/>
             <w:shd w:fill="F5F5F5"/>
           </w:tcPr>
@@ -6445,7 +6487,7 @@
         </w:trPr>
         <w:tc>
           <w:tcPr>
-            <w:tcW w:type="dxa" w:w="1928"/>
+            <w:tcW w:type="dxa" w:w="1800"/>
             <w:vAlign w:val="center"/>
             <w:shd w:fill="FFFFFF"/>
           </w:tcPr>
@@ -6468,7 +6510,7 @@
         </w:tc>
         <w:tc>
           <w:tcPr>
-            <w:tcW w:type="dxa" w:w="4479"/>
+            <w:tcW w:type="dxa" w:w="2736"/>
             <w:vAlign w:val="center"/>
             <w:shd w:fill="FFFFFF"/>
           </w:tcPr>
@@ -6483,7 +6525,7 @@
         </w:tc>
         <w:tc>
           <w:tcPr>
-            <w:tcW w:type="dxa" w:w="4195"/>
+            <w:tcW w:type="dxa" w:w="2376"/>
             <w:vAlign w:val="center"/>
             <w:shd w:fill="FFFFFF"/>
           </w:tcPr>
@@ -6504,7 +6546,7 @@
         </w:tc>
         <w:tc>
           <w:tcPr>
-            <w:tcW w:type="dxa" w:w="4422"/>
+            <w:tcW w:type="dxa" w:w="2952"/>
             <w:vAlign w:val="center"/>
             <w:shd w:fill="FFFFFF"/>
           </w:tcPr>
@@ -6535,7 +6577,7 @@
         </w:trPr>
         <w:tc>
           <w:tcPr>
-            <w:tcW w:type="dxa" w:w="1928"/>
+            <w:tcW w:type="dxa" w:w="1800"/>
             <w:vAlign w:val="center"/>
             <w:shd w:fill="F5F5F5"/>
           </w:tcPr>
@@ -6558,7 +6600,7 @@
         </w:tc>
         <w:tc>
           <w:tcPr>
-            <w:tcW w:type="dxa" w:w="4479"/>
+            <w:tcW w:type="dxa" w:w="2736"/>
             <w:vAlign w:val="center"/>
             <w:shd w:fill="F5F5F5"/>
           </w:tcPr>
@@ -6573,7 +6615,7 @@
         </w:tc>
         <w:tc>
           <w:tcPr>
-            <w:tcW w:type="dxa" w:w="4195"/>
+            <w:tcW w:type="dxa" w:w="2376"/>
             <w:vAlign w:val="center"/>
             <w:shd w:fill="F5F5F5"/>
           </w:tcPr>
@@ -6594,7 +6636,7 @@
         </w:tc>
         <w:tc>
           <w:tcPr>
-            <w:tcW w:type="dxa" w:w="4422"/>
+            <w:tcW w:type="dxa" w:w="2952"/>
             <w:vAlign w:val="center"/>
             <w:shd w:fill="F5F5F5"/>
           </w:tcPr>
@@ -6625,7 +6667,7 @@
         </w:trPr>
         <w:tc>
           <w:tcPr>
-            <w:tcW w:type="dxa" w:w="1928"/>
+            <w:tcW w:type="dxa" w:w="1800"/>
             <w:vAlign w:val="center"/>
             <w:shd w:fill="FFFFFF"/>
           </w:tcPr>
@@ -6648,7 +6690,7 @@
         </w:tc>
         <w:tc>
           <w:tcPr>
-            <w:tcW w:type="dxa" w:w="4479"/>
+            <w:tcW w:type="dxa" w:w="2736"/>
             <w:vAlign w:val="center"/>
             <w:shd w:fill="FFFFFF"/>
           </w:tcPr>
@@ -6663,7 +6705,7 @@
         </w:tc>
         <w:tc>
           <w:tcPr>
-            <w:tcW w:type="dxa" w:w="4195"/>
+            <w:tcW w:type="dxa" w:w="2376"/>
             <w:vAlign w:val="center"/>
             <w:shd w:fill="FFFFFF"/>
           </w:tcPr>
@@ -6684,7 +6726,7 @@
         </w:tc>
         <w:tc>
           <w:tcPr>
-            <w:tcW w:type="dxa" w:w="4422"/>
+            <w:tcW w:type="dxa" w:w="2952"/>
             <w:vAlign w:val="center"/>
             <w:shd w:fill="FFFFFF"/>
           </w:tcPr>
@@ -6715,7 +6757,7 @@
         </w:trPr>
         <w:tc>
           <w:tcPr>
-            <w:tcW w:type="dxa" w:w="1928"/>
+            <w:tcW w:type="dxa" w:w="1800"/>
             <w:vAlign w:val="center"/>
             <w:shd w:fill="F5F5F5"/>
           </w:tcPr>
@@ -6738,7 +6780,7 @@
         </w:tc>
         <w:tc>
           <w:tcPr>
-            <w:tcW w:type="dxa" w:w="4479"/>
+            <w:tcW w:type="dxa" w:w="2736"/>
             <w:vAlign w:val="center"/>
             <w:shd w:fill="F5F5F5"/>
           </w:tcPr>
@@ -6753,7 +6795,7 @@
         </w:tc>
         <w:tc>
           <w:tcPr>
-            <w:tcW w:type="dxa" w:w="4195"/>
+            <w:tcW w:type="dxa" w:w="2376"/>
             <w:vAlign w:val="center"/>
             <w:shd w:fill="F5F5F5"/>
           </w:tcPr>
@@ -6774,7 +6816,7 @@
         </w:tc>
         <w:tc>
           <w:tcPr>
-            <w:tcW w:type="dxa" w:w="4422"/>
+            <w:tcW w:type="dxa" w:w="2952"/>
             <w:vAlign w:val="center"/>
             <w:shd w:fill="F5F5F5"/>
           </w:tcPr>
@@ -6805,7 +6847,7 @@
         </w:trPr>
         <w:tc>
           <w:tcPr>
-            <w:tcW w:type="dxa" w:w="1928"/>
+            <w:tcW w:type="dxa" w:w="1800"/>
             <w:vAlign w:val="center"/>
             <w:shd w:fill="FFFFFF"/>
           </w:tcPr>
@@ -6828,7 +6870,7 @@
         </w:tc>
         <w:tc>
           <w:tcPr>
-            <w:tcW w:type="dxa" w:w="4479"/>
+            <w:tcW w:type="dxa" w:w="2736"/>
             <w:vAlign w:val="center"/>
             <w:shd w:fill="FFFFFF"/>
           </w:tcPr>
@@ -6843,7 +6885,7 @@
         </w:tc>
         <w:tc>
           <w:tcPr>
-            <w:tcW w:type="dxa" w:w="4195"/>
+            <w:tcW w:type="dxa" w:w="2376"/>
             <w:vAlign w:val="center"/>
             <w:shd w:fill="FFFFFF"/>
           </w:tcPr>
@@ -6864,7 +6906,7 @@
         </w:tc>
         <w:tc>
           <w:tcPr>
-            <w:tcW w:type="dxa" w:w="4422"/>
+            <w:tcW w:type="dxa" w:w="2952"/>
             <w:vAlign w:val="center"/>
             <w:shd w:fill="FFFFFF"/>
           </w:tcPr>
@@ -6895,7 +6937,7 @@
         </w:trPr>
         <w:tc>
           <w:tcPr>
-            <w:tcW w:type="dxa" w:w="1928"/>
+            <w:tcW w:type="dxa" w:w="1800"/>
             <w:vAlign w:val="center"/>
             <w:shd w:fill="F5F5F5"/>
           </w:tcPr>
@@ -6918,7 +6960,7 @@
         </w:tc>
         <w:tc>
           <w:tcPr>
-            <w:tcW w:type="dxa" w:w="4479"/>
+            <w:tcW w:type="dxa" w:w="2736"/>
             <w:vAlign w:val="center"/>
             <w:shd w:fill="F5F5F5"/>
           </w:tcPr>
@@ -6933,7 +6975,7 @@
         </w:tc>
         <w:tc>
           <w:tcPr>
-            <w:tcW w:type="dxa" w:w="4195"/>
+            <w:tcW w:type="dxa" w:w="2376"/>
             <w:vAlign w:val="center"/>
             <w:shd w:fill="F5F5F5"/>
           </w:tcPr>
@@ -6954,7 +6996,7 @@
         </w:tc>
         <w:tc>
           <w:tcPr>
-            <w:tcW w:type="dxa" w:w="4422"/>
+            <w:tcW w:type="dxa" w:w="2952"/>
             <w:vAlign w:val="center"/>
             <w:shd w:fill="F5F5F5"/>
           </w:tcPr>
@@ -6985,7 +7027,7 @@
         </w:trPr>
         <w:tc>
           <w:tcPr>
-            <w:tcW w:type="dxa" w:w="1928"/>
+            <w:tcW w:type="dxa" w:w="1800"/>
             <w:vAlign w:val="center"/>
             <w:shd w:fill="FFFFFF"/>
           </w:tcPr>
@@ -7008,7 +7050,7 @@
         </w:tc>
         <w:tc>
           <w:tcPr>
-            <w:tcW w:type="dxa" w:w="4479"/>
+            <w:tcW w:type="dxa" w:w="2736"/>
             <w:vAlign w:val="center"/>
             <w:shd w:fill="FFFFFF"/>
           </w:tcPr>
@@ -7023,7 +7065,7 @@
         </w:tc>
         <w:tc>
           <w:tcPr>
-            <w:tcW w:type="dxa" w:w="4195"/>
+            <w:tcW w:type="dxa" w:w="2376"/>
             <w:vAlign w:val="center"/>
             <w:shd w:fill="FFFFFF"/>
           </w:tcPr>
@@ -7044,7 +7086,7 @@
         </w:tc>
         <w:tc>
           <w:tcPr>
-            <w:tcW w:type="dxa" w:w="4422"/>
+            <w:tcW w:type="dxa" w:w="2952"/>
             <w:vAlign w:val="center"/>
             <w:shd w:fill="FFFFFF"/>
           </w:tcPr>
@@ -7075,7 +7117,7 @@
         </w:trPr>
         <w:tc>
           <w:tcPr>
-            <w:tcW w:type="dxa" w:w="1928"/>
+            <w:tcW w:type="dxa" w:w="1800"/>
             <w:vAlign w:val="center"/>
             <w:shd w:fill="F5F5F5"/>
           </w:tcPr>
@@ -7098,7 +7140,7 @@
         </w:tc>
         <w:tc>
           <w:tcPr>
-            <w:tcW w:type="dxa" w:w="4479"/>
+            <w:tcW w:type="dxa" w:w="2736"/>
             <w:vAlign w:val="center"/>
             <w:shd w:fill="F5F5F5"/>
           </w:tcPr>
@@ -7113,7 +7155,7 @@
         </w:tc>
         <w:tc>
           <w:tcPr>
-            <w:tcW w:type="dxa" w:w="4195"/>
+            <w:tcW w:type="dxa" w:w="2376"/>
             <w:vAlign w:val="center"/>
             <w:shd w:fill="F5F5F5"/>
           </w:tcPr>
@@ -7128,7 +7170,7 @@
         </w:tc>
         <w:tc>
           <w:tcPr>
-            <w:tcW w:type="dxa" w:w="4422"/>
+            <w:tcW w:type="dxa" w:w="2952"/>
             <w:vAlign w:val="center"/>
             <w:shd w:fill="F5F5F5"/>
           </w:tcPr>
@@ -7231,10 +7273,10 @@
         </w:tblCellMar>
       </w:tblPr>
       <w:tblGrid>
-        <w:gridCol w:w="1928"/>
-        <w:gridCol w:w="4479"/>
-        <w:gridCol w:w="4195"/>
-        <w:gridCol w:w="4422"/>
+        <w:gridCol w:w="1800"/>
+        <w:gridCol w:w="2808"/>
+        <w:gridCol w:w="2520"/>
+        <w:gridCol w:w="2736"/>
       </w:tblGrid>
       <w:tr>
         <w:trPr>
@@ -7243,7 +7285,7 @@
         </w:trPr>
         <w:tc>
           <w:tcPr>
-            <w:tcW w:type="dxa" w:w="1928"/>
+            <w:tcW w:type="dxa" w:w="1800"/>
             <w:vAlign w:val="center"/>
             <w:shd w:fill="333333"/>
           </w:tcPr>
@@ -7257,7 +7299,7 @@
                 <w:rFonts w:ascii="Arial" w:hAnsi="Arial"/>
                 <w:b/>
                 <w:color w:val="FFFFFF"/>
-                <w:sz w:val="19"/>
+                <w:sz w:val="18"/>
               </w:rPr>
               <w:t>Case and purpose</w:t>
             </w:r>
@@ -7265,7 +7307,7 @@
         </w:tc>
         <w:tc>
           <w:tcPr>
-            <w:tcW w:type="dxa" w:w="4479"/>
+            <w:tcW w:type="dxa" w:w="2808"/>
             <w:vAlign w:val="center"/>
             <w:shd w:fill="333333"/>
           </w:tcPr>
@@ -7279,7 +7321,7 @@
                 <w:rFonts w:ascii="Arial" w:hAnsi="Arial"/>
                 <w:b/>
                 <w:color w:val="FFFFFF"/>
-                <w:sz w:val="19"/>
+                <w:sz w:val="18"/>
               </w:rPr>
               <w:t>Exact input or action for next execution</w:t>
             </w:r>
@@ -7287,7 +7329,7 @@
         </w:tc>
         <w:tc>
           <w:tcPr>
-            <w:tcW w:type="dxa" w:w="4195"/>
+            <w:tcW w:type="dxa" w:w="2520"/>
             <w:vAlign w:val="center"/>
             <w:shd w:fill="333333"/>
           </w:tcPr>
@@ -7301,7 +7343,7 @@
                 <w:rFonts w:ascii="Arial" w:hAnsi="Arial"/>
                 <w:b/>
                 <w:color w:val="FFFFFF"/>
-                <w:sz w:val="19"/>
+                <w:sz w:val="18"/>
               </w:rPr>
               <w:t>Expected result</w:t>
             </w:r>
@@ -7309,7 +7351,7 @@
         </w:tc>
         <w:tc>
           <w:tcPr>
-            <w:tcW w:type="dxa" w:w="4422"/>
+            <w:tcW w:type="dxa" w:w="2736"/>
             <w:vAlign w:val="center"/>
             <w:shd w:fill="333333"/>
           </w:tcPr>
@@ -7323,7 +7365,7 @@
                 <w:rFonts w:ascii="Arial" w:hAnsi="Arial"/>
                 <w:b/>
                 <w:color w:val="FFFFFF"/>
-                <w:sz w:val="19"/>
+                <w:sz w:val="18"/>
               </w:rPr>
               <w:t>Observed result and status</w:t>
             </w:r>
@@ -7336,7 +7378,7 @@
         </w:trPr>
         <w:tc>
           <w:tcPr>
-            <w:tcW w:type="dxa" w:w="1928"/>
+            <w:tcW w:type="dxa" w:w="1800"/>
             <w:vAlign w:val="center"/>
             <w:shd w:fill="FFFFFF"/>
           </w:tcPr>
@@ -7359,7 +7401,7 @@
         </w:tc>
         <w:tc>
           <w:tcPr>
-            <w:tcW w:type="dxa" w:w="4479"/>
+            <w:tcW w:type="dxa" w:w="2808"/>
             <w:vAlign w:val="center"/>
             <w:shd w:fill="FFFFFF"/>
           </w:tcPr>
@@ -7380,7 +7422,7 @@
         </w:tc>
         <w:tc>
           <w:tcPr>
-            <w:tcW w:type="dxa" w:w="4195"/>
+            <w:tcW w:type="dxa" w:w="2520"/>
             <w:vAlign w:val="center"/>
             <w:shd w:fill="FFFFFF"/>
           </w:tcPr>
@@ -7401,7 +7443,7 @@
         </w:tc>
         <w:tc>
           <w:tcPr>
-            <w:tcW w:type="dxa" w:w="4422"/>
+            <w:tcW w:type="dxa" w:w="2736"/>
             <w:vAlign w:val="center"/>
             <w:shd w:fill="FFFFFF"/>
           </w:tcPr>
@@ -7432,7 +7474,7 @@
         </w:trPr>
         <w:tc>
           <w:tcPr>
-            <w:tcW w:type="dxa" w:w="1928"/>
+            <w:tcW w:type="dxa" w:w="1800"/>
             <w:vAlign w:val="center"/>
             <w:shd w:fill="F5F5F5"/>
           </w:tcPr>
@@ -7455,7 +7497,7 @@
         </w:tc>
         <w:tc>
           <w:tcPr>
-            <w:tcW w:type="dxa" w:w="4479"/>
+            <w:tcW w:type="dxa" w:w="2808"/>
             <w:vAlign w:val="center"/>
             <w:shd w:fill="F5F5F5"/>
           </w:tcPr>
@@ -7476,7 +7518,7 @@
         </w:tc>
         <w:tc>
           <w:tcPr>
-            <w:tcW w:type="dxa" w:w="4195"/>
+            <w:tcW w:type="dxa" w:w="2520"/>
             <w:vAlign w:val="center"/>
             <w:shd w:fill="F5F5F5"/>
           </w:tcPr>
@@ -7497,7 +7539,7 @@
         </w:tc>
         <w:tc>
           <w:tcPr>
-            <w:tcW w:type="dxa" w:w="4422"/>
+            <w:tcW w:type="dxa" w:w="2736"/>
             <w:vAlign w:val="center"/>
             <w:shd w:fill="F5F5F5"/>
           </w:tcPr>
@@ -7528,7 +7570,7 @@
         </w:trPr>
         <w:tc>
           <w:tcPr>
-            <w:tcW w:type="dxa" w:w="1928"/>
+            <w:tcW w:type="dxa" w:w="1800"/>
             <w:vAlign w:val="center"/>
             <w:shd w:fill="FFFFFF"/>
           </w:tcPr>
@@ -7551,7 +7593,7 @@
         </w:tc>
         <w:tc>
           <w:tcPr>
-            <w:tcW w:type="dxa" w:w="4479"/>
+            <w:tcW w:type="dxa" w:w="2808"/>
             <w:vAlign w:val="center"/>
             <w:shd w:fill="FFFFFF"/>
           </w:tcPr>
@@ -7572,7 +7614,7 @@
         </w:tc>
         <w:tc>
           <w:tcPr>
-            <w:tcW w:type="dxa" w:w="4195"/>
+            <w:tcW w:type="dxa" w:w="2520"/>
             <w:vAlign w:val="center"/>
             <w:shd w:fill="FFFFFF"/>
           </w:tcPr>
@@ -7593,7 +7635,7 @@
         </w:tc>
         <w:tc>
           <w:tcPr>
-            <w:tcW w:type="dxa" w:w="4422"/>
+            <w:tcW w:type="dxa" w:w="2736"/>
             <w:vAlign w:val="center"/>
             <w:shd w:fill="FFFFFF"/>
           </w:tcPr>
@@ -7624,7 +7666,7 @@
         </w:trPr>
         <w:tc>
           <w:tcPr>
-            <w:tcW w:type="dxa" w:w="1928"/>
+            <w:tcW w:type="dxa" w:w="1800"/>
             <w:vAlign w:val="center"/>
             <w:shd w:fill="F5F5F5"/>
           </w:tcPr>
@@ -7647,7 +7689,7 @@
         </w:tc>
         <w:tc>
           <w:tcPr>
-            <w:tcW w:type="dxa" w:w="4479"/>
+            <w:tcW w:type="dxa" w:w="2808"/>
             <w:vAlign w:val="center"/>
             <w:shd w:fill="F5F5F5"/>
           </w:tcPr>
@@ -7668,7 +7710,7 @@
         </w:tc>
         <w:tc>
           <w:tcPr>
-            <w:tcW w:type="dxa" w:w="4195"/>
+            <w:tcW w:type="dxa" w:w="2520"/>
             <w:vAlign w:val="center"/>
             <w:shd w:fill="F5F5F5"/>
           </w:tcPr>
@@ -7689,7 +7731,7 @@
         </w:tc>
         <w:tc>
           <w:tcPr>
-            <w:tcW w:type="dxa" w:w="4422"/>
+            <w:tcW w:type="dxa" w:w="2736"/>
             <w:vAlign w:val="center"/>
             <w:shd w:fill="F5F5F5"/>
           </w:tcPr>
@@ -7720,7 +7762,7 @@
         </w:trPr>
         <w:tc>
           <w:tcPr>
-            <w:tcW w:type="dxa" w:w="1928"/>
+            <w:tcW w:type="dxa" w:w="1800"/>
             <w:vAlign w:val="center"/>
             <w:shd w:fill="FFFFFF"/>
           </w:tcPr>
@@ -7743,7 +7785,7 @@
         </w:tc>
         <w:tc>
           <w:tcPr>
-            <w:tcW w:type="dxa" w:w="4479"/>
+            <w:tcW w:type="dxa" w:w="2808"/>
             <w:vAlign w:val="center"/>
             <w:shd w:fill="FFFFFF"/>
           </w:tcPr>
@@ -7764,7 +7806,7 @@
         </w:tc>
         <w:tc>
           <w:tcPr>
-            <w:tcW w:type="dxa" w:w="4195"/>
+            <w:tcW w:type="dxa" w:w="2520"/>
             <w:vAlign w:val="center"/>
             <w:shd w:fill="FFFFFF"/>
           </w:tcPr>
@@ -7785,7 +7827,7 @@
         </w:tc>
         <w:tc>
           <w:tcPr>
-            <w:tcW w:type="dxa" w:w="4422"/>
+            <w:tcW w:type="dxa" w:w="2736"/>
             <w:vAlign w:val="center"/>
             <w:shd w:fill="FFFFFF"/>
           </w:tcPr>
@@ -7816,7 +7858,7 @@
         </w:trPr>
         <w:tc>
           <w:tcPr>
-            <w:tcW w:type="dxa" w:w="1928"/>
+            <w:tcW w:type="dxa" w:w="1800"/>
             <w:vAlign w:val="center"/>
             <w:shd w:fill="F5F5F5"/>
           </w:tcPr>
@@ -7839,7 +7881,7 @@
         </w:tc>
         <w:tc>
           <w:tcPr>
-            <w:tcW w:type="dxa" w:w="4479"/>
+            <w:tcW w:type="dxa" w:w="2808"/>
             <w:vAlign w:val="center"/>
             <w:shd w:fill="F5F5F5"/>
           </w:tcPr>
@@ -7860,7 +7902,7 @@
         </w:tc>
         <w:tc>
           <w:tcPr>
-            <w:tcW w:type="dxa" w:w="4195"/>
+            <w:tcW w:type="dxa" w:w="2520"/>
             <w:vAlign w:val="center"/>
             <w:shd w:fill="F5F5F5"/>
           </w:tcPr>
@@ -7881,7 +7923,7 @@
         </w:tc>
         <w:tc>
           <w:tcPr>
-            <w:tcW w:type="dxa" w:w="4422"/>
+            <w:tcW w:type="dxa" w:w="2736"/>
             <w:vAlign w:val="center"/>
             <w:shd w:fill="F5F5F5"/>
           </w:tcPr>
@@ -7912,7 +7954,7 @@
         </w:trPr>
         <w:tc>
           <w:tcPr>
-            <w:tcW w:type="dxa" w:w="1928"/>
+            <w:tcW w:type="dxa" w:w="1800"/>
             <w:vAlign w:val="center"/>
             <w:shd w:fill="FFFFFF"/>
           </w:tcPr>
@@ -7935,7 +7977,7 @@
         </w:tc>
         <w:tc>
           <w:tcPr>
-            <w:tcW w:type="dxa" w:w="4479"/>
+            <w:tcW w:type="dxa" w:w="2808"/>
             <w:vAlign w:val="center"/>
             <w:shd w:fill="FFFFFF"/>
           </w:tcPr>
@@ -7956,7 +7998,7 @@
         </w:tc>
         <w:tc>
           <w:tcPr>
-            <w:tcW w:type="dxa" w:w="4195"/>
+            <w:tcW w:type="dxa" w:w="2520"/>
             <w:vAlign w:val="center"/>
             <w:shd w:fill="FFFFFF"/>
           </w:tcPr>
@@ -7977,7 +8019,7 @@
         </w:tc>
         <w:tc>
           <w:tcPr>
-            <w:tcW w:type="dxa" w:w="4422"/>
+            <w:tcW w:type="dxa" w:w="2736"/>
             <w:vAlign w:val="center"/>
             <w:shd w:fill="FFFFFF"/>
           </w:tcPr>
@@ -8008,7 +8050,7 @@
         </w:trPr>
         <w:tc>
           <w:tcPr>
-            <w:tcW w:type="dxa" w:w="1928"/>
+            <w:tcW w:type="dxa" w:w="1800"/>
             <w:vAlign w:val="center"/>
             <w:shd w:fill="F5F5F5"/>
           </w:tcPr>
@@ -8031,7 +8073,7 @@
         </w:tc>
         <w:tc>
           <w:tcPr>
-            <w:tcW w:type="dxa" w:w="4479"/>
+            <w:tcW w:type="dxa" w:w="2808"/>
             <w:vAlign w:val="center"/>
             <w:shd w:fill="F5F5F5"/>
           </w:tcPr>
@@ -8052,7 +8094,7 @@
         </w:tc>
         <w:tc>
           <w:tcPr>
-            <w:tcW w:type="dxa" w:w="4195"/>
+            <w:tcW w:type="dxa" w:w="2520"/>
             <w:vAlign w:val="center"/>
             <w:shd w:fill="F5F5F5"/>
           </w:tcPr>
@@ -8073,7 +8115,7 @@
         </w:tc>
         <w:tc>
           <w:tcPr>
-            <w:tcW w:type="dxa" w:w="4422"/>
+            <w:tcW w:type="dxa" w:w="2736"/>
             <w:vAlign w:val="center"/>
             <w:shd w:fill="F5F5F5"/>
           </w:tcPr>
@@ -8104,7 +8146,7 @@
         </w:trPr>
         <w:tc>
           <w:tcPr>
-            <w:tcW w:type="dxa" w:w="1928"/>
+            <w:tcW w:type="dxa" w:w="1800"/>
             <w:vAlign w:val="center"/>
             <w:shd w:fill="FFFFFF"/>
           </w:tcPr>
@@ -8127,7 +8169,7 @@
         </w:tc>
         <w:tc>
           <w:tcPr>
-            <w:tcW w:type="dxa" w:w="4479"/>
+            <w:tcW w:type="dxa" w:w="2808"/>
             <w:vAlign w:val="center"/>
             <w:shd w:fill="FFFFFF"/>
           </w:tcPr>
@@ -8148,7 +8190,7 @@
         </w:tc>
         <w:tc>
           <w:tcPr>
-            <w:tcW w:type="dxa" w:w="4195"/>
+            <w:tcW w:type="dxa" w:w="2520"/>
             <w:vAlign w:val="center"/>
             <w:shd w:fill="FFFFFF"/>
           </w:tcPr>
@@ -8169,7 +8211,7 @@
         </w:tc>
         <w:tc>
           <w:tcPr>
-            <w:tcW w:type="dxa" w:w="4422"/>
+            <w:tcW w:type="dxa" w:w="2736"/>
             <w:vAlign w:val="center"/>
             <w:shd w:fill="FFFFFF"/>
           </w:tcPr>
@@ -8200,7 +8242,7 @@
         </w:trPr>
         <w:tc>
           <w:tcPr>
-            <w:tcW w:type="dxa" w:w="1928"/>
+            <w:tcW w:type="dxa" w:w="1800"/>
             <w:vAlign w:val="center"/>
             <w:shd w:fill="F5F5F5"/>
           </w:tcPr>
@@ -8223,7 +8265,7 @@
         </w:tc>
         <w:tc>
           <w:tcPr>
-            <w:tcW w:type="dxa" w:w="4479"/>
+            <w:tcW w:type="dxa" w:w="2808"/>
             <w:vAlign w:val="center"/>
             <w:shd w:fill="F5F5F5"/>
           </w:tcPr>
@@ -8244,7 +8286,7 @@
         </w:tc>
         <w:tc>
           <w:tcPr>
-            <w:tcW w:type="dxa" w:w="4195"/>
+            <w:tcW w:type="dxa" w:w="2520"/>
             <w:vAlign w:val="center"/>
             <w:shd w:fill="F5F5F5"/>
           </w:tcPr>
@@ -8265,7 +8307,7 @@
         </w:tc>
         <w:tc>
           <w:tcPr>
-            <w:tcW w:type="dxa" w:w="4422"/>
+            <w:tcW w:type="dxa" w:w="2736"/>
             <w:vAlign w:val="center"/>
             <w:shd w:fill="F5F5F5"/>
           </w:tcPr>
@@ -8296,7 +8338,7 @@
         </w:trPr>
         <w:tc>
           <w:tcPr>
-            <w:tcW w:type="dxa" w:w="1928"/>
+            <w:tcW w:type="dxa" w:w="1800"/>
             <w:vAlign w:val="center"/>
             <w:shd w:fill="FFFFFF"/>
           </w:tcPr>
@@ -8319,7 +8361,7 @@
         </w:tc>
         <w:tc>
           <w:tcPr>
-            <w:tcW w:type="dxa" w:w="4479"/>
+            <w:tcW w:type="dxa" w:w="2808"/>
             <w:vAlign w:val="center"/>
             <w:shd w:fill="FFFFFF"/>
           </w:tcPr>
@@ -8340,7 +8382,7 @@
         </w:tc>
         <w:tc>
           <w:tcPr>
-            <w:tcW w:type="dxa" w:w="4195"/>
+            <w:tcW w:type="dxa" w:w="2520"/>
             <w:vAlign w:val="center"/>
             <w:shd w:fill="FFFFFF"/>
           </w:tcPr>
@@ -8382,7 +8424,7 @@
         </w:tc>
         <w:tc>
           <w:tcPr>
-            <w:tcW w:type="dxa" w:w="4422"/>
+            <w:tcW w:type="dxa" w:w="2736"/>
             <w:vAlign w:val="center"/>
             <w:shd w:fill="FFFFFF"/>
           </w:tcPr>
@@ -8413,7 +8455,7 @@
         </w:trPr>
         <w:tc>
           <w:tcPr>
-            <w:tcW w:type="dxa" w:w="1928"/>
+            <w:tcW w:type="dxa" w:w="1800"/>
             <w:vAlign w:val="center"/>
             <w:shd w:fill="F5F5F5"/>
           </w:tcPr>
@@ -8436,7 +8478,7 @@
         </w:tc>
         <w:tc>
           <w:tcPr>
-            <w:tcW w:type="dxa" w:w="4479"/>
+            <w:tcW w:type="dxa" w:w="2808"/>
             <w:vAlign w:val="center"/>
             <w:shd w:fill="F5F5F5"/>
           </w:tcPr>
@@ -8457,7 +8499,7 @@
         </w:tc>
         <w:tc>
           <w:tcPr>
-            <w:tcW w:type="dxa" w:w="4195"/>
+            <w:tcW w:type="dxa" w:w="2520"/>
             <w:vAlign w:val="center"/>
             <w:shd w:fill="F5F5F5"/>
           </w:tcPr>
@@ -8499,7 +8541,7 @@
         </w:tc>
         <w:tc>
           <w:tcPr>
-            <w:tcW w:type="dxa" w:w="4422"/>
+            <w:tcW w:type="dxa" w:w="2736"/>
             <w:vAlign w:val="center"/>
             <w:shd w:fill="F5F5F5"/>
           </w:tcPr>
@@ -8530,7 +8572,7 @@
         </w:trPr>
         <w:tc>
           <w:tcPr>
-            <w:tcW w:type="dxa" w:w="1928"/>
+            <w:tcW w:type="dxa" w:w="1800"/>
             <w:vAlign w:val="center"/>
             <w:shd w:fill="FFFFFF"/>
           </w:tcPr>
@@ -8553,7 +8595,7 @@
         </w:tc>
         <w:tc>
           <w:tcPr>
-            <w:tcW w:type="dxa" w:w="4479"/>
+            <w:tcW w:type="dxa" w:w="2808"/>
             <w:vAlign w:val="center"/>
             <w:shd w:fill="FFFFFF"/>
           </w:tcPr>
@@ -8574,7 +8616,7 @@
         </w:tc>
         <w:tc>
           <w:tcPr>
-            <w:tcW w:type="dxa" w:w="4195"/>
+            <w:tcW w:type="dxa" w:w="2520"/>
             <w:vAlign w:val="center"/>
             <w:shd w:fill="FFFFFF"/>
           </w:tcPr>
@@ -8616,7 +8658,7 @@
         </w:tc>
         <w:tc>
           <w:tcPr>
-            <w:tcW w:type="dxa" w:w="4422"/>
+            <w:tcW w:type="dxa" w:w="2736"/>
             <w:vAlign w:val="center"/>
             <w:shd w:fill="FFFFFF"/>
           </w:tcPr>
@@ -8647,7 +8689,7 @@
         </w:trPr>
         <w:tc>
           <w:tcPr>
-            <w:tcW w:type="dxa" w:w="1928"/>
+            <w:tcW w:type="dxa" w:w="1800"/>
             <w:vAlign w:val="center"/>
             <w:shd w:fill="F5F5F5"/>
           </w:tcPr>
@@ -8670,7 +8712,7 @@
         </w:tc>
         <w:tc>
           <w:tcPr>
-            <w:tcW w:type="dxa" w:w="4479"/>
+            <w:tcW w:type="dxa" w:w="2808"/>
             <w:vAlign w:val="center"/>
             <w:shd w:fill="F5F5F5"/>
           </w:tcPr>
@@ -8691,7 +8733,7 @@
         </w:tc>
         <w:tc>
           <w:tcPr>
-            <w:tcW w:type="dxa" w:w="4195"/>
+            <w:tcW w:type="dxa" w:w="2520"/>
             <w:vAlign w:val="center"/>
             <w:shd w:fill="F5F5F5"/>
           </w:tcPr>
@@ -8733,7 +8775,7 @@
         </w:tc>
         <w:tc>
           <w:tcPr>
-            <w:tcW w:type="dxa" w:w="4422"/>
+            <w:tcW w:type="dxa" w:w="2736"/>
             <w:vAlign w:val="center"/>
             <w:shd w:fill="F5F5F5"/>
           </w:tcPr>
@@ -8764,7 +8806,7 @@
         </w:trPr>
         <w:tc>
           <w:tcPr>
-            <w:tcW w:type="dxa" w:w="1928"/>
+            <w:tcW w:type="dxa" w:w="1800"/>
             <w:vAlign w:val="center"/>
             <w:shd w:fill="FFFFFF"/>
           </w:tcPr>
@@ -8787,7 +8829,7 @@
         </w:tc>
         <w:tc>
           <w:tcPr>
-            <w:tcW w:type="dxa" w:w="4479"/>
+            <w:tcW w:type="dxa" w:w="2808"/>
             <w:vAlign w:val="center"/>
             <w:shd w:fill="FFFFFF"/>
           </w:tcPr>
@@ -8808,7 +8850,7 @@
         </w:tc>
         <w:tc>
           <w:tcPr>
-            <w:tcW w:type="dxa" w:w="4195"/>
+            <w:tcW w:type="dxa" w:w="2520"/>
             <w:vAlign w:val="center"/>
             <w:shd w:fill="FFFFFF"/>
           </w:tcPr>
@@ -8829,7 +8871,7 @@
         </w:tc>
         <w:tc>
           <w:tcPr>
-            <w:tcW w:type="dxa" w:w="4422"/>
+            <w:tcW w:type="dxa" w:w="2736"/>
             <w:vAlign w:val="center"/>
             <w:shd w:fill="FFFFFF"/>
           </w:tcPr>
@@ -8860,7 +8902,7 @@
         </w:trPr>
         <w:tc>
           <w:tcPr>
-            <w:tcW w:type="dxa" w:w="1928"/>
+            <w:tcW w:type="dxa" w:w="1800"/>
             <w:vAlign w:val="center"/>
             <w:shd w:fill="F5F5F5"/>
           </w:tcPr>
@@ -8883,7 +8925,7 @@
         </w:tc>
         <w:tc>
           <w:tcPr>
-            <w:tcW w:type="dxa" w:w="4479"/>
+            <w:tcW w:type="dxa" w:w="2808"/>
             <w:vAlign w:val="center"/>
             <w:shd w:fill="F5F5F5"/>
           </w:tcPr>
@@ -8904,7 +8946,7 @@
         </w:tc>
         <w:tc>
           <w:tcPr>
-            <w:tcW w:type="dxa" w:w="4195"/>
+            <w:tcW w:type="dxa" w:w="2520"/>
             <w:vAlign w:val="center"/>
             <w:shd w:fill="F5F5F5"/>
           </w:tcPr>
@@ -8925,7 +8967,7 @@
         </w:tc>
         <w:tc>
           <w:tcPr>
-            <w:tcW w:type="dxa" w:w="4422"/>
+            <w:tcW w:type="dxa" w:w="2736"/>
             <w:vAlign w:val="center"/>
             <w:shd w:fill="F5F5F5"/>
           </w:tcPr>
@@ -9027,10 +9069,10 @@
         </w:tblCellMar>
       </w:tblPr>
       <w:tblGrid>
-        <w:gridCol w:w="1928"/>
-        <w:gridCol w:w="4479"/>
-        <w:gridCol w:w="4195"/>
-        <w:gridCol w:w="4422"/>
+        <w:gridCol w:w="1656"/>
+        <w:gridCol w:w="2880"/>
+        <w:gridCol w:w="2664"/>
+        <w:gridCol w:w="2664"/>
       </w:tblGrid>
       <w:tr>
         <w:trPr>
@@ -9039,7 +9081,7 @@
         </w:trPr>
         <w:tc>
           <w:tcPr>
-            <w:tcW w:type="dxa" w:w="1928"/>
+            <w:tcW w:type="dxa" w:w="1656"/>
             <w:vAlign w:val="center"/>
             <w:shd w:fill="333333"/>
           </w:tcPr>
@@ -9053,7 +9095,7 @@
                 <w:rFonts w:ascii="Arial" w:hAnsi="Arial"/>
                 <w:b/>
                 <w:color w:val="FFFFFF"/>
-                <w:sz w:val="19"/>
+                <w:sz w:val="18"/>
               </w:rPr>
               <w:t>Case and purpose</w:t>
             </w:r>
@@ -9061,7 +9103,7 @@
         </w:tc>
         <w:tc>
           <w:tcPr>
-            <w:tcW w:type="dxa" w:w="4479"/>
+            <w:tcW w:type="dxa" w:w="2880"/>
             <w:vAlign w:val="center"/>
             <w:shd w:fill="333333"/>
           </w:tcPr>
@@ -9075,7 +9117,7 @@
                 <w:rFonts w:ascii="Arial" w:hAnsi="Arial"/>
                 <w:b/>
                 <w:color w:val="FFFFFF"/>
-                <w:sz w:val="19"/>
+                <w:sz w:val="18"/>
               </w:rPr>
               <w:t>Exact input or action for next execution</w:t>
             </w:r>
@@ -9083,7 +9125,7 @@
         </w:tc>
         <w:tc>
           <w:tcPr>
-            <w:tcW w:type="dxa" w:w="4195"/>
+            <w:tcW w:type="dxa" w:w="2664"/>
             <w:vAlign w:val="center"/>
             <w:shd w:fill="333333"/>
           </w:tcPr>
@@ -9097,7 +9139,7 @@
                 <w:rFonts w:ascii="Arial" w:hAnsi="Arial"/>
                 <w:b/>
                 <w:color w:val="FFFFFF"/>
-                <w:sz w:val="19"/>
+                <w:sz w:val="18"/>
               </w:rPr>
               <w:t>Expected result</w:t>
             </w:r>
@@ -9105,7 +9147,7 @@
         </w:tc>
         <w:tc>
           <w:tcPr>
-            <w:tcW w:type="dxa" w:w="4422"/>
+            <w:tcW w:type="dxa" w:w="2664"/>
             <w:vAlign w:val="center"/>
             <w:shd w:fill="333333"/>
           </w:tcPr>
@@ -9119,7 +9161,7 @@
                 <w:rFonts w:ascii="Arial" w:hAnsi="Arial"/>
                 <w:b/>
                 <w:color w:val="FFFFFF"/>
-                <w:sz w:val="19"/>
+                <w:sz w:val="18"/>
               </w:rPr>
               <w:t>Observed result and status</w:t>
             </w:r>
@@ -9132,7 +9174,7 @@
         </w:trPr>
         <w:tc>
           <w:tcPr>
-            <w:tcW w:type="dxa" w:w="1928"/>
+            <w:tcW w:type="dxa" w:w="1656"/>
             <w:vAlign w:val="center"/>
             <w:shd w:fill="FFFFFF"/>
           </w:tcPr>
@@ -9155,7 +9197,7 @@
         </w:tc>
         <w:tc>
           <w:tcPr>
-            <w:tcW w:type="dxa" w:w="4479"/>
+            <w:tcW w:type="dxa" w:w="2880"/>
             <w:vAlign w:val="center"/>
             <w:shd w:fill="FFFFFF"/>
           </w:tcPr>
@@ -9176,7 +9218,7 @@
         </w:tc>
         <w:tc>
           <w:tcPr>
-            <w:tcW w:type="dxa" w:w="4195"/>
+            <w:tcW w:type="dxa" w:w="2664"/>
             <w:vAlign w:val="center"/>
             <w:shd w:fill="FFFFFF"/>
           </w:tcPr>
@@ -9197,7 +9239,7 @@
         </w:tc>
         <w:tc>
           <w:tcPr>
-            <w:tcW w:type="dxa" w:w="4422"/>
+            <w:tcW w:type="dxa" w:w="2664"/>
             <w:vAlign w:val="center"/>
             <w:shd w:fill="FFFFFF"/>
           </w:tcPr>
@@ -9228,7 +9270,7 @@
         </w:trPr>
         <w:tc>
           <w:tcPr>
-            <w:tcW w:type="dxa" w:w="1928"/>
+            <w:tcW w:type="dxa" w:w="1656"/>
             <w:vAlign w:val="center"/>
             <w:shd w:fill="F5F5F5"/>
           </w:tcPr>
@@ -9251,7 +9293,7 @@
         </w:tc>
         <w:tc>
           <w:tcPr>
-            <w:tcW w:type="dxa" w:w="4479"/>
+            <w:tcW w:type="dxa" w:w="2880"/>
             <w:vAlign w:val="center"/>
             <w:shd w:fill="F5F5F5"/>
           </w:tcPr>
@@ -9272,7 +9314,7 @@
         </w:tc>
         <w:tc>
           <w:tcPr>
-            <w:tcW w:type="dxa" w:w="4195"/>
+            <w:tcW w:type="dxa" w:w="2664"/>
             <w:vAlign w:val="center"/>
             <w:shd w:fill="F5F5F5"/>
           </w:tcPr>
@@ -9293,7 +9335,7 @@
         </w:tc>
         <w:tc>
           <w:tcPr>
-            <w:tcW w:type="dxa" w:w="4422"/>
+            <w:tcW w:type="dxa" w:w="2664"/>
             <w:vAlign w:val="center"/>
             <w:shd w:fill="F5F5F5"/>
           </w:tcPr>
@@ -9324,7 +9366,7 @@
         </w:trPr>
         <w:tc>
           <w:tcPr>
-            <w:tcW w:type="dxa" w:w="1928"/>
+            <w:tcW w:type="dxa" w:w="1656"/>
             <w:vAlign w:val="center"/>
             <w:shd w:fill="FFFFFF"/>
           </w:tcPr>
@@ -9347,7 +9389,7 @@
         </w:tc>
         <w:tc>
           <w:tcPr>
-            <w:tcW w:type="dxa" w:w="4479"/>
+            <w:tcW w:type="dxa" w:w="2880"/>
             <w:vAlign w:val="center"/>
             <w:shd w:fill="FFFFFF"/>
           </w:tcPr>
@@ -9368,7 +9410,7 @@
         </w:tc>
         <w:tc>
           <w:tcPr>
-            <w:tcW w:type="dxa" w:w="4195"/>
+            <w:tcW w:type="dxa" w:w="2664"/>
             <w:vAlign w:val="center"/>
             <w:shd w:fill="FFFFFF"/>
           </w:tcPr>
@@ -9389,7 +9431,7 @@
         </w:tc>
         <w:tc>
           <w:tcPr>
-            <w:tcW w:type="dxa" w:w="4422"/>
+            <w:tcW w:type="dxa" w:w="2664"/>
             <w:vAlign w:val="center"/>
             <w:shd w:fill="FFFFFF"/>
           </w:tcPr>
@@ -9420,7 +9462,7 @@
         </w:trPr>
         <w:tc>
           <w:tcPr>
-            <w:tcW w:type="dxa" w:w="1928"/>
+            <w:tcW w:type="dxa" w:w="1656"/>
             <w:vAlign w:val="center"/>
             <w:shd w:fill="F5F5F5"/>
           </w:tcPr>
@@ -9443,7 +9485,7 @@
         </w:tc>
         <w:tc>
           <w:tcPr>
-            <w:tcW w:type="dxa" w:w="4479"/>
+            <w:tcW w:type="dxa" w:w="2880"/>
             <w:vAlign w:val="center"/>
             <w:shd w:fill="F5F5F5"/>
           </w:tcPr>
@@ -9464,7 +9506,7 @@
         </w:tc>
         <w:tc>
           <w:tcPr>
-            <w:tcW w:type="dxa" w:w="4195"/>
+            <w:tcW w:type="dxa" w:w="2664"/>
             <w:vAlign w:val="center"/>
             <w:shd w:fill="F5F5F5"/>
           </w:tcPr>
@@ -9485,7 +9527,7 @@
         </w:tc>
         <w:tc>
           <w:tcPr>
-            <w:tcW w:type="dxa" w:w="4422"/>
+            <w:tcW w:type="dxa" w:w="2664"/>
             <w:vAlign w:val="center"/>
             <w:shd w:fill="F5F5F5"/>
           </w:tcPr>
@@ -9516,7 +9558,7 @@
         </w:trPr>
         <w:tc>
           <w:tcPr>
-            <w:tcW w:type="dxa" w:w="1928"/>
+            <w:tcW w:type="dxa" w:w="1656"/>
             <w:vAlign w:val="center"/>
             <w:shd w:fill="FFFFFF"/>
           </w:tcPr>
@@ -9539,7 +9581,7 @@
         </w:tc>
         <w:tc>
           <w:tcPr>
-            <w:tcW w:type="dxa" w:w="4479"/>
+            <w:tcW w:type="dxa" w:w="2880"/>
             <w:vAlign w:val="center"/>
             <w:shd w:fill="FFFFFF"/>
           </w:tcPr>
@@ -9560,7 +9602,7 @@
         </w:tc>
         <w:tc>
           <w:tcPr>
-            <w:tcW w:type="dxa" w:w="4195"/>
+            <w:tcW w:type="dxa" w:w="2664"/>
             <w:vAlign w:val="center"/>
             <w:shd w:fill="FFFFFF"/>
           </w:tcPr>
@@ -9581,7 +9623,7 @@
         </w:tc>
         <w:tc>
           <w:tcPr>
-            <w:tcW w:type="dxa" w:w="4422"/>
+            <w:tcW w:type="dxa" w:w="2664"/>
             <w:vAlign w:val="center"/>
             <w:shd w:fill="FFFFFF"/>
           </w:tcPr>
@@ -9612,7 +9654,7 @@
         </w:trPr>
         <w:tc>
           <w:tcPr>
-            <w:tcW w:type="dxa" w:w="1928"/>
+            <w:tcW w:type="dxa" w:w="1656"/>
             <w:vAlign w:val="center"/>
             <w:shd w:fill="F5F5F5"/>
           </w:tcPr>
@@ -9635,7 +9677,7 @@
         </w:tc>
         <w:tc>
           <w:tcPr>
-            <w:tcW w:type="dxa" w:w="4479"/>
+            <w:tcW w:type="dxa" w:w="2880"/>
             <w:vAlign w:val="center"/>
             <w:shd w:fill="F5F5F5"/>
           </w:tcPr>
@@ -9656,7 +9698,7 @@
         </w:tc>
         <w:tc>
           <w:tcPr>
-            <w:tcW w:type="dxa" w:w="4195"/>
+            <w:tcW w:type="dxa" w:w="2664"/>
             <w:vAlign w:val="center"/>
             <w:shd w:fill="F5F5F5"/>
           </w:tcPr>
@@ -9677,7 +9719,7 @@
         </w:tc>
         <w:tc>
           <w:tcPr>
-            <w:tcW w:type="dxa" w:w="4422"/>
+            <w:tcW w:type="dxa" w:w="2664"/>
             <w:vAlign w:val="center"/>
             <w:shd w:fill="F5F5F5"/>
           </w:tcPr>
@@ -9708,7 +9750,7 @@
         </w:trPr>
         <w:tc>
           <w:tcPr>
-            <w:tcW w:type="dxa" w:w="1928"/>
+            <w:tcW w:type="dxa" w:w="1656"/>
             <w:vAlign w:val="center"/>
             <w:shd w:fill="FFFFFF"/>
           </w:tcPr>
@@ -9731,7 +9773,7 @@
         </w:tc>
         <w:tc>
           <w:tcPr>
-            <w:tcW w:type="dxa" w:w="4479"/>
+            <w:tcW w:type="dxa" w:w="2880"/>
             <w:vAlign w:val="center"/>
             <w:shd w:fill="FFFFFF"/>
           </w:tcPr>
@@ -9752,7 +9794,7 @@
         </w:tc>
         <w:tc>
           <w:tcPr>
-            <w:tcW w:type="dxa" w:w="4195"/>
+            <w:tcW w:type="dxa" w:w="2664"/>
             <w:vAlign w:val="center"/>
             <w:shd w:fill="FFFFFF"/>
           </w:tcPr>
@@ -9773,7 +9815,7 @@
         </w:tc>
         <w:tc>
           <w:tcPr>
-            <w:tcW w:type="dxa" w:w="4422"/>
+            <w:tcW w:type="dxa" w:w="2664"/>
             <w:vAlign w:val="center"/>
             <w:shd w:fill="FFFFFF"/>
           </w:tcPr>
@@ -9804,7 +9846,7 @@
         </w:trPr>
         <w:tc>
           <w:tcPr>
-            <w:tcW w:type="dxa" w:w="1928"/>
+            <w:tcW w:type="dxa" w:w="1656"/>
             <w:vAlign w:val="center"/>
             <w:shd w:fill="F5F5F5"/>
           </w:tcPr>
@@ -9827,7 +9869,7 @@
         </w:tc>
         <w:tc>
           <w:tcPr>
-            <w:tcW w:type="dxa" w:w="4479"/>
+            <w:tcW w:type="dxa" w:w="2880"/>
             <w:vAlign w:val="center"/>
             <w:shd w:fill="F5F5F5"/>
           </w:tcPr>
@@ -9848,7 +9890,7 @@
         </w:tc>
         <w:tc>
           <w:tcPr>
-            <w:tcW w:type="dxa" w:w="4195"/>
+            <w:tcW w:type="dxa" w:w="2664"/>
             <w:vAlign w:val="center"/>
             <w:shd w:fill="F5F5F5"/>
           </w:tcPr>
@@ -9869,7 +9911,7 @@
         </w:tc>
         <w:tc>
           <w:tcPr>
-            <w:tcW w:type="dxa" w:w="4422"/>
+            <w:tcW w:type="dxa" w:w="2664"/>
             <w:vAlign w:val="center"/>
             <w:shd w:fill="F5F5F5"/>
           </w:tcPr>
@@ -9972,10 +10014,10 @@
         </w:tblCellMar>
       </w:tblPr>
       <w:tblGrid>
-        <w:gridCol w:w="1928"/>
-        <w:gridCol w:w="4479"/>
-        <w:gridCol w:w="4195"/>
-        <w:gridCol w:w="4422"/>
+        <w:gridCol w:w="1656"/>
+        <w:gridCol w:w="2736"/>
+        <w:gridCol w:w="2736"/>
+        <w:gridCol w:w="2736"/>
       </w:tblGrid>
       <w:tr>
         <w:trPr>
@@ -9984,21 +10026,21 @@
         </w:trPr>
         <w:tc>
           <w:tcPr>
-            <w:tcW w:type="dxa" w:w="1928"/>
+            <w:tcW w:type="dxa" w:w="1656"/>
             <w:vAlign w:val="center"/>
             <w:shd w:fill="333333"/>
           </w:tcPr>
           <w:p>
             <w:pPr>
               <w:keepNext/>
-              <w:spacing w:before="0" w:after="60" w:line="247" w:lineRule="auto"/>
+              <w:spacing w:before="20" w:after="40" w:line="240" w:lineRule="auto"/>
             </w:pPr>
             <w:r>
               <w:rPr>
                 <w:rFonts w:ascii="Arial" w:hAnsi="Arial"/>
                 <w:b/>
                 <w:color w:val="FFFFFF"/>
-                <w:sz w:val="19"/>
+                <w:sz w:val="18"/>
               </w:rPr>
               <w:t>Case and purpose</w:t>
             </w:r>
@@ -10006,21 +10048,21 @@
         </w:tc>
         <w:tc>
           <w:tcPr>
-            <w:tcW w:type="dxa" w:w="4479"/>
+            <w:tcW w:type="dxa" w:w="2736"/>
             <w:vAlign w:val="center"/>
             <w:shd w:fill="333333"/>
           </w:tcPr>
           <w:p>
             <w:pPr>
               <w:keepNext/>
-              <w:spacing w:before="0" w:after="60" w:line="247" w:lineRule="auto"/>
+              <w:spacing w:before="20" w:after="40" w:line="240" w:lineRule="auto"/>
             </w:pPr>
             <w:r>
               <w:rPr>
                 <w:rFonts w:ascii="Arial" w:hAnsi="Arial"/>
                 <w:b/>
                 <w:color w:val="FFFFFF"/>
-                <w:sz w:val="19"/>
+                <w:sz w:val="18"/>
               </w:rPr>
               <w:t>Exact input or action for next execution</w:t>
             </w:r>
@@ -10028,21 +10070,21 @@
         </w:tc>
         <w:tc>
           <w:tcPr>
-            <w:tcW w:type="dxa" w:w="4195"/>
+            <w:tcW w:type="dxa" w:w="2736"/>
             <w:vAlign w:val="center"/>
             <w:shd w:fill="333333"/>
           </w:tcPr>
           <w:p>
             <w:pPr>
               <w:keepNext/>
-              <w:spacing w:before="0" w:after="60" w:line="247" w:lineRule="auto"/>
+              <w:spacing w:before="20" w:after="40" w:line="240" w:lineRule="auto"/>
             </w:pPr>
             <w:r>
               <w:rPr>
                 <w:rFonts w:ascii="Arial" w:hAnsi="Arial"/>
                 <w:b/>
                 <w:color w:val="FFFFFF"/>
-                <w:sz w:val="19"/>
+                <w:sz w:val="18"/>
               </w:rPr>
               <w:t>Expected result</w:t>
             </w:r>
@@ -10050,21 +10092,21 @@
         </w:tc>
         <w:tc>
           <w:tcPr>
-            <w:tcW w:type="dxa" w:w="4422"/>
+            <w:tcW w:type="dxa" w:w="2736"/>
             <w:vAlign w:val="center"/>
             <w:shd w:fill="333333"/>
           </w:tcPr>
           <w:p>
             <w:pPr>
               <w:keepNext/>
-              <w:spacing w:before="0" w:after="60" w:line="247" w:lineRule="auto"/>
+              <w:spacing w:before="20" w:after="40" w:line="240" w:lineRule="auto"/>
             </w:pPr>
             <w:r>
               <w:rPr>
                 <w:rFonts w:ascii="Arial" w:hAnsi="Arial"/>
                 <w:b/>
                 <w:color w:val="FFFFFF"/>
-                <w:sz w:val="19"/>
+                <w:sz w:val="18"/>
               </w:rPr>
               <w:t>Observed result and status</w:t>
             </w:r>
@@ -10077,13 +10119,13 @@
         </w:trPr>
         <w:tc>
           <w:tcPr>
-            <w:tcW w:type="dxa" w:w="1928"/>
+            <w:tcW w:type="dxa" w:w="1656"/>
             <w:vAlign w:val="center"/>
             <w:shd w:fill="FFFFFF"/>
           </w:tcPr>
           <w:p>
             <w:pPr>
-              <w:spacing w:before="0" w:after="60" w:line="247" w:lineRule="auto"/>
+              <w:spacing w:before="20" w:after="40" w:line="240" w:lineRule="auto"/>
             </w:pPr>
             <w:r>
               <w:rPr>
@@ -10100,13 +10142,13 @@
         </w:tc>
         <w:tc>
           <w:tcPr>
-            <w:tcW w:type="dxa" w:w="4479"/>
+            <w:tcW w:type="dxa" w:w="2736"/>
             <w:vAlign w:val="center"/>
             <w:shd w:fill="FFFFFF"/>
           </w:tcPr>
           <w:p>
             <w:pPr>
-              <w:spacing w:before="0" w:after="60" w:line="247" w:lineRule="auto"/>
+              <w:spacing w:before="20" w:after="40" w:line="240" w:lineRule="auto"/>
             </w:pPr>
             <w:r>
               <w:rPr>
@@ -10121,13 +10163,13 @@
         </w:tc>
         <w:tc>
           <w:tcPr>
-            <w:tcW w:type="dxa" w:w="4195"/>
+            <w:tcW w:type="dxa" w:w="2736"/>
             <w:vAlign w:val="center"/>
             <w:shd w:fill="FFFFFF"/>
           </w:tcPr>
           <w:p>
             <w:pPr>
-              <w:spacing w:before="0" w:after="60" w:line="247" w:lineRule="auto"/>
+              <w:spacing w:before="20" w:after="40" w:line="240" w:lineRule="auto"/>
             </w:pPr>
             <w:r>
               <w:rPr>
@@ -10142,11 +10184,14 @@
         </w:tc>
         <w:tc>
           <w:tcPr>
-            <w:tcW w:type="dxa" w:w="4422"/>
+            <w:tcW w:type="dxa" w:w="2736"/>
             <w:vAlign w:val="center"/>
             <w:shd w:fill="FFFFFF"/>
           </w:tcPr>
           <w:p>
+            <w:pPr>
+              <w:spacing w:before="20" w:after="40" w:line="240" w:lineRule="auto"/>
+            </w:pPr>
             <w:r>
               <w:rPr>
                 <w:sz w:val="18"/>
@@ -10173,13 +10218,13 @@
         </w:trPr>
         <w:tc>
           <w:tcPr>
-            <w:tcW w:type="dxa" w:w="1928"/>
+            <w:tcW w:type="dxa" w:w="1656"/>
             <w:vAlign w:val="center"/>
             <w:shd w:fill="F5F5F5"/>
           </w:tcPr>
           <w:p>
             <w:pPr>
-              <w:spacing w:before="0" w:after="60" w:line="247" w:lineRule="auto"/>
+              <w:spacing w:before="20" w:after="40" w:line="240" w:lineRule="auto"/>
             </w:pPr>
             <w:r>
               <w:rPr>
@@ -10196,13 +10241,13 @@
         </w:tc>
         <w:tc>
           <w:tcPr>
-            <w:tcW w:type="dxa" w:w="4479"/>
+            <w:tcW w:type="dxa" w:w="2736"/>
             <w:vAlign w:val="center"/>
             <w:shd w:fill="F5F5F5"/>
           </w:tcPr>
           <w:p>
             <w:pPr>
-              <w:spacing w:before="0" w:after="60" w:line="247" w:lineRule="auto"/>
+              <w:spacing w:before="20" w:after="40" w:line="240" w:lineRule="auto"/>
             </w:pPr>
             <w:r>
               <w:rPr>
@@ -10217,13 +10262,13 @@
         </w:tc>
         <w:tc>
           <w:tcPr>
-            <w:tcW w:type="dxa" w:w="4195"/>
+            <w:tcW w:type="dxa" w:w="2736"/>
             <w:vAlign w:val="center"/>
             <w:shd w:fill="F5F5F5"/>
           </w:tcPr>
           <w:p>
             <w:pPr>
-              <w:spacing w:before="0" w:after="60" w:line="247" w:lineRule="auto"/>
+              <w:spacing w:before="20" w:after="40" w:line="240" w:lineRule="auto"/>
             </w:pPr>
             <w:r>
               <w:rPr>
@@ -10238,11 +10283,14 @@
         </w:tc>
         <w:tc>
           <w:tcPr>
-            <w:tcW w:type="dxa" w:w="4422"/>
+            <w:tcW w:type="dxa" w:w="2736"/>
             <w:vAlign w:val="center"/>
             <w:shd w:fill="F5F5F5"/>
           </w:tcPr>
           <w:p>
+            <w:pPr>
+              <w:spacing w:before="20" w:after="40" w:line="240" w:lineRule="auto"/>
+            </w:pPr>
             <w:r>
               <w:rPr>
                 <w:sz w:val="18"/>
@@ -10269,13 +10317,13 @@
         </w:trPr>
         <w:tc>
           <w:tcPr>
-            <w:tcW w:type="dxa" w:w="1928"/>
+            <w:tcW w:type="dxa" w:w="1656"/>
             <w:vAlign w:val="center"/>
             <w:shd w:fill="FFFFFF"/>
           </w:tcPr>
           <w:p>
             <w:pPr>
-              <w:spacing w:before="0" w:after="60" w:line="247" w:lineRule="auto"/>
+              <w:spacing w:before="20" w:after="40" w:line="240" w:lineRule="auto"/>
             </w:pPr>
             <w:r>
               <w:rPr>
@@ -10292,13 +10340,13 @@
         </w:tc>
         <w:tc>
           <w:tcPr>
-            <w:tcW w:type="dxa" w:w="4479"/>
+            <w:tcW w:type="dxa" w:w="2736"/>
             <w:vAlign w:val="center"/>
             <w:shd w:fill="FFFFFF"/>
           </w:tcPr>
           <w:p>
             <w:pPr>
-              <w:spacing w:before="0" w:after="60" w:line="247" w:lineRule="auto"/>
+              <w:spacing w:before="20" w:after="40" w:line="240" w:lineRule="auto"/>
             </w:pPr>
             <w:r>
               <w:rPr>
@@ -10313,13 +10361,13 @@
         </w:tc>
         <w:tc>
           <w:tcPr>
-            <w:tcW w:type="dxa" w:w="4195"/>
+            <w:tcW w:type="dxa" w:w="2736"/>
             <w:vAlign w:val="center"/>
             <w:shd w:fill="FFFFFF"/>
           </w:tcPr>
           <w:p>
             <w:pPr>
-              <w:spacing w:before="0" w:after="60" w:line="247" w:lineRule="auto"/>
+              <w:spacing w:before="20" w:after="40" w:line="240" w:lineRule="auto"/>
             </w:pPr>
             <w:r>
               <w:rPr>
@@ -10334,11 +10382,14 @@
         </w:tc>
         <w:tc>
           <w:tcPr>
-            <w:tcW w:type="dxa" w:w="4422"/>
+            <w:tcW w:type="dxa" w:w="2736"/>
             <w:vAlign w:val="center"/>
             <w:shd w:fill="FFFFFF"/>
           </w:tcPr>
           <w:p>
+            <w:pPr>
+              <w:spacing w:before="20" w:after="40" w:line="240" w:lineRule="auto"/>
+            </w:pPr>
             <w:r>
               <w:rPr>
                 <w:sz w:val="18"/>
@@ -10365,13 +10416,13 @@
         </w:trPr>
         <w:tc>
           <w:tcPr>
-            <w:tcW w:type="dxa" w:w="1928"/>
+            <w:tcW w:type="dxa" w:w="1656"/>
             <w:vAlign w:val="center"/>
             <w:shd w:fill="F5F5F5"/>
           </w:tcPr>
           <w:p>
             <w:pPr>
-              <w:spacing w:before="0" w:after="60" w:line="247" w:lineRule="auto"/>
+              <w:spacing w:before="20" w:after="40" w:line="240" w:lineRule="auto"/>
             </w:pPr>
             <w:r>
               <w:rPr>
@@ -10388,13 +10439,13 @@
         </w:tc>
         <w:tc>
           <w:tcPr>
-            <w:tcW w:type="dxa" w:w="4479"/>
+            <w:tcW w:type="dxa" w:w="2736"/>
             <w:vAlign w:val="center"/>
             <w:shd w:fill="F5F5F5"/>
           </w:tcPr>
           <w:p>
             <w:pPr>
-              <w:spacing w:before="0" w:after="60" w:line="247" w:lineRule="auto"/>
+              <w:spacing w:before="20" w:after="40" w:line="240" w:lineRule="auto"/>
             </w:pPr>
             <w:r>
               <w:rPr>
@@ -10409,13 +10460,13 @@
         </w:tc>
         <w:tc>
           <w:tcPr>
-            <w:tcW w:type="dxa" w:w="4195"/>
+            <w:tcW w:type="dxa" w:w="2736"/>
             <w:vAlign w:val="center"/>
             <w:shd w:fill="F5F5F5"/>
           </w:tcPr>
           <w:p>
             <w:pPr>
-              <w:spacing w:before="0" w:after="60" w:line="247" w:lineRule="auto"/>
+              <w:spacing w:before="20" w:after="40" w:line="240" w:lineRule="auto"/>
             </w:pPr>
             <w:r>
               <w:rPr>
@@ -10430,11 +10481,14 @@
         </w:tc>
         <w:tc>
           <w:tcPr>
-            <w:tcW w:type="dxa" w:w="4422"/>
+            <w:tcW w:type="dxa" w:w="2736"/>
             <w:vAlign w:val="center"/>
             <w:shd w:fill="F5F5F5"/>
           </w:tcPr>
           <w:p>
+            <w:pPr>
+              <w:spacing w:before="20" w:after="40" w:line="240" w:lineRule="auto"/>
+            </w:pPr>
             <w:r>
               <w:rPr>
                 <w:sz w:val="18"/>
@@ -10461,13 +10515,13 @@
         </w:trPr>
         <w:tc>
           <w:tcPr>
-            <w:tcW w:type="dxa" w:w="1928"/>
+            <w:tcW w:type="dxa" w:w="1656"/>
             <w:vAlign w:val="center"/>
             <w:shd w:fill="FFFFFF"/>
           </w:tcPr>
           <w:p>
             <w:pPr>
-              <w:spacing w:before="0" w:after="60" w:line="247" w:lineRule="auto"/>
+              <w:spacing w:before="20" w:after="40" w:line="240" w:lineRule="auto"/>
             </w:pPr>
             <w:r>
               <w:rPr>
@@ -10484,13 +10538,13 @@
         </w:tc>
         <w:tc>
           <w:tcPr>
-            <w:tcW w:type="dxa" w:w="4479"/>
+            <w:tcW w:type="dxa" w:w="2736"/>
             <w:vAlign w:val="center"/>
             <w:shd w:fill="FFFFFF"/>
           </w:tcPr>
           <w:p>
             <w:pPr>
-              <w:spacing w:before="0" w:after="60" w:line="247" w:lineRule="auto"/>
+              <w:spacing w:before="20" w:after="40" w:line="240" w:lineRule="auto"/>
             </w:pPr>
             <w:r>
               <w:rPr>
@@ -10505,13 +10559,13 @@
         </w:tc>
         <w:tc>
           <w:tcPr>
-            <w:tcW w:type="dxa" w:w="4195"/>
+            <w:tcW w:type="dxa" w:w="2736"/>
             <w:vAlign w:val="center"/>
             <w:shd w:fill="FFFFFF"/>
           </w:tcPr>
           <w:p>
             <w:pPr>
-              <w:spacing w:before="0" w:after="60" w:line="247" w:lineRule="auto"/>
+              <w:spacing w:before="20" w:after="40" w:line="240" w:lineRule="auto"/>
             </w:pPr>
             <w:r>
               <w:rPr>
@@ -10526,11 +10580,14 @@
         </w:tc>
         <w:tc>
           <w:tcPr>
-            <w:tcW w:type="dxa" w:w="4422"/>
+            <w:tcW w:type="dxa" w:w="2736"/>
             <w:vAlign w:val="center"/>
             <w:shd w:fill="FFFFFF"/>
           </w:tcPr>
           <w:p>
+            <w:pPr>
+              <w:spacing w:before="20" w:after="40" w:line="240" w:lineRule="auto"/>
+            </w:pPr>
             <w:r>
               <w:rPr>
                 <w:sz w:val="18"/>
@@ -10557,13 +10614,13 @@
         </w:trPr>
         <w:tc>
           <w:tcPr>
-            <w:tcW w:type="dxa" w:w="1928"/>
+            <w:tcW w:type="dxa" w:w="1656"/>
             <w:vAlign w:val="center"/>
             <w:shd w:fill="F5F5F5"/>
           </w:tcPr>
           <w:p>
             <w:pPr>
-              <w:spacing w:before="0" w:after="60" w:line="247" w:lineRule="auto"/>
+              <w:spacing w:before="20" w:after="40" w:line="240" w:lineRule="auto"/>
             </w:pPr>
             <w:r>
               <w:rPr>
@@ -10580,13 +10637,13 @@
         </w:tc>
         <w:tc>
           <w:tcPr>
-            <w:tcW w:type="dxa" w:w="4479"/>
+            <w:tcW w:type="dxa" w:w="2736"/>
             <w:vAlign w:val="center"/>
             <w:shd w:fill="F5F5F5"/>
           </w:tcPr>
           <w:p>
             <w:pPr>
-              <w:spacing w:before="0" w:after="60" w:line="247" w:lineRule="auto"/>
+              <w:spacing w:before="20" w:after="40" w:line="240" w:lineRule="auto"/>
             </w:pPr>
             <w:r>
               <w:rPr>
@@ -10601,13 +10658,13 @@
         </w:tc>
         <w:tc>
           <w:tcPr>
-            <w:tcW w:type="dxa" w:w="4195"/>
+            <w:tcW w:type="dxa" w:w="2736"/>
             <w:vAlign w:val="center"/>
             <w:shd w:fill="F5F5F5"/>
           </w:tcPr>
           <w:p>
             <w:pPr>
-              <w:spacing w:before="0" w:after="60" w:line="247" w:lineRule="auto"/>
+              <w:spacing w:before="20" w:after="40" w:line="240" w:lineRule="auto"/>
             </w:pPr>
             <w:r>
               <w:rPr>
@@ -10622,11 +10679,14 @@
         </w:tc>
         <w:tc>
           <w:tcPr>
-            <w:tcW w:type="dxa" w:w="4422"/>
+            <w:tcW w:type="dxa" w:w="2736"/>
             <w:vAlign w:val="center"/>
             <w:shd w:fill="F5F5F5"/>
           </w:tcPr>
           <w:p>
+            <w:pPr>
+              <w:spacing w:before="20" w:after="40" w:line="240" w:lineRule="auto"/>
+            </w:pPr>
             <w:r>
               <w:rPr>
                 <w:sz w:val="18"/>
@@ -10653,13 +10713,13 @@
         </w:trPr>
         <w:tc>
           <w:tcPr>
-            <w:tcW w:type="dxa" w:w="1928"/>
+            <w:tcW w:type="dxa" w:w="1656"/>
             <w:vAlign w:val="center"/>
             <w:shd w:fill="FFFFFF"/>
           </w:tcPr>
           <w:p>
             <w:pPr>
-              <w:spacing w:before="0" w:after="60" w:line="247" w:lineRule="auto"/>
+              <w:spacing w:before="20" w:after="40" w:line="240" w:lineRule="auto"/>
             </w:pPr>
             <w:r>
               <w:rPr>
@@ -10676,13 +10736,13 @@
         </w:tc>
         <w:tc>
           <w:tcPr>
-            <w:tcW w:type="dxa" w:w="4479"/>
+            <w:tcW w:type="dxa" w:w="2736"/>
             <w:vAlign w:val="center"/>
             <w:shd w:fill="FFFFFF"/>
           </w:tcPr>
           <w:p>
             <w:pPr>
-              <w:spacing w:before="0" w:after="60" w:line="247" w:lineRule="auto"/>
+              <w:spacing w:before="20" w:after="40" w:line="240" w:lineRule="auto"/>
             </w:pPr>
             <w:r>
               <w:rPr>
@@ -10697,13 +10757,13 @@
         </w:tc>
         <w:tc>
           <w:tcPr>
-            <w:tcW w:type="dxa" w:w="4195"/>
+            <w:tcW w:type="dxa" w:w="2736"/>
             <w:vAlign w:val="center"/>
             <w:shd w:fill="FFFFFF"/>
           </w:tcPr>
           <w:p>
             <w:pPr>
-              <w:spacing w:before="0" w:after="60" w:line="247" w:lineRule="auto"/>
+              <w:spacing w:before="20" w:after="40" w:line="240" w:lineRule="auto"/>
             </w:pPr>
             <w:r>
               <w:rPr>
@@ -10718,11 +10778,14 @@
         </w:tc>
         <w:tc>
           <w:tcPr>
-            <w:tcW w:type="dxa" w:w="4422"/>
+            <w:tcW w:type="dxa" w:w="2736"/>
             <w:vAlign w:val="center"/>
             <w:shd w:fill="FFFFFF"/>
           </w:tcPr>
           <w:p>
+            <w:pPr>
+              <w:spacing w:before="20" w:after="40" w:line="240" w:lineRule="auto"/>
+            </w:pPr>
             <w:r>
               <w:rPr>
                 <w:sz w:val="18"/>
@@ -10805,10 +10868,10 @@
         <w:tblLook w:firstColumn="1" w:firstRow="1" w:lastColumn="0" w:lastRow="0" w:noHBand="0" w:noVBand="1" w:val="04A0"/>
       </w:tblPr>
       <w:tblGrid>
-        <w:gridCol w:w="2088"/>
-        <w:gridCol w:w="3816"/>
-        <w:gridCol w:w="3816"/>
-        <w:gridCol w:w="5256"/>
+        <w:gridCol w:w="1512"/>
+        <w:gridCol w:w="2592"/>
+        <w:gridCol w:w="2592"/>
+        <w:gridCol w:w="3168"/>
       </w:tblGrid>
       <w:tr>
         <w:trPr>
@@ -10817,13 +10880,14 @@
         </w:trPr>
         <w:tc>
           <w:tcPr>
-            <w:tcW w:type="dxa" w:w="2088"/>
+            <w:tcW w:type="dxa" w:w="1512"/>
             <w:shd w:fill="333333"/>
             <w:vAlign w:val="center"/>
           </w:tcPr>
           <w:p>
             <w:pPr>
               <w:keepNext/>
+              <w:spacing w:before="20" w:after="40" w:line="240" w:lineRule="auto"/>
             </w:pPr>
             <w:r>
               <w:rPr>
@@ -10837,13 +10901,14 @@
         </w:tc>
         <w:tc>
           <w:tcPr>
-            <w:tcW w:type="dxa" w:w="3816"/>
+            <w:tcW w:type="dxa" w:w="2592"/>
             <w:shd w:fill="333333"/>
             <w:vAlign w:val="center"/>
           </w:tcPr>
           <w:p>
             <w:pPr>
               <w:keepNext/>
+              <w:spacing w:before="20" w:after="40" w:line="240" w:lineRule="auto"/>
             </w:pPr>
             <w:r>
               <w:rPr>
@@ -10857,13 +10922,14 @@
         </w:tc>
         <w:tc>
           <w:tcPr>
-            <w:tcW w:type="dxa" w:w="3816"/>
+            <w:tcW w:type="dxa" w:w="2592"/>
             <w:shd w:fill="333333"/>
             <w:vAlign w:val="center"/>
           </w:tcPr>
           <w:p>
             <w:pPr>
               <w:keepNext/>
+              <w:spacing w:before="20" w:after="40" w:line="240" w:lineRule="auto"/>
             </w:pPr>
             <w:r>
               <w:rPr>
@@ -10877,13 +10943,14 @@
         </w:tc>
         <w:tc>
           <w:tcPr>
-            <w:tcW w:type="dxa" w:w="5256"/>
+            <w:tcW w:type="dxa" w:w="3168"/>
             <w:shd w:fill="333333"/>
             <w:vAlign w:val="center"/>
           </w:tcPr>
           <w:p>
             <w:pPr>
               <w:keepNext/>
+              <w:spacing w:before="20" w:after="40" w:line="240" w:lineRule="auto"/>
             </w:pPr>
             <w:r>
               <w:rPr>
@@ -10902,9 +10969,13 @@
         </w:trPr>
         <w:tc>
           <w:tcPr>
-            <w:tcW w:type="dxa" w:w="2088"/>
-          </w:tcPr>
-          <w:p>
+            <w:tcW w:type="dxa" w:w="1512"/>
+          </w:tcPr>
+          <w:p>
+            <w:pPr>
+              <w:keepNext/>
+              <w:spacing w:before="20" w:after="40" w:line="240" w:lineRule="auto"/>
+            </w:pPr>
             <w:r>
               <w:rPr>
                 <w:sz w:val="18"/>
@@ -10915,9 +10986,13 @@
         </w:tc>
         <w:tc>
           <w:tcPr>
-            <w:tcW w:type="dxa" w:w="3816"/>
-          </w:tcPr>
-          <w:p>
+            <w:tcW w:type="dxa" w:w="2592"/>
+          </w:tcPr>
+          <w:p>
+            <w:pPr>
+              <w:keepNext/>
+              <w:spacing w:before="20" w:after="40" w:line="240" w:lineRule="auto"/>
+            </w:pPr>
             <w:r>
               <w:rPr>
                 <w:sz w:val="18"/>
@@ -10928,9 +11003,13 @@
         </w:tc>
         <w:tc>
           <w:tcPr>
-            <w:tcW w:type="dxa" w:w="3816"/>
-          </w:tcPr>
-          <w:p>
+            <w:tcW w:type="dxa" w:w="2592"/>
+          </w:tcPr>
+          <w:p>
+            <w:pPr>
+              <w:keepNext/>
+              <w:spacing w:before="20" w:after="40" w:line="240" w:lineRule="auto"/>
+            </w:pPr>
             <w:r>
               <w:rPr>
                 <w:sz w:val="18"/>
@@ -10941,9 +11020,13 @@
         </w:tc>
         <w:tc>
           <w:tcPr>
-            <w:tcW w:type="dxa" w:w="5256"/>
-          </w:tcPr>
-          <w:p>
+            <w:tcW w:type="dxa" w:w="3168"/>
+          </w:tcPr>
+          <w:p>
+            <w:pPr>
+              <w:keepNext/>
+              <w:spacing w:before="20" w:after="40" w:line="240" w:lineRule="auto"/>
+            </w:pPr>
             <w:r>
               <w:rPr>
                 <w:sz w:val="18"/>
@@ -10970,9 +11053,13 @@
         </w:trPr>
         <w:tc>
           <w:tcPr>
-            <w:tcW w:type="dxa" w:w="2088"/>
-          </w:tcPr>
-          <w:p>
+            <w:tcW w:type="dxa" w:w="1512"/>
+          </w:tcPr>
+          <w:p>
+            <w:pPr>
+              <w:keepNext/>
+              <w:spacing w:before="20" w:after="40" w:line="240" w:lineRule="auto"/>
+            </w:pPr>
             <w:r>
               <w:rPr>
                 <w:sz w:val="18"/>
@@ -10983,9 +11070,13 @@
         </w:tc>
         <w:tc>
           <w:tcPr>
-            <w:tcW w:type="dxa" w:w="3816"/>
-          </w:tcPr>
-          <w:p>
+            <w:tcW w:type="dxa" w:w="2592"/>
+          </w:tcPr>
+          <w:p>
+            <w:pPr>
+              <w:keepNext/>
+              <w:spacing w:before="20" w:after="40" w:line="240" w:lineRule="auto"/>
+            </w:pPr>
             <w:r>
               <w:rPr>
                 <w:sz w:val="18"/>
@@ -10996,9 +11087,13 @@
         </w:tc>
         <w:tc>
           <w:tcPr>
-            <w:tcW w:type="dxa" w:w="3816"/>
-          </w:tcPr>
-          <w:p>
+            <w:tcW w:type="dxa" w:w="2592"/>
+          </w:tcPr>
+          <w:p>
+            <w:pPr>
+              <w:keepNext/>
+              <w:spacing w:before="20" w:after="40" w:line="240" w:lineRule="auto"/>
+            </w:pPr>
             <w:r>
               <w:rPr>
                 <w:sz w:val="18"/>
@@ -11009,9 +11104,13 @@
         </w:tc>
         <w:tc>
           <w:tcPr>
-            <w:tcW w:type="dxa" w:w="5256"/>
-          </w:tcPr>
-          <w:p>
+            <w:tcW w:type="dxa" w:w="3168"/>
+          </w:tcPr>
+          <w:p>
+            <w:pPr>
+              <w:keepNext/>
+              <w:spacing w:before="20" w:after="40" w:line="240" w:lineRule="auto"/>
+            </w:pPr>
             <w:r>
               <w:rPr>
                 <w:sz w:val="18"/>
@@ -11038,9 +11137,12 @@
         </w:trPr>
         <w:tc>
           <w:tcPr>
-            <w:tcW w:type="dxa" w:w="2088"/>
-          </w:tcPr>
-          <w:p>
+            <w:tcW w:type="dxa" w:w="1512"/>
+          </w:tcPr>
+          <w:p>
+            <w:pPr>
+              <w:spacing w:before="20" w:after="40" w:line="240" w:lineRule="auto"/>
+            </w:pPr>
             <w:r>
               <w:rPr>
                 <w:sz w:val="18"/>
@@ -11051,9 +11153,12 @@
         </w:tc>
         <w:tc>
           <w:tcPr>
-            <w:tcW w:type="dxa" w:w="3816"/>
-          </w:tcPr>
-          <w:p>
+            <w:tcW w:type="dxa" w:w="2592"/>
+          </w:tcPr>
+          <w:p>
+            <w:pPr>
+              <w:spacing w:before="20" w:after="40" w:line="240" w:lineRule="auto"/>
+            </w:pPr>
             <w:r>
               <w:rPr>
                 <w:sz w:val="18"/>
@@ -11064,9 +11169,12 @@
         </w:tc>
         <w:tc>
           <w:tcPr>
-            <w:tcW w:type="dxa" w:w="3816"/>
-          </w:tcPr>
-          <w:p>
+            <w:tcW w:type="dxa" w:w="2592"/>
+          </w:tcPr>
+          <w:p>
+            <w:pPr>
+              <w:spacing w:before="20" w:after="40" w:line="240" w:lineRule="auto"/>
+            </w:pPr>
             <w:r>
               <w:rPr>
                 <w:sz w:val="18"/>
@@ -11077,9 +11185,12 @@
         </w:tc>
         <w:tc>
           <w:tcPr>
-            <w:tcW w:type="dxa" w:w="5256"/>
-          </w:tcPr>
-          <w:p>
+            <w:tcW w:type="dxa" w:w="3168"/>
+          </w:tcPr>
+          <w:p>
+            <w:pPr>
+              <w:spacing w:before="20" w:after="40" w:line="240" w:lineRule="auto"/>
+            </w:pPr>
             <w:r>
               <w:rPr>
                 <w:sz w:val="18"/>
@@ -11190,10 +11301,10 @@
         </w:tblCellMar>
       </w:tblPr>
       <w:tblGrid>
-        <w:gridCol w:w="1417"/>
-        <w:gridCol w:w="4479"/>
-        <w:gridCol w:w="7937"/>
-        <w:gridCol w:w="1191"/>
+        <w:gridCol w:w="1008"/>
+        <w:gridCol w:w="2232"/>
+        <w:gridCol w:w="4752"/>
+        <w:gridCol w:w="1872"/>
       </w:tblGrid>
       <w:tr>
         <w:trPr>
@@ -11202,7 +11313,7 @@
         </w:trPr>
         <w:tc>
           <w:tcPr>
-            <w:tcW w:type="dxa" w:w="1417"/>
+            <w:tcW w:type="dxa" w:w="1008"/>
             <w:vAlign w:val="center"/>
             <w:shd w:fill="333333"/>
           </w:tcPr>
@@ -11217,7 +11328,7 @@
                 <w:rFonts w:ascii="Arial" w:hAnsi="Arial"/>
                 <w:b/>
                 <w:color w:val="FFFFFF"/>
-                <w:sz w:val="19"/>
+                <w:sz w:val="18"/>
               </w:rPr>
               <w:t>Identifier</w:t>
             </w:r>
@@ -11225,7 +11336,7 @@
         </w:tc>
         <w:tc>
           <w:tcPr>
-            <w:tcW w:type="dxa" w:w="4479"/>
+            <w:tcW w:type="dxa" w:w="2232"/>
             <w:vAlign w:val="center"/>
             <w:shd w:fill="333333"/>
           </w:tcPr>
@@ -11239,7 +11350,7 @@
                 <w:rFonts w:ascii="Arial" w:hAnsi="Arial"/>
                 <w:b/>
                 <w:color w:val="FFFFFF"/>
-                <w:sz w:val="19"/>
+                <w:sz w:val="18"/>
               </w:rPr>
               <w:t>Script on GitHub</w:t>
             </w:r>
@@ -11247,7 +11358,7 @@
         </w:tc>
         <w:tc>
           <w:tcPr>
-            <w:tcW w:type="dxa" w:w="7937"/>
+            <w:tcW w:type="dxa" w:w="4752"/>
             <w:vAlign w:val="center"/>
             <w:shd w:fill="333333"/>
           </w:tcPr>
@@ -11261,7 +11372,7 @@
                 <w:rFonts w:ascii="Arial" w:hAnsi="Arial"/>
                 <w:b/>
                 <w:color w:val="FFFFFF"/>
-                <w:sz w:val="19"/>
+                <w:sz w:val="18"/>
               </w:rPr>
               <w:t>Input fixture and expected assertion reference</w:t>
             </w:r>
@@ -11269,7 +11380,7 @@
         </w:tc>
         <w:tc>
           <w:tcPr>
-            <w:tcW w:type="dxa" w:w="1191"/>
+            <w:tcW w:type="dxa" w:w="1872"/>
             <w:vAlign w:val="center"/>
             <w:shd w:fill="333333"/>
           </w:tcPr>
@@ -11283,7 +11394,7 @@
                 <w:rFonts w:ascii="Arial" w:hAnsi="Arial"/>
                 <w:b/>
                 <w:color w:val="FFFFFF"/>
-                <w:sz w:val="19"/>
+                <w:sz w:val="18"/>
               </w:rPr>
               <w:t>Fresh result</w:t>
             </w:r>
@@ -11296,7 +11407,7 @@
         </w:trPr>
         <w:tc>
           <w:tcPr>
-            <w:tcW w:type="dxa" w:w="1417"/>
+            <w:tcW w:type="dxa" w:w="1008"/>
             <w:vAlign w:val="center"/>
             <w:shd w:fill="FFFFFF"/>
           </w:tcPr>
@@ -11318,7 +11429,7 @@
         </w:tc>
         <w:tc>
           <w:tcPr>
-            <w:tcW w:type="dxa" w:w="4479"/>
+            <w:tcW w:type="dxa" w:w="2232"/>
             <w:vAlign w:val="center"/>
             <w:shd w:fill="FFFFFF"/>
           </w:tcPr>
@@ -11343,7 +11454,7 @@
         </w:tc>
         <w:tc>
           <w:tcPr>
-            <w:tcW w:type="dxa" w:w="7937"/>
+            <w:tcW w:type="dxa" w:w="4752"/>
             <w:vAlign w:val="center"/>
             <w:shd w:fill="FFFFFF"/>
           </w:tcPr>
@@ -11385,7 +11496,7 @@
         </w:tc>
         <w:tc>
           <w:tcPr>
-            <w:tcW w:type="dxa" w:w="1191"/>
+            <w:tcW w:type="dxa" w:w="1872"/>
             <w:vAlign w:val="center"/>
             <w:shd w:fill="FFFFFF"/>
           </w:tcPr>
@@ -11416,7 +11527,7 @@
         </w:trPr>
         <w:tc>
           <w:tcPr>
-            <w:tcW w:type="dxa" w:w="1417"/>
+            <w:tcW w:type="dxa" w:w="1008"/>
             <w:vAlign w:val="center"/>
             <w:shd w:fill="F5F5F5"/>
           </w:tcPr>
@@ -11438,7 +11549,7 @@
         </w:tc>
         <w:tc>
           <w:tcPr>
-            <w:tcW w:type="dxa" w:w="4479"/>
+            <w:tcW w:type="dxa" w:w="2232"/>
             <w:vAlign w:val="center"/>
             <w:shd w:fill="F5F5F5"/>
           </w:tcPr>
@@ -11463,7 +11574,7 @@
         </w:tc>
         <w:tc>
           <w:tcPr>
-            <w:tcW w:type="dxa" w:w="7937"/>
+            <w:tcW w:type="dxa" w:w="4752"/>
             <w:vAlign w:val="center"/>
             <w:shd w:fill="F5F5F5"/>
           </w:tcPr>
@@ -11505,7 +11616,7 @@
         </w:tc>
         <w:tc>
           <w:tcPr>
-            <w:tcW w:type="dxa" w:w="1191"/>
+            <w:tcW w:type="dxa" w:w="1872"/>
             <w:vAlign w:val="center"/>
             <w:shd w:fill="F5F5F5"/>
           </w:tcPr>
@@ -11536,7 +11647,7 @@
         </w:trPr>
         <w:tc>
           <w:tcPr>
-            <w:tcW w:type="dxa" w:w="1417"/>
+            <w:tcW w:type="dxa" w:w="1008"/>
             <w:vAlign w:val="center"/>
             <w:shd w:fill="FFFFFF"/>
           </w:tcPr>
@@ -11558,7 +11669,7 @@
         </w:tc>
         <w:tc>
           <w:tcPr>
-            <w:tcW w:type="dxa" w:w="4479"/>
+            <w:tcW w:type="dxa" w:w="2232"/>
             <w:vAlign w:val="center"/>
             <w:shd w:fill="FFFFFF"/>
           </w:tcPr>
@@ -11583,7 +11694,7 @@
         </w:tc>
         <w:tc>
           <w:tcPr>
-            <w:tcW w:type="dxa" w:w="7937"/>
+            <w:tcW w:type="dxa" w:w="4752"/>
             <w:vAlign w:val="center"/>
             <w:shd w:fill="FFFFFF"/>
           </w:tcPr>
@@ -11625,7 +11736,7 @@
         </w:tc>
         <w:tc>
           <w:tcPr>
-            <w:tcW w:type="dxa" w:w="1191"/>
+            <w:tcW w:type="dxa" w:w="1872"/>
             <w:vAlign w:val="center"/>
             <w:shd w:fill="FFFFFF"/>
           </w:tcPr>
@@ -11656,7 +11767,7 @@
         </w:trPr>
         <w:tc>
           <w:tcPr>
-            <w:tcW w:type="dxa" w:w="1417"/>
+            <w:tcW w:type="dxa" w:w="1008"/>
             <w:vAlign w:val="center"/>
             <w:shd w:fill="F5F5F5"/>
           </w:tcPr>
@@ -11678,7 +11789,7 @@
         </w:tc>
         <w:tc>
           <w:tcPr>
-            <w:tcW w:type="dxa" w:w="4479"/>
+            <w:tcW w:type="dxa" w:w="2232"/>
             <w:vAlign w:val="center"/>
             <w:shd w:fill="F5F5F5"/>
           </w:tcPr>
@@ -11703,7 +11814,7 @@
         </w:tc>
         <w:tc>
           <w:tcPr>
-            <w:tcW w:type="dxa" w:w="7937"/>
+            <w:tcW w:type="dxa" w:w="4752"/>
             <w:vAlign w:val="center"/>
             <w:shd w:fill="F5F5F5"/>
           </w:tcPr>
@@ -11745,7 +11856,7 @@
         </w:tc>
         <w:tc>
           <w:tcPr>
-            <w:tcW w:type="dxa" w:w="1191"/>
+            <w:tcW w:type="dxa" w:w="1872"/>
             <w:vAlign w:val="center"/>
             <w:shd w:fill="F5F5F5"/>
           </w:tcPr>
@@ -11776,7 +11887,7 @@
         </w:trPr>
         <w:tc>
           <w:tcPr>
-            <w:tcW w:type="dxa" w:w="1417"/>
+            <w:tcW w:type="dxa" w:w="1008"/>
             <w:vAlign w:val="center"/>
             <w:shd w:fill="FFFFFF"/>
           </w:tcPr>
@@ -11798,7 +11909,7 @@
         </w:tc>
         <w:tc>
           <w:tcPr>
-            <w:tcW w:type="dxa" w:w="4479"/>
+            <w:tcW w:type="dxa" w:w="2232"/>
             <w:vAlign w:val="center"/>
             <w:shd w:fill="FFFFFF"/>
           </w:tcPr>
@@ -11823,7 +11934,7 @@
         </w:tc>
         <w:tc>
           <w:tcPr>
-            <w:tcW w:type="dxa" w:w="7937"/>
+            <w:tcW w:type="dxa" w:w="4752"/>
             <w:vAlign w:val="center"/>
             <w:shd w:fill="FFFFFF"/>
           </w:tcPr>
@@ -11865,7 +11976,7 @@
         </w:tc>
         <w:tc>
           <w:tcPr>
-            <w:tcW w:type="dxa" w:w="1191"/>
+            <w:tcW w:type="dxa" w:w="1872"/>
             <w:vAlign w:val="center"/>
             <w:shd w:fill="FFFFFF"/>
           </w:tcPr>
@@ -11896,7 +12007,7 @@
         </w:trPr>
         <w:tc>
           <w:tcPr>
-            <w:tcW w:type="dxa" w:w="1417"/>
+            <w:tcW w:type="dxa" w:w="1008"/>
             <w:vAlign w:val="center"/>
             <w:shd w:fill="F5F5F5"/>
           </w:tcPr>
@@ -11918,7 +12029,7 @@
         </w:tc>
         <w:tc>
           <w:tcPr>
-            <w:tcW w:type="dxa" w:w="4479"/>
+            <w:tcW w:type="dxa" w:w="2232"/>
             <w:vAlign w:val="center"/>
             <w:shd w:fill="F5F5F5"/>
           </w:tcPr>
@@ -11943,7 +12054,7 @@
         </w:tc>
         <w:tc>
           <w:tcPr>
-            <w:tcW w:type="dxa" w:w="7937"/>
+            <w:tcW w:type="dxa" w:w="4752"/>
             <w:vAlign w:val="center"/>
             <w:shd w:fill="F5F5F5"/>
           </w:tcPr>
@@ -11985,7 +12096,7 @@
         </w:tc>
         <w:tc>
           <w:tcPr>
-            <w:tcW w:type="dxa" w:w="1191"/>
+            <w:tcW w:type="dxa" w:w="1872"/>
             <w:vAlign w:val="center"/>
             <w:shd w:fill="F5F5F5"/>
           </w:tcPr>
@@ -12016,7 +12127,7 @@
         </w:trPr>
         <w:tc>
           <w:tcPr>
-            <w:tcW w:type="dxa" w:w="1417"/>
+            <w:tcW w:type="dxa" w:w="1008"/>
             <w:vAlign w:val="center"/>
             <w:shd w:fill="FFFFFF"/>
           </w:tcPr>
@@ -12038,7 +12149,7 @@
         </w:tc>
         <w:tc>
           <w:tcPr>
-            <w:tcW w:type="dxa" w:w="4479"/>
+            <w:tcW w:type="dxa" w:w="2232"/>
             <w:vAlign w:val="center"/>
             <w:shd w:fill="FFFFFF"/>
           </w:tcPr>
@@ -12063,7 +12174,7 @@
         </w:tc>
         <w:tc>
           <w:tcPr>
-            <w:tcW w:type="dxa" w:w="7937"/>
+            <w:tcW w:type="dxa" w:w="4752"/>
             <w:vAlign w:val="center"/>
             <w:shd w:fill="FFFFFF"/>
           </w:tcPr>
@@ -12105,7 +12216,7 @@
         </w:tc>
         <w:tc>
           <w:tcPr>
-            <w:tcW w:type="dxa" w:w="1191"/>
+            <w:tcW w:type="dxa" w:w="1872"/>
             <w:vAlign w:val="center"/>
             <w:shd w:fill="FFFFFF"/>
           </w:tcPr>
@@ -12136,7 +12247,7 @@
         </w:trPr>
         <w:tc>
           <w:tcPr>
-            <w:tcW w:type="dxa" w:w="1417"/>
+            <w:tcW w:type="dxa" w:w="1008"/>
             <w:vAlign w:val="center"/>
             <w:shd w:fill="F5F5F5"/>
           </w:tcPr>
@@ -12158,7 +12269,7 @@
         </w:tc>
         <w:tc>
           <w:tcPr>
-            <w:tcW w:type="dxa" w:w="4479"/>
+            <w:tcW w:type="dxa" w:w="2232"/>
             <w:vAlign w:val="center"/>
             <w:shd w:fill="F5F5F5"/>
           </w:tcPr>
@@ -12183,7 +12294,7 @@
         </w:tc>
         <w:tc>
           <w:tcPr>
-            <w:tcW w:type="dxa" w:w="7937"/>
+            <w:tcW w:type="dxa" w:w="4752"/>
             <w:vAlign w:val="center"/>
             <w:shd w:fill="F5F5F5"/>
           </w:tcPr>
@@ -12225,7 +12336,7 @@
         </w:tc>
         <w:tc>
           <w:tcPr>
-            <w:tcW w:type="dxa" w:w="1191"/>
+            <w:tcW w:type="dxa" w:w="1872"/>
             <w:vAlign w:val="center"/>
             <w:shd w:fill="F5F5F5"/>
           </w:tcPr>
@@ -12256,7 +12367,7 @@
         </w:trPr>
         <w:tc>
           <w:tcPr>
-            <w:tcW w:type="dxa" w:w="1417"/>
+            <w:tcW w:type="dxa" w:w="1008"/>
             <w:vAlign w:val="center"/>
             <w:shd w:fill="FFFFFF"/>
           </w:tcPr>
@@ -12278,7 +12389,7 @@
         </w:tc>
         <w:tc>
           <w:tcPr>
-            <w:tcW w:type="dxa" w:w="4479"/>
+            <w:tcW w:type="dxa" w:w="2232"/>
             <w:vAlign w:val="center"/>
             <w:shd w:fill="FFFFFF"/>
           </w:tcPr>
@@ -12303,7 +12414,7 @@
         </w:tc>
         <w:tc>
           <w:tcPr>
-            <w:tcW w:type="dxa" w:w="7937"/>
+            <w:tcW w:type="dxa" w:w="4752"/>
             <w:vAlign w:val="center"/>
             <w:shd w:fill="FFFFFF"/>
           </w:tcPr>
@@ -12345,7 +12456,7 @@
         </w:tc>
         <w:tc>
           <w:tcPr>
-            <w:tcW w:type="dxa" w:w="1191"/>
+            <w:tcW w:type="dxa" w:w="1872"/>
             <w:vAlign w:val="center"/>
             <w:shd w:fill="FFFFFF"/>
           </w:tcPr>
@@ -12376,7 +12487,7 @@
         </w:trPr>
         <w:tc>
           <w:tcPr>
-            <w:tcW w:type="dxa" w:w="1417"/>
+            <w:tcW w:type="dxa" w:w="1008"/>
             <w:vAlign w:val="center"/>
             <w:shd w:fill="F5F5F5"/>
           </w:tcPr>
@@ -12398,7 +12509,7 @@
         </w:tc>
         <w:tc>
           <w:tcPr>
-            <w:tcW w:type="dxa" w:w="4479"/>
+            <w:tcW w:type="dxa" w:w="2232"/>
             <w:vAlign w:val="center"/>
             <w:shd w:fill="F5F5F5"/>
           </w:tcPr>
@@ -12423,7 +12534,7 @@
         </w:tc>
         <w:tc>
           <w:tcPr>
-            <w:tcW w:type="dxa" w:w="7937"/>
+            <w:tcW w:type="dxa" w:w="4752"/>
             <w:vAlign w:val="center"/>
             <w:shd w:fill="F5F5F5"/>
           </w:tcPr>
@@ -12465,7 +12576,7 @@
         </w:tc>
         <w:tc>
           <w:tcPr>
-            <w:tcW w:type="dxa" w:w="1191"/>
+            <w:tcW w:type="dxa" w:w="1872"/>
             <w:vAlign w:val="center"/>
             <w:shd w:fill="F5F5F5"/>
           </w:tcPr>
@@ -12496,7 +12607,7 @@
         </w:trPr>
         <w:tc>
           <w:tcPr>
-            <w:tcW w:type="dxa" w:w="1417"/>
+            <w:tcW w:type="dxa" w:w="1008"/>
             <w:vAlign w:val="center"/>
             <w:shd w:fill="FFFFFF"/>
           </w:tcPr>
@@ -12518,7 +12629,7 @@
         </w:tc>
         <w:tc>
           <w:tcPr>
-            <w:tcW w:type="dxa" w:w="4479"/>
+            <w:tcW w:type="dxa" w:w="2232"/>
             <w:vAlign w:val="center"/>
             <w:shd w:fill="FFFFFF"/>
           </w:tcPr>
@@ -12543,7 +12654,7 @@
         </w:tc>
         <w:tc>
           <w:tcPr>
-            <w:tcW w:type="dxa" w:w="7937"/>
+            <w:tcW w:type="dxa" w:w="4752"/>
             <w:vAlign w:val="center"/>
             <w:shd w:fill="FFFFFF"/>
           </w:tcPr>
@@ -12585,7 +12696,7 @@
         </w:tc>
         <w:tc>
           <w:tcPr>
-            <w:tcW w:type="dxa" w:w="1191"/>
+            <w:tcW w:type="dxa" w:w="1872"/>
             <w:vAlign w:val="center"/>
             <w:shd w:fill="FFFFFF"/>
           </w:tcPr>
@@ -12616,7 +12727,7 @@
         </w:trPr>
         <w:tc>
           <w:tcPr>
-            <w:tcW w:type="dxa" w:w="1417"/>
+            <w:tcW w:type="dxa" w:w="1008"/>
             <w:vAlign w:val="center"/>
             <w:shd w:fill="F5F5F5"/>
           </w:tcPr>
@@ -12638,7 +12749,7 @@
         </w:tc>
         <w:tc>
           <w:tcPr>
-            <w:tcW w:type="dxa" w:w="4479"/>
+            <w:tcW w:type="dxa" w:w="2232"/>
             <w:vAlign w:val="center"/>
             <w:shd w:fill="F5F5F5"/>
           </w:tcPr>
@@ -12663,7 +12774,7 @@
         </w:tc>
         <w:tc>
           <w:tcPr>
-            <w:tcW w:type="dxa" w:w="7937"/>
+            <w:tcW w:type="dxa" w:w="4752"/>
             <w:vAlign w:val="center"/>
             <w:shd w:fill="F5F5F5"/>
           </w:tcPr>
@@ -12705,7 +12816,7 @@
         </w:tc>
         <w:tc>
           <w:tcPr>
-            <w:tcW w:type="dxa" w:w="1191"/>
+            <w:tcW w:type="dxa" w:w="1872"/>
             <w:vAlign w:val="center"/>
             <w:shd w:fill="F5F5F5"/>
           </w:tcPr>
@@ -12736,7 +12847,7 @@
         </w:trPr>
         <w:tc>
           <w:tcPr>
-            <w:tcW w:type="dxa" w:w="1417"/>
+            <w:tcW w:type="dxa" w:w="1008"/>
             <w:vAlign w:val="center"/>
             <w:shd w:fill="FFFFFF"/>
           </w:tcPr>
@@ -12758,7 +12869,7 @@
         </w:tc>
         <w:tc>
           <w:tcPr>
-            <w:tcW w:type="dxa" w:w="4479"/>
+            <w:tcW w:type="dxa" w:w="2232"/>
             <w:vAlign w:val="center"/>
             <w:shd w:fill="FFFFFF"/>
           </w:tcPr>
@@ -12783,7 +12894,7 @@
         </w:tc>
         <w:tc>
           <w:tcPr>
-            <w:tcW w:type="dxa" w:w="7937"/>
+            <w:tcW w:type="dxa" w:w="4752"/>
             <w:vAlign w:val="center"/>
             <w:shd w:fill="FFFFFF"/>
           </w:tcPr>
@@ -12825,7 +12936,7 @@
         </w:tc>
         <w:tc>
           <w:tcPr>
-            <w:tcW w:type="dxa" w:w="1191"/>
+            <w:tcW w:type="dxa" w:w="1872"/>
             <w:vAlign w:val="center"/>
             <w:shd w:fill="FFFFFF"/>
           </w:tcPr>
@@ -12856,7 +12967,7 @@
         </w:trPr>
         <w:tc>
           <w:tcPr>
-            <w:tcW w:type="dxa" w:w="1417"/>
+            <w:tcW w:type="dxa" w:w="1008"/>
             <w:vAlign w:val="center"/>
             <w:shd w:fill="F5F5F5"/>
           </w:tcPr>
@@ -12878,7 +12989,7 @@
         </w:tc>
         <w:tc>
           <w:tcPr>
-            <w:tcW w:type="dxa" w:w="4479"/>
+            <w:tcW w:type="dxa" w:w="2232"/>
             <w:vAlign w:val="center"/>
             <w:shd w:fill="F5F5F5"/>
           </w:tcPr>
@@ -12903,7 +13014,7 @@
         </w:tc>
         <w:tc>
           <w:tcPr>
-            <w:tcW w:type="dxa" w:w="7937"/>
+            <w:tcW w:type="dxa" w:w="4752"/>
             <w:vAlign w:val="center"/>
             <w:shd w:fill="F5F5F5"/>
           </w:tcPr>
@@ -12945,7 +13056,7 @@
         </w:tc>
         <w:tc>
           <w:tcPr>
-            <w:tcW w:type="dxa" w:w="1191"/>
+            <w:tcW w:type="dxa" w:w="1872"/>
             <w:vAlign w:val="center"/>
             <w:shd w:fill="F5F5F5"/>
           </w:tcPr>
@@ -12976,7 +13087,7 @@
         </w:trPr>
         <w:tc>
           <w:tcPr>
-            <w:tcW w:type="dxa" w:w="1417"/>
+            <w:tcW w:type="dxa" w:w="1008"/>
             <w:vAlign w:val="center"/>
             <w:shd w:fill="FFFFFF"/>
           </w:tcPr>
@@ -12998,7 +13109,7 @@
         </w:tc>
         <w:tc>
           <w:tcPr>
-            <w:tcW w:type="dxa" w:w="4479"/>
+            <w:tcW w:type="dxa" w:w="2232"/>
             <w:vAlign w:val="center"/>
             <w:shd w:fill="FFFFFF"/>
           </w:tcPr>
@@ -13023,7 +13134,7 @@
         </w:tc>
         <w:tc>
           <w:tcPr>
-            <w:tcW w:type="dxa" w:w="7937"/>
+            <w:tcW w:type="dxa" w:w="4752"/>
             <w:vAlign w:val="center"/>
             <w:shd w:fill="FFFFFF"/>
           </w:tcPr>
@@ -13065,7 +13176,7 @@
         </w:tc>
         <w:tc>
           <w:tcPr>
-            <w:tcW w:type="dxa" w:w="1191"/>
+            <w:tcW w:type="dxa" w:w="1872"/>
             <w:vAlign w:val="center"/>
             <w:shd w:fill="FFFFFF"/>
           </w:tcPr>
@@ -13096,7 +13207,7 @@
         </w:trPr>
         <w:tc>
           <w:tcPr>
-            <w:tcW w:type="dxa" w:w="1417"/>
+            <w:tcW w:type="dxa" w:w="1008"/>
             <w:vAlign w:val="center"/>
             <w:shd w:fill="F5F5F5"/>
           </w:tcPr>
@@ -13118,7 +13229,7 @@
         </w:tc>
         <w:tc>
           <w:tcPr>
-            <w:tcW w:type="dxa" w:w="4479"/>
+            <w:tcW w:type="dxa" w:w="2232"/>
             <w:vAlign w:val="center"/>
             <w:shd w:fill="F5F5F5"/>
           </w:tcPr>
@@ -13143,7 +13254,7 @@
         </w:tc>
         <w:tc>
           <w:tcPr>
-            <w:tcW w:type="dxa" w:w="7937"/>
+            <w:tcW w:type="dxa" w:w="4752"/>
             <w:vAlign w:val="center"/>
             <w:shd w:fill="F5F5F5"/>
           </w:tcPr>
@@ -13185,7 +13296,7 @@
         </w:tc>
         <w:tc>
           <w:tcPr>
-            <w:tcW w:type="dxa" w:w="1191"/>
+            <w:tcW w:type="dxa" w:w="1872"/>
             <w:vAlign w:val="center"/>
             <w:shd w:fill="F5F5F5"/>
           </w:tcPr>
@@ -13216,7 +13327,7 @@
         </w:trPr>
         <w:tc>
           <w:tcPr>
-            <w:tcW w:type="dxa" w:w="1417"/>
+            <w:tcW w:type="dxa" w:w="1008"/>
             <w:vAlign w:val="center"/>
             <w:shd w:fill="FFFFFF"/>
           </w:tcPr>
@@ -13238,7 +13349,7 @@
         </w:tc>
         <w:tc>
           <w:tcPr>
-            <w:tcW w:type="dxa" w:w="4479"/>
+            <w:tcW w:type="dxa" w:w="2232"/>
             <w:vAlign w:val="center"/>
             <w:shd w:fill="FFFFFF"/>
           </w:tcPr>
@@ -13263,7 +13374,7 @@
         </w:tc>
         <w:tc>
           <w:tcPr>
-            <w:tcW w:type="dxa" w:w="7937"/>
+            <w:tcW w:type="dxa" w:w="4752"/>
             <w:vAlign w:val="center"/>
             <w:shd w:fill="FFFFFF"/>
           </w:tcPr>
@@ -13305,7 +13416,7 @@
         </w:tc>
         <w:tc>
           <w:tcPr>
-            <w:tcW w:type="dxa" w:w="1191"/>
+            <w:tcW w:type="dxa" w:w="1872"/>
             <w:vAlign w:val="center"/>
             <w:shd w:fill="FFFFFF"/>
           </w:tcPr>
@@ -13336,7 +13447,7 @@
         </w:trPr>
         <w:tc>
           <w:tcPr>
-            <w:tcW w:type="dxa" w:w="1417"/>
+            <w:tcW w:type="dxa" w:w="1008"/>
             <w:vAlign w:val="center"/>
             <w:shd w:fill="F5F5F5"/>
           </w:tcPr>
@@ -13358,7 +13469,7 @@
         </w:tc>
         <w:tc>
           <w:tcPr>
-            <w:tcW w:type="dxa" w:w="4479"/>
+            <w:tcW w:type="dxa" w:w="2232"/>
             <w:vAlign w:val="center"/>
             <w:shd w:fill="F5F5F5"/>
           </w:tcPr>
@@ -13383,7 +13494,7 @@
         </w:tc>
         <w:tc>
           <w:tcPr>
-            <w:tcW w:type="dxa" w:w="7937"/>
+            <w:tcW w:type="dxa" w:w="4752"/>
             <w:vAlign w:val="center"/>
             <w:shd w:fill="F5F5F5"/>
           </w:tcPr>
@@ -13425,7 +13536,7 @@
         </w:tc>
         <w:tc>
           <w:tcPr>
-            <w:tcW w:type="dxa" w:w="1191"/>
+            <w:tcW w:type="dxa" w:w="1872"/>
             <w:vAlign w:val="center"/>
             <w:shd w:fill="F5F5F5"/>
           </w:tcPr>
@@ -13456,7 +13567,7 @@
         </w:trPr>
         <w:tc>
           <w:tcPr>
-            <w:tcW w:type="dxa" w:w="1417"/>
+            <w:tcW w:type="dxa" w:w="1008"/>
             <w:vAlign w:val="center"/>
             <w:shd w:fill="FFFFFF"/>
           </w:tcPr>
@@ -13478,7 +13589,7 @@
         </w:tc>
         <w:tc>
           <w:tcPr>
-            <w:tcW w:type="dxa" w:w="4479"/>
+            <w:tcW w:type="dxa" w:w="2232"/>
             <w:vAlign w:val="center"/>
             <w:shd w:fill="FFFFFF"/>
           </w:tcPr>
@@ -13503,7 +13614,7 @@
         </w:tc>
         <w:tc>
           <w:tcPr>
-            <w:tcW w:type="dxa" w:w="7937"/>
+            <w:tcW w:type="dxa" w:w="4752"/>
             <w:vAlign w:val="center"/>
             <w:shd w:fill="FFFFFF"/>
           </w:tcPr>
@@ -13545,7 +13656,7 @@
         </w:tc>
         <w:tc>
           <w:tcPr>
-            <w:tcW w:type="dxa" w:w="1191"/>
+            <w:tcW w:type="dxa" w:w="1872"/>
             <w:vAlign w:val="center"/>
             <w:shd w:fill="FFFFFF"/>
           </w:tcPr>
@@ -13576,7 +13687,7 @@
         </w:trPr>
         <w:tc>
           <w:tcPr>
-            <w:tcW w:type="dxa" w:w="1417"/>
+            <w:tcW w:type="dxa" w:w="1008"/>
             <w:vAlign w:val="center"/>
             <w:shd w:fill="F5F5F5"/>
           </w:tcPr>
@@ -13598,7 +13709,7 @@
         </w:tc>
         <w:tc>
           <w:tcPr>
-            <w:tcW w:type="dxa" w:w="4479"/>
+            <w:tcW w:type="dxa" w:w="2232"/>
             <w:vAlign w:val="center"/>
             <w:shd w:fill="F5F5F5"/>
           </w:tcPr>
@@ -13623,7 +13734,7 @@
         </w:tc>
         <w:tc>
           <w:tcPr>
-            <w:tcW w:type="dxa" w:w="7937"/>
+            <w:tcW w:type="dxa" w:w="4752"/>
             <w:vAlign w:val="center"/>
             <w:shd w:fill="F5F5F5"/>
           </w:tcPr>
@@ -13665,7 +13776,7 @@
         </w:tc>
         <w:tc>
           <w:tcPr>
-            <w:tcW w:type="dxa" w:w="1191"/>
+            <w:tcW w:type="dxa" w:w="1872"/>
             <w:vAlign w:val="center"/>
             <w:shd w:fill="F5F5F5"/>
           </w:tcPr>
@@ -13696,7 +13807,7 @@
         </w:trPr>
         <w:tc>
           <w:tcPr>
-            <w:tcW w:type="dxa" w:w="1417"/>
+            <w:tcW w:type="dxa" w:w="1008"/>
             <w:vAlign w:val="center"/>
             <w:shd w:fill="FFFFFF"/>
           </w:tcPr>
@@ -13718,7 +13829,7 @@
         </w:tc>
         <w:tc>
           <w:tcPr>
-            <w:tcW w:type="dxa" w:w="4479"/>
+            <w:tcW w:type="dxa" w:w="2232"/>
             <w:vAlign w:val="center"/>
             <w:shd w:fill="FFFFFF"/>
           </w:tcPr>
@@ -13743,7 +13854,7 @@
         </w:tc>
         <w:tc>
           <w:tcPr>
-            <w:tcW w:type="dxa" w:w="7937"/>
+            <w:tcW w:type="dxa" w:w="4752"/>
             <w:vAlign w:val="center"/>
             <w:shd w:fill="FFFFFF"/>
           </w:tcPr>
@@ -13785,7 +13896,7 @@
         </w:tc>
         <w:tc>
           <w:tcPr>
-            <w:tcW w:type="dxa" w:w="1191"/>
+            <w:tcW w:type="dxa" w:w="1872"/>
             <w:vAlign w:val="center"/>
             <w:shd w:fill="FFFFFF"/>
           </w:tcPr>
@@ -13816,7 +13927,7 @@
         </w:trPr>
         <w:tc>
           <w:tcPr>
-            <w:tcW w:type="dxa" w:w="1417"/>
+            <w:tcW w:type="dxa" w:w="1008"/>
             <w:vAlign w:val="center"/>
             <w:shd w:fill="F5F5F5"/>
           </w:tcPr>
@@ -13838,7 +13949,7 @@
         </w:tc>
         <w:tc>
           <w:tcPr>
-            <w:tcW w:type="dxa" w:w="4479"/>
+            <w:tcW w:type="dxa" w:w="2232"/>
             <w:vAlign w:val="center"/>
             <w:shd w:fill="F5F5F5"/>
           </w:tcPr>
@@ -13863,7 +13974,7 @@
         </w:tc>
         <w:tc>
           <w:tcPr>
-            <w:tcW w:type="dxa" w:w="7937"/>
+            <w:tcW w:type="dxa" w:w="4752"/>
             <w:vAlign w:val="center"/>
             <w:shd w:fill="F5F5F5"/>
           </w:tcPr>
@@ -13905,7 +14016,7 @@
         </w:tc>
         <w:tc>
           <w:tcPr>
-            <w:tcW w:type="dxa" w:w="1191"/>
+            <w:tcW w:type="dxa" w:w="1872"/>
             <w:vAlign w:val="center"/>
             <w:shd w:fill="F5F5F5"/>
           </w:tcPr>
@@ -13936,7 +14047,7 @@
         </w:trPr>
         <w:tc>
           <w:tcPr>
-            <w:tcW w:type="dxa" w:w="1417"/>
+            <w:tcW w:type="dxa" w:w="1008"/>
             <w:vAlign w:val="center"/>
             <w:shd w:fill="FFFFFF"/>
           </w:tcPr>
@@ -13958,7 +14069,7 @@
         </w:tc>
         <w:tc>
           <w:tcPr>
-            <w:tcW w:type="dxa" w:w="4479"/>
+            <w:tcW w:type="dxa" w:w="2232"/>
             <w:vAlign w:val="center"/>
             <w:shd w:fill="FFFFFF"/>
           </w:tcPr>
@@ -13983,7 +14094,7 @@
         </w:tc>
         <w:tc>
           <w:tcPr>
-            <w:tcW w:type="dxa" w:w="7937"/>
+            <w:tcW w:type="dxa" w:w="4752"/>
             <w:vAlign w:val="center"/>
             <w:shd w:fill="FFFFFF"/>
           </w:tcPr>
@@ -14025,7 +14136,7 @@
         </w:tc>
         <w:tc>
           <w:tcPr>
-            <w:tcW w:type="dxa" w:w="1191"/>
+            <w:tcW w:type="dxa" w:w="1872"/>
             <w:vAlign w:val="center"/>
             <w:shd w:fill="FFFFFF"/>
           </w:tcPr>
@@ -14056,7 +14167,7 @@
         </w:trPr>
         <w:tc>
           <w:tcPr>
-            <w:tcW w:type="dxa" w:w="1417"/>
+            <w:tcW w:type="dxa" w:w="1008"/>
             <w:vAlign w:val="center"/>
             <w:shd w:fill="F5F5F5"/>
           </w:tcPr>
@@ -14078,7 +14189,7 @@
         </w:tc>
         <w:tc>
           <w:tcPr>
-            <w:tcW w:type="dxa" w:w="4479"/>
+            <w:tcW w:type="dxa" w:w="2232"/>
             <w:vAlign w:val="center"/>
             <w:shd w:fill="F5F5F5"/>
           </w:tcPr>
@@ -14103,7 +14214,7 @@
         </w:tc>
         <w:tc>
           <w:tcPr>
-            <w:tcW w:type="dxa" w:w="7937"/>
+            <w:tcW w:type="dxa" w:w="4752"/>
             <w:vAlign w:val="center"/>
             <w:shd w:fill="F5F5F5"/>
           </w:tcPr>
@@ -14145,7 +14256,7 @@
         </w:tc>
         <w:tc>
           <w:tcPr>
-            <w:tcW w:type="dxa" w:w="1191"/>
+            <w:tcW w:type="dxa" w:w="1872"/>
             <w:vAlign w:val="center"/>
             <w:shd w:fill="F5F5F5"/>
           </w:tcPr>
@@ -14176,7 +14287,7 @@
         </w:trPr>
         <w:tc>
           <w:tcPr>
-            <w:tcW w:type="dxa" w:w="1417"/>
+            <w:tcW w:type="dxa" w:w="1008"/>
             <w:vAlign w:val="center"/>
             <w:shd w:fill="FFFFFF"/>
           </w:tcPr>
@@ -14198,7 +14309,7 @@
         </w:tc>
         <w:tc>
           <w:tcPr>
-            <w:tcW w:type="dxa" w:w="4479"/>
+            <w:tcW w:type="dxa" w:w="2232"/>
             <w:vAlign w:val="center"/>
             <w:shd w:fill="FFFFFF"/>
           </w:tcPr>
@@ -14223,7 +14334,7 @@
         </w:tc>
         <w:tc>
           <w:tcPr>
-            <w:tcW w:type="dxa" w:w="7937"/>
+            <w:tcW w:type="dxa" w:w="4752"/>
             <w:vAlign w:val="center"/>
             <w:shd w:fill="FFFFFF"/>
           </w:tcPr>
@@ -14265,7 +14376,7 @@
         </w:tc>
         <w:tc>
           <w:tcPr>
-            <w:tcW w:type="dxa" w:w="1191"/>
+            <w:tcW w:type="dxa" w:w="1872"/>
             <w:vAlign w:val="center"/>
             <w:shd w:fill="FFFFFF"/>
           </w:tcPr>
@@ -14296,7 +14407,7 @@
         </w:trPr>
         <w:tc>
           <w:tcPr>
-            <w:tcW w:type="dxa" w:w="1417"/>
+            <w:tcW w:type="dxa" w:w="1008"/>
             <w:vAlign w:val="center"/>
             <w:shd w:fill="F5F5F5"/>
           </w:tcPr>
@@ -14318,7 +14429,7 @@
         </w:tc>
         <w:tc>
           <w:tcPr>
-            <w:tcW w:type="dxa" w:w="4479"/>
+            <w:tcW w:type="dxa" w:w="2232"/>
             <w:vAlign w:val="center"/>
             <w:shd w:fill="F5F5F5"/>
           </w:tcPr>
@@ -14343,7 +14454,7 @@
         </w:tc>
         <w:tc>
           <w:tcPr>
-            <w:tcW w:type="dxa" w:w="7937"/>
+            <w:tcW w:type="dxa" w:w="4752"/>
             <w:vAlign w:val="center"/>
             <w:shd w:fill="F5F5F5"/>
           </w:tcPr>
@@ -14385,7 +14496,7 @@
         </w:tc>
         <w:tc>
           <w:tcPr>
-            <w:tcW w:type="dxa" w:w="1191"/>
+            <w:tcW w:type="dxa" w:w="1872"/>
             <w:vAlign w:val="center"/>
             <w:shd w:fill="F5F5F5"/>
           </w:tcPr>
@@ -14416,7 +14527,7 @@
         </w:trPr>
         <w:tc>
           <w:tcPr>
-            <w:tcW w:type="dxa" w:w="1417"/>
+            <w:tcW w:type="dxa" w:w="1008"/>
             <w:vAlign w:val="center"/>
             <w:shd w:fill="FFFFFF"/>
           </w:tcPr>
@@ -14438,7 +14549,7 @@
         </w:tc>
         <w:tc>
           <w:tcPr>
-            <w:tcW w:type="dxa" w:w="4479"/>
+            <w:tcW w:type="dxa" w:w="2232"/>
             <w:vAlign w:val="center"/>
             <w:shd w:fill="FFFFFF"/>
           </w:tcPr>
@@ -14463,7 +14574,7 @@
         </w:tc>
         <w:tc>
           <w:tcPr>
-            <w:tcW w:type="dxa" w:w="7937"/>
+            <w:tcW w:type="dxa" w:w="4752"/>
             <w:vAlign w:val="center"/>
             <w:shd w:fill="FFFFFF"/>
           </w:tcPr>
@@ -14505,7 +14616,7 @@
         </w:tc>
         <w:tc>
           <w:tcPr>
-            <w:tcW w:type="dxa" w:w="1191"/>
+            <w:tcW w:type="dxa" w:w="1872"/>
             <w:vAlign w:val="center"/>
             <w:shd w:fill="FFFFFF"/>
           </w:tcPr>
@@ -14536,7 +14647,7 @@
         </w:trPr>
         <w:tc>
           <w:tcPr>
-            <w:tcW w:type="dxa" w:w="1417"/>
+            <w:tcW w:type="dxa" w:w="1008"/>
             <w:vAlign w:val="center"/>
             <w:shd w:fill="F5F5F5"/>
           </w:tcPr>
@@ -14558,7 +14669,7 @@
         </w:tc>
         <w:tc>
           <w:tcPr>
-            <w:tcW w:type="dxa" w:w="4479"/>
+            <w:tcW w:type="dxa" w:w="2232"/>
             <w:vAlign w:val="center"/>
             <w:shd w:fill="F5F5F5"/>
           </w:tcPr>
@@ -14583,7 +14694,7 @@
         </w:tc>
         <w:tc>
           <w:tcPr>
-            <w:tcW w:type="dxa" w:w="7937"/>
+            <w:tcW w:type="dxa" w:w="4752"/>
             <w:vAlign w:val="center"/>
             <w:shd w:fill="F5F5F5"/>
           </w:tcPr>
@@ -14625,7 +14736,7 @@
         </w:tc>
         <w:tc>
           <w:tcPr>
-            <w:tcW w:type="dxa" w:w="1191"/>
+            <w:tcW w:type="dxa" w:w="1872"/>
             <w:vAlign w:val="center"/>
             <w:shd w:fill="F5F5F5"/>
           </w:tcPr>
@@ -14656,7 +14767,7 @@
         </w:trPr>
         <w:tc>
           <w:tcPr>
-            <w:tcW w:type="dxa" w:w="1417"/>
+            <w:tcW w:type="dxa" w:w="1008"/>
             <w:vAlign w:val="center"/>
             <w:shd w:fill="FFFFFF"/>
           </w:tcPr>
@@ -14678,7 +14789,7 @@
         </w:tc>
         <w:tc>
           <w:tcPr>
-            <w:tcW w:type="dxa" w:w="4479"/>
+            <w:tcW w:type="dxa" w:w="2232"/>
             <w:vAlign w:val="center"/>
             <w:shd w:fill="FFFFFF"/>
           </w:tcPr>
@@ -14703,7 +14814,7 @@
         </w:tc>
         <w:tc>
           <w:tcPr>
-            <w:tcW w:type="dxa" w:w="7937"/>
+            <w:tcW w:type="dxa" w:w="4752"/>
             <w:vAlign w:val="center"/>
             <w:shd w:fill="FFFFFF"/>
           </w:tcPr>
@@ -14745,7 +14856,7 @@
         </w:tc>
         <w:tc>
           <w:tcPr>
-            <w:tcW w:type="dxa" w:w="1191"/>
+            <w:tcW w:type="dxa" w:w="1872"/>
             <w:vAlign w:val="center"/>
             <w:shd w:fill="FFFFFF"/>
           </w:tcPr>
@@ -14776,7 +14887,7 @@
         </w:trPr>
         <w:tc>
           <w:tcPr>
-            <w:tcW w:type="dxa" w:w="1417"/>
+            <w:tcW w:type="dxa" w:w="1008"/>
             <w:vAlign w:val="center"/>
             <w:shd w:fill="F5F5F5"/>
           </w:tcPr>
@@ -14798,7 +14909,7 @@
         </w:tc>
         <w:tc>
           <w:tcPr>
-            <w:tcW w:type="dxa" w:w="4479"/>
+            <w:tcW w:type="dxa" w:w="2232"/>
             <w:vAlign w:val="center"/>
             <w:shd w:fill="F5F5F5"/>
           </w:tcPr>
@@ -14823,7 +14934,7 @@
         </w:tc>
         <w:tc>
           <w:tcPr>
-            <w:tcW w:type="dxa" w:w="7937"/>
+            <w:tcW w:type="dxa" w:w="4752"/>
             <w:vAlign w:val="center"/>
             <w:shd w:fill="F5F5F5"/>
           </w:tcPr>
@@ -14865,7 +14976,7 @@
         </w:tc>
         <w:tc>
           <w:tcPr>
-            <w:tcW w:type="dxa" w:w="1191"/>
+            <w:tcW w:type="dxa" w:w="1872"/>
             <w:vAlign w:val="center"/>
             <w:shd w:fill="F5F5F5"/>
           </w:tcPr>
@@ -14896,7 +15007,7 @@
         </w:trPr>
         <w:tc>
           <w:tcPr>
-            <w:tcW w:type="dxa" w:w="1417"/>
+            <w:tcW w:type="dxa" w:w="1008"/>
             <w:vAlign w:val="center"/>
             <w:shd w:fill="FFFFFF"/>
           </w:tcPr>
@@ -14918,7 +15029,7 @@
         </w:tc>
         <w:tc>
           <w:tcPr>
-            <w:tcW w:type="dxa" w:w="4479"/>
+            <w:tcW w:type="dxa" w:w="2232"/>
             <w:vAlign w:val="center"/>
             <w:shd w:fill="FFFFFF"/>
           </w:tcPr>
@@ -14943,7 +15054,7 @@
         </w:tc>
         <w:tc>
           <w:tcPr>
-            <w:tcW w:type="dxa" w:w="7937"/>
+            <w:tcW w:type="dxa" w:w="4752"/>
             <w:vAlign w:val="center"/>
             <w:shd w:fill="FFFFFF"/>
           </w:tcPr>
@@ -14985,7 +15096,7 @@
         </w:tc>
         <w:tc>
           <w:tcPr>
-            <w:tcW w:type="dxa" w:w="1191"/>
+            <w:tcW w:type="dxa" w:w="1872"/>
             <w:vAlign w:val="center"/>
             <w:shd w:fill="FFFFFF"/>
           </w:tcPr>
@@ -15016,7 +15127,7 @@
         </w:trPr>
         <w:tc>
           <w:tcPr>
-            <w:tcW w:type="dxa" w:w="1417"/>
+            <w:tcW w:type="dxa" w:w="1008"/>
             <w:vAlign w:val="center"/>
             <w:shd w:fill="F5F5F5"/>
           </w:tcPr>
@@ -15038,7 +15149,7 @@
         </w:tc>
         <w:tc>
           <w:tcPr>
-            <w:tcW w:type="dxa" w:w="4479"/>
+            <w:tcW w:type="dxa" w:w="2232"/>
             <w:vAlign w:val="center"/>
             <w:shd w:fill="F5F5F5"/>
           </w:tcPr>
@@ -15063,7 +15174,7 @@
         </w:tc>
         <w:tc>
           <w:tcPr>
-            <w:tcW w:type="dxa" w:w="7937"/>
+            <w:tcW w:type="dxa" w:w="4752"/>
             <w:vAlign w:val="center"/>
             <w:shd w:fill="F5F5F5"/>
           </w:tcPr>
@@ -15105,7 +15216,7 @@
         </w:tc>
         <w:tc>
           <w:tcPr>
-            <w:tcW w:type="dxa" w:w="1191"/>
+            <w:tcW w:type="dxa" w:w="1872"/>
             <w:vAlign w:val="center"/>
             <w:shd w:fill="F5F5F5"/>
           </w:tcPr>
@@ -15136,7 +15247,7 @@
         </w:trPr>
         <w:tc>
           <w:tcPr>
-            <w:tcW w:type="dxa" w:w="1417"/>
+            <w:tcW w:type="dxa" w:w="1008"/>
             <w:vAlign w:val="center"/>
             <w:shd w:fill="FFFFFF"/>
           </w:tcPr>
@@ -15158,7 +15269,7 @@
         </w:tc>
         <w:tc>
           <w:tcPr>
-            <w:tcW w:type="dxa" w:w="4479"/>
+            <w:tcW w:type="dxa" w:w="2232"/>
             <w:vAlign w:val="center"/>
             <w:shd w:fill="FFFFFF"/>
           </w:tcPr>
@@ -15183,7 +15294,7 @@
         </w:tc>
         <w:tc>
           <w:tcPr>
-            <w:tcW w:type="dxa" w:w="7937"/>
+            <w:tcW w:type="dxa" w:w="4752"/>
             <w:vAlign w:val="center"/>
             <w:shd w:fill="FFFFFF"/>
           </w:tcPr>
@@ -15225,7 +15336,7 @@
         </w:tc>
         <w:tc>
           <w:tcPr>
-            <w:tcW w:type="dxa" w:w="1191"/>
+            <w:tcW w:type="dxa" w:w="1872"/>
             <w:vAlign w:val="center"/>
             <w:shd w:fill="FFFFFF"/>
           </w:tcPr>
@@ -15256,7 +15367,7 @@
         </w:trPr>
         <w:tc>
           <w:tcPr>
-            <w:tcW w:type="dxa" w:w="1417"/>
+            <w:tcW w:type="dxa" w:w="1008"/>
             <w:vAlign w:val="center"/>
             <w:shd w:fill="F5F5F5"/>
           </w:tcPr>
@@ -15278,7 +15389,7 @@
         </w:tc>
         <w:tc>
           <w:tcPr>
-            <w:tcW w:type="dxa" w:w="4479"/>
+            <w:tcW w:type="dxa" w:w="2232"/>
             <w:vAlign w:val="center"/>
             <w:shd w:fill="F5F5F5"/>
           </w:tcPr>
@@ -15303,7 +15414,7 @@
         </w:tc>
         <w:tc>
           <w:tcPr>
-            <w:tcW w:type="dxa" w:w="7937"/>
+            <w:tcW w:type="dxa" w:w="4752"/>
             <w:vAlign w:val="center"/>
             <w:shd w:fill="F5F5F5"/>
           </w:tcPr>
@@ -15345,7 +15456,7 @@
         </w:tc>
         <w:tc>
           <w:tcPr>
-            <w:tcW w:type="dxa" w:w="1191"/>
+            <w:tcW w:type="dxa" w:w="1872"/>
             <w:vAlign w:val="center"/>
             <w:shd w:fill="F5F5F5"/>
           </w:tcPr>
@@ -15376,7 +15487,7 @@
         </w:trPr>
         <w:tc>
           <w:tcPr>
-            <w:tcW w:type="dxa" w:w="1417"/>
+            <w:tcW w:type="dxa" w:w="1008"/>
             <w:vAlign w:val="center"/>
             <w:shd w:fill="FFFFFF"/>
           </w:tcPr>
@@ -15398,7 +15509,7 @@
         </w:tc>
         <w:tc>
           <w:tcPr>
-            <w:tcW w:type="dxa" w:w="4479"/>
+            <w:tcW w:type="dxa" w:w="2232"/>
             <w:vAlign w:val="center"/>
             <w:shd w:fill="FFFFFF"/>
           </w:tcPr>
@@ -15423,7 +15534,7 @@
         </w:tc>
         <w:tc>
           <w:tcPr>
-            <w:tcW w:type="dxa" w:w="7937"/>
+            <w:tcW w:type="dxa" w:w="4752"/>
             <w:vAlign w:val="center"/>
             <w:shd w:fill="FFFFFF"/>
           </w:tcPr>
@@ -15465,7 +15576,7 @@
         </w:tc>
         <w:tc>
           <w:tcPr>
-            <w:tcW w:type="dxa" w:w="1191"/>
+            <w:tcW w:type="dxa" w:w="1872"/>
             <w:vAlign w:val="center"/>
             <w:shd w:fill="FFFFFF"/>
           </w:tcPr>
@@ -15496,7 +15607,7 @@
         </w:trPr>
         <w:tc>
           <w:tcPr>
-            <w:tcW w:type="dxa" w:w="1417"/>
+            <w:tcW w:type="dxa" w:w="1008"/>
             <w:vAlign w:val="center"/>
             <w:shd w:fill="F5F5F5"/>
           </w:tcPr>
@@ -15518,7 +15629,7 @@
         </w:tc>
         <w:tc>
           <w:tcPr>
-            <w:tcW w:type="dxa" w:w="4479"/>
+            <w:tcW w:type="dxa" w:w="2232"/>
             <w:vAlign w:val="center"/>
             <w:shd w:fill="F5F5F5"/>
           </w:tcPr>
@@ -15543,7 +15654,7 @@
         </w:tc>
         <w:tc>
           <w:tcPr>
-            <w:tcW w:type="dxa" w:w="7937"/>
+            <w:tcW w:type="dxa" w:w="4752"/>
             <w:vAlign w:val="center"/>
             <w:shd w:fill="F5F5F5"/>
           </w:tcPr>
@@ -15585,7 +15696,7 @@
         </w:tc>
         <w:tc>
           <w:tcPr>
-            <w:tcW w:type="dxa" w:w="1191"/>
+            <w:tcW w:type="dxa" w:w="1872"/>
             <w:vAlign w:val="center"/>
             <w:shd w:fill="F5F5F5"/>
           </w:tcPr>
@@ -15616,7 +15727,7 @@
         </w:trPr>
         <w:tc>
           <w:tcPr>
-            <w:tcW w:type="dxa" w:w="1417"/>
+            <w:tcW w:type="dxa" w:w="1008"/>
             <w:vAlign w:val="center"/>
             <w:shd w:fill="FFFFFF"/>
           </w:tcPr>
@@ -15638,7 +15749,7 @@
         </w:tc>
         <w:tc>
           <w:tcPr>
-            <w:tcW w:type="dxa" w:w="4479"/>
+            <w:tcW w:type="dxa" w:w="2232"/>
             <w:vAlign w:val="center"/>
             <w:shd w:fill="FFFFFF"/>
           </w:tcPr>
@@ -15663,7 +15774,7 @@
         </w:tc>
         <w:tc>
           <w:tcPr>
-            <w:tcW w:type="dxa" w:w="7937"/>
+            <w:tcW w:type="dxa" w:w="4752"/>
             <w:vAlign w:val="center"/>
             <w:shd w:fill="FFFFFF"/>
           </w:tcPr>
@@ -15705,7 +15816,7 @@
         </w:tc>
         <w:tc>
           <w:tcPr>
-            <w:tcW w:type="dxa" w:w="1191"/>
+            <w:tcW w:type="dxa" w:w="1872"/>
             <w:vAlign w:val="center"/>
             <w:shd w:fill="FFFFFF"/>
           </w:tcPr>
@@ -15736,7 +15847,7 @@
         </w:trPr>
         <w:tc>
           <w:tcPr>
-            <w:tcW w:type="dxa" w:w="1417"/>
+            <w:tcW w:type="dxa" w:w="1008"/>
             <w:vAlign w:val="center"/>
             <w:shd w:fill="F5F5F5"/>
           </w:tcPr>
@@ -15758,7 +15869,7 @@
         </w:tc>
         <w:tc>
           <w:tcPr>
-            <w:tcW w:type="dxa" w:w="4479"/>
+            <w:tcW w:type="dxa" w:w="2232"/>
             <w:vAlign w:val="center"/>
             <w:shd w:fill="F5F5F5"/>
           </w:tcPr>
@@ -15783,7 +15894,7 @@
         </w:tc>
         <w:tc>
           <w:tcPr>
-            <w:tcW w:type="dxa" w:w="7937"/>
+            <w:tcW w:type="dxa" w:w="4752"/>
             <w:vAlign w:val="center"/>
             <w:shd w:fill="F5F5F5"/>
           </w:tcPr>
@@ -15825,7 +15936,7 @@
         </w:tc>
         <w:tc>
           <w:tcPr>
-            <w:tcW w:type="dxa" w:w="1191"/>
+            <w:tcW w:type="dxa" w:w="1872"/>
             <w:vAlign w:val="center"/>
             <w:shd w:fill="F5F5F5"/>
           </w:tcPr>
@@ -15856,7 +15967,7 @@
         </w:trPr>
         <w:tc>
           <w:tcPr>
-            <w:tcW w:type="dxa" w:w="1417"/>
+            <w:tcW w:type="dxa" w:w="1008"/>
             <w:vAlign w:val="center"/>
             <w:shd w:fill="FFFFFF"/>
           </w:tcPr>
@@ -15878,7 +15989,7 @@
         </w:tc>
         <w:tc>
           <w:tcPr>
-            <w:tcW w:type="dxa" w:w="4479"/>
+            <w:tcW w:type="dxa" w:w="2232"/>
             <w:vAlign w:val="center"/>
             <w:shd w:fill="FFFFFF"/>
           </w:tcPr>
@@ -15903,7 +16014,7 @@
         </w:tc>
         <w:tc>
           <w:tcPr>
-            <w:tcW w:type="dxa" w:w="7937"/>
+            <w:tcW w:type="dxa" w:w="4752"/>
             <w:vAlign w:val="center"/>
             <w:shd w:fill="FFFFFF"/>
           </w:tcPr>
@@ -15945,7 +16056,7 @@
         </w:tc>
         <w:tc>
           <w:tcPr>
-            <w:tcW w:type="dxa" w:w="1191"/>
+            <w:tcW w:type="dxa" w:w="1872"/>
             <w:vAlign w:val="center"/>
             <w:shd w:fill="FFFFFF"/>
           </w:tcPr>
@@ -15976,7 +16087,7 @@
         </w:trPr>
         <w:tc>
           <w:tcPr>
-            <w:tcW w:type="dxa" w:w="1417"/>
+            <w:tcW w:type="dxa" w:w="1008"/>
             <w:vAlign w:val="center"/>
             <w:shd w:fill="F5F5F5"/>
           </w:tcPr>
@@ -15998,7 +16109,7 @@
         </w:tc>
         <w:tc>
           <w:tcPr>
-            <w:tcW w:type="dxa" w:w="4479"/>
+            <w:tcW w:type="dxa" w:w="2232"/>
             <w:vAlign w:val="center"/>
             <w:shd w:fill="F5F5F5"/>
           </w:tcPr>
@@ -16023,7 +16134,7 @@
         </w:tc>
         <w:tc>
           <w:tcPr>
-            <w:tcW w:type="dxa" w:w="7937"/>
+            <w:tcW w:type="dxa" w:w="4752"/>
             <w:vAlign w:val="center"/>
             <w:shd w:fill="F5F5F5"/>
           </w:tcPr>
@@ -16065,7 +16176,7 @@
         </w:tc>
         <w:tc>
           <w:tcPr>
-            <w:tcW w:type="dxa" w:w="1191"/>
+            <w:tcW w:type="dxa" w:w="1872"/>
             <w:vAlign w:val="center"/>
             <w:shd w:fill="F5F5F5"/>
           </w:tcPr>
@@ -16096,7 +16207,7 @@
         </w:trPr>
         <w:tc>
           <w:tcPr>
-            <w:tcW w:type="dxa" w:w="1417"/>
+            <w:tcW w:type="dxa" w:w="1008"/>
             <w:vAlign w:val="center"/>
             <w:shd w:fill="FFFFFF"/>
           </w:tcPr>
@@ -16118,7 +16229,7 @@
         </w:tc>
         <w:tc>
           <w:tcPr>
-            <w:tcW w:type="dxa" w:w="4479"/>
+            <w:tcW w:type="dxa" w:w="2232"/>
             <w:vAlign w:val="center"/>
             <w:shd w:fill="FFFFFF"/>
           </w:tcPr>
@@ -16143,7 +16254,7 @@
         </w:tc>
         <w:tc>
           <w:tcPr>
-            <w:tcW w:type="dxa" w:w="7937"/>
+            <w:tcW w:type="dxa" w:w="4752"/>
             <w:vAlign w:val="center"/>
             <w:shd w:fill="FFFFFF"/>
           </w:tcPr>
@@ -16185,7 +16296,7 @@
         </w:tc>
         <w:tc>
           <w:tcPr>
-            <w:tcW w:type="dxa" w:w="1191"/>
+            <w:tcW w:type="dxa" w:w="1872"/>
             <w:vAlign w:val="center"/>
             <w:shd w:fill="FFFFFF"/>
           </w:tcPr>
@@ -16216,7 +16327,7 @@
         </w:trPr>
         <w:tc>
           <w:tcPr>
-            <w:tcW w:type="dxa" w:w="1417"/>
+            <w:tcW w:type="dxa" w:w="1008"/>
             <w:vAlign w:val="center"/>
             <w:shd w:fill="F5F5F5"/>
           </w:tcPr>
@@ -16238,7 +16349,7 @@
         </w:tc>
         <w:tc>
           <w:tcPr>
-            <w:tcW w:type="dxa" w:w="4479"/>
+            <w:tcW w:type="dxa" w:w="2232"/>
             <w:vAlign w:val="center"/>
             <w:shd w:fill="F5F5F5"/>
           </w:tcPr>
@@ -16263,7 +16374,7 @@
         </w:tc>
         <w:tc>
           <w:tcPr>
-            <w:tcW w:type="dxa" w:w="7937"/>
+            <w:tcW w:type="dxa" w:w="4752"/>
             <w:vAlign w:val="center"/>
             <w:shd w:fill="F5F5F5"/>
           </w:tcPr>
@@ -16305,7 +16416,7 @@
         </w:tc>
         <w:tc>
           <w:tcPr>
-            <w:tcW w:type="dxa" w:w="1191"/>
+            <w:tcW w:type="dxa" w:w="1872"/>
             <w:vAlign w:val="center"/>
             <w:shd w:fill="F5F5F5"/>
           </w:tcPr>
@@ -16336,7 +16447,7 @@
         </w:trPr>
         <w:tc>
           <w:tcPr>
-            <w:tcW w:type="dxa" w:w="1417"/>
+            <w:tcW w:type="dxa" w:w="1008"/>
             <w:vAlign w:val="center"/>
             <w:shd w:fill="FFFFFF"/>
           </w:tcPr>
@@ -16358,7 +16469,7 @@
         </w:tc>
         <w:tc>
           <w:tcPr>
-            <w:tcW w:type="dxa" w:w="4479"/>
+            <w:tcW w:type="dxa" w:w="2232"/>
             <w:vAlign w:val="center"/>
             <w:shd w:fill="FFFFFF"/>
           </w:tcPr>
@@ -16383,7 +16494,7 @@
         </w:tc>
         <w:tc>
           <w:tcPr>
-            <w:tcW w:type="dxa" w:w="7937"/>
+            <w:tcW w:type="dxa" w:w="4752"/>
             <w:vAlign w:val="center"/>
             <w:shd w:fill="FFFFFF"/>
           </w:tcPr>
@@ -16425,7 +16536,7 @@
         </w:tc>
         <w:tc>
           <w:tcPr>
-            <w:tcW w:type="dxa" w:w="1191"/>
+            <w:tcW w:type="dxa" w:w="1872"/>
             <w:vAlign w:val="center"/>
             <w:shd w:fill="FFFFFF"/>
           </w:tcPr>
@@ -16456,7 +16567,7 @@
         </w:trPr>
         <w:tc>
           <w:tcPr>
-            <w:tcW w:type="dxa" w:w="1417"/>
+            <w:tcW w:type="dxa" w:w="1008"/>
             <w:vAlign w:val="center"/>
             <w:shd w:fill="F5F5F5"/>
           </w:tcPr>
@@ -16478,7 +16589,7 @@
         </w:tc>
         <w:tc>
           <w:tcPr>
-            <w:tcW w:type="dxa" w:w="4479"/>
+            <w:tcW w:type="dxa" w:w="2232"/>
             <w:vAlign w:val="center"/>
             <w:shd w:fill="F5F5F5"/>
           </w:tcPr>
@@ -16503,7 +16614,7 @@
         </w:tc>
         <w:tc>
           <w:tcPr>
-            <w:tcW w:type="dxa" w:w="7937"/>
+            <w:tcW w:type="dxa" w:w="4752"/>
             <w:vAlign w:val="center"/>
             <w:shd w:fill="F5F5F5"/>
           </w:tcPr>
@@ -16545,7 +16656,7 @@
         </w:tc>
         <w:tc>
           <w:tcPr>
-            <w:tcW w:type="dxa" w:w="1191"/>
+            <w:tcW w:type="dxa" w:w="1872"/>
             <w:vAlign w:val="center"/>
             <w:shd w:fill="F5F5F5"/>
           </w:tcPr>
@@ -16576,7 +16687,7 @@
         </w:trPr>
         <w:tc>
           <w:tcPr>
-            <w:tcW w:type="dxa" w:w="1417"/>
+            <w:tcW w:type="dxa" w:w="1008"/>
             <w:vAlign w:val="center"/>
             <w:shd w:fill="FFFFFF"/>
           </w:tcPr>
@@ -16598,7 +16709,7 @@
         </w:tc>
         <w:tc>
           <w:tcPr>
-            <w:tcW w:type="dxa" w:w="4479"/>
+            <w:tcW w:type="dxa" w:w="2232"/>
             <w:vAlign w:val="center"/>
             <w:shd w:fill="FFFFFF"/>
           </w:tcPr>
@@ -16623,7 +16734,7 @@
         </w:tc>
         <w:tc>
           <w:tcPr>
-            <w:tcW w:type="dxa" w:w="7937"/>
+            <w:tcW w:type="dxa" w:w="4752"/>
             <w:vAlign w:val="center"/>
             <w:shd w:fill="FFFFFF"/>
           </w:tcPr>
@@ -16665,7 +16776,7 @@
         </w:tc>
         <w:tc>
           <w:tcPr>
-            <w:tcW w:type="dxa" w:w="1191"/>
+            <w:tcW w:type="dxa" w:w="1872"/>
             <w:vAlign w:val="center"/>
             <w:shd w:fill="FFFFFF"/>
           </w:tcPr>
@@ -16696,7 +16807,7 @@
         </w:trPr>
         <w:tc>
           <w:tcPr>
-            <w:tcW w:type="dxa" w:w="1417"/>
+            <w:tcW w:type="dxa" w:w="1008"/>
             <w:vAlign w:val="center"/>
             <w:shd w:fill="F5F5F5"/>
           </w:tcPr>
@@ -16718,7 +16829,7 @@
         </w:tc>
         <w:tc>
           <w:tcPr>
-            <w:tcW w:type="dxa" w:w="4479"/>
+            <w:tcW w:type="dxa" w:w="2232"/>
             <w:vAlign w:val="center"/>
             <w:shd w:fill="F5F5F5"/>
           </w:tcPr>
@@ -16743,7 +16854,7 @@
         </w:tc>
         <w:tc>
           <w:tcPr>
-            <w:tcW w:type="dxa" w:w="7937"/>
+            <w:tcW w:type="dxa" w:w="4752"/>
             <w:vAlign w:val="center"/>
             <w:shd w:fill="F5F5F5"/>
           </w:tcPr>
@@ -16785,7 +16896,7 @@
         </w:tc>
         <w:tc>
           <w:tcPr>
-            <w:tcW w:type="dxa" w:w="1191"/>
+            <w:tcW w:type="dxa" w:w="1872"/>
             <w:vAlign w:val="center"/>
             <w:shd w:fill="F5F5F5"/>
           </w:tcPr>
@@ -16816,7 +16927,7 @@
         </w:trPr>
         <w:tc>
           <w:tcPr>
-            <w:tcW w:type="dxa" w:w="1417"/>
+            <w:tcW w:type="dxa" w:w="1008"/>
           </w:tcPr>
           <w:p>
             <w:r>
@@ -16829,7 +16940,7 @@
         </w:tc>
         <w:tc>
           <w:tcPr>
-            <w:tcW w:type="dxa" w:w="4479"/>
+            <w:tcW w:type="dxa" w:w="2232"/>
           </w:tcPr>
           <w:p>
             <w:r>
@@ -16852,7 +16963,7 @@
         </w:tc>
         <w:tc>
           <w:tcPr>
-            <w:tcW w:type="dxa" w:w="7937"/>
+            <w:tcW w:type="dxa" w:w="4752"/>
           </w:tcPr>
           <w:p>
             <w:r>
@@ -16865,7 +16976,7 @@
         </w:tc>
         <w:tc>
           <w:tcPr>
-            <w:tcW w:type="dxa" w:w="1191"/>
+            <w:tcW w:type="dxa" w:w="1872"/>
           </w:tcPr>
           <w:p>
             <w:r>
@@ -16894,7 +17005,7 @@
         </w:trPr>
         <w:tc>
           <w:tcPr>
-            <w:tcW w:type="dxa" w:w="1417"/>
+            <w:tcW w:type="dxa" w:w="1008"/>
           </w:tcPr>
           <w:p>
             <w:r>
@@ -16907,7 +17018,7 @@
         </w:tc>
         <w:tc>
           <w:tcPr>
-            <w:tcW w:type="dxa" w:w="4479"/>
+            <w:tcW w:type="dxa" w:w="2232"/>
           </w:tcPr>
           <w:p>
             <w:r>
@@ -16930,7 +17041,7 @@
         </w:tc>
         <w:tc>
           <w:tcPr>
-            <w:tcW w:type="dxa" w:w="7937"/>
+            <w:tcW w:type="dxa" w:w="4752"/>
           </w:tcPr>
           <w:p>
             <w:r>
@@ -16943,7 +17054,7 @@
         </w:tc>
         <w:tc>
           <w:tcPr>
-            <w:tcW w:type="dxa" w:w="1191"/>
+            <w:tcW w:type="dxa" w:w="1872"/>
           </w:tcPr>
           <w:p>
             <w:r>
@@ -17047,10 +17158,10 @@
         </w:tblCellMar>
       </w:tblPr>
       <w:tblGrid>
-        <w:gridCol w:w="1474"/>
-        <w:gridCol w:w="4762"/>
-        <w:gridCol w:w="4762"/>
-        <w:gridCol w:w="4025"/>
+        <w:gridCol w:w="1080"/>
+        <w:gridCol w:w="2952"/>
+        <w:gridCol w:w="2952"/>
+        <w:gridCol w:w="2880"/>
       </w:tblGrid>
       <w:tr>
         <w:trPr>
@@ -17059,14 +17170,14 @@
         </w:trPr>
         <w:tc>
           <w:tcPr>
-            <w:tcW w:type="dxa" w:w="1474"/>
+            <w:tcW w:type="dxa" w:w="1080"/>
             <w:vAlign w:val="center"/>
             <w:shd w:fill="333333"/>
           </w:tcPr>
           <w:p>
             <w:pPr>
               <w:keepNext/>
-              <w:spacing w:before="0" w:after="60" w:line="247" w:lineRule="auto"/>
+              <w:spacing w:before="20" w:after="40" w:line="240" w:lineRule="auto"/>
               <w:jc w:val="center"/>
             </w:pPr>
             <w:r>
@@ -17074,7 +17185,7 @@
                 <w:rFonts w:ascii="Arial" w:hAnsi="Arial"/>
                 <w:b/>
                 <w:color w:val="FFFFFF"/>
-                <w:sz w:val="19"/>
+                <w:sz w:val="18"/>
               </w:rPr>
               <w:t>Case</w:t>
             </w:r>
@@ -17082,21 +17193,21 @@
         </w:tc>
         <w:tc>
           <w:tcPr>
-            <w:tcW w:type="dxa" w:w="4762"/>
+            <w:tcW w:type="dxa" w:w="2952"/>
             <w:vAlign w:val="center"/>
             <w:shd w:fill="333333"/>
           </w:tcPr>
           <w:p>
             <w:pPr>
               <w:keepNext/>
-              <w:spacing w:before="0" w:after="60" w:line="247" w:lineRule="auto"/>
+              <w:spacing w:before="20" w:after="40" w:line="240" w:lineRule="auto"/>
             </w:pPr>
             <w:r>
               <w:rPr>
                 <w:rFonts w:ascii="Arial" w:hAnsi="Arial"/>
                 <w:b/>
                 <w:color w:val="FFFFFF"/>
-                <w:sz w:val="19"/>
+                <w:sz w:val="18"/>
               </w:rPr>
               <w:t>Exact controlled input</w:t>
             </w:r>
@@ -17104,21 +17215,21 @@
         </w:tc>
         <w:tc>
           <w:tcPr>
-            <w:tcW w:type="dxa" w:w="4762"/>
+            <w:tcW w:type="dxa" w:w="2952"/>
             <w:vAlign w:val="center"/>
             <w:shd w:fill="333333"/>
           </w:tcPr>
           <w:p>
             <w:pPr>
               <w:keepNext/>
-              <w:spacing w:before="0" w:after="60" w:line="247" w:lineRule="auto"/>
+              <w:spacing w:before="20" w:after="40" w:line="240" w:lineRule="auto"/>
             </w:pPr>
             <w:r>
               <w:rPr>
                 <w:rFonts w:ascii="Arial" w:hAnsi="Arial"/>
                 <w:b/>
                 <w:color w:val="FFFFFF"/>
-                <w:sz w:val="19"/>
+                <w:sz w:val="18"/>
               </w:rPr>
               <w:t>Expected output verified</w:t>
             </w:r>
@@ -17126,21 +17237,21 @@
         </w:tc>
         <w:tc>
           <w:tcPr>
-            <w:tcW w:type="dxa" w:w="4025"/>
+            <w:tcW w:type="dxa" w:w="2880"/>
             <w:vAlign w:val="center"/>
             <w:shd w:fill="333333"/>
           </w:tcPr>
           <w:p>
             <w:pPr>
               <w:keepNext/>
-              <w:spacing w:before="0" w:after="60" w:line="247" w:lineRule="auto"/>
+              <w:spacing w:before="20" w:after="40" w:line="240" w:lineRule="auto"/>
             </w:pPr>
             <w:r>
               <w:rPr>
                 <w:rFonts w:ascii="Arial" w:hAnsi="Arial"/>
                 <w:b/>
                 <w:color w:val="FFFFFF"/>
-                <w:sz w:val="19"/>
+                <w:sz w:val="18"/>
               </w:rPr>
               <w:t>Executable definition</w:t>
             </w:r>
@@ -17153,13 +17264,13 @@
         </w:trPr>
         <w:tc>
           <w:tcPr>
-            <w:tcW w:type="dxa" w:w="1474"/>
+            <w:tcW w:type="dxa" w:w="1080"/>
             <w:vAlign w:val="center"/>
             <w:shd w:fill="FFFFFF"/>
           </w:tcPr>
           <w:p>
             <w:pPr>
-              <w:spacing w:before="0" w:after="60" w:line="247" w:lineRule="auto"/>
+              <w:spacing w:before="20" w:after="40" w:line="240" w:lineRule="auto"/>
               <w:jc w:val="center"/>
             </w:pPr>
             <w:r>
@@ -17177,13 +17288,13 @@
         </w:tc>
         <w:tc>
           <w:tcPr>
-            <w:tcW w:type="dxa" w:w="4762"/>
+            <w:tcW w:type="dxa" w:w="2952"/>
             <w:vAlign w:val="center"/>
             <w:shd w:fill="FFFFFF"/>
           </w:tcPr>
           <w:p>
             <w:pPr>
-              <w:spacing w:before="0" w:after="60" w:line="247" w:lineRule="auto"/>
+              <w:spacing w:before="20" w:after="40" w:line="240" w:lineRule="auto"/>
             </w:pPr>
             <w:r>
               <w:rPr>
@@ -17198,13 +17309,13 @@
         </w:tc>
         <w:tc>
           <w:tcPr>
-            <w:tcW w:type="dxa" w:w="4762"/>
+            <w:tcW w:type="dxa" w:w="2952"/>
             <w:vAlign w:val="center"/>
             <w:shd w:fill="FFFFFF"/>
           </w:tcPr>
           <w:p>
             <w:pPr>
-              <w:spacing w:before="0" w:after="60" w:line="247" w:lineRule="auto"/>
+              <w:spacing w:before="20" w:after="40" w:line="240" w:lineRule="auto"/>
             </w:pPr>
             <w:r>
               <w:rPr>
@@ -17219,13 +17330,13 @@
         </w:tc>
         <w:tc>
           <w:tcPr>
-            <w:tcW w:type="dxa" w:w="4025"/>
+            <w:tcW w:type="dxa" w:w="2880"/>
             <w:vAlign w:val="center"/>
             <w:shd w:fill="FFFFFF"/>
           </w:tcPr>
           <w:p>
             <w:pPr>
-              <w:spacing w:before="0" w:after="60" w:line="247" w:lineRule="auto"/>
+              <w:spacing w:before="20" w:after="40" w:line="240" w:lineRule="auto"/>
             </w:pPr>
             <w:hyperlink r:id="rId49" w:history="1">
               <w:r>
@@ -17257,13 +17368,13 @@
         </w:trPr>
         <w:tc>
           <w:tcPr>
-            <w:tcW w:type="dxa" w:w="1474"/>
+            <w:tcW w:type="dxa" w:w="1080"/>
             <w:vAlign w:val="center"/>
             <w:shd w:fill="F5F5F5"/>
           </w:tcPr>
           <w:p>
             <w:pPr>
-              <w:spacing w:before="0" w:after="60" w:line="247" w:lineRule="auto"/>
+              <w:spacing w:before="20" w:after="40" w:line="240" w:lineRule="auto"/>
               <w:jc w:val="center"/>
             </w:pPr>
             <w:r>
@@ -17281,13 +17392,13 @@
         </w:tc>
         <w:tc>
           <w:tcPr>
-            <w:tcW w:type="dxa" w:w="4762"/>
+            <w:tcW w:type="dxa" w:w="2952"/>
             <w:vAlign w:val="center"/>
             <w:shd w:fill="F5F5F5"/>
           </w:tcPr>
           <w:p>
             <w:pPr>
-              <w:spacing w:before="0" w:after="60" w:line="247" w:lineRule="auto"/>
+              <w:spacing w:before="20" w:after="40" w:line="240" w:lineRule="auto"/>
             </w:pPr>
             <w:r>
               <w:rPr>
@@ -17302,13 +17413,13 @@
         </w:tc>
         <w:tc>
           <w:tcPr>
-            <w:tcW w:type="dxa" w:w="4762"/>
+            <w:tcW w:type="dxa" w:w="2952"/>
             <w:vAlign w:val="center"/>
             <w:shd w:fill="F5F5F5"/>
           </w:tcPr>
           <w:p>
             <w:pPr>
-              <w:spacing w:before="0" w:after="60" w:line="247" w:lineRule="auto"/>
+              <w:spacing w:before="20" w:after="40" w:line="240" w:lineRule="auto"/>
             </w:pPr>
             <w:r>
               <w:rPr>
@@ -17323,13 +17434,13 @@
         </w:tc>
         <w:tc>
           <w:tcPr>
-            <w:tcW w:type="dxa" w:w="4025"/>
+            <w:tcW w:type="dxa" w:w="2880"/>
             <w:vAlign w:val="center"/>
             <w:shd w:fill="F5F5F5"/>
           </w:tcPr>
           <w:p>
             <w:pPr>
-              <w:spacing w:before="0" w:after="60" w:line="247" w:lineRule="auto"/>
+              <w:spacing w:before="20" w:after="40" w:line="240" w:lineRule="auto"/>
             </w:pPr>
             <w:hyperlink r:id="rId49" w:history="1">
               <w:r>
@@ -17361,13 +17472,13 @@
         </w:trPr>
         <w:tc>
           <w:tcPr>
-            <w:tcW w:type="dxa" w:w="1474"/>
+            <w:tcW w:type="dxa" w:w="1080"/>
             <w:vAlign w:val="center"/>
             <w:shd w:fill="FFFFFF"/>
           </w:tcPr>
           <w:p>
             <w:pPr>
-              <w:spacing w:before="0" w:after="60" w:line="247" w:lineRule="auto"/>
+              <w:spacing w:before="20" w:after="40" w:line="240" w:lineRule="auto"/>
               <w:jc w:val="center"/>
             </w:pPr>
             <w:r>
@@ -17385,13 +17496,13 @@
         </w:tc>
         <w:tc>
           <w:tcPr>
-            <w:tcW w:type="dxa" w:w="4762"/>
+            <w:tcW w:type="dxa" w:w="2952"/>
             <w:vAlign w:val="center"/>
             <w:shd w:fill="FFFFFF"/>
           </w:tcPr>
           <w:p>
             <w:pPr>
-              <w:spacing w:before="0" w:after="60" w:line="247" w:lineRule="auto"/>
+              <w:spacing w:before="20" w:after="40" w:line="240" w:lineRule="auto"/>
             </w:pPr>
             <w:r>
               <w:rPr>
@@ -17406,13 +17517,13 @@
         </w:tc>
         <w:tc>
           <w:tcPr>
-            <w:tcW w:type="dxa" w:w="4762"/>
+            <w:tcW w:type="dxa" w:w="2952"/>
             <w:vAlign w:val="center"/>
             <w:shd w:fill="FFFFFF"/>
           </w:tcPr>
           <w:p>
             <w:pPr>
-              <w:spacing w:before="0" w:after="60" w:line="247" w:lineRule="auto"/>
+              <w:spacing w:before="20" w:after="40" w:line="240" w:lineRule="auto"/>
             </w:pPr>
             <w:r>
               <w:rPr>
@@ -17427,13 +17538,13 @@
         </w:tc>
         <w:tc>
           <w:tcPr>
-            <w:tcW w:type="dxa" w:w="4025"/>
+            <w:tcW w:type="dxa" w:w="2880"/>
             <w:vAlign w:val="center"/>
             <w:shd w:fill="FFFFFF"/>
           </w:tcPr>
           <w:p>
             <w:pPr>
-              <w:spacing w:before="0" w:after="60" w:line="247" w:lineRule="auto"/>
+              <w:spacing w:before="20" w:after="40" w:line="240" w:lineRule="auto"/>
             </w:pPr>
             <w:hyperlink r:id="rId49" w:history="1">
               <w:r>
@@ -17465,13 +17576,13 @@
         </w:trPr>
         <w:tc>
           <w:tcPr>
-            <w:tcW w:type="dxa" w:w="1474"/>
+            <w:tcW w:type="dxa" w:w="1080"/>
             <w:vAlign w:val="center"/>
             <w:shd w:fill="F5F5F5"/>
           </w:tcPr>
           <w:p>
             <w:pPr>
-              <w:spacing w:before="0" w:after="60" w:line="247" w:lineRule="auto"/>
+              <w:spacing w:before="20" w:after="40" w:line="240" w:lineRule="auto"/>
               <w:jc w:val="center"/>
             </w:pPr>
             <w:r>
@@ -17489,13 +17600,13 @@
         </w:tc>
         <w:tc>
           <w:tcPr>
-            <w:tcW w:type="dxa" w:w="4762"/>
+            <w:tcW w:type="dxa" w:w="2952"/>
             <w:vAlign w:val="center"/>
             <w:shd w:fill="F5F5F5"/>
           </w:tcPr>
           <w:p>
             <w:pPr>
-              <w:spacing w:before="0" w:after="60" w:line="247" w:lineRule="auto"/>
+              <w:spacing w:before="20" w:after="40" w:line="240" w:lineRule="auto"/>
             </w:pPr>
             <w:r>
               <w:rPr>
@@ -17510,13 +17621,13 @@
         </w:tc>
         <w:tc>
           <w:tcPr>
-            <w:tcW w:type="dxa" w:w="4762"/>
+            <w:tcW w:type="dxa" w:w="2952"/>
             <w:vAlign w:val="center"/>
             <w:shd w:fill="F5F5F5"/>
           </w:tcPr>
           <w:p>
             <w:pPr>
-              <w:spacing w:before="0" w:after="60" w:line="247" w:lineRule="auto"/>
+              <w:spacing w:before="20" w:after="40" w:line="240" w:lineRule="auto"/>
             </w:pPr>
             <w:r>
               <w:rPr>
@@ -17531,13 +17642,13 @@
         </w:tc>
         <w:tc>
           <w:tcPr>
-            <w:tcW w:type="dxa" w:w="4025"/>
+            <w:tcW w:type="dxa" w:w="2880"/>
             <w:vAlign w:val="center"/>
             <w:shd w:fill="F5F5F5"/>
           </w:tcPr>
           <w:p>
             <w:pPr>
-              <w:spacing w:before="0" w:after="60" w:line="247" w:lineRule="auto"/>
+              <w:spacing w:before="20" w:after="40" w:line="240" w:lineRule="auto"/>
             </w:pPr>
             <w:hyperlink r:id="rId37" w:history="1">
               <w:r>
@@ -17569,13 +17680,13 @@
         </w:trPr>
         <w:tc>
           <w:tcPr>
-            <w:tcW w:type="dxa" w:w="1474"/>
+            <w:tcW w:type="dxa" w:w="1080"/>
             <w:vAlign w:val="center"/>
             <w:shd w:fill="FFFFFF"/>
           </w:tcPr>
           <w:p>
             <w:pPr>
-              <w:spacing w:before="0" w:after="60" w:line="247" w:lineRule="auto"/>
+              <w:spacing w:before="20" w:after="40" w:line="240" w:lineRule="auto"/>
               <w:jc w:val="center"/>
             </w:pPr>
             <w:r>
@@ -17593,13 +17704,13 @@
         </w:tc>
         <w:tc>
           <w:tcPr>
-            <w:tcW w:type="dxa" w:w="4762"/>
+            <w:tcW w:type="dxa" w:w="2952"/>
             <w:vAlign w:val="center"/>
             <w:shd w:fill="FFFFFF"/>
           </w:tcPr>
           <w:p>
             <w:pPr>
-              <w:spacing w:before="0" w:after="60" w:line="247" w:lineRule="auto"/>
+              <w:spacing w:before="20" w:after="40" w:line="240" w:lineRule="auto"/>
             </w:pPr>
             <w:r>
               <w:rPr>
@@ -17614,13 +17725,13 @@
         </w:tc>
         <w:tc>
           <w:tcPr>
-            <w:tcW w:type="dxa" w:w="4762"/>
+            <w:tcW w:type="dxa" w:w="2952"/>
             <w:vAlign w:val="center"/>
             <w:shd w:fill="FFFFFF"/>
           </w:tcPr>
           <w:p>
             <w:pPr>
-              <w:spacing w:before="0" w:after="60" w:line="247" w:lineRule="auto"/>
+              <w:spacing w:before="20" w:after="40" w:line="240" w:lineRule="auto"/>
             </w:pPr>
             <w:r>
               <w:rPr>
@@ -17635,13 +17746,13 @@
         </w:tc>
         <w:tc>
           <w:tcPr>
-            <w:tcW w:type="dxa" w:w="4025"/>
+            <w:tcW w:type="dxa" w:w="2880"/>
             <w:vAlign w:val="center"/>
             <w:shd w:fill="FFFFFF"/>
           </w:tcPr>
           <w:p>
             <w:pPr>
-              <w:spacing w:before="0" w:after="60" w:line="247" w:lineRule="auto"/>
+              <w:spacing w:before="20" w:after="40" w:line="240" w:lineRule="auto"/>
             </w:pPr>
             <w:hyperlink r:id="rId37" w:history="1">
               <w:r>
@@ -17673,13 +17784,13 @@
         </w:trPr>
         <w:tc>
           <w:tcPr>
-            <w:tcW w:type="dxa" w:w="1474"/>
+            <w:tcW w:type="dxa" w:w="1080"/>
             <w:vAlign w:val="center"/>
             <w:shd w:fill="F5F5F5"/>
           </w:tcPr>
           <w:p>
             <w:pPr>
-              <w:spacing w:before="0" w:after="60" w:line="247" w:lineRule="auto"/>
+              <w:spacing w:before="20" w:after="40" w:line="240" w:lineRule="auto"/>
               <w:jc w:val="center"/>
             </w:pPr>
             <w:r>
@@ -17697,13 +17808,13 @@
         </w:tc>
         <w:tc>
           <w:tcPr>
-            <w:tcW w:type="dxa" w:w="4762"/>
+            <w:tcW w:type="dxa" w:w="2952"/>
             <w:vAlign w:val="center"/>
             <w:shd w:fill="F5F5F5"/>
           </w:tcPr>
           <w:p>
             <w:pPr>
-              <w:spacing w:before="0" w:after="60" w:line="247" w:lineRule="auto"/>
+              <w:spacing w:before="20" w:after="40" w:line="240" w:lineRule="auto"/>
             </w:pPr>
             <w:r>
               <w:rPr>
@@ -17718,13 +17829,13 @@
         </w:tc>
         <w:tc>
           <w:tcPr>
-            <w:tcW w:type="dxa" w:w="4762"/>
+            <w:tcW w:type="dxa" w:w="2952"/>
             <w:vAlign w:val="center"/>
             <w:shd w:fill="F5F5F5"/>
           </w:tcPr>
           <w:p>
             <w:pPr>
-              <w:spacing w:before="0" w:after="60" w:line="247" w:lineRule="auto"/>
+              <w:spacing w:before="20" w:after="40" w:line="240" w:lineRule="auto"/>
             </w:pPr>
             <w:r>
               <w:rPr>
@@ -17739,13 +17850,13 @@
         </w:tc>
         <w:tc>
           <w:tcPr>
-            <w:tcW w:type="dxa" w:w="4025"/>
+            <w:tcW w:type="dxa" w:w="2880"/>
             <w:vAlign w:val="center"/>
             <w:shd w:fill="F5F5F5"/>
           </w:tcPr>
           <w:p>
             <w:pPr>
-              <w:spacing w:before="0" w:after="60" w:line="247" w:lineRule="auto"/>
+              <w:spacing w:before="20" w:after="40" w:line="240" w:lineRule="auto"/>
             </w:pPr>
             <w:hyperlink r:id="rId51" w:history="1">
               <w:r>
@@ -17777,13 +17888,13 @@
         </w:trPr>
         <w:tc>
           <w:tcPr>
-            <w:tcW w:type="dxa" w:w="1474"/>
+            <w:tcW w:type="dxa" w:w="1080"/>
             <w:vAlign w:val="center"/>
             <w:shd w:fill="FFFFFF"/>
           </w:tcPr>
           <w:p>
             <w:pPr>
-              <w:spacing w:before="0" w:after="60" w:line="247" w:lineRule="auto"/>
+              <w:spacing w:before="20" w:after="40" w:line="240" w:lineRule="auto"/>
               <w:jc w:val="center"/>
             </w:pPr>
             <w:r>
@@ -17801,13 +17912,13 @@
         </w:tc>
         <w:tc>
           <w:tcPr>
-            <w:tcW w:type="dxa" w:w="4762"/>
+            <w:tcW w:type="dxa" w:w="2952"/>
             <w:vAlign w:val="center"/>
             <w:shd w:fill="FFFFFF"/>
           </w:tcPr>
           <w:p>
             <w:pPr>
-              <w:spacing w:before="0" w:after="60" w:line="247" w:lineRule="auto"/>
+              <w:spacing w:before="20" w:after="40" w:line="240" w:lineRule="auto"/>
             </w:pPr>
             <w:r>
               <w:rPr>
@@ -17822,13 +17933,13 @@
         </w:tc>
         <w:tc>
           <w:tcPr>
-            <w:tcW w:type="dxa" w:w="4762"/>
+            <w:tcW w:type="dxa" w:w="2952"/>
             <w:vAlign w:val="center"/>
             <w:shd w:fill="FFFFFF"/>
           </w:tcPr>
           <w:p>
             <w:pPr>
-              <w:spacing w:before="0" w:after="60" w:line="247" w:lineRule="auto"/>
+              <w:spacing w:before="20" w:after="40" w:line="240" w:lineRule="auto"/>
             </w:pPr>
             <w:r>
               <w:rPr>
@@ -17843,13 +17954,13 @@
         </w:tc>
         <w:tc>
           <w:tcPr>
-            <w:tcW w:type="dxa" w:w="4025"/>
+            <w:tcW w:type="dxa" w:w="2880"/>
             <w:vAlign w:val="center"/>
             <w:shd w:fill="FFFFFF"/>
           </w:tcPr>
           <w:p>
             <w:pPr>
-              <w:spacing w:before="0" w:after="60" w:line="247" w:lineRule="auto"/>
+              <w:spacing w:before="20" w:after="40" w:line="240" w:lineRule="auto"/>
             </w:pPr>
             <w:hyperlink r:id="rId52" w:history="1">
               <w:r>
@@ -17881,13 +17992,13 @@
         </w:trPr>
         <w:tc>
           <w:tcPr>
-            <w:tcW w:type="dxa" w:w="1474"/>
+            <w:tcW w:type="dxa" w:w="1080"/>
             <w:vAlign w:val="center"/>
             <w:shd w:fill="F5F5F5"/>
           </w:tcPr>
           <w:p>
             <w:pPr>
-              <w:spacing w:before="0" w:after="60" w:line="247" w:lineRule="auto"/>
+              <w:spacing w:before="20" w:after="40" w:line="240" w:lineRule="auto"/>
               <w:jc w:val="center"/>
             </w:pPr>
             <w:r>
@@ -17905,13 +18016,13 @@
         </w:tc>
         <w:tc>
           <w:tcPr>
-            <w:tcW w:type="dxa" w:w="4762"/>
+            <w:tcW w:type="dxa" w:w="2952"/>
             <w:vAlign w:val="center"/>
             <w:shd w:fill="F5F5F5"/>
           </w:tcPr>
           <w:p>
             <w:pPr>
-              <w:spacing w:before="0" w:after="60" w:line="247" w:lineRule="auto"/>
+              <w:spacing w:before="20" w:after="40" w:line="240" w:lineRule="auto"/>
             </w:pPr>
             <w:r>
               <w:rPr>
@@ -17926,13 +18037,13 @@
         </w:tc>
         <w:tc>
           <w:tcPr>
-            <w:tcW w:type="dxa" w:w="4762"/>
+            <w:tcW w:type="dxa" w:w="2952"/>
             <w:vAlign w:val="center"/>
             <w:shd w:fill="F5F5F5"/>
           </w:tcPr>
           <w:p>
             <w:pPr>
-              <w:spacing w:before="0" w:after="60" w:line="247" w:lineRule="auto"/>
+              <w:spacing w:before="20" w:after="40" w:line="240" w:lineRule="auto"/>
             </w:pPr>
             <w:r>
               <w:rPr>
@@ -17947,13 +18058,13 @@
         </w:tc>
         <w:tc>
           <w:tcPr>
-            <w:tcW w:type="dxa" w:w="4025"/>
+            <w:tcW w:type="dxa" w:w="2880"/>
             <w:vAlign w:val="center"/>
             <w:shd w:fill="F5F5F5"/>
           </w:tcPr>
           <w:p>
             <w:pPr>
-              <w:spacing w:before="0" w:after="60" w:line="247" w:lineRule="auto"/>
+              <w:spacing w:before="20" w:after="40" w:line="240" w:lineRule="auto"/>
             </w:pPr>
             <w:hyperlink r:id="rId82" w:history="1">
               <w:r>
@@ -17985,13 +18096,13 @@
         </w:trPr>
         <w:tc>
           <w:tcPr>
-            <w:tcW w:type="dxa" w:w="1474"/>
+            <w:tcW w:type="dxa" w:w="1080"/>
             <w:vAlign w:val="center"/>
             <w:shd w:fill="FFFFFF"/>
           </w:tcPr>
           <w:p>
             <w:pPr>
-              <w:spacing w:before="0" w:after="60" w:line="247" w:lineRule="auto"/>
+              <w:spacing w:before="20" w:after="40" w:line="240" w:lineRule="auto"/>
               <w:jc w:val="center"/>
             </w:pPr>
             <w:r>
@@ -18009,13 +18120,13 @@
         </w:tc>
         <w:tc>
           <w:tcPr>
-            <w:tcW w:type="dxa" w:w="4762"/>
+            <w:tcW w:type="dxa" w:w="2952"/>
             <w:vAlign w:val="center"/>
             <w:shd w:fill="FFFFFF"/>
           </w:tcPr>
           <w:p>
             <w:pPr>
-              <w:spacing w:before="0" w:after="60" w:line="247" w:lineRule="auto"/>
+              <w:spacing w:before="20" w:after="40" w:line="240" w:lineRule="auto"/>
             </w:pPr>
             <w:r>
               <w:rPr>
@@ -18030,13 +18141,13 @@
         </w:tc>
         <w:tc>
           <w:tcPr>
-            <w:tcW w:type="dxa" w:w="4762"/>
+            <w:tcW w:type="dxa" w:w="2952"/>
             <w:vAlign w:val="center"/>
             <w:shd w:fill="FFFFFF"/>
           </w:tcPr>
           <w:p>
             <w:pPr>
-              <w:spacing w:before="0" w:after="60" w:line="247" w:lineRule="auto"/>
+              <w:spacing w:before="20" w:after="40" w:line="240" w:lineRule="auto"/>
             </w:pPr>
             <w:r>
               <w:rPr>
@@ -18051,13 +18162,13 @@
         </w:tc>
         <w:tc>
           <w:tcPr>
-            <w:tcW w:type="dxa" w:w="4025"/>
+            <w:tcW w:type="dxa" w:w="2880"/>
             <w:vAlign w:val="center"/>
             <w:shd w:fill="FFFFFF"/>
           </w:tcPr>
           <w:p>
             <w:pPr>
-              <w:spacing w:before="0" w:after="60" w:line="247" w:lineRule="auto"/>
+              <w:spacing w:before="20" w:after="40" w:line="240" w:lineRule="auto"/>
             </w:pPr>
             <w:hyperlink r:id="rId82" w:history="1">
               <w:r>
@@ -18089,13 +18200,13 @@
         </w:trPr>
         <w:tc>
           <w:tcPr>
-            <w:tcW w:type="dxa" w:w="1474"/>
+            <w:tcW w:type="dxa" w:w="1080"/>
             <w:vAlign w:val="center"/>
             <w:shd w:fill="F5F5F5"/>
           </w:tcPr>
           <w:p>
             <w:pPr>
-              <w:spacing w:before="0" w:after="60" w:line="247" w:lineRule="auto"/>
+              <w:spacing w:before="20" w:after="40" w:line="240" w:lineRule="auto"/>
               <w:jc w:val="center"/>
             </w:pPr>
             <w:r>
@@ -18113,13 +18224,13 @@
         </w:tc>
         <w:tc>
           <w:tcPr>
-            <w:tcW w:type="dxa" w:w="4762"/>
+            <w:tcW w:type="dxa" w:w="2952"/>
             <w:vAlign w:val="center"/>
             <w:shd w:fill="F5F5F5"/>
           </w:tcPr>
           <w:p>
             <w:pPr>
-              <w:spacing w:before="0" w:after="60" w:line="247" w:lineRule="auto"/>
+              <w:spacing w:before="20" w:after="40" w:line="240" w:lineRule="auto"/>
             </w:pPr>
             <w:r>
               <w:rPr>
@@ -18134,13 +18245,13 @@
         </w:tc>
         <w:tc>
           <w:tcPr>
-            <w:tcW w:type="dxa" w:w="4762"/>
+            <w:tcW w:type="dxa" w:w="2952"/>
             <w:vAlign w:val="center"/>
             <w:shd w:fill="F5F5F5"/>
           </w:tcPr>
           <w:p>
             <w:pPr>
-              <w:spacing w:before="0" w:after="60" w:line="247" w:lineRule="auto"/>
+              <w:spacing w:before="20" w:after="40" w:line="240" w:lineRule="auto"/>
             </w:pPr>
             <w:r>
               <w:rPr>
@@ -18155,13 +18266,13 @@
         </w:tc>
         <w:tc>
           <w:tcPr>
-            <w:tcW w:type="dxa" w:w="4025"/>
+            <w:tcW w:type="dxa" w:w="2880"/>
             <w:vAlign w:val="center"/>
             <w:shd w:fill="F5F5F5"/>
           </w:tcPr>
           <w:p>
             <w:pPr>
-              <w:spacing w:before="0" w:after="60" w:line="247" w:lineRule="auto"/>
+              <w:spacing w:before="20" w:after="40" w:line="240" w:lineRule="auto"/>
             </w:pPr>
             <w:hyperlink r:id="rId82" w:history="1">
               <w:r>
@@ -18277,10 +18388,10 @@
         </w:tblCellMar>
       </w:tblPr>
       <w:tblGrid>
-        <w:gridCol w:w="1984"/>
-        <w:gridCol w:w="6293"/>
-        <w:gridCol w:w="4649"/>
-        <w:gridCol w:w="2098"/>
+        <w:gridCol w:w="1440"/>
+        <w:gridCol w:w="3240"/>
+        <w:gridCol w:w="2880"/>
+        <w:gridCol w:w="2304"/>
       </w:tblGrid>
       <w:tr>
         <w:trPr>
@@ -18289,7 +18400,7 @@
         </w:trPr>
         <w:tc>
           <w:tcPr>
-            <w:tcW w:type="dxa" w:w="1984"/>
+            <w:tcW w:type="dxa" w:w="1440"/>
             <w:vAlign w:val="center"/>
             <w:shd w:fill="333333"/>
           </w:tcPr>
@@ -18303,7 +18414,7 @@
                 <w:rFonts w:ascii="Arial" w:hAnsi="Arial"/>
                 <w:b/>
                 <w:color w:val="FFFFFF"/>
-                <w:sz w:val="19"/>
+                <w:sz w:val="18"/>
               </w:rPr>
               <w:t>Case</w:t>
             </w:r>
@@ -18311,7 +18422,7 @@
         </w:tc>
         <w:tc>
           <w:tcPr>
-            <w:tcW w:type="dxa" w:w="6293"/>
+            <w:tcW w:type="dxa" w:w="3240"/>
             <w:vAlign w:val="center"/>
             <w:shd w:fill="333333"/>
           </w:tcPr>
@@ -18325,7 +18436,7 @@
                 <w:rFonts w:ascii="Arial" w:hAnsi="Arial"/>
                 <w:b/>
                 <w:color w:val="FFFFFF"/>
-                <w:sz w:val="19"/>
+                <w:sz w:val="18"/>
               </w:rPr>
               <w:t>Fixture and exact message sequence</w:t>
             </w:r>
@@ -18333,7 +18444,7 @@
         </w:tc>
         <w:tc>
           <w:tcPr>
-            <w:tcW w:type="dxa" w:w="4649"/>
+            <w:tcW w:type="dxa" w:w="2880"/>
             <w:vAlign w:val="center"/>
             <w:shd w:fill="333333"/>
           </w:tcPr>
@@ -18347,7 +18458,7 @@
                 <w:rFonts w:ascii="Arial" w:hAnsi="Arial"/>
                 <w:b/>
                 <w:color w:val="FFFFFF"/>
-                <w:sz w:val="19"/>
+                <w:sz w:val="18"/>
               </w:rPr>
               <w:t>Expected outcome</w:t>
             </w:r>
@@ -18355,7 +18466,7 @@
         </w:tc>
         <w:tc>
           <w:tcPr>
-            <w:tcW w:type="dxa" w:w="2098"/>
+            <w:tcW w:type="dxa" w:w="2304"/>
             <w:vAlign w:val="center"/>
             <w:shd w:fill="333333"/>
           </w:tcPr>
@@ -18369,7 +18480,7 @@
                 <w:rFonts w:ascii="Arial" w:hAnsi="Arial"/>
                 <w:b/>
                 <w:color w:val="FFFFFF"/>
-                <w:sz w:val="19"/>
+                <w:sz w:val="18"/>
               </w:rPr>
               <w:t>Recorded results</w:t>
             </w:r>
@@ -18382,7 +18493,7 @@
         </w:trPr>
         <w:tc>
           <w:tcPr>
-            <w:tcW w:type="dxa" w:w="1984"/>
+            <w:tcW w:type="dxa" w:w="1440"/>
             <w:vAlign w:val="center"/>
             <w:shd w:fill="FFFFFF"/>
           </w:tcPr>
@@ -18405,7 +18516,7 @@
         </w:tc>
         <w:tc>
           <w:tcPr>
-            <w:tcW w:type="dxa" w:w="6293"/>
+            <w:tcW w:type="dxa" w:w="3240"/>
             <w:vAlign w:val="center"/>
             <w:shd w:fill="FFFFFF"/>
           </w:tcPr>
@@ -18501,7 +18612,7 @@
         </w:tc>
         <w:tc>
           <w:tcPr>
-            <w:tcW w:type="dxa" w:w="4649"/>
+            <w:tcW w:type="dxa" w:w="2880"/>
             <w:vAlign w:val="center"/>
             <w:shd w:fill="FFFFFF"/>
           </w:tcPr>
@@ -18522,7 +18633,7 @@
         </w:tc>
         <w:tc>
           <w:tcPr>
-            <w:tcW w:type="dxa" w:w="2098"/>
+            <w:tcW w:type="dxa" w:w="2304"/>
             <w:vAlign w:val="center"/>
             <w:shd w:fill="FFFFFF"/>
           </w:tcPr>
@@ -18553,7 +18664,7 @@
         </w:trPr>
         <w:tc>
           <w:tcPr>
-            <w:tcW w:type="dxa" w:w="1984"/>
+            <w:tcW w:type="dxa" w:w="1440"/>
             <w:vAlign w:val="center"/>
             <w:shd w:fill="F5F5F5"/>
           </w:tcPr>
@@ -18576,7 +18687,7 @@
         </w:tc>
         <w:tc>
           <w:tcPr>
-            <w:tcW w:type="dxa" w:w="6293"/>
+            <w:tcW w:type="dxa" w:w="3240"/>
             <w:vAlign w:val="center"/>
             <w:shd w:fill="F5F5F5"/>
           </w:tcPr>
@@ -18672,7 +18783,7 @@
         </w:tc>
         <w:tc>
           <w:tcPr>
-            <w:tcW w:type="dxa" w:w="4649"/>
+            <w:tcW w:type="dxa" w:w="2880"/>
             <w:vAlign w:val="center"/>
             <w:shd w:fill="F5F5F5"/>
           </w:tcPr>
@@ -18693,7 +18804,7 @@
         </w:tc>
         <w:tc>
           <w:tcPr>
-            <w:tcW w:type="dxa" w:w="2098"/>
+            <w:tcW w:type="dxa" w:w="2304"/>
             <w:vAlign w:val="center"/>
             <w:shd w:fill="F5F5F5"/>
           </w:tcPr>
@@ -18724,7 +18835,7 @@
         </w:trPr>
         <w:tc>
           <w:tcPr>
-            <w:tcW w:type="dxa" w:w="1984"/>
+            <w:tcW w:type="dxa" w:w="1440"/>
             <w:vAlign w:val="center"/>
             <w:shd w:fill="FFFFFF"/>
           </w:tcPr>
@@ -18747,7 +18858,7 @@
         </w:tc>
         <w:tc>
           <w:tcPr>
-            <w:tcW w:type="dxa" w:w="6293"/>
+            <w:tcW w:type="dxa" w:w="3240"/>
             <w:vAlign w:val="center"/>
             <w:shd w:fill="FFFFFF"/>
           </w:tcPr>
@@ -18825,7 +18936,7 @@
         </w:tc>
         <w:tc>
           <w:tcPr>
-            <w:tcW w:type="dxa" w:w="4649"/>
+            <w:tcW w:type="dxa" w:w="2880"/>
             <w:vAlign w:val="center"/>
             <w:shd w:fill="FFFFFF"/>
           </w:tcPr>
@@ -18846,7 +18957,7 @@
         </w:tc>
         <w:tc>
           <w:tcPr>
-            <w:tcW w:type="dxa" w:w="2098"/>
+            <w:tcW w:type="dxa" w:w="2304"/>
             <w:vAlign w:val="center"/>
             <w:shd w:fill="FFFFFF"/>
           </w:tcPr>
@@ -18877,7 +18988,7 @@
         </w:trPr>
         <w:tc>
           <w:tcPr>
-            <w:tcW w:type="dxa" w:w="1984"/>
+            <w:tcW w:type="dxa" w:w="1440"/>
             <w:vAlign w:val="center"/>
             <w:shd w:fill="F5F5F5"/>
           </w:tcPr>
@@ -18900,7 +19011,7 @@
         </w:tc>
         <w:tc>
           <w:tcPr>
-            <w:tcW w:type="dxa" w:w="6293"/>
+            <w:tcW w:type="dxa" w:w="3240"/>
             <w:vAlign w:val="center"/>
             <w:shd w:fill="F5F5F5"/>
           </w:tcPr>
@@ -19014,7 +19125,7 @@
         </w:tc>
         <w:tc>
           <w:tcPr>
-            <w:tcW w:type="dxa" w:w="4649"/>
+            <w:tcW w:type="dxa" w:w="2880"/>
             <w:vAlign w:val="center"/>
             <w:shd w:fill="F5F5F5"/>
           </w:tcPr>
@@ -19035,7 +19146,7 @@
         </w:tc>
         <w:tc>
           <w:tcPr>
-            <w:tcW w:type="dxa" w:w="2098"/>
+            <w:tcW w:type="dxa" w:w="2304"/>
             <w:vAlign w:val="center"/>
             <w:shd w:fill="F5F5F5"/>
           </w:tcPr>
@@ -19066,7 +19177,7 @@
         </w:trPr>
         <w:tc>
           <w:tcPr>
-            <w:tcW w:type="dxa" w:w="1984"/>
+            <w:tcW w:type="dxa" w:w="1440"/>
             <w:vAlign w:val="center"/>
             <w:shd w:fill="FFFFFF"/>
           </w:tcPr>
@@ -19089,7 +19200,7 @@
         </w:tc>
         <w:tc>
           <w:tcPr>
-            <w:tcW w:type="dxa" w:w="6293"/>
+            <w:tcW w:type="dxa" w:w="3240"/>
             <w:vAlign w:val="center"/>
             <w:shd w:fill="FFFFFF"/>
           </w:tcPr>
@@ -19185,7 +19296,7 @@
         </w:tc>
         <w:tc>
           <w:tcPr>
-            <w:tcW w:type="dxa" w:w="4649"/>
+            <w:tcW w:type="dxa" w:w="2880"/>
             <w:vAlign w:val="center"/>
             <w:shd w:fill="FFFFFF"/>
           </w:tcPr>
@@ -19206,7 +19317,7 @@
         </w:tc>
         <w:tc>
           <w:tcPr>
-            <w:tcW w:type="dxa" w:w="2098"/>
+            <w:tcW w:type="dxa" w:w="2304"/>
             <w:vAlign w:val="center"/>
             <w:shd w:fill="FFFFFF"/>
           </w:tcPr>
@@ -19237,7 +19348,7 @@
         </w:trPr>
         <w:tc>
           <w:tcPr>
-            <w:tcW w:type="dxa" w:w="1984"/>
+            <w:tcW w:type="dxa" w:w="1440"/>
             <w:vAlign w:val="center"/>
             <w:shd w:fill="F5F5F5"/>
           </w:tcPr>
@@ -19260,7 +19371,7 @@
         </w:tc>
         <w:tc>
           <w:tcPr>
-            <w:tcW w:type="dxa" w:w="6293"/>
+            <w:tcW w:type="dxa" w:w="3240"/>
             <w:vAlign w:val="center"/>
             <w:shd w:fill="F5F5F5"/>
           </w:tcPr>
@@ -19356,7 +19467,7 @@
         </w:tc>
         <w:tc>
           <w:tcPr>
-            <w:tcW w:type="dxa" w:w="4649"/>
+            <w:tcW w:type="dxa" w:w="2880"/>
             <w:vAlign w:val="center"/>
             <w:shd w:fill="F5F5F5"/>
           </w:tcPr>
@@ -19377,7 +19488,7 @@
         </w:tc>
         <w:tc>
           <w:tcPr>
-            <w:tcW w:type="dxa" w:w="2098"/>
+            <w:tcW w:type="dxa" w:w="2304"/>
             <w:vAlign w:val="center"/>
             <w:shd w:fill="F5F5F5"/>
           </w:tcPr>
@@ -19408,7 +19519,7 @@
         </w:trPr>
         <w:tc>
           <w:tcPr>
-            <w:tcW w:type="dxa" w:w="1984"/>
+            <w:tcW w:type="dxa" w:w="1440"/>
             <w:vAlign w:val="center"/>
             <w:shd w:fill="FFFFFF"/>
           </w:tcPr>
@@ -19431,7 +19542,7 @@
         </w:tc>
         <w:tc>
           <w:tcPr>
-            <w:tcW w:type="dxa" w:w="6293"/>
+            <w:tcW w:type="dxa" w:w="3240"/>
             <w:vAlign w:val="center"/>
             <w:shd w:fill="FFFFFF"/>
           </w:tcPr>
@@ -19545,7 +19656,7 @@
         </w:tc>
         <w:tc>
           <w:tcPr>
-            <w:tcW w:type="dxa" w:w="4649"/>
+            <w:tcW w:type="dxa" w:w="2880"/>
             <w:vAlign w:val="center"/>
             <w:shd w:fill="FFFFFF"/>
           </w:tcPr>
@@ -19566,7 +19677,7 @@
         </w:tc>
         <w:tc>
           <w:tcPr>
-            <w:tcW w:type="dxa" w:w="2098"/>
+            <w:tcW w:type="dxa" w:w="2304"/>
             <w:vAlign w:val="center"/>
             <w:shd w:fill="FFFFFF"/>
           </w:tcPr>
@@ -19597,7 +19708,7 @@
         </w:trPr>
         <w:tc>
           <w:tcPr>
-            <w:tcW w:type="dxa" w:w="1984"/>
+            <w:tcW w:type="dxa" w:w="1440"/>
             <w:vAlign w:val="center"/>
             <w:shd w:fill="F5F5F5"/>
           </w:tcPr>
@@ -19620,7 +19731,7 @@
         </w:tc>
         <w:tc>
           <w:tcPr>
-            <w:tcW w:type="dxa" w:w="6293"/>
+            <w:tcW w:type="dxa" w:w="3240"/>
             <w:vAlign w:val="center"/>
             <w:shd w:fill="F5F5F5"/>
           </w:tcPr>
@@ -19698,7 +19809,7 @@
         </w:tc>
         <w:tc>
           <w:tcPr>
-            <w:tcW w:type="dxa" w:w="4649"/>
+            <w:tcW w:type="dxa" w:w="2880"/>
             <w:vAlign w:val="center"/>
             <w:shd w:fill="F5F5F5"/>
           </w:tcPr>
@@ -19719,7 +19830,7 @@
         </w:tc>
         <w:tc>
           <w:tcPr>
-            <w:tcW w:type="dxa" w:w="2098"/>
+            <w:tcW w:type="dxa" w:w="2304"/>
             <w:vAlign w:val="center"/>
             <w:shd w:fill="F5F5F5"/>
           </w:tcPr>
@@ -19750,7 +19861,7 @@
         </w:trPr>
         <w:tc>
           <w:tcPr>
-            <w:tcW w:type="dxa" w:w="1984"/>
+            <w:tcW w:type="dxa" w:w="1440"/>
             <w:vAlign w:val="center"/>
             <w:shd w:fill="FFFFFF"/>
           </w:tcPr>
@@ -19773,7 +19884,7 @@
         </w:tc>
         <w:tc>
           <w:tcPr>
-            <w:tcW w:type="dxa" w:w="6293"/>
+            <w:tcW w:type="dxa" w:w="3240"/>
             <w:vAlign w:val="center"/>
             <w:shd w:fill="FFFFFF"/>
           </w:tcPr>
@@ -19851,7 +19962,7 @@
         </w:tc>
         <w:tc>
           <w:tcPr>
-            <w:tcW w:type="dxa" w:w="4649"/>
+            <w:tcW w:type="dxa" w:w="2880"/>
             <w:vAlign w:val="center"/>
             <w:shd w:fill="FFFFFF"/>
           </w:tcPr>
@@ -19872,7 +19983,7 @@
         </w:tc>
         <w:tc>
           <w:tcPr>
-            <w:tcW w:type="dxa" w:w="2098"/>
+            <w:tcW w:type="dxa" w:w="2304"/>
             <w:vAlign w:val="center"/>
             <w:shd w:fill="FFFFFF"/>
           </w:tcPr>
@@ -19903,7 +20014,7 @@
         </w:trPr>
         <w:tc>
           <w:tcPr>
-            <w:tcW w:type="dxa" w:w="1984"/>
+            <w:tcW w:type="dxa" w:w="1440"/>
             <w:vAlign w:val="center"/>
             <w:shd w:fill="F5F5F5"/>
           </w:tcPr>
@@ -19926,7 +20037,7 @@
         </w:tc>
         <w:tc>
           <w:tcPr>
-            <w:tcW w:type="dxa" w:w="6293"/>
+            <w:tcW w:type="dxa" w:w="3240"/>
             <w:vAlign w:val="center"/>
             <w:shd w:fill="F5F5F5"/>
           </w:tcPr>
@@ -20040,7 +20151,7 @@
         </w:tc>
         <w:tc>
           <w:tcPr>
-            <w:tcW w:type="dxa" w:w="4649"/>
+            <w:tcW w:type="dxa" w:w="2880"/>
             <w:vAlign w:val="center"/>
             <w:shd w:fill="F5F5F5"/>
           </w:tcPr>
@@ -20061,7 +20172,7 @@
         </w:tc>
         <w:tc>
           <w:tcPr>
-            <w:tcW w:type="dxa" w:w="2098"/>
+            <w:tcW w:type="dxa" w:w="2304"/>
             <w:vAlign w:val="center"/>
             <w:shd w:fill="F5F5F5"/>
           </w:tcPr>
@@ -20092,7 +20203,7 @@
         </w:trPr>
         <w:tc>
           <w:tcPr>
-            <w:tcW w:type="dxa" w:w="1984"/>
+            <w:tcW w:type="dxa" w:w="1440"/>
             <w:vAlign w:val="center"/>
             <w:shd w:fill="FFFFFF"/>
           </w:tcPr>
@@ -20115,7 +20226,7 @@
         </w:tc>
         <w:tc>
           <w:tcPr>
-            <w:tcW w:type="dxa" w:w="6293"/>
+            <w:tcW w:type="dxa" w:w="3240"/>
             <w:vAlign w:val="center"/>
             <w:shd w:fill="FFFFFF"/>
           </w:tcPr>
@@ -20193,7 +20304,7 @@
         </w:tc>
         <w:tc>
           <w:tcPr>
-            <w:tcW w:type="dxa" w:w="4649"/>
+            <w:tcW w:type="dxa" w:w="2880"/>
             <w:vAlign w:val="center"/>
             <w:shd w:fill="FFFFFF"/>
           </w:tcPr>
@@ -20214,7 +20325,7 @@
         </w:tc>
         <w:tc>
           <w:tcPr>
-            <w:tcW w:type="dxa" w:w="2098"/>
+            <w:tcW w:type="dxa" w:w="2304"/>
             <w:vAlign w:val="center"/>
             <w:shd w:fill="FFFFFF"/>
           </w:tcPr>
@@ -20245,7 +20356,7 @@
         </w:trPr>
         <w:tc>
           <w:tcPr>
-            <w:tcW w:type="dxa" w:w="1984"/>
+            <w:tcW w:type="dxa" w:w="1440"/>
             <w:vAlign w:val="center"/>
             <w:shd w:fill="F5F5F5"/>
           </w:tcPr>
@@ -20268,7 +20379,7 @@
         </w:tc>
         <w:tc>
           <w:tcPr>
-            <w:tcW w:type="dxa" w:w="6293"/>
+            <w:tcW w:type="dxa" w:w="3240"/>
             <w:vAlign w:val="center"/>
             <w:shd w:fill="F5F5F5"/>
           </w:tcPr>
@@ -20418,7 +20529,7 @@
         </w:tc>
         <w:tc>
           <w:tcPr>
-            <w:tcW w:type="dxa" w:w="4649"/>
+            <w:tcW w:type="dxa" w:w="2880"/>
             <w:vAlign w:val="center"/>
             <w:shd w:fill="F5F5F5"/>
           </w:tcPr>
@@ -20439,7 +20550,7 @@
         </w:tc>
         <w:tc>
           <w:tcPr>
-            <w:tcW w:type="dxa" w:w="2098"/>
+            <w:tcW w:type="dxa" w:w="2304"/>
             <w:vAlign w:val="center"/>
             <w:shd w:fill="F5F5F5"/>
           </w:tcPr>
@@ -20470,7 +20581,7 @@
         </w:trPr>
         <w:tc>
           <w:tcPr>
-            <w:tcW w:type="dxa" w:w="1984"/>
+            <w:tcW w:type="dxa" w:w="1440"/>
             <w:vAlign w:val="center"/>
             <w:shd w:fill="FFFFFF"/>
           </w:tcPr>
@@ -20493,7 +20604,7 @@
         </w:tc>
         <w:tc>
           <w:tcPr>
-            <w:tcW w:type="dxa" w:w="6293"/>
+            <w:tcW w:type="dxa" w:w="3240"/>
             <w:vAlign w:val="center"/>
             <w:shd w:fill="FFFFFF"/>
           </w:tcPr>
@@ -20522,7 +20633,7 @@
         </w:tc>
         <w:tc>
           <w:tcPr>
-            <w:tcW w:type="dxa" w:w="4649"/>
+            <w:tcW w:type="dxa" w:w="2880"/>
             <w:vAlign w:val="center"/>
             <w:shd w:fill="FFFFFF"/>
           </w:tcPr>
@@ -20543,7 +20654,7 @@
         </w:tc>
         <w:tc>
           <w:tcPr>
-            <w:tcW w:type="dxa" w:w="2098"/>
+            <w:tcW w:type="dxa" w:w="2304"/>
             <w:vAlign w:val="center"/>
             <w:shd w:fill="FFFFFF"/>
           </w:tcPr>
@@ -20574,7 +20685,7 @@
         </w:trPr>
         <w:tc>
           <w:tcPr>
-            <w:tcW w:type="dxa" w:w="1984"/>
+            <w:tcW w:type="dxa" w:w="1440"/>
             <w:vAlign w:val="center"/>
             <w:shd w:fill="F5F5F5"/>
           </w:tcPr>
@@ -20597,7 +20708,7 @@
         </w:tc>
         <w:tc>
           <w:tcPr>
-            <w:tcW w:type="dxa" w:w="6293"/>
+            <w:tcW w:type="dxa" w:w="3240"/>
             <w:vAlign w:val="center"/>
             <w:shd w:fill="F5F5F5"/>
           </w:tcPr>
@@ -20624,7 +20735,7 @@
         </w:tc>
         <w:tc>
           <w:tcPr>
-            <w:tcW w:type="dxa" w:w="4649"/>
+            <w:tcW w:type="dxa" w:w="2880"/>
             <w:vAlign w:val="center"/>
             <w:shd w:fill="F5F5F5"/>
           </w:tcPr>
@@ -20645,7 +20756,7 @@
         </w:tc>
         <w:tc>
           <w:tcPr>
-            <w:tcW w:type="dxa" w:w="2098"/>
+            <w:tcW w:type="dxa" w:w="2304"/>
             <w:vAlign w:val="center"/>
             <w:shd w:fill="F5F5F5"/>
           </w:tcPr>
@@ -20676,7 +20787,7 @@
         </w:trPr>
         <w:tc>
           <w:tcPr>
-            <w:tcW w:type="dxa" w:w="1984"/>
+            <w:tcW w:type="dxa" w:w="1440"/>
             <w:vAlign w:val="center"/>
             <w:shd w:fill="FFFFFF"/>
           </w:tcPr>
@@ -20699,7 +20810,7 @@
         </w:tc>
         <w:tc>
           <w:tcPr>
-            <w:tcW w:type="dxa" w:w="6293"/>
+            <w:tcW w:type="dxa" w:w="3240"/>
             <w:vAlign w:val="center"/>
             <w:shd w:fill="FFFFFF"/>
           </w:tcPr>
@@ -20726,7 +20837,7 @@
         </w:tc>
         <w:tc>
           <w:tcPr>
-            <w:tcW w:type="dxa" w:w="4649"/>
+            <w:tcW w:type="dxa" w:w="2880"/>
             <w:vAlign w:val="center"/>
             <w:shd w:fill="FFFFFF"/>
           </w:tcPr>
@@ -20747,7 +20858,7 @@
         </w:tc>
         <w:tc>
           <w:tcPr>
-            <w:tcW w:type="dxa" w:w="2098"/>
+            <w:tcW w:type="dxa" w:w="2304"/>
             <w:vAlign w:val="center"/>
             <w:shd w:fill="FFFFFF"/>
           </w:tcPr>
@@ -20778,7 +20889,7 @@
         </w:trPr>
         <w:tc>
           <w:tcPr>
-            <w:tcW w:type="dxa" w:w="1984"/>
+            <w:tcW w:type="dxa" w:w="1440"/>
             <w:vAlign w:val="center"/>
             <w:shd w:fill="F5F5F5"/>
           </w:tcPr>
@@ -20801,7 +20912,7 @@
         </w:tc>
         <w:tc>
           <w:tcPr>
-            <w:tcW w:type="dxa" w:w="6293"/>
+            <w:tcW w:type="dxa" w:w="3240"/>
             <w:vAlign w:val="center"/>
             <w:shd w:fill="F5F5F5"/>
           </w:tcPr>
@@ -20828,7 +20939,7 @@
         </w:tc>
         <w:tc>
           <w:tcPr>
-            <w:tcW w:type="dxa" w:w="4649"/>
+            <w:tcW w:type="dxa" w:w="2880"/>
             <w:vAlign w:val="center"/>
             <w:shd w:fill="F5F5F5"/>
           </w:tcPr>
@@ -20849,7 +20960,7 @@
         </w:tc>
         <w:tc>
           <w:tcPr>
-            <w:tcW w:type="dxa" w:w="2098"/>
+            <w:tcW w:type="dxa" w:w="2304"/>
             <w:vAlign w:val="center"/>
             <w:shd w:fill="F5F5F5"/>
           </w:tcPr>
@@ -20880,7 +20991,7 @@
         </w:trPr>
         <w:tc>
           <w:tcPr>
-            <w:tcW w:type="dxa" w:w="1984"/>
+            <w:tcW w:type="dxa" w:w="1440"/>
             <w:vAlign w:val="center"/>
             <w:shd w:fill="FFFFFF"/>
           </w:tcPr>
@@ -20903,7 +21014,7 @@
         </w:tc>
         <w:tc>
           <w:tcPr>
-            <w:tcW w:type="dxa" w:w="6293"/>
+            <w:tcW w:type="dxa" w:w="3240"/>
             <w:vAlign w:val="center"/>
             <w:shd w:fill="FFFFFF"/>
           </w:tcPr>
@@ -20930,7 +21041,7 @@
         </w:tc>
         <w:tc>
           <w:tcPr>
-            <w:tcW w:type="dxa" w:w="4649"/>
+            <w:tcW w:type="dxa" w:w="2880"/>
             <w:vAlign w:val="center"/>
             <w:shd w:fill="FFFFFF"/>
           </w:tcPr>
@@ -20951,7 +21062,7 @@
         </w:tc>
         <w:tc>
           <w:tcPr>
-            <w:tcW w:type="dxa" w:w="2098"/>
+            <w:tcW w:type="dxa" w:w="2304"/>
             <w:vAlign w:val="center"/>
             <w:shd w:fill="FFFFFF"/>
           </w:tcPr>
@@ -20982,7 +21093,7 @@
         </w:trPr>
         <w:tc>
           <w:tcPr>
-            <w:tcW w:type="dxa" w:w="1984"/>
+            <w:tcW w:type="dxa" w:w="1440"/>
             <w:vAlign w:val="center"/>
             <w:shd w:fill="F5F5F5"/>
           </w:tcPr>
@@ -21005,7 +21116,7 @@
         </w:tc>
         <w:tc>
           <w:tcPr>
-            <w:tcW w:type="dxa" w:w="6293"/>
+            <w:tcW w:type="dxa" w:w="3240"/>
             <w:vAlign w:val="center"/>
             <w:shd w:fill="F5F5F5"/>
           </w:tcPr>
@@ -21032,7 +21143,7 @@
         </w:tc>
         <w:tc>
           <w:tcPr>
-            <w:tcW w:type="dxa" w:w="4649"/>
+            <w:tcW w:type="dxa" w:w="2880"/>
             <w:vAlign w:val="center"/>
             <w:shd w:fill="F5F5F5"/>
           </w:tcPr>
@@ -21053,7 +21164,7 @@
         </w:tc>
         <w:tc>
           <w:tcPr>
-            <w:tcW w:type="dxa" w:w="2098"/>
+            <w:tcW w:type="dxa" w:w="2304"/>
             <w:vAlign w:val="center"/>
             <w:shd w:fill="F5F5F5"/>
           </w:tcPr>
@@ -21084,7 +21195,7 @@
         </w:trPr>
         <w:tc>
           <w:tcPr>
-            <w:tcW w:type="dxa" w:w="1984"/>
+            <w:tcW w:type="dxa" w:w="1440"/>
             <w:vAlign w:val="center"/>
             <w:shd w:fill="FFFFFF"/>
           </w:tcPr>
@@ -21107,7 +21218,7 @@
         </w:tc>
         <w:tc>
           <w:tcPr>
-            <w:tcW w:type="dxa" w:w="6293"/>
+            <w:tcW w:type="dxa" w:w="3240"/>
             <w:vAlign w:val="center"/>
             <w:shd w:fill="FFFFFF"/>
           </w:tcPr>
@@ -21203,7 +21314,7 @@
         </w:tc>
         <w:tc>
           <w:tcPr>
-            <w:tcW w:type="dxa" w:w="4649"/>
+            <w:tcW w:type="dxa" w:w="2880"/>
             <w:vAlign w:val="center"/>
             <w:shd w:fill="FFFFFF"/>
           </w:tcPr>
@@ -21224,7 +21335,7 @@
         </w:tc>
         <w:tc>
           <w:tcPr>
-            <w:tcW w:type="dxa" w:w="2098"/>
+            <w:tcW w:type="dxa" w:w="2304"/>
             <w:vAlign w:val="center"/>
             <w:shd w:fill="FFFFFF"/>
           </w:tcPr>
@@ -21255,7 +21366,7 @@
         </w:trPr>
         <w:tc>
           <w:tcPr>
-            <w:tcW w:type="dxa" w:w="1984"/>
+            <w:tcW w:type="dxa" w:w="1440"/>
             <w:vAlign w:val="center"/>
             <w:shd w:fill="F5F5F5"/>
           </w:tcPr>
@@ -21278,7 +21389,7 @@
         </w:tc>
         <w:tc>
           <w:tcPr>
-            <w:tcW w:type="dxa" w:w="6293"/>
+            <w:tcW w:type="dxa" w:w="3240"/>
             <w:vAlign w:val="center"/>
             <w:shd w:fill="F5F5F5"/>
           </w:tcPr>
@@ -21374,7 +21485,7 @@
         </w:tc>
         <w:tc>
           <w:tcPr>
-            <w:tcW w:type="dxa" w:w="4649"/>
+            <w:tcW w:type="dxa" w:w="2880"/>
             <w:vAlign w:val="center"/>
             <w:shd w:fill="F5F5F5"/>
           </w:tcPr>
@@ -21395,7 +21506,7 @@
         </w:tc>
         <w:tc>
           <w:tcPr>
-            <w:tcW w:type="dxa" w:w="2098"/>
+            <w:tcW w:type="dxa" w:w="2304"/>
             <w:vAlign w:val="center"/>
             <w:shd w:fill="F5F5F5"/>
           </w:tcPr>
@@ -21498,10 +21609,10 @@
         </w:tblCellMar>
       </w:tblPr>
       <w:tblGrid>
-        <w:gridCol w:w="1417"/>
-        <w:gridCol w:w="6520"/>
-        <w:gridCol w:w="4932"/>
-        <w:gridCol w:w="2154"/>
+        <w:gridCol w:w="936"/>
+        <w:gridCol w:w="3312"/>
+        <w:gridCol w:w="3096"/>
+        <w:gridCol w:w="2520"/>
       </w:tblGrid>
       <w:tr>
         <w:trPr>
@@ -21510,7 +21621,7 @@
         </w:trPr>
         <w:tc>
           <w:tcPr>
-            <w:tcW w:type="dxa" w:w="1417"/>
+            <w:tcW w:type="dxa" w:w="936"/>
             <w:vAlign w:val="center"/>
             <w:shd w:fill="333333"/>
           </w:tcPr>
@@ -21525,7 +21636,7 @@
                 <w:rFonts w:ascii="Arial" w:hAnsi="Arial"/>
                 <w:b/>
                 <w:color w:val="FFFFFF"/>
-                <w:sz w:val="19"/>
+                <w:sz w:val="18"/>
               </w:rPr>
               <w:t>Case</w:t>
             </w:r>
@@ -21533,7 +21644,7 @@
         </w:tc>
         <w:tc>
           <w:tcPr>
-            <w:tcW w:type="dxa" w:w="6520"/>
+            <w:tcW w:type="dxa" w:w="3312"/>
             <w:vAlign w:val="center"/>
             <w:shd w:fill="333333"/>
           </w:tcPr>
@@ -21547,7 +21658,7 @@
                 <w:rFonts w:ascii="Arial" w:hAnsi="Arial"/>
                 <w:b/>
                 <w:color w:val="FFFFFF"/>
-                <w:sz w:val="19"/>
+                <w:sz w:val="18"/>
               </w:rPr>
               <w:t>Fixture and exact messages</w:t>
             </w:r>
@@ -21555,7 +21666,7 @@
         </w:tc>
         <w:tc>
           <w:tcPr>
-            <w:tcW w:type="dxa" w:w="4932"/>
+            <w:tcW w:type="dxa" w:w="3096"/>
             <w:vAlign w:val="center"/>
             <w:shd w:fill="333333"/>
           </w:tcPr>
@@ -21569,7 +21680,7 @@
                 <w:rFonts w:ascii="Arial" w:hAnsi="Arial"/>
                 <w:b/>
                 <w:color w:val="FFFFFF"/>
-                <w:sz w:val="19"/>
+                <w:sz w:val="18"/>
               </w:rPr>
               <w:t>Expected output</w:t>
             </w:r>
@@ -21577,7 +21688,7 @@
         </w:tc>
         <w:tc>
           <w:tcPr>
-            <w:tcW w:type="dxa" w:w="2154"/>
+            <w:tcW w:type="dxa" w:w="2520"/>
             <w:vAlign w:val="center"/>
             <w:shd w:fill="333333"/>
           </w:tcPr>
@@ -21591,7 +21702,7 @@
                 <w:rFonts w:ascii="Arial" w:hAnsi="Arial"/>
                 <w:b/>
                 <w:color w:val="FFFFFF"/>
-                <w:sz w:val="19"/>
+                <w:sz w:val="18"/>
               </w:rPr>
               <w:t>Execution status</w:t>
             </w:r>
@@ -21604,7 +21715,7 @@
         </w:trPr>
         <w:tc>
           <w:tcPr>
-            <w:tcW w:type="dxa" w:w="1417"/>
+            <w:tcW w:type="dxa" w:w="936"/>
             <w:vAlign w:val="center"/>
             <w:shd w:fill="FFFFFF"/>
           </w:tcPr>
@@ -21626,7 +21737,7 @@
         </w:tc>
         <w:tc>
           <w:tcPr>
-            <w:tcW w:type="dxa" w:w="6520"/>
+            <w:tcW w:type="dxa" w:w="3312"/>
             <w:vAlign w:val="center"/>
             <w:shd w:fill="FFFFFF"/>
           </w:tcPr>
@@ -21655,7 +21766,7 @@
         </w:tc>
         <w:tc>
           <w:tcPr>
-            <w:tcW w:type="dxa" w:w="4932"/>
+            <w:tcW w:type="dxa" w:w="3096"/>
             <w:vAlign w:val="center"/>
             <w:shd w:fill="FFFFFF"/>
           </w:tcPr>
@@ -21676,7 +21787,7 @@
         </w:tc>
         <w:tc>
           <w:tcPr>
-            <w:tcW w:type="dxa" w:w="2154"/>
+            <w:tcW w:type="dxa" w:w="2520"/>
             <w:vAlign w:val="center"/>
             <w:shd w:fill="FFFFFF"/>
           </w:tcPr>
@@ -21707,7 +21818,7 @@
         </w:trPr>
         <w:tc>
           <w:tcPr>
-            <w:tcW w:type="dxa" w:w="1417"/>
+            <w:tcW w:type="dxa" w:w="936"/>
             <w:vAlign w:val="center"/>
             <w:shd w:fill="F5F5F5"/>
           </w:tcPr>
@@ -21729,7 +21840,7 @@
         </w:tc>
         <w:tc>
           <w:tcPr>
-            <w:tcW w:type="dxa" w:w="6520"/>
+            <w:tcW w:type="dxa" w:w="3312"/>
             <w:vAlign w:val="center"/>
             <w:shd w:fill="F5F5F5"/>
           </w:tcPr>
@@ -21752,7 +21863,7 @@
         </w:tc>
         <w:tc>
           <w:tcPr>
-            <w:tcW w:type="dxa" w:w="4932"/>
+            <w:tcW w:type="dxa" w:w="3096"/>
             <w:vAlign w:val="center"/>
             <w:shd w:fill="F5F5F5"/>
           </w:tcPr>
@@ -21773,7 +21884,7 @@
         </w:tc>
         <w:tc>
           <w:tcPr>
-            <w:tcW w:type="dxa" w:w="2154"/>
+            <w:tcW w:type="dxa" w:w="2520"/>
             <w:vAlign w:val="center"/>
             <w:shd w:fill="F5F5F5"/>
           </w:tcPr>
@@ -21804,7 +21915,7 @@
         </w:trPr>
         <w:tc>
           <w:tcPr>
-            <w:tcW w:type="dxa" w:w="1417"/>
+            <w:tcW w:type="dxa" w:w="936"/>
             <w:vAlign w:val="center"/>
             <w:shd w:fill="FFFFFF"/>
           </w:tcPr>
@@ -21826,7 +21937,7 @@
         </w:tc>
         <w:tc>
           <w:tcPr>
-            <w:tcW w:type="dxa" w:w="6520"/>
+            <w:tcW w:type="dxa" w:w="3312"/>
             <w:vAlign w:val="center"/>
             <w:shd w:fill="FFFFFF"/>
           </w:tcPr>
@@ -21851,7 +21962,7 @@
         </w:tc>
         <w:tc>
           <w:tcPr>
-            <w:tcW w:type="dxa" w:w="4932"/>
+            <w:tcW w:type="dxa" w:w="3096"/>
             <w:vAlign w:val="center"/>
             <w:shd w:fill="FFFFFF"/>
           </w:tcPr>
@@ -21872,7 +21983,7 @@
         </w:tc>
         <w:tc>
           <w:tcPr>
-            <w:tcW w:type="dxa" w:w="2154"/>
+            <w:tcW w:type="dxa" w:w="2520"/>
             <w:vAlign w:val="center"/>
             <w:shd w:fill="FFFFFF"/>
           </w:tcPr>
@@ -21903,7 +22014,7 @@
         </w:trPr>
         <w:tc>
           <w:tcPr>
-            <w:tcW w:type="dxa" w:w="1417"/>
+            <w:tcW w:type="dxa" w:w="936"/>
             <w:vAlign w:val="center"/>
             <w:shd w:fill="F5F5F5"/>
           </w:tcPr>
@@ -21925,7 +22036,7 @@
         </w:tc>
         <w:tc>
           <w:tcPr>
-            <w:tcW w:type="dxa" w:w="6520"/>
+            <w:tcW w:type="dxa" w:w="3312"/>
             <w:vAlign w:val="center"/>
             <w:shd w:fill="F5F5F5"/>
           </w:tcPr>
@@ -21948,7 +22059,7 @@
         </w:tc>
         <w:tc>
           <w:tcPr>
-            <w:tcW w:type="dxa" w:w="4932"/>
+            <w:tcW w:type="dxa" w:w="3096"/>
             <w:vAlign w:val="center"/>
             <w:shd w:fill="F5F5F5"/>
           </w:tcPr>
@@ -21969,7 +22080,7 @@
         </w:tc>
         <w:tc>
           <w:tcPr>
-            <w:tcW w:type="dxa" w:w="2154"/>
+            <w:tcW w:type="dxa" w:w="2520"/>
             <w:vAlign w:val="center"/>
             <w:shd w:fill="F5F5F5"/>
           </w:tcPr>
@@ -22000,7 +22111,7 @@
         </w:trPr>
         <w:tc>
           <w:tcPr>
-            <w:tcW w:type="dxa" w:w="1417"/>
+            <w:tcW w:type="dxa" w:w="936"/>
             <w:vAlign w:val="center"/>
             <w:shd w:fill="FFFFFF"/>
           </w:tcPr>
@@ -22022,7 +22133,7 @@
         </w:tc>
         <w:tc>
           <w:tcPr>
-            <w:tcW w:type="dxa" w:w="6520"/>
+            <w:tcW w:type="dxa" w:w="3312"/>
             <w:vAlign w:val="center"/>
             <w:shd w:fill="FFFFFF"/>
           </w:tcPr>
@@ -22053,7 +22164,7 @@
         </w:tc>
         <w:tc>
           <w:tcPr>
-            <w:tcW w:type="dxa" w:w="4932"/>
+            <w:tcW w:type="dxa" w:w="3096"/>
             <w:vAlign w:val="center"/>
             <w:shd w:fill="FFFFFF"/>
           </w:tcPr>
@@ -22074,7 +22185,7 @@
         </w:tc>
         <w:tc>
           <w:tcPr>
-            <w:tcW w:type="dxa" w:w="2154"/>
+            <w:tcW w:type="dxa" w:w="2520"/>
             <w:vAlign w:val="center"/>
             <w:shd w:fill="FFFFFF"/>
           </w:tcPr>
@@ -22105,7 +22216,7 @@
         </w:trPr>
         <w:tc>
           <w:tcPr>
-            <w:tcW w:type="dxa" w:w="1417"/>
+            <w:tcW w:type="dxa" w:w="936"/>
             <w:vAlign w:val="center"/>
             <w:shd w:fill="F5F5F5"/>
           </w:tcPr>
@@ -22127,7 +22238,7 @@
         </w:tc>
         <w:tc>
           <w:tcPr>
-            <w:tcW w:type="dxa" w:w="6520"/>
+            <w:tcW w:type="dxa" w:w="3312"/>
             <w:vAlign w:val="center"/>
             <w:shd w:fill="F5F5F5"/>
           </w:tcPr>
@@ -22152,7 +22263,7 @@
         </w:tc>
         <w:tc>
           <w:tcPr>
-            <w:tcW w:type="dxa" w:w="4932"/>
+            <w:tcW w:type="dxa" w:w="3096"/>
             <w:vAlign w:val="center"/>
             <w:shd w:fill="F5F5F5"/>
           </w:tcPr>
@@ -22173,7 +22284,7 @@
         </w:tc>
         <w:tc>
           <w:tcPr>
-            <w:tcW w:type="dxa" w:w="2154"/>
+            <w:tcW w:type="dxa" w:w="2520"/>
             <w:vAlign w:val="center"/>
             <w:shd w:fill="F5F5F5"/>
           </w:tcPr>
@@ -22204,7 +22315,7 @@
         </w:trPr>
         <w:tc>
           <w:tcPr>
-            <w:tcW w:type="dxa" w:w="1417"/>
+            <w:tcW w:type="dxa" w:w="936"/>
             <w:vAlign w:val="center"/>
             <w:shd w:fill="FFFFFF"/>
           </w:tcPr>
@@ -22226,7 +22337,7 @@
         </w:tc>
         <w:tc>
           <w:tcPr>
-            <w:tcW w:type="dxa" w:w="6520"/>
+            <w:tcW w:type="dxa" w:w="3312"/>
             <w:vAlign w:val="center"/>
             <w:shd w:fill="FFFFFF"/>
           </w:tcPr>
@@ -22249,7 +22360,7 @@
         </w:tc>
         <w:tc>
           <w:tcPr>
-            <w:tcW w:type="dxa" w:w="4932"/>
+            <w:tcW w:type="dxa" w:w="3096"/>
             <w:vAlign w:val="center"/>
             <w:shd w:fill="FFFFFF"/>
           </w:tcPr>
@@ -22270,7 +22381,7 @@
         </w:tc>
         <w:tc>
           <w:tcPr>
-            <w:tcW w:type="dxa" w:w="2154"/>
+            <w:tcW w:type="dxa" w:w="2520"/>
             <w:vAlign w:val="center"/>
             <w:shd w:fill="FFFFFF"/>
           </w:tcPr>
@@ -22301,7 +22412,7 @@
         </w:trPr>
         <w:tc>
           <w:tcPr>
-            <w:tcW w:type="dxa" w:w="1417"/>
+            <w:tcW w:type="dxa" w:w="936"/>
             <w:vAlign w:val="center"/>
             <w:shd w:fill="F5F5F5"/>
           </w:tcPr>
@@ -22323,7 +22434,7 @@
         </w:tc>
         <w:tc>
           <w:tcPr>
-            <w:tcW w:type="dxa" w:w="6520"/>
+            <w:tcW w:type="dxa" w:w="3312"/>
             <w:vAlign w:val="center"/>
             <w:shd w:fill="F5F5F5"/>
           </w:tcPr>
@@ -22348,7 +22459,7 @@
         </w:tc>
         <w:tc>
           <w:tcPr>
-            <w:tcW w:type="dxa" w:w="4932"/>
+            <w:tcW w:type="dxa" w:w="3096"/>
             <w:vAlign w:val="center"/>
             <w:shd w:fill="F5F5F5"/>
           </w:tcPr>
@@ -22369,7 +22480,7 @@
         </w:tc>
         <w:tc>
           <w:tcPr>
-            <w:tcW w:type="dxa" w:w="2154"/>
+            <w:tcW w:type="dxa" w:w="2520"/>
             <w:vAlign w:val="center"/>
             <w:shd w:fill="F5F5F5"/>
           </w:tcPr>
@@ -22400,7 +22511,7 @@
         </w:trPr>
         <w:tc>
           <w:tcPr>
-            <w:tcW w:type="dxa" w:w="1417"/>
+            <w:tcW w:type="dxa" w:w="936"/>
             <w:vAlign w:val="center"/>
             <w:shd w:fill="FFFFFF"/>
           </w:tcPr>
@@ -22422,7 +22533,7 @@
         </w:tc>
         <w:tc>
           <w:tcPr>
-            <w:tcW w:type="dxa" w:w="6520"/>
+            <w:tcW w:type="dxa" w:w="3312"/>
             <w:vAlign w:val="center"/>
             <w:shd w:fill="FFFFFF"/>
           </w:tcPr>
@@ -22449,7 +22560,7 @@
         </w:tc>
         <w:tc>
           <w:tcPr>
-            <w:tcW w:type="dxa" w:w="4932"/>
+            <w:tcW w:type="dxa" w:w="3096"/>
             <w:vAlign w:val="center"/>
             <w:shd w:fill="FFFFFF"/>
           </w:tcPr>
@@ -22470,7 +22581,7 @@
         </w:tc>
         <w:tc>
           <w:tcPr>
-            <w:tcW w:type="dxa" w:w="2154"/>
+            <w:tcW w:type="dxa" w:w="2520"/>
             <w:vAlign w:val="center"/>
             <w:shd w:fill="FFFFFF"/>
           </w:tcPr>
@@ -22501,7 +22612,7 @@
         </w:trPr>
         <w:tc>
           <w:tcPr>
-            <w:tcW w:type="dxa" w:w="1417"/>
+            <w:tcW w:type="dxa" w:w="936"/>
             <w:vAlign w:val="center"/>
             <w:shd w:fill="F5F5F5"/>
           </w:tcPr>
@@ -22523,7 +22634,7 @@
         </w:tc>
         <w:tc>
           <w:tcPr>
-            <w:tcW w:type="dxa" w:w="6520"/>
+            <w:tcW w:type="dxa" w:w="3312"/>
             <w:vAlign w:val="center"/>
             <w:shd w:fill="F5F5F5"/>
           </w:tcPr>
@@ -22546,7 +22657,7 @@
         </w:tc>
         <w:tc>
           <w:tcPr>
-            <w:tcW w:type="dxa" w:w="4932"/>
+            <w:tcW w:type="dxa" w:w="3096"/>
             <w:vAlign w:val="center"/>
             <w:shd w:fill="F5F5F5"/>
           </w:tcPr>
@@ -22567,7 +22678,7 @@
         </w:tc>
         <w:tc>
           <w:tcPr>
-            <w:tcW w:type="dxa" w:w="2154"/>
+            <w:tcW w:type="dxa" w:w="2520"/>
             <w:vAlign w:val="center"/>
             <w:shd w:fill="F5F5F5"/>
           </w:tcPr>
@@ -22598,7 +22709,7 @@
         </w:trPr>
         <w:tc>
           <w:tcPr>
-            <w:tcW w:type="dxa" w:w="1417"/>
+            <w:tcW w:type="dxa" w:w="936"/>
             <w:vAlign w:val="center"/>
             <w:shd w:fill="FFFFFF"/>
           </w:tcPr>
@@ -22620,7 +22731,7 @@
         </w:tc>
         <w:tc>
           <w:tcPr>
-            <w:tcW w:type="dxa" w:w="6520"/>
+            <w:tcW w:type="dxa" w:w="3312"/>
             <w:vAlign w:val="center"/>
             <w:shd w:fill="FFFFFF"/>
           </w:tcPr>
@@ -22645,7 +22756,7 @@
         </w:tc>
         <w:tc>
           <w:tcPr>
-            <w:tcW w:type="dxa" w:w="4932"/>
+            <w:tcW w:type="dxa" w:w="3096"/>
             <w:vAlign w:val="center"/>
             <w:shd w:fill="FFFFFF"/>
           </w:tcPr>
@@ -22666,7 +22777,7 @@
         </w:tc>
         <w:tc>
           <w:tcPr>
-            <w:tcW w:type="dxa" w:w="2154"/>
+            <w:tcW w:type="dxa" w:w="2520"/>
             <w:vAlign w:val="center"/>
             <w:shd w:fill="FFFFFF"/>
           </w:tcPr>
@@ -22697,7 +22808,7 @@
         </w:trPr>
         <w:tc>
           <w:tcPr>
-            <w:tcW w:type="dxa" w:w="1417"/>
+            <w:tcW w:type="dxa" w:w="936"/>
             <w:vAlign w:val="center"/>
             <w:shd w:fill="F5F5F5"/>
           </w:tcPr>
@@ -22719,7 +22830,7 @@
         </w:tc>
         <w:tc>
           <w:tcPr>
-            <w:tcW w:type="dxa" w:w="6520"/>
+            <w:tcW w:type="dxa" w:w="3312"/>
             <w:vAlign w:val="center"/>
             <w:shd w:fill="F5F5F5"/>
           </w:tcPr>
@@ -22744,7 +22855,7 @@
         </w:tc>
         <w:tc>
           <w:tcPr>
-            <w:tcW w:type="dxa" w:w="4932"/>
+            <w:tcW w:type="dxa" w:w="3096"/>
             <w:vAlign w:val="center"/>
             <w:shd w:fill="F5F5F5"/>
           </w:tcPr>
@@ -22765,7 +22876,7 @@
         </w:tc>
         <w:tc>
           <w:tcPr>
-            <w:tcW w:type="dxa" w:w="2154"/>
+            <w:tcW w:type="dxa" w:w="2520"/>
             <w:vAlign w:val="center"/>
             <w:shd w:fill="F5F5F5"/>
           </w:tcPr>
@@ -22796,7 +22907,7 @@
         </w:trPr>
         <w:tc>
           <w:tcPr>
-            <w:tcW w:type="dxa" w:w="1417"/>
+            <w:tcW w:type="dxa" w:w="936"/>
             <w:vAlign w:val="center"/>
             <w:shd w:fill="FFFFFF"/>
           </w:tcPr>
@@ -22818,7 +22929,7 @@
         </w:tc>
         <w:tc>
           <w:tcPr>
-            <w:tcW w:type="dxa" w:w="6520"/>
+            <w:tcW w:type="dxa" w:w="3312"/>
             <w:vAlign w:val="center"/>
             <w:shd w:fill="FFFFFF"/>
           </w:tcPr>
@@ -22843,7 +22954,7 @@
         </w:tc>
         <w:tc>
           <w:tcPr>
-            <w:tcW w:type="dxa" w:w="4932"/>
+            <w:tcW w:type="dxa" w:w="3096"/>
             <w:vAlign w:val="center"/>
             <w:shd w:fill="FFFFFF"/>
           </w:tcPr>
@@ -22864,7 +22975,7 @@
         </w:tc>
         <w:tc>
           <w:tcPr>
-            <w:tcW w:type="dxa" w:w="2154"/>
+            <w:tcW w:type="dxa" w:w="2520"/>
             <w:vAlign w:val="center"/>
             <w:shd w:fill="FFFFFF"/>
           </w:tcPr>
@@ -22895,7 +23006,7 @@
         </w:trPr>
         <w:tc>
           <w:tcPr>
-            <w:tcW w:type="dxa" w:w="1417"/>
+            <w:tcW w:type="dxa" w:w="936"/>
             <w:vAlign w:val="center"/>
             <w:shd w:fill="F5F5F5"/>
           </w:tcPr>
@@ -22917,7 +23028,7 @@
         </w:tc>
         <w:tc>
           <w:tcPr>
-            <w:tcW w:type="dxa" w:w="6520"/>
+            <w:tcW w:type="dxa" w:w="3312"/>
             <w:vAlign w:val="center"/>
             <w:shd w:fill="F5F5F5"/>
           </w:tcPr>
@@ -22942,7 +23053,7 @@
         </w:tc>
         <w:tc>
           <w:tcPr>
-            <w:tcW w:type="dxa" w:w="4932"/>
+            <w:tcW w:type="dxa" w:w="3096"/>
             <w:vAlign w:val="center"/>
             <w:shd w:fill="F5F5F5"/>
           </w:tcPr>
@@ -22963,7 +23074,7 @@
         </w:tc>
         <w:tc>
           <w:tcPr>
-            <w:tcW w:type="dxa" w:w="2154"/>
+            <w:tcW w:type="dxa" w:w="2520"/>
             <w:vAlign w:val="center"/>
             <w:shd w:fill="F5F5F5"/>
           </w:tcPr>
@@ -22994,7 +23105,7 @@
         </w:trPr>
         <w:tc>
           <w:tcPr>
-            <w:tcW w:type="dxa" w:w="1417"/>
+            <w:tcW w:type="dxa" w:w="936"/>
             <w:vAlign w:val="center"/>
             <w:shd w:fill="FFFFFF"/>
           </w:tcPr>
@@ -23016,7 +23127,7 @@
         </w:tc>
         <w:tc>
           <w:tcPr>
-            <w:tcW w:type="dxa" w:w="6520"/>
+            <w:tcW w:type="dxa" w:w="3312"/>
             <w:vAlign w:val="center"/>
             <w:shd w:fill="FFFFFF"/>
           </w:tcPr>
@@ -23041,7 +23152,7 @@
         </w:tc>
         <w:tc>
           <w:tcPr>
-            <w:tcW w:type="dxa" w:w="4932"/>
+            <w:tcW w:type="dxa" w:w="3096"/>
             <w:vAlign w:val="center"/>
             <w:shd w:fill="FFFFFF"/>
           </w:tcPr>
@@ -23062,7 +23173,7 @@
         </w:tc>
         <w:tc>
           <w:tcPr>
-            <w:tcW w:type="dxa" w:w="2154"/>
+            <w:tcW w:type="dxa" w:w="2520"/>
             <w:vAlign w:val="center"/>
             <w:shd w:fill="FFFFFF"/>
           </w:tcPr>
@@ -23093,7 +23204,7 @@
         </w:trPr>
         <w:tc>
           <w:tcPr>
-            <w:tcW w:type="dxa" w:w="1417"/>
+            <w:tcW w:type="dxa" w:w="936"/>
             <w:vAlign w:val="center"/>
             <w:shd w:fill="F5F5F5"/>
           </w:tcPr>
@@ -23115,7 +23226,7 @@
         </w:tc>
         <w:tc>
           <w:tcPr>
-            <w:tcW w:type="dxa" w:w="6520"/>
+            <w:tcW w:type="dxa" w:w="3312"/>
             <w:vAlign w:val="center"/>
             <w:shd w:fill="F5F5F5"/>
           </w:tcPr>
@@ -23140,7 +23251,7 @@
         </w:tc>
         <w:tc>
           <w:tcPr>
-            <w:tcW w:type="dxa" w:w="4932"/>
+            <w:tcW w:type="dxa" w:w="3096"/>
             <w:vAlign w:val="center"/>
             <w:shd w:fill="F5F5F5"/>
           </w:tcPr>
@@ -23161,7 +23272,7 @@
         </w:tc>
         <w:tc>
           <w:tcPr>
-            <w:tcW w:type="dxa" w:w="2154"/>
+            <w:tcW w:type="dxa" w:w="2520"/>
             <w:vAlign w:val="center"/>
             <w:shd w:fill="F5F5F5"/>
           </w:tcPr>
@@ -23192,7 +23303,7 @@
         </w:trPr>
         <w:tc>
           <w:tcPr>
-            <w:tcW w:type="dxa" w:w="1417"/>
+            <w:tcW w:type="dxa" w:w="936"/>
             <w:vAlign w:val="center"/>
             <w:shd w:fill="FFFFFF"/>
           </w:tcPr>
@@ -23214,7 +23325,7 @@
         </w:tc>
         <w:tc>
           <w:tcPr>
-            <w:tcW w:type="dxa" w:w="6520"/>
+            <w:tcW w:type="dxa" w:w="3312"/>
             <w:vAlign w:val="center"/>
             <w:shd w:fill="FFFFFF"/>
           </w:tcPr>
@@ -23239,7 +23350,7 @@
         </w:tc>
         <w:tc>
           <w:tcPr>
-            <w:tcW w:type="dxa" w:w="4932"/>
+            <w:tcW w:type="dxa" w:w="3096"/>
             <w:vAlign w:val="center"/>
             <w:shd w:fill="FFFFFF"/>
           </w:tcPr>
@@ -23260,7 +23371,7 @@
         </w:tc>
         <w:tc>
           <w:tcPr>
-            <w:tcW w:type="dxa" w:w="2154"/>
+            <w:tcW w:type="dxa" w:w="2520"/>
             <w:vAlign w:val="center"/>
             <w:shd w:fill="FFFFFF"/>
           </w:tcPr>
@@ -23291,7 +23402,7 @@
         </w:trPr>
         <w:tc>
           <w:tcPr>
-            <w:tcW w:type="dxa" w:w="1417"/>
+            <w:tcW w:type="dxa" w:w="936"/>
             <w:vAlign w:val="center"/>
             <w:shd w:fill="F5F5F5"/>
           </w:tcPr>
@@ -23313,7 +23424,7 @@
         </w:tc>
         <w:tc>
           <w:tcPr>
-            <w:tcW w:type="dxa" w:w="6520"/>
+            <w:tcW w:type="dxa" w:w="3312"/>
             <w:vAlign w:val="center"/>
             <w:shd w:fill="F5F5F5"/>
           </w:tcPr>
@@ -23338,7 +23449,7 @@
         </w:tc>
         <w:tc>
           <w:tcPr>
-            <w:tcW w:type="dxa" w:w="4932"/>
+            <w:tcW w:type="dxa" w:w="3096"/>
             <w:vAlign w:val="center"/>
             <w:shd w:fill="F5F5F5"/>
           </w:tcPr>
@@ -23359,7 +23470,7 @@
         </w:tc>
         <w:tc>
           <w:tcPr>
-            <w:tcW w:type="dxa" w:w="2154"/>
+            <w:tcW w:type="dxa" w:w="2520"/>
             <w:vAlign w:val="center"/>
             <w:shd w:fill="F5F5F5"/>
           </w:tcPr>
@@ -23465,10 +23576,10 @@
         </w:tblCellMar>
       </w:tblPr>
       <w:tblGrid>
-        <w:gridCol w:w="2438"/>
-        <w:gridCol w:w="3345"/>
-        <w:gridCol w:w="1814"/>
-        <w:gridCol w:w="7427"/>
+        <w:gridCol w:w="2088"/>
+        <w:gridCol w:w="2376"/>
+        <w:gridCol w:w="1368"/>
+        <w:gridCol w:w="4032"/>
       </w:tblGrid>
       <w:tr>
         <w:trPr>
@@ -23477,7 +23588,7 @@
         </w:trPr>
         <w:tc>
           <w:tcPr>
-            <w:tcW w:type="dxa" w:w="2438"/>
+            <w:tcW w:type="dxa" w:w="2088"/>
             <w:vAlign w:val="center"/>
             <w:shd w:fill="333333"/>
           </w:tcPr>
@@ -23491,7 +23602,7 @@
                 <w:rFonts w:ascii="Arial" w:hAnsi="Arial"/>
                 <w:b/>
                 <w:color w:val="FFFFFF"/>
-                <w:sz w:val="20"/>
+                <w:sz w:val="18"/>
               </w:rPr>
               <w:t>Feature and objective</w:t>
             </w:r>
@@ -23499,7 +23610,7 @@
         </w:tc>
         <w:tc>
           <w:tcPr>
-            <w:tcW w:type="dxa" w:w="3345"/>
+            <w:tcW w:type="dxa" w:w="2376"/>
             <w:vAlign w:val="center"/>
             <w:shd w:fill="333333"/>
           </w:tcPr>
@@ -23513,7 +23624,7 @@
                 <w:rFonts w:ascii="Arial" w:hAnsi="Arial"/>
                 <w:b/>
                 <w:color w:val="FFFFFF"/>
-                <w:sz w:val="20"/>
+                <w:sz w:val="18"/>
               </w:rPr>
               <w:t>Existing automated coverage</w:t>
             </w:r>
@@ -23521,7 +23632,7 @@
         </w:tc>
         <w:tc>
           <w:tcPr>
-            <w:tcW w:type="dxa" w:w="1814"/>
+            <w:tcW w:type="dxa" w:w="1368"/>
             <w:vAlign w:val="center"/>
             <w:shd w:fill="333333"/>
           </w:tcPr>
@@ -23535,7 +23646,7 @@
                 <w:rFonts w:ascii="Arial" w:hAnsi="Arial"/>
                 <w:b/>
                 <w:color w:val="FFFFFF"/>
-                <w:sz w:val="20"/>
+                <w:sz w:val="18"/>
               </w:rPr>
               <w:t>Browser cases</w:t>
             </w:r>
@@ -23543,7 +23654,7 @@
         </w:tc>
         <w:tc>
           <w:tcPr>
-            <w:tcW w:type="dxa" w:w="7427"/>
+            <w:tcW w:type="dxa" w:w="4032"/>
             <w:vAlign w:val="center"/>
             <w:shd w:fill="333333"/>
           </w:tcPr>
@@ -23557,7 +23668,7 @@
                 <w:rFonts w:ascii="Arial" w:hAnsi="Arial"/>
                 <w:b/>
                 <w:color w:val="FFFFFF"/>
-                <w:sz w:val="20"/>
+                <w:sz w:val="18"/>
               </w:rPr>
               <w:t>Behaviour and evidence boundary</w:t>
             </w:r>
@@ -23570,7 +23681,7 @@
         </w:trPr>
         <w:tc>
           <w:tcPr>
-            <w:tcW w:type="dxa" w:w="2438"/>
+            <w:tcW w:type="dxa" w:w="2088"/>
             <w:vAlign w:val="center"/>
             <w:shd w:fill="FFFFFF"/>
           </w:tcPr>
@@ -23585,7 +23696,7 @@
         </w:tc>
         <w:tc>
           <w:tcPr>
-            <w:tcW w:type="dxa" w:w="3345"/>
+            <w:tcW w:type="dxa" w:w="2376"/>
             <w:vAlign w:val="center"/>
             <w:shd w:fill="FFFFFF"/>
           </w:tcPr>
@@ -23606,7 +23717,7 @@
         </w:tc>
         <w:tc>
           <w:tcPr>
-            <w:tcW w:type="dxa" w:w="1814"/>
+            <w:tcW w:type="dxa" w:w="1368"/>
             <w:vAlign w:val="center"/>
             <w:shd w:fill="FFFFFF"/>
           </w:tcPr>
@@ -23627,7 +23738,7 @@
         </w:tc>
         <w:tc>
           <w:tcPr>
-            <w:tcW w:type="dxa" w:w="7427"/>
+            <w:tcW w:type="dxa" w:w="4032"/>
             <w:vAlign w:val="center"/>
             <w:shd w:fill="FFFFFF"/>
           </w:tcPr>
@@ -23653,7 +23764,7 @@
         </w:trPr>
         <w:tc>
           <w:tcPr>
-            <w:tcW w:type="dxa" w:w="2438"/>
+            <w:tcW w:type="dxa" w:w="2088"/>
             <w:vAlign w:val="center"/>
             <w:shd w:fill="F5F5F5"/>
           </w:tcPr>
@@ -23668,7 +23779,7 @@
         </w:tc>
         <w:tc>
           <w:tcPr>
-            <w:tcW w:type="dxa" w:w="3345"/>
+            <w:tcW w:type="dxa" w:w="2376"/>
             <w:vAlign w:val="center"/>
             <w:shd w:fill="F5F5F5"/>
           </w:tcPr>
@@ -23689,7 +23800,7 @@
         </w:tc>
         <w:tc>
           <w:tcPr>
-            <w:tcW w:type="dxa" w:w="1814"/>
+            <w:tcW w:type="dxa" w:w="1368"/>
             <w:vAlign w:val="center"/>
             <w:shd w:fill="F5F5F5"/>
           </w:tcPr>
@@ -23710,7 +23821,7 @@
         </w:tc>
         <w:tc>
           <w:tcPr>
-            <w:tcW w:type="dxa" w:w="7427"/>
+            <w:tcW w:type="dxa" w:w="4032"/>
             <w:vAlign w:val="center"/>
             <w:shd w:fill="F5F5F5"/>
           </w:tcPr>
@@ -23757,7 +23868,7 @@
         </w:trPr>
         <w:tc>
           <w:tcPr>
-            <w:tcW w:type="dxa" w:w="2438"/>
+            <w:tcW w:type="dxa" w:w="2088"/>
             <w:vAlign w:val="center"/>
             <w:shd w:fill="FFFFFF"/>
           </w:tcPr>
@@ -23772,7 +23883,7 @@
         </w:tc>
         <w:tc>
           <w:tcPr>
-            <w:tcW w:type="dxa" w:w="3345"/>
+            <w:tcW w:type="dxa" w:w="2376"/>
             <w:vAlign w:val="center"/>
             <w:shd w:fill="FFFFFF"/>
           </w:tcPr>
@@ -23793,7 +23904,7 @@
         </w:tc>
         <w:tc>
           <w:tcPr>
-            <w:tcW w:type="dxa" w:w="1814"/>
+            <w:tcW w:type="dxa" w:w="1368"/>
             <w:vAlign w:val="center"/>
             <w:shd w:fill="FFFFFF"/>
           </w:tcPr>
@@ -23814,7 +23925,7 @@
         </w:tc>
         <w:tc>
           <w:tcPr>
-            <w:tcW w:type="dxa" w:w="7427"/>
+            <w:tcW w:type="dxa" w:w="4032"/>
             <w:vAlign w:val="center"/>
             <w:shd w:fill="FFFFFF"/>
           </w:tcPr>
@@ -23840,7 +23951,7 @@
         </w:trPr>
         <w:tc>
           <w:tcPr>
-            <w:tcW w:type="dxa" w:w="2438"/>
+            <w:tcW w:type="dxa" w:w="2088"/>
             <w:vAlign w:val="center"/>
             <w:shd w:fill="F5F5F5"/>
           </w:tcPr>
@@ -23855,7 +23966,7 @@
         </w:tc>
         <w:tc>
           <w:tcPr>
-            <w:tcW w:type="dxa" w:w="3345"/>
+            <w:tcW w:type="dxa" w:w="2376"/>
             <w:vAlign w:val="center"/>
             <w:shd w:fill="F5F5F5"/>
           </w:tcPr>
@@ -23876,7 +23987,7 @@
         </w:tc>
         <w:tc>
           <w:tcPr>
-            <w:tcW w:type="dxa" w:w="1814"/>
+            <w:tcW w:type="dxa" w:w="1368"/>
             <w:vAlign w:val="center"/>
             <w:shd w:fill="F5F5F5"/>
           </w:tcPr>
@@ -23897,7 +24008,7 @@
         </w:tc>
         <w:tc>
           <w:tcPr>
-            <w:tcW w:type="dxa" w:w="7427"/>
+            <w:tcW w:type="dxa" w:w="4032"/>
             <w:vAlign w:val="center"/>
             <w:shd w:fill="F5F5F5"/>
           </w:tcPr>
@@ -23944,7 +24055,7 @@
         </w:trPr>
         <w:tc>
           <w:tcPr>
-            <w:tcW w:type="dxa" w:w="2438"/>
+            <w:tcW w:type="dxa" w:w="2088"/>
             <w:vAlign w:val="center"/>
             <w:shd w:fill="FFFFFF"/>
           </w:tcPr>
@@ -23959,7 +24070,7 @@
         </w:tc>
         <w:tc>
           <w:tcPr>
-            <w:tcW w:type="dxa" w:w="3345"/>
+            <w:tcW w:type="dxa" w:w="2376"/>
             <w:vAlign w:val="center"/>
             <w:shd w:fill="FFFFFF"/>
           </w:tcPr>
@@ -23980,7 +24091,7 @@
         </w:tc>
         <w:tc>
           <w:tcPr>
-            <w:tcW w:type="dxa" w:w="1814"/>
+            <w:tcW w:type="dxa" w:w="1368"/>
             <w:vAlign w:val="center"/>
             <w:shd w:fill="FFFFFF"/>
           </w:tcPr>
@@ -24001,7 +24112,7 @@
         </w:tc>
         <w:tc>
           <w:tcPr>
-            <w:tcW w:type="dxa" w:w="7427"/>
+            <w:tcW w:type="dxa" w:w="4032"/>
             <w:vAlign w:val="center"/>
             <w:shd w:fill="FFFFFF"/>
           </w:tcPr>
@@ -24027,7 +24138,7 @@
         </w:trPr>
         <w:tc>
           <w:tcPr>
-            <w:tcW w:type="dxa" w:w="2438"/>
+            <w:tcW w:type="dxa" w:w="2088"/>
             <w:vAlign w:val="center"/>
             <w:shd w:fill="F5F5F5"/>
           </w:tcPr>
@@ -24042,7 +24153,7 @@
         </w:tc>
         <w:tc>
           <w:tcPr>
-            <w:tcW w:type="dxa" w:w="3345"/>
+            <w:tcW w:type="dxa" w:w="2376"/>
             <w:vAlign w:val="center"/>
             <w:shd w:fill="F5F5F5"/>
           </w:tcPr>
@@ -24063,7 +24174,7 @@
         </w:tc>
         <w:tc>
           <w:tcPr>
-            <w:tcW w:type="dxa" w:w="1814"/>
+            <w:tcW w:type="dxa" w:w="1368"/>
             <w:vAlign w:val="center"/>
             <w:shd w:fill="F5F5F5"/>
           </w:tcPr>
@@ -24084,7 +24195,7 @@
         </w:tc>
         <w:tc>
           <w:tcPr>
-            <w:tcW w:type="dxa" w:w="7427"/>
+            <w:tcW w:type="dxa" w:w="4032"/>
             <w:vAlign w:val="center"/>
             <w:shd w:fill="F5F5F5"/>
           </w:tcPr>
@@ -24205,10 +24316,10 @@
         </w:tblCellMar>
       </w:tblPr>
       <w:tblGrid>
-        <w:gridCol w:w="1701"/>
-        <w:gridCol w:w="5556"/>
-        <w:gridCol w:w="5216"/>
-        <w:gridCol w:w="2551"/>
+        <w:gridCol w:w="1296"/>
+        <w:gridCol w:w="3096"/>
+        <w:gridCol w:w="2808"/>
+        <w:gridCol w:w="2664"/>
       </w:tblGrid>
       <w:tr>
         <w:trPr>
@@ -24217,7 +24328,7 @@
         </w:trPr>
         <w:tc>
           <w:tcPr>
-            <w:tcW w:type="dxa" w:w="1701"/>
+            <w:tcW w:type="dxa" w:w="1296"/>
             <w:vAlign w:val="center"/>
             <w:shd w:fill="333333"/>
           </w:tcPr>
@@ -24231,7 +24342,7 @@
                 <w:rFonts w:ascii="Arial" w:hAnsi="Arial"/>
                 <w:b/>
                 <w:color w:val="FFFFFF"/>
-                <w:sz w:val="19"/>
+                <w:sz w:val="18"/>
               </w:rPr>
               <w:t>Identifier</w:t>
             </w:r>
@@ -24239,7 +24350,7 @@
         </w:tc>
         <w:tc>
           <w:tcPr>
-            <w:tcW w:type="dxa" w:w="5556"/>
+            <w:tcW w:type="dxa" w:w="3096"/>
             <w:vAlign w:val="center"/>
             <w:shd w:fill="333333"/>
           </w:tcPr>
@@ -24253,7 +24364,7 @@
                 <w:rFonts w:ascii="Arial" w:hAnsi="Arial"/>
                 <w:b/>
                 <w:color w:val="FFFFFF"/>
-                <w:sz w:val="19"/>
+                <w:sz w:val="18"/>
               </w:rPr>
               <w:t>Exact actions and input</w:t>
             </w:r>
@@ -24261,7 +24372,7 @@
         </w:tc>
         <w:tc>
           <w:tcPr>
-            <w:tcW w:type="dxa" w:w="5216"/>
+            <w:tcW w:type="dxa" w:w="2808"/>
             <w:vAlign w:val="center"/>
             <w:shd w:fill="333333"/>
           </w:tcPr>
@@ -24275,7 +24386,7 @@
                 <w:rFonts w:ascii="Arial" w:hAnsi="Arial"/>
                 <w:b/>
                 <w:color w:val="FFFFFF"/>
-                <w:sz w:val="19"/>
+                <w:sz w:val="18"/>
               </w:rPr>
               <w:t>Expected observable output</w:t>
             </w:r>
@@ -24283,7 +24394,7 @@
         </w:tc>
         <w:tc>
           <w:tcPr>
-            <w:tcW w:type="dxa" w:w="2551"/>
+            <w:tcW w:type="dxa" w:w="2664"/>
             <w:vAlign w:val="center"/>
             <w:shd w:fill="333333"/>
           </w:tcPr>
@@ -24297,7 +24408,7 @@
                 <w:rFonts w:ascii="Arial" w:hAnsi="Arial"/>
                 <w:b/>
                 <w:color w:val="FFFFFF"/>
-                <w:sz w:val="19"/>
+                <w:sz w:val="18"/>
               </w:rPr>
               <w:t>Actual result and status</w:t>
             </w:r>
@@ -24310,7 +24421,7 @@
         </w:trPr>
         <w:tc>
           <w:tcPr>
-            <w:tcW w:type="dxa" w:w="1701"/>
+            <w:tcW w:type="dxa" w:w="1296"/>
             <w:vAlign w:val="center"/>
             <w:shd w:fill="FFFFFF"/>
           </w:tcPr>
@@ -24333,7 +24444,7 @@
         </w:tc>
         <w:tc>
           <w:tcPr>
-            <w:tcW w:type="dxa" w:w="5556"/>
+            <w:tcW w:type="dxa" w:w="3096"/>
             <w:vAlign w:val="center"/>
             <w:shd w:fill="FFFFFF"/>
           </w:tcPr>
@@ -24354,7 +24465,7 @@
         </w:tc>
         <w:tc>
           <w:tcPr>
-            <w:tcW w:type="dxa" w:w="5216"/>
+            <w:tcW w:type="dxa" w:w="2808"/>
             <w:vAlign w:val="center"/>
             <w:shd w:fill="FFFFFF"/>
           </w:tcPr>
@@ -24375,7 +24486,7 @@
         </w:tc>
         <w:tc>
           <w:tcPr>
-            <w:tcW w:type="dxa" w:w="2551"/>
+            <w:tcW w:type="dxa" w:w="2664"/>
             <w:vAlign w:val="center"/>
             <w:shd w:fill="FFFFFF"/>
           </w:tcPr>
@@ -24406,7 +24517,7 @@
         </w:trPr>
         <w:tc>
           <w:tcPr>
-            <w:tcW w:type="dxa" w:w="1701"/>
+            <w:tcW w:type="dxa" w:w="1296"/>
             <w:vAlign w:val="center"/>
             <w:shd w:fill="F5F5F5"/>
           </w:tcPr>
@@ -24429,7 +24540,7 @@
         </w:tc>
         <w:tc>
           <w:tcPr>
-            <w:tcW w:type="dxa" w:w="5556"/>
+            <w:tcW w:type="dxa" w:w="3096"/>
             <w:vAlign w:val="center"/>
             <w:shd w:fill="F5F5F5"/>
           </w:tcPr>
@@ -24450,7 +24561,7 @@
         </w:tc>
         <w:tc>
           <w:tcPr>
-            <w:tcW w:type="dxa" w:w="5216"/>
+            <w:tcW w:type="dxa" w:w="2808"/>
             <w:vAlign w:val="center"/>
             <w:shd w:fill="F5F5F5"/>
           </w:tcPr>
@@ -24471,7 +24582,7 @@
         </w:tc>
         <w:tc>
           <w:tcPr>
-            <w:tcW w:type="dxa" w:w="2551"/>
+            <w:tcW w:type="dxa" w:w="2664"/>
             <w:vAlign w:val="center"/>
             <w:shd w:fill="F5F5F5"/>
           </w:tcPr>
@@ -24502,7 +24613,7 @@
         </w:trPr>
         <w:tc>
           <w:tcPr>
-            <w:tcW w:type="dxa" w:w="1701"/>
+            <w:tcW w:type="dxa" w:w="1296"/>
             <w:vAlign w:val="center"/>
             <w:shd w:fill="FFFFFF"/>
           </w:tcPr>
@@ -24525,7 +24636,7 @@
         </w:tc>
         <w:tc>
           <w:tcPr>
-            <w:tcW w:type="dxa" w:w="5556"/>
+            <w:tcW w:type="dxa" w:w="3096"/>
             <w:vAlign w:val="center"/>
             <w:shd w:fill="FFFFFF"/>
           </w:tcPr>
@@ -24546,7 +24657,7 @@
         </w:tc>
         <w:tc>
           <w:tcPr>
-            <w:tcW w:type="dxa" w:w="5216"/>
+            <w:tcW w:type="dxa" w:w="2808"/>
             <w:vAlign w:val="center"/>
             <w:shd w:fill="FFFFFF"/>
           </w:tcPr>
@@ -24567,7 +24678,7 @@
         </w:tc>
         <w:tc>
           <w:tcPr>
-            <w:tcW w:type="dxa" w:w="2551"/>
+            <w:tcW w:type="dxa" w:w="2664"/>
             <w:vAlign w:val="center"/>
             <w:shd w:fill="FFFFFF"/>
           </w:tcPr>
@@ -24598,7 +24709,7 @@
         </w:trPr>
         <w:tc>
           <w:tcPr>
-            <w:tcW w:type="dxa" w:w="1701"/>
+            <w:tcW w:type="dxa" w:w="1296"/>
             <w:vAlign w:val="center"/>
             <w:shd w:fill="F5F5F5"/>
           </w:tcPr>
@@ -24621,7 +24732,7 @@
         </w:tc>
         <w:tc>
           <w:tcPr>
-            <w:tcW w:type="dxa" w:w="5556"/>
+            <w:tcW w:type="dxa" w:w="3096"/>
             <w:vAlign w:val="center"/>
             <w:shd w:fill="F5F5F5"/>
           </w:tcPr>
@@ -24642,7 +24753,7 @@
         </w:tc>
         <w:tc>
           <w:tcPr>
-            <w:tcW w:type="dxa" w:w="5216"/>
+            <w:tcW w:type="dxa" w:w="2808"/>
             <w:vAlign w:val="center"/>
             <w:shd w:fill="F5F5F5"/>
           </w:tcPr>
@@ -24663,7 +24774,7 @@
         </w:tc>
         <w:tc>
           <w:tcPr>
-            <w:tcW w:type="dxa" w:w="2551"/>
+            <w:tcW w:type="dxa" w:w="2664"/>
             <w:vAlign w:val="center"/>
             <w:shd w:fill="F5F5F5"/>
           </w:tcPr>
@@ -24694,7 +24805,7 @@
         </w:trPr>
         <w:tc>
           <w:tcPr>
-            <w:tcW w:type="dxa" w:w="1701"/>
+            <w:tcW w:type="dxa" w:w="1296"/>
             <w:vAlign w:val="center"/>
             <w:shd w:fill="FFFFFF"/>
           </w:tcPr>
@@ -24717,7 +24828,7 @@
         </w:tc>
         <w:tc>
           <w:tcPr>
-            <w:tcW w:type="dxa" w:w="5556"/>
+            <w:tcW w:type="dxa" w:w="3096"/>
             <w:vAlign w:val="center"/>
             <w:shd w:fill="FFFFFF"/>
           </w:tcPr>
@@ -24738,7 +24849,7 @@
         </w:tc>
         <w:tc>
           <w:tcPr>
-            <w:tcW w:type="dxa" w:w="5216"/>
+            <w:tcW w:type="dxa" w:w="2808"/>
             <w:vAlign w:val="center"/>
             <w:shd w:fill="FFFFFF"/>
           </w:tcPr>
@@ -24759,7 +24870,7 @@
         </w:tc>
         <w:tc>
           <w:tcPr>
-            <w:tcW w:type="dxa" w:w="2551"/>
+            <w:tcW w:type="dxa" w:w="2664"/>
             <w:vAlign w:val="center"/>
             <w:shd w:fill="FFFFFF"/>
           </w:tcPr>
@@ -24790,7 +24901,7 @@
         </w:trPr>
         <w:tc>
           <w:tcPr>
-            <w:tcW w:type="dxa" w:w="1701"/>
+            <w:tcW w:type="dxa" w:w="1296"/>
             <w:vAlign w:val="center"/>
             <w:shd w:fill="F5F5F5"/>
           </w:tcPr>
@@ -24813,7 +24924,7 @@
         </w:tc>
         <w:tc>
           <w:tcPr>
-            <w:tcW w:type="dxa" w:w="5556"/>
+            <w:tcW w:type="dxa" w:w="3096"/>
             <w:vAlign w:val="center"/>
             <w:shd w:fill="F5F5F5"/>
           </w:tcPr>
@@ -24834,7 +24945,7 @@
         </w:tc>
         <w:tc>
           <w:tcPr>
-            <w:tcW w:type="dxa" w:w="5216"/>
+            <w:tcW w:type="dxa" w:w="2808"/>
             <w:vAlign w:val="center"/>
             <w:shd w:fill="F5F5F5"/>
           </w:tcPr>
@@ -24855,7 +24966,7 @@
         </w:tc>
         <w:tc>
           <w:tcPr>
-            <w:tcW w:type="dxa" w:w="2551"/>
+            <w:tcW w:type="dxa" w:w="2664"/>
             <w:vAlign w:val="center"/>
             <w:shd w:fill="F5F5F5"/>
           </w:tcPr>
@@ -24886,7 +24997,7 @@
         </w:trPr>
         <w:tc>
           <w:tcPr>
-            <w:tcW w:type="dxa" w:w="1701"/>
+            <w:tcW w:type="dxa" w:w="1296"/>
             <w:vAlign w:val="center"/>
             <w:shd w:fill="FFFFFF"/>
           </w:tcPr>
@@ -24909,7 +25020,7 @@
         </w:tc>
         <w:tc>
           <w:tcPr>
-            <w:tcW w:type="dxa" w:w="5556"/>
+            <w:tcW w:type="dxa" w:w="3096"/>
             <w:vAlign w:val="center"/>
             <w:shd w:fill="FFFFFF"/>
           </w:tcPr>
@@ -24930,7 +25041,7 @@
         </w:tc>
         <w:tc>
           <w:tcPr>
-            <w:tcW w:type="dxa" w:w="5216"/>
+            <w:tcW w:type="dxa" w:w="2808"/>
             <w:vAlign w:val="center"/>
             <w:shd w:fill="FFFFFF"/>
           </w:tcPr>
@@ -24951,7 +25062,7 @@
         </w:tc>
         <w:tc>
           <w:tcPr>
-            <w:tcW w:type="dxa" w:w="2551"/>
+            <w:tcW w:type="dxa" w:w="2664"/>
             <w:vAlign w:val="center"/>
             <w:shd w:fill="FFFFFF"/>
           </w:tcPr>
@@ -24982,7 +25093,7 @@
         </w:trPr>
         <w:tc>
           <w:tcPr>
-            <w:tcW w:type="dxa" w:w="1701"/>
+            <w:tcW w:type="dxa" w:w="1296"/>
             <w:vAlign w:val="center"/>
             <w:shd w:fill="F5F5F5"/>
           </w:tcPr>
@@ -25005,7 +25116,7 @@
         </w:tc>
         <w:tc>
           <w:tcPr>
-            <w:tcW w:type="dxa" w:w="5556"/>
+            <w:tcW w:type="dxa" w:w="3096"/>
             <w:vAlign w:val="center"/>
             <w:shd w:fill="F5F5F5"/>
           </w:tcPr>
@@ -25026,7 +25137,7 @@
         </w:tc>
         <w:tc>
           <w:tcPr>
-            <w:tcW w:type="dxa" w:w="5216"/>
+            <w:tcW w:type="dxa" w:w="2808"/>
             <w:vAlign w:val="center"/>
             <w:shd w:fill="F5F5F5"/>
           </w:tcPr>
@@ -25047,7 +25158,7 @@
         </w:tc>
         <w:tc>
           <w:tcPr>
-            <w:tcW w:type="dxa" w:w="2551"/>
+            <w:tcW w:type="dxa" w:w="2664"/>
             <w:vAlign w:val="center"/>
             <w:shd w:fill="F5F5F5"/>
           </w:tcPr>
@@ -25153,10 +25264,10 @@
         </w:tblCellMar>
       </w:tblPr>
       <w:tblGrid>
-        <w:gridCol w:w="1701"/>
-        <w:gridCol w:w="5556"/>
-        <w:gridCol w:w="5216"/>
-        <w:gridCol w:w="2551"/>
+        <w:gridCol w:w="1296"/>
+        <w:gridCol w:w="3096"/>
+        <w:gridCol w:w="2808"/>
+        <w:gridCol w:w="2664"/>
       </w:tblGrid>
       <w:tr>
         <w:trPr>
@@ -25165,7 +25276,7 @@
         </w:trPr>
         <w:tc>
           <w:tcPr>
-            <w:tcW w:type="dxa" w:w="1701"/>
+            <w:tcW w:type="dxa" w:w="1296"/>
             <w:vAlign w:val="center"/>
             <w:shd w:fill="333333"/>
           </w:tcPr>
@@ -25179,7 +25290,7 @@
                 <w:rFonts w:ascii="Arial" w:hAnsi="Arial"/>
                 <w:b/>
                 <w:color w:val="FFFFFF"/>
-                <w:sz w:val="19"/>
+                <w:sz w:val="18"/>
               </w:rPr>
               <w:t>Identifier</w:t>
             </w:r>
@@ -25187,7 +25298,7 @@
         </w:tc>
         <w:tc>
           <w:tcPr>
-            <w:tcW w:type="dxa" w:w="5556"/>
+            <w:tcW w:type="dxa" w:w="3096"/>
             <w:vAlign w:val="center"/>
             <w:shd w:fill="333333"/>
           </w:tcPr>
@@ -25201,7 +25312,7 @@
                 <w:rFonts w:ascii="Arial" w:hAnsi="Arial"/>
                 <w:b/>
                 <w:color w:val="FFFFFF"/>
-                <w:sz w:val="19"/>
+                <w:sz w:val="18"/>
               </w:rPr>
               <w:t>Input and execution method</w:t>
             </w:r>
@@ -25209,7 +25320,7 @@
         </w:tc>
         <w:tc>
           <w:tcPr>
-            <w:tcW w:type="dxa" w:w="5216"/>
+            <w:tcW w:type="dxa" w:w="2808"/>
             <w:vAlign w:val="center"/>
             <w:shd w:fill="333333"/>
           </w:tcPr>
@@ -25223,7 +25334,7 @@
                 <w:rFonts w:ascii="Arial" w:hAnsi="Arial"/>
                 <w:b/>
                 <w:color w:val="FFFFFF"/>
-                <w:sz w:val="19"/>
+                <w:sz w:val="18"/>
               </w:rPr>
               <w:t>Expected observable output</w:t>
             </w:r>
@@ -25231,7 +25342,7 @@
         </w:tc>
         <w:tc>
           <w:tcPr>
-            <w:tcW w:type="dxa" w:w="2551"/>
+            <w:tcW w:type="dxa" w:w="2664"/>
             <w:vAlign w:val="center"/>
             <w:shd w:fill="333333"/>
           </w:tcPr>
@@ -25245,7 +25356,7 @@
                 <w:rFonts w:ascii="Arial" w:hAnsi="Arial"/>
                 <w:b/>
                 <w:color w:val="FFFFFF"/>
-                <w:sz w:val="19"/>
+                <w:sz w:val="18"/>
               </w:rPr>
               <w:t>Actual result and status</w:t>
             </w:r>
@@ -25258,7 +25369,7 @@
         </w:trPr>
         <w:tc>
           <w:tcPr>
-            <w:tcW w:type="dxa" w:w="1701"/>
+            <w:tcW w:type="dxa" w:w="1296"/>
             <w:vAlign w:val="center"/>
             <w:shd w:fill="FFFFFF"/>
           </w:tcPr>
@@ -25279,7 +25390,7 @@
         </w:tc>
         <w:tc>
           <w:tcPr>
-            <w:tcW w:type="dxa" w:w="5556"/>
+            <w:tcW w:type="dxa" w:w="3096"/>
             <w:vAlign w:val="center"/>
             <w:shd w:fill="FFFFFF"/>
           </w:tcPr>
@@ -25300,7 +25411,7 @@
         </w:tc>
         <w:tc>
           <w:tcPr>
-            <w:tcW w:type="dxa" w:w="5216"/>
+            <w:tcW w:type="dxa" w:w="2808"/>
             <w:vAlign w:val="center"/>
             <w:shd w:fill="FFFFFF"/>
           </w:tcPr>
@@ -25321,7 +25432,7 @@
         </w:tc>
         <w:tc>
           <w:tcPr>
-            <w:tcW w:type="dxa" w:w="2551"/>
+            <w:tcW w:type="dxa" w:w="2664"/>
             <w:vAlign w:val="center"/>
             <w:shd w:fill="FFFFFF"/>
           </w:tcPr>
@@ -25352,7 +25463,7 @@
         </w:trPr>
         <w:tc>
           <w:tcPr>
-            <w:tcW w:type="dxa" w:w="1701"/>
+            <w:tcW w:type="dxa" w:w="1296"/>
             <w:vAlign w:val="center"/>
             <w:shd w:fill="F5F5F5"/>
           </w:tcPr>
@@ -25373,7 +25484,7 @@
         </w:tc>
         <w:tc>
           <w:tcPr>
-            <w:tcW w:type="dxa" w:w="5556"/>
+            <w:tcW w:type="dxa" w:w="3096"/>
             <w:vAlign w:val="center"/>
             <w:shd w:fill="F5F5F5"/>
           </w:tcPr>
@@ -25394,7 +25505,7 @@
         </w:tc>
         <w:tc>
           <w:tcPr>
-            <w:tcW w:type="dxa" w:w="5216"/>
+            <w:tcW w:type="dxa" w:w="2808"/>
             <w:vAlign w:val="center"/>
             <w:shd w:fill="F5F5F5"/>
           </w:tcPr>
@@ -25415,7 +25526,7 @@
         </w:tc>
         <w:tc>
           <w:tcPr>
-            <w:tcW w:type="dxa" w:w="2551"/>
+            <w:tcW w:type="dxa" w:w="2664"/>
             <w:vAlign w:val="center"/>
             <w:shd w:fill="F5F5F5"/>
           </w:tcPr>
@@ -25446,7 +25557,7 @@
         </w:trPr>
         <w:tc>
           <w:tcPr>
-            <w:tcW w:type="dxa" w:w="1701"/>
+            <w:tcW w:type="dxa" w:w="1296"/>
             <w:vAlign w:val="center"/>
             <w:shd w:fill="FFFFFF"/>
           </w:tcPr>
@@ -25467,7 +25578,7 @@
         </w:tc>
         <w:tc>
           <w:tcPr>
-            <w:tcW w:type="dxa" w:w="5556"/>
+            <w:tcW w:type="dxa" w:w="3096"/>
             <w:vAlign w:val="center"/>
             <w:shd w:fill="FFFFFF"/>
           </w:tcPr>
@@ -25488,7 +25599,7 @@
         </w:tc>
         <w:tc>
           <w:tcPr>
-            <w:tcW w:type="dxa" w:w="5216"/>
+            <w:tcW w:type="dxa" w:w="2808"/>
             <w:vAlign w:val="center"/>
             <w:shd w:fill="FFFFFF"/>
           </w:tcPr>
@@ -25509,7 +25620,7 @@
         </w:tc>
         <w:tc>
           <w:tcPr>
-            <w:tcW w:type="dxa" w:w="2551"/>
+            <w:tcW w:type="dxa" w:w="2664"/>
             <w:vAlign w:val="center"/>
             <w:shd w:fill="FFFFFF"/>
           </w:tcPr>
@@ -25540,7 +25651,7 @@
         </w:trPr>
         <w:tc>
           <w:tcPr>
-            <w:tcW w:type="dxa" w:w="1701"/>
+            <w:tcW w:type="dxa" w:w="1296"/>
             <w:vAlign w:val="center"/>
             <w:shd w:fill="F5F5F5"/>
           </w:tcPr>
@@ -25561,7 +25672,7 @@
         </w:tc>
         <w:tc>
           <w:tcPr>
-            <w:tcW w:type="dxa" w:w="5556"/>
+            <w:tcW w:type="dxa" w:w="3096"/>
             <w:vAlign w:val="center"/>
             <w:shd w:fill="F5F5F5"/>
           </w:tcPr>
@@ -25582,7 +25693,7 @@
         </w:tc>
         <w:tc>
           <w:tcPr>
-            <w:tcW w:type="dxa" w:w="5216"/>
+            <w:tcW w:type="dxa" w:w="2808"/>
             <w:vAlign w:val="center"/>
             <w:shd w:fill="F5F5F5"/>
           </w:tcPr>
@@ -25603,7 +25714,7 @@
         </w:tc>
         <w:tc>
           <w:tcPr>
-            <w:tcW w:type="dxa" w:w="2551"/>
+            <w:tcW w:type="dxa" w:w="2664"/>
             <w:vAlign w:val="center"/>
             <w:shd w:fill="F5F5F5"/>
           </w:tcPr>
@@ -25634,7 +25745,7 @@
         </w:trPr>
         <w:tc>
           <w:tcPr>
-            <w:tcW w:type="dxa" w:w="1701"/>
+            <w:tcW w:type="dxa" w:w="1296"/>
             <w:vAlign w:val="center"/>
             <w:shd w:fill="FFFFFF"/>
           </w:tcPr>
@@ -25655,7 +25766,7 @@
         </w:tc>
         <w:tc>
           <w:tcPr>
-            <w:tcW w:type="dxa" w:w="5556"/>
+            <w:tcW w:type="dxa" w:w="3096"/>
             <w:vAlign w:val="center"/>
             <w:shd w:fill="FFFFFF"/>
           </w:tcPr>
@@ -25676,7 +25787,7 @@
         </w:tc>
         <w:tc>
           <w:tcPr>
-            <w:tcW w:type="dxa" w:w="5216"/>
+            <w:tcW w:type="dxa" w:w="2808"/>
             <w:vAlign w:val="center"/>
             <w:shd w:fill="FFFFFF"/>
           </w:tcPr>
@@ -25697,7 +25808,7 @@
         </w:tc>
         <w:tc>
           <w:tcPr>
-            <w:tcW w:type="dxa" w:w="2551"/>
+            <w:tcW w:type="dxa" w:w="2664"/>
             <w:vAlign w:val="center"/>
             <w:shd w:fill="FFFFFF"/>
           </w:tcPr>
@@ -25728,7 +25839,7 @@
         </w:trPr>
         <w:tc>
           <w:tcPr>
-            <w:tcW w:type="dxa" w:w="1701"/>
+            <w:tcW w:type="dxa" w:w="1296"/>
             <w:vAlign w:val="center"/>
             <w:shd w:fill="F5F5F5"/>
           </w:tcPr>
@@ -25751,7 +25862,7 @@
         </w:tc>
         <w:tc>
           <w:tcPr>
-            <w:tcW w:type="dxa" w:w="5556"/>
+            <w:tcW w:type="dxa" w:w="3096"/>
             <w:vAlign w:val="center"/>
             <w:shd w:fill="F5F5F5"/>
           </w:tcPr>
@@ -25772,7 +25883,7 @@
         </w:tc>
         <w:tc>
           <w:tcPr>
-            <w:tcW w:type="dxa" w:w="5216"/>
+            <w:tcW w:type="dxa" w:w="2808"/>
             <w:vAlign w:val="center"/>
             <w:shd w:fill="F5F5F5"/>
           </w:tcPr>
@@ -25793,7 +25904,7 @@
         </w:tc>
         <w:tc>
           <w:tcPr>
-            <w:tcW w:type="dxa" w:w="2551"/>
+            <w:tcW w:type="dxa" w:w="2664"/>
             <w:vAlign w:val="center"/>
             <w:shd w:fill="F5F5F5"/>
           </w:tcPr>
@@ -25824,7 +25935,7 @@
         </w:trPr>
         <w:tc>
           <w:tcPr>
-            <w:tcW w:type="dxa" w:w="1701"/>
+            <w:tcW w:type="dxa" w:w="1296"/>
             <w:vAlign w:val="center"/>
             <w:shd w:fill="FFFFFF"/>
           </w:tcPr>
@@ -25847,7 +25958,7 @@
         </w:tc>
         <w:tc>
           <w:tcPr>
-            <w:tcW w:type="dxa" w:w="5556"/>
+            <w:tcW w:type="dxa" w:w="3096"/>
             <w:vAlign w:val="center"/>
             <w:shd w:fill="FFFFFF"/>
           </w:tcPr>
@@ -25868,7 +25979,7 @@
         </w:tc>
         <w:tc>
           <w:tcPr>
-            <w:tcW w:type="dxa" w:w="5216"/>
+            <w:tcW w:type="dxa" w:w="2808"/>
             <w:vAlign w:val="center"/>
             <w:shd w:fill="FFFFFF"/>
           </w:tcPr>
@@ -25889,7 +26000,7 @@
         </w:tc>
         <w:tc>
           <w:tcPr>
-            <w:tcW w:type="dxa" w:w="2551"/>
+            <w:tcW w:type="dxa" w:w="2664"/>
             <w:vAlign w:val="center"/>
             <w:shd w:fill="FFFFFF"/>
           </w:tcPr>
@@ -25920,7 +26031,7 @@
         </w:trPr>
         <w:tc>
           <w:tcPr>
-            <w:tcW w:type="dxa" w:w="1701"/>
+            <w:tcW w:type="dxa" w:w="1296"/>
             <w:vAlign w:val="center"/>
             <w:shd w:fill="F5F5F5"/>
           </w:tcPr>
@@ -25943,7 +26054,7 @@
         </w:tc>
         <w:tc>
           <w:tcPr>
-            <w:tcW w:type="dxa" w:w="5556"/>
+            <w:tcW w:type="dxa" w:w="3096"/>
             <w:vAlign w:val="center"/>
             <w:shd w:fill="F5F5F5"/>
           </w:tcPr>
@@ -25958,7 +26069,7 @@
         </w:tc>
         <w:tc>
           <w:tcPr>
-            <w:tcW w:type="dxa" w:w="5216"/>
+            <w:tcW w:type="dxa" w:w="2808"/>
             <w:vAlign w:val="center"/>
             <w:shd w:fill="F5F5F5"/>
           </w:tcPr>
@@ -25973,7 +26084,7 @@
         </w:tc>
         <w:tc>
           <w:tcPr>
-            <w:tcW w:type="dxa" w:w="2551"/>
+            <w:tcW w:type="dxa" w:w="2664"/>
             <w:vAlign w:val="center"/>
             <w:shd w:fill="F5F5F5"/>
           </w:tcPr>
@@ -26004,7 +26115,7 @@
         </w:trPr>
         <w:tc>
           <w:tcPr>
-            <w:tcW w:type="dxa" w:w="1701"/>
+            <w:tcW w:type="dxa" w:w="1296"/>
             <w:vAlign w:val="center"/>
             <w:shd w:fill="FFFFFF"/>
           </w:tcPr>
@@ -26027,7 +26138,7 @@
         </w:tc>
         <w:tc>
           <w:tcPr>
-            <w:tcW w:type="dxa" w:w="5556"/>
+            <w:tcW w:type="dxa" w:w="3096"/>
             <w:vAlign w:val="center"/>
             <w:shd w:fill="FFFFFF"/>
           </w:tcPr>
@@ -26048,7 +26159,7 @@
         </w:tc>
         <w:tc>
           <w:tcPr>
-            <w:tcW w:type="dxa" w:w="5216"/>
+            <w:tcW w:type="dxa" w:w="2808"/>
             <w:vAlign w:val="center"/>
             <w:shd w:fill="FFFFFF"/>
           </w:tcPr>
@@ -26069,7 +26180,7 @@
         </w:tc>
         <w:tc>
           <w:tcPr>
-            <w:tcW w:type="dxa" w:w="2551"/>
+            <w:tcW w:type="dxa" w:w="2664"/>
             <w:vAlign w:val="center"/>
             <w:shd w:fill="FFFFFF"/>
           </w:tcPr>
@@ -26100,7 +26211,7 @@
         </w:trPr>
         <w:tc>
           <w:tcPr>
-            <w:tcW w:type="dxa" w:w="1701"/>
+            <w:tcW w:type="dxa" w:w="1296"/>
             <w:vAlign w:val="center"/>
             <w:shd w:fill="F5F5F5"/>
           </w:tcPr>
@@ -26121,7 +26232,7 @@
         </w:tc>
         <w:tc>
           <w:tcPr>
-            <w:tcW w:type="dxa" w:w="5556"/>
+            <w:tcW w:type="dxa" w:w="3096"/>
             <w:vAlign w:val="center"/>
             <w:shd w:fill="F5F5F5"/>
           </w:tcPr>
@@ -26142,7 +26253,7 @@
         </w:tc>
         <w:tc>
           <w:tcPr>
-            <w:tcW w:type="dxa" w:w="5216"/>
+            <w:tcW w:type="dxa" w:w="2808"/>
             <w:vAlign w:val="center"/>
             <w:shd w:fill="F5F5F5"/>
           </w:tcPr>
@@ -26163,7 +26274,7 @@
         </w:tc>
         <w:tc>
           <w:tcPr>
-            <w:tcW w:type="dxa" w:w="2551"/>
+            <w:tcW w:type="dxa" w:w="2664"/>
             <w:vAlign w:val="center"/>
             <w:shd w:fill="F5F5F5"/>
           </w:tcPr>
@@ -26194,7 +26305,7 @@
         </w:trPr>
         <w:tc>
           <w:tcPr>
-            <w:tcW w:type="dxa" w:w="1701"/>
+            <w:tcW w:type="dxa" w:w="1296"/>
             <w:vAlign w:val="center"/>
             <w:shd w:fill="FFFFFF"/>
           </w:tcPr>
@@ -26215,7 +26326,7 @@
         </w:tc>
         <w:tc>
           <w:tcPr>
-            <w:tcW w:type="dxa" w:w="5556"/>
+            <w:tcW w:type="dxa" w:w="3096"/>
             <w:vAlign w:val="center"/>
             <w:shd w:fill="FFFFFF"/>
           </w:tcPr>
@@ -26257,7 +26368,7 @@
         </w:tc>
         <w:tc>
           <w:tcPr>
-            <w:tcW w:type="dxa" w:w="5216"/>
+            <w:tcW w:type="dxa" w:w="2808"/>
             <w:vAlign w:val="center"/>
             <w:shd w:fill="FFFFFF"/>
           </w:tcPr>
@@ -26278,7 +26389,7 @@
         </w:tc>
         <w:tc>
           <w:tcPr>
-            <w:tcW w:type="dxa" w:w="2551"/>
+            <w:tcW w:type="dxa" w:w="2664"/>
             <w:vAlign w:val="center"/>
             <w:shd w:fill="FFFFFF"/>
           </w:tcPr>
@@ -26309,7 +26420,7 @@
         </w:trPr>
         <w:tc>
           <w:tcPr>
-            <w:tcW w:type="dxa" w:w="1701"/>
+            <w:tcW w:type="dxa" w:w="1296"/>
             <w:vAlign w:val="center"/>
             <w:shd w:fill="F5F5F5"/>
           </w:tcPr>
@@ -26330,7 +26441,7 @@
         </w:tc>
         <w:tc>
           <w:tcPr>
-            <w:tcW w:type="dxa" w:w="5556"/>
+            <w:tcW w:type="dxa" w:w="3096"/>
             <w:vAlign w:val="center"/>
             <w:shd w:fill="F5F5F5"/>
           </w:tcPr>
@@ -26372,7 +26483,7 @@
         </w:tc>
         <w:tc>
           <w:tcPr>
-            <w:tcW w:type="dxa" w:w="5216"/>
+            <w:tcW w:type="dxa" w:w="2808"/>
             <w:vAlign w:val="center"/>
             <w:shd w:fill="F5F5F5"/>
           </w:tcPr>
@@ -26393,7 +26504,7 @@
         </w:tc>
         <w:tc>
           <w:tcPr>
-            <w:tcW w:type="dxa" w:w="2551"/>
+            <w:tcW w:type="dxa" w:w="2664"/>
             <w:vAlign w:val="center"/>
             <w:shd w:fill="F5F5F5"/>
           </w:tcPr>
@@ -26417,8 +26528,8 @@
     <w:p>
       <w:pPr>
         <w:sectPr>
-          <w:pgSz w:w="16838" w:h="11906" w:orient="landscape"/>
-          <w:pgMar w:top="907" w:right="907" w:bottom="907" w:left="907" w:header="454" w:footer="454" w:gutter="0"/>
+          <w:pgSz w:w="11906" w:h="16838"/>
+          <w:pgMar w:top="907" w:right="1020" w:bottom="907" w:left="1020" w:header="454" w:footer="454" w:gutter="0"/>
           <w:cols w:space="720"/>
           <w:docGrid w:linePitch="360"/>
         </w:sectPr>
@@ -26511,7 +26622,7 @@
       </w:tblPr>
       <w:tblGrid>
         <w:gridCol w:w="2665"/>
-        <w:gridCol w:w="7200"/>
+        <w:gridCol w:w="7199"/>
       </w:tblGrid>
       <w:tr>
         <w:trPr>
@@ -26534,7 +26645,7 @@
                 <w:rFonts w:ascii="Arial" w:hAnsi="Arial"/>
                 <w:b/>
                 <w:color w:val="FFFFFF"/>
-                <w:sz w:val="20"/>
+                <w:sz w:val="18"/>
               </w:rPr>
               <w:t>Evidence layer</w:t>
             </w:r>
@@ -26542,7 +26653,7 @@
         </w:tc>
         <w:tc>
           <w:tcPr>
-            <w:tcW w:type="dxa" w:w="7200"/>
+            <w:tcW w:type="dxa" w:w="7199"/>
             <w:vAlign w:val="center"/>
             <w:shd w:fill="333333"/>
           </w:tcPr>
@@ -26556,7 +26667,7 @@
                 <w:rFonts w:ascii="Arial" w:hAnsi="Arial"/>
                 <w:b/>
                 <w:color w:val="FFFFFF"/>
-                <w:sz w:val="20"/>
+                <w:sz w:val="18"/>
               </w:rPr>
               <w:t>Result and scope</w:t>
             </w:r>
@@ -26582,7 +26693,7 @@
         </w:tc>
         <w:tc>
           <w:tcPr>
-            <w:tcW w:type="dxa" w:w="7200"/>
+            <w:tcW w:type="dxa" w:w="7199"/>
           </w:tcPr>
           <w:p>
             <w:r>
@@ -26613,7 +26724,7 @@
         </w:tc>
         <w:tc>
           <w:tcPr>
-            <w:tcW w:type="dxa" w:w="7200"/>
+            <w:tcW w:type="dxa" w:w="7199"/>
           </w:tcPr>
           <w:p>
             <w:r>
@@ -26644,7 +26755,7 @@
         </w:tc>
         <w:tc>
           <w:tcPr>
-            <w:tcW w:type="dxa" w:w="7200"/>
+            <w:tcW w:type="dxa" w:w="7199"/>
           </w:tcPr>
           <w:p>
             <w:r>
@@ -26675,7 +26786,7 @@
         </w:tc>
         <w:tc>
           <w:tcPr>
-            <w:tcW w:type="dxa" w:w="7200"/>
+            <w:tcW w:type="dxa" w:w="7199"/>
           </w:tcPr>
           <w:p>
             <w:r>
@@ -26706,7 +26817,7 @@
         </w:tc>
         <w:tc>
           <w:tcPr>
-            <w:tcW w:type="dxa" w:w="7200"/>
+            <w:tcW w:type="dxa" w:w="7199"/>
           </w:tcPr>
           <w:p>
             <w:r>
@@ -26737,7 +26848,7 @@
         </w:tc>
         <w:tc>
           <w:tcPr>
-            <w:tcW w:type="dxa" w:w="7200"/>
+            <w:tcW w:type="dxa" w:w="7199"/>
           </w:tcPr>
           <w:p>
             <w:r>
@@ -26768,7 +26879,7 @@
         </w:tc>
         <w:tc>
           <w:tcPr>
-            <w:tcW w:type="dxa" w:w="7200"/>
+            <w:tcW w:type="dxa" w:w="7199"/>
           </w:tcPr>
           <w:p>
             <w:r>
@@ -26859,7 +26970,7 @@
       <w:tblGrid>
         <w:gridCol w:w="1077"/>
         <w:gridCol w:w="3572"/>
-        <w:gridCol w:w="5216"/>
+        <w:gridCol w:w="5215"/>
       </w:tblGrid>
       <w:tr>
         <w:trPr>
@@ -26883,7 +26994,7 @@
                 <w:rFonts w:ascii="Arial" w:hAnsi="Arial"/>
                 <w:b/>
                 <w:color w:val="FFFFFF"/>
-                <w:sz w:val="19"/>
+                <w:sz w:val="18"/>
               </w:rPr>
               <w:t>ID</w:t>
             </w:r>
@@ -26905,7 +27016,7 @@
                 <w:rFonts w:ascii="Arial" w:hAnsi="Arial"/>
                 <w:b/>
                 <w:color w:val="FFFFFF"/>
-                <w:sz w:val="19"/>
+                <w:sz w:val="18"/>
               </w:rPr>
               <w:t>Observed problem</w:t>
             </w:r>
@@ -26913,7 +27024,7 @@
         </w:tc>
         <w:tc>
           <w:tcPr>
-            <w:tcW w:type="dxa" w:w="5216"/>
+            <w:tcW w:type="dxa" w:w="5215"/>
             <w:vAlign w:val="center"/>
             <w:shd w:fill="333333"/>
           </w:tcPr>
@@ -26927,7 +27038,7 @@
                 <w:rFonts w:ascii="Arial" w:hAnsi="Arial"/>
                 <w:b/>
                 <w:color w:val="FFFFFF"/>
-                <w:sz w:val="19"/>
+                <w:sz w:val="18"/>
               </w:rPr>
               <w:t>Current evidence and next action</w:t>
             </w:r>
@@ -26966,7 +27077,7 @@
         </w:tc>
         <w:tc>
           <w:tcPr>
-            <w:tcW w:type="dxa" w:w="5216"/>
+            <w:tcW w:type="dxa" w:w="5215"/>
           </w:tcPr>
           <w:p>
             <w:r>
@@ -27010,7 +27121,7 @@
         </w:tc>
         <w:tc>
           <w:tcPr>
-            <w:tcW w:type="dxa" w:w="5216"/>
+            <w:tcW w:type="dxa" w:w="5215"/>
           </w:tcPr>
           <w:p>
             <w:r>
@@ -27054,7 +27165,7 @@
         </w:tc>
         <w:tc>
           <w:tcPr>
-            <w:tcW w:type="dxa" w:w="5216"/>
+            <w:tcW w:type="dxa" w:w="5215"/>
           </w:tcPr>
           <w:p>
             <w:r>
@@ -27098,7 +27209,7 @@
         </w:tc>
         <w:tc>
           <w:tcPr>
-            <w:tcW w:type="dxa" w:w="5216"/>
+            <w:tcW w:type="dxa" w:w="5215"/>
           </w:tcPr>
           <w:p>
             <w:r>
@@ -27142,7 +27253,7 @@
         </w:tc>
         <w:tc>
           <w:tcPr>
-            <w:tcW w:type="dxa" w:w="5216"/>
+            <w:tcW w:type="dxa" w:w="5215"/>
           </w:tcPr>
           <w:p>
             <w:r>
@@ -27186,7 +27297,7 @@
         </w:tc>
         <w:tc>
           <w:tcPr>
-            <w:tcW w:type="dxa" w:w="5216"/>
+            <w:tcW w:type="dxa" w:w="5215"/>
           </w:tcPr>
           <w:p>
             <w:r>
@@ -27230,7 +27341,7 @@
         </w:tc>
         <w:tc>
           <w:tcPr>
-            <w:tcW w:type="dxa" w:w="5216"/>
+            <w:tcW w:type="dxa" w:w="5215"/>
           </w:tcPr>
           <w:p>
             <w:r>
@@ -27274,7 +27385,7 @@
         </w:tc>
         <w:tc>
           <w:tcPr>
-            <w:tcW w:type="dxa" w:w="5216"/>
+            <w:tcW w:type="dxa" w:w="5215"/>
           </w:tcPr>
           <w:p>
             <w:r>
@@ -27469,7 +27580,7 @@
       </w:tblPr>
       <w:tblGrid>
         <w:gridCol w:w="3685"/>
-        <w:gridCol w:w="6180"/>
+        <w:gridCol w:w="6179"/>
       </w:tblGrid>
       <w:tr>
         <w:trPr>
@@ -27492,7 +27603,7 @@
                 <w:rFonts w:ascii="Arial" w:hAnsi="Arial"/>
                 <w:b/>
                 <w:color w:val="FFFFFF"/>
-                <w:sz w:val="20"/>
+                <w:sz w:val="18"/>
               </w:rPr>
               <w:t>Client feedback</w:t>
             </w:r>
@@ -27500,7 +27611,7 @@
         </w:tc>
         <w:tc>
           <w:tcPr>
-            <w:tcW w:type="dxa" w:w="6180"/>
+            <w:tcW w:type="dxa" w:w="6179"/>
             <w:vAlign w:val="center"/>
             <w:shd w:fill="333333"/>
           </w:tcPr>
@@ -27514,7 +27625,7 @@
                 <w:rFonts w:ascii="Arial" w:hAnsi="Arial"/>
                 <w:b/>
                 <w:color w:val="FFFFFF"/>
-                <w:sz w:val="20"/>
+                <w:sz w:val="18"/>
               </w:rPr>
               <w:t>Team response and verification</w:t>
             </w:r>
@@ -27548,7 +27659,7 @@
         </w:tc>
         <w:tc>
           <w:tcPr>
-            <w:tcW w:type="dxa" w:w="6180"/>
+            <w:tcW w:type="dxa" w:w="6179"/>
             <w:vAlign w:val="center"/>
             <w:shd w:fill="FFFFFF"/>
           </w:tcPr>
@@ -27595,7 +27706,7 @@
         </w:tc>
         <w:tc>
           <w:tcPr>
-            <w:tcW w:type="dxa" w:w="6180"/>
+            <w:tcW w:type="dxa" w:w="6179"/>
             <w:vAlign w:val="center"/>
             <w:shd w:fill="F5F5F5"/>
           </w:tcPr>
@@ -27642,7 +27753,7 @@
         </w:tc>
         <w:tc>
           <w:tcPr>
-            <w:tcW w:type="dxa" w:w="6180"/>
+            <w:tcW w:type="dxa" w:w="6179"/>
             <w:vAlign w:val="center"/>
             <w:shd w:fill="FFFFFF"/>
           </w:tcPr>
@@ -27752,7 +27863,7 @@
         </w:tc>
         <w:tc>
           <w:tcPr>
-            <w:tcW w:type="dxa" w:w="6180"/>
+            <w:tcW w:type="dxa" w:w="6179"/>
             <w:vAlign w:val="center"/>
             <w:shd w:fill="F5F5F5"/>
           </w:tcPr>
@@ -27799,7 +27910,7 @@
         </w:tc>
         <w:tc>
           <w:tcPr>
-            <w:tcW w:type="dxa" w:w="6180"/>
+            <w:tcW w:type="dxa" w:w="6179"/>
             <w:vAlign w:val="center"/>
             <w:shd w:fill="FFFFFF"/>
           </w:tcPr>
@@ -27964,7 +28075,7 @@
           <w:p>
             <w:pPr>
               <w:keepNext/>
-              <w:spacing w:before="0" w:after="60" w:line="247" w:lineRule="auto"/>
+              <w:spacing w:before="20" w:after="40" w:line="240" w:lineRule="auto"/>
               <w:jc w:val="center"/>
             </w:pPr>
             <w:r>
@@ -27972,7 +28083,7 @@
                 <w:rFonts w:ascii="Arial" w:hAnsi="Arial"/>
                 <w:b/>
                 <w:color w:val="FFFFFF"/>
-                <w:sz w:val="19"/>
+                <w:sz w:val="18"/>
               </w:rPr>
               <w:t>ID</w:t>
             </w:r>
@@ -27987,14 +28098,14 @@
           <w:p>
             <w:pPr>
               <w:keepNext/>
-              <w:spacing w:before="0" w:after="60" w:line="247" w:lineRule="auto"/>
+              <w:spacing w:before="20" w:after="40" w:line="240" w:lineRule="auto"/>
             </w:pPr>
             <w:r>
               <w:rPr>
                 <w:rFonts w:ascii="Arial" w:hAnsi="Arial"/>
                 <w:b/>
                 <w:color w:val="FFFFFF"/>
-                <w:sz w:val="19"/>
+                <w:sz w:val="18"/>
               </w:rPr>
               <w:t>Evidence on GitHub and meaning</w:t>
             </w:r>
@@ -28013,7 +28124,7 @@
           </w:tcPr>
           <w:p>
             <w:pPr>
-              <w:spacing w:before="0" w:after="60" w:line="247" w:lineRule="auto"/>
+              <w:spacing w:before="20" w:after="40" w:line="240" w:lineRule="auto"/>
               <w:jc w:val="center"/>
             </w:pPr>
             <w:hyperlink r:id="rId13" w:history="1">
@@ -28038,7 +28149,7 @@
           </w:tcPr>
           <w:p>
             <w:pPr>
-              <w:spacing w:before="0" w:after="60" w:line="247" w:lineRule="auto"/>
+              <w:spacing w:before="20" w:after="40" w:line="240" w:lineRule="auto"/>
             </w:pPr>
             <w:hyperlink r:id="rId13" w:history="1">
               <w:r>
@@ -28077,7 +28188,7 @@
           </w:tcPr>
           <w:p>
             <w:pPr>
-              <w:spacing w:before="0" w:after="60" w:line="247" w:lineRule="auto"/>
+              <w:spacing w:before="20" w:after="40" w:line="240" w:lineRule="auto"/>
               <w:jc w:val="center"/>
             </w:pPr>
             <w:hyperlink r:id="rId14" w:history="1">
@@ -28102,7 +28213,7 @@
           </w:tcPr>
           <w:p>
             <w:pPr>
-              <w:spacing w:before="0" w:after="60" w:line="247" w:lineRule="auto"/>
+              <w:spacing w:before="20" w:after="40" w:line="240" w:lineRule="auto"/>
             </w:pPr>
             <w:hyperlink r:id="rId14" w:history="1">
               <w:r>
@@ -28141,7 +28252,7 @@
           </w:tcPr>
           <w:p>
             <w:pPr>
-              <w:spacing w:before="0" w:after="60" w:line="247" w:lineRule="auto"/>
+              <w:spacing w:before="20" w:after="40" w:line="240" w:lineRule="auto"/>
               <w:jc w:val="center"/>
             </w:pPr>
             <w:hyperlink r:id="rId15" w:history="1">
@@ -28166,7 +28277,7 @@
           </w:tcPr>
           <w:p>
             <w:pPr>
-              <w:spacing w:before="0" w:after="60" w:line="247" w:lineRule="auto"/>
+              <w:spacing w:before="20" w:after="40" w:line="240" w:lineRule="auto"/>
             </w:pPr>
             <w:hyperlink r:id="rId15" w:history="1">
               <w:r>
@@ -28234,7 +28345,7 @@
           </w:tcPr>
           <w:p>
             <w:pPr>
-              <w:spacing w:before="0" w:after="60" w:line="247" w:lineRule="auto"/>
+              <w:spacing w:before="20" w:after="40" w:line="240" w:lineRule="auto"/>
               <w:jc w:val="center"/>
             </w:pPr>
             <w:hyperlink r:id="rId16" w:history="1">
@@ -28259,7 +28370,7 @@
           </w:tcPr>
           <w:p>
             <w:pPr>
-              <w:spacing w:before="0" w:after="60" w:line="247" w:lineRule="auto"/>
+              <w:spacing w:before="20" w:after="40" w:line="240" w:lineRule="auto"/>
             </w:pPr>
             <w:hyperlink r:id="rId16" w:history="1">
               <w:r>
@@ -28319,7 +28430,7 @@
           </w:tcPr>
           <w:p>
             <w:pPr>
-              <w:spacing w:before="0" w:after="60" w:line="247" w:lineRule="auto"/>
+              <w:spacing w:before="20" w:after="40" w:line="240" w:lineRule="auto"/>
               <w:jc w:val="center"/>
             </w:pPr>
             <w:hyperlink r:id="rId18" w:history="1">
@@ -28344,7 +28455,7 @@
           </w:tcPr>
           <w:p>
             <w:pPr>
-              <w:spacing w:before="0" w:after="60" w:line="247" w:lineRule="auto"/>
+              <w:spacing w:before="20" w:after="40" w:line="240" w:lineRule="auto"/>
             </w:pPr>
             <w:hyperlink r:id="rId18" w:history="1">
               <w:r>
@@ -28383,7 +28494,7 @@
           </w:tcPr>
           <w:p>
             <w:pPr>
-              <w:spacing w:before="0" w:after="60" w:line="247" w:lineRule="auto"/>
+              <w:spacing w:before="20" w:after="40" w:line="240" w:lineRule="auto"/>
               <w:jc w:val="center"/>
             </w:pPr>
             <w:hyperlink r:id="rId19" w:history="1">
@@ -28408,7 +28519,7 @@
           </w:tcPr>
           <w:p>
             <w:pPr>
-              <w:spacing w:before="0" w:after="60" w:line="247" w:lineRule="auto"/>
+              <w:spacing w:before="20" w:after="40" w:line="240" w:lineRule="auto"/>
             </w:pPr>
             <w:hyperlink r:id="rId19" w:history="1">
               <w:r>
@@ -28447,7 +28558,7 @@
           </w:tcPr>
           <w:p>
             <w:pPr>
-              <w:spacing w:before="0" w:after="60" w:line="247" w:lineRule="auto"/>
+              <w:spacing w:before="20" w:after="40" w:line="240" w:lineRule="auto"/>
               <w:jc w:val="center"/>
             </w:pPr>
             <w:hyperlink r:id="rId20" w:history="1">
@@ -28472,7 +28583,7 @@
           </w:tcPr>
           <w:p>
             <w:pPr>
-              <w:spacing w:before="0" w:after="60" w:line="247" w:lineRule="auto"/>
+              <w:spacing w:before="20" w:after="40" w:line="240" w:lineRule="auto"/>
             </w:pPr>
             <w:hyperlink r:id="rId20" w:history="1">
               <w:r>
@@ -28532,7 +28643,7 @@
           </w:tcPr>
           <w:p>
             <w:pPr>
-              <w:spacing w:before="0" w:after="60" w:line="247" w:lineRule="auto"/>
+              <w:spacing w:before="20" w:after="40" w:line="240" w:lineRule="auto"/>
               <w:jc w:val="center"/>
             </w:pPr>
             <w:hyperlink r:id="rId22" w:history="1">
@@ -28557,7 +28668,7 @@
           </w:tcPr>
           <w:p>
             <w:pPr>
-              <w:spacing w:before="0" w:after="60" w:line="247" w:lineRule="auto"/>
+              <w:spacing w:before="20" w:after="40" w:line="240" w:lineRule="auto"/>
             </w:pPr>
             <w:hyperlink r:id="rId22" w:history="1">
               <w:r>
@@ -28596,7 +28707,7 @@
           </w:tcPr>
           <w:p>
             <w:pPr>
-              <w:spacing w:before="0" w:after="60" w:line="247" w:lineRule="auto"/>
+              <w:spacing w:before="20" w:after="40" w:line="240" w:lineRule="auto"/>
               <w:jc w:val="center"/>
             </w:pPr>
             <w:hyperlink r:id="rId23" w:history="1">
@@ -28621,7 +28732,7 @@
           </w:tcPr>
           <w:p>
             <w:pPr>
-              <w:spacing w:before="0" w:after="60" w:line="247" w:lineRule="auto"/>
+              <w:spacing w:before="20" w:after="40" w:line="240" w:lineRule="auto"/>
             </w:pPr>
             <w:hyperlink r:id="rId23" w:history="1">
               <w:r>
@@ -28660,7 +28771,7 @@
           </w:tcPr>
           <w:p>
             <w:pPr>
-              <w:spacing w:before="0" w:after="60" w:line="247" w:lineRule="auto"/>
+              <w:spacing w:before="20" w:after="40" w:line="240" w:lineRule="auto"/>
               <w:jc w:val="center"/>
             </w:pPr>
             <w:hyperlink r:id="rId24" w:history="1">
@@ -28685,7 +28796,7 @@
           </w:tcPr>
           <w:p>
             <w:pPr>
-              <w:spacing w:before="0" w:after="60" w:line="247" w:lineRule="auto"/>
+              <w:spacing w:before="20" w:after="40" w:line="240" w:lineRule="auto"/>
             </w:pPr>
             <w:hyperlink r:id="rId24" w:history="1">
               <w:r>
@@ -28724,7 +28835,7 @@
           </w:tcPr>
           <w:p>
             <w:pPr>
-              <w:spacing w:before="0" w:after="60" w:line="247" w:lineRule="auto"/>
+              <w:spacing w:before="20" w:after="40" w:line="240" w:lineRule="auto"/>
               <w:jc w:val="center"/>
             </w:pPr>
             <w:hyperlink r:id="rId25" w:history="1">
@@ -28749,7 +28860,7 @@
           </w:tcPr>
           <w:p>
             <w:pPr>
-              <w:spacing w:before="0" w:after="60" w:line="247" w:lineRule="auto"/>
+              <w:spacing w:before="20" w:after="40" w:line="240" w:lineRule="auto"/>
             </w:pPr>
             <w:hyperlink r:id="rId25" w:history="1">
               <w:r>
@@ -28851,7 +28962,7 @@
           </w:tcPr>
           <w:p>
             <w:pPr>
-              <w:spacing w:before="0" w:after="60" w:line="247" w:lineRule="auto"/>
+              <w:spacing w:before="20" w:after="40" w:line="240" w:lineRule="auto"/>
               <w:jc w:val="center"/>
             </w:pPr>
             <w:hyperlink r:id="rId29" w:history="1">
@@ -28876,7 +28987,7 @@
           </w:tcPr>
           <w:p>
             <w:pPr>
-              <w:spacing w:before="0" w:after="60" w:line="247" w:lineRule="auto"/>
+              <w:spacing w:before="20" w:after="40" w:line="240" w:lineRule="auto"/>
             </w:pPr>
             <w:hyperlink r:id="rId29" w:history="1">
               <w:r>
@@ -28936,7 +29047,7 @@
           </w:tcPr>
           <w:p>
             <w:pPr>
-              <w:spacing w:before="0" w:after="60" w:line="247" w:lineRule="auto"/>
+              <w:spacing w:before="20" w:after="40" w:line="240" w:lineRule="auto"/>
               <w:jc w:val="center"/>
             </w:pPr>
             <w:hyperlink r:id="rId31" w:history="1">
@@ -28961,7 +29072,7 @@
           </w:tcPr>
           <w:p>
             <w:pPr>
-              <w:spacing w:before="0" w:after="60" w:line="247" w:lineRule="auto"/>
+              <w:spacing w:before="20" w:after="40" w:line="240" w:lineRule="auto"/>
             </w:pPr>
             <w:hyperlink r:id="rId31" w:history="1">
               <w:r>
@@ -29000,7 +29111,7 @@
           </w:tcPr>
           <w:p>
             <w:pPr>
-              <w:spacing w:before="0" w:after="60" w:line="247" w:lineRule="auto"/>
+              <w:spacing w:before="20" w:after="40" w:line="240" w:lineRule="auto"/>
               <w:jc w:val="center"/>
             </w:pPr>
             <w:hyperlink r:id="rId32" w:history="1">
@@ -29025,7 +29136,7 @@
           </w:tcPr>
           <w:p>
             <w:pPr>
-              <w:spacing w:before="0" w:after="60" w:line="247" w:lineRule="auto"/>
+              <w:spacing w:before="20" w:after="40" w:line="240" w:lineRule="auto"/>
             </w:pPr>
             <w:hyperlink r:id="rId32" w:history="1">
               <w:r>
@@ -29061,6 +29172,9 @@
             <w:tcW w:type="dxa" w:w="1020"/>
           </w:tcPr>
           <w:p>
+            <w:pPr>
+              <w:spacing w:before="20" w:after="40" w:line="240" w:lineRule="auto"/>
+            </w:pPr>
             <w:r>
               <w:rPr>
                 <w:sz w:val="18"/>
@@ -29074,6 +29188,9 @@
             <w:tcW w:type="dxa" w:w="8844"/>
           </w:tcPr>
           <w:p>
+            <w:pPr>
+              <w:spacing w:before="20" w:after="40" w:line="240" w:lineRule="auto"/>
+            </w:pPr>
             <w:r>
               <w:rPr>
                 <w:sz w:val="18"/>
@@ -29102,6 +29219,9 @@
             <w:tcW w:type="dxa" w:w="1020"/>
           </w:tcPr>
           <w:p>
+            <w:pPr>
+              <w:spacing w:before="20" w:after="40" w:line="240" w:lineRule="auto"/>
+            </w:pPr>
             <w:r>
               <w:rPr>
                 <w:sz w:val="18"/>
@@ -29115,6 +29235,9 @@
             <w:tcW w:type="dxa" w:w="8844"/>
           </w:tcPr>
           <w:p>
+            <w:pPr>
+              <w:spacing w:before="20" w:after="40" w:line="240" w:lineRule="auto"/>
+            </w:pPr>
             <w:r>
               <w:rPr>
                 <w:sz w:val="18"/>
@@ -29143,6 +29266,9 @@
             <w:tcW w:type="dxa" w:w="1020"/>
           </w:tcPr>
           <w:p>
+            <w:pPr>
+              <w:spacing w:before="20" w:after="40" w:line="240" w:lineRule="auto"/>
+            </w:pPr>
             <w:r>
               <w:rPr>
                 <w:sz w:val="18"/>
@@ -29156,6 +29282,9 @@
             <w:tcW w:type="dxa" w:w="8844"/>
           </w:tcPr>
           <w:p>
+            <w:pPr>
+              <w:spacing w:before="20" w:after="40" w:line="240" w:lineRule="auto"/>
+            </w:pPr>
             <w:r>
               <w:rPr>
                 <w:sz w:val="18"/>
@@ -29184,6 +29313,9 @@
             <w:tcW w:type="dxa" w:w="1020"/>
           </w:tcPr>
           <w:p>
+            <w:pPr>
+              <w:spacing w:before="20" w:after="40" w:line="240" w:lineRule="auto"/>
+            </w:pPr>
             <w:r>
               <w:rPr>
                 <w:sz w:val="18"/>
@@ -29197,6 +29329,9 @@
             <w:tcW w:type="dxa" w:w="8844"/>
           </w:tcPr>
           <w:p>
+            <w:pPr>
+              <w:spacing w:before="20" w:after="40" w:line="240" w:lineRule="auto"/>
+            </w:pPr>
             <w:r>
               <w:rPr>
                 <w:sz w:val="18"/>
@@ -29259,7 +29394,7 @@
       <w:rPr>
         <w:sz w:val="16"/>
       </w:rPr>
-      <w:t xml:space="preserve">Version 1.6   |   24 October 2026   |   Page </w:t>
+      <w:t xml:space="preserve">Version 1.7   |   24 October 2026   |   Page </w:t>
     </w:r>
     <w:r>
       <w:rPr>
